--- a/zht/docx/189.content.docx
+++ b/zht/docx/189.content.docx
@@ -149,7 +149,7 @@
         <w:rPr>
           <w:lang w:val="zh_TW" w:bidi="zh_TW"/>
         </w:rPr>
-        <w:t>zhu</w:t>
+        <w:t>yong</w:t>
       </w:r>
       <w:r>
         <w:rPr>
@@ -212,23 +212,12 @@
         <w:rPr>
           <w:lang w:val="zh_TW" w:bidi="zh_TW"/>
         </w:rPr>
-        <w:t>諸水</w:t>
-      </w:r>
-      <w:r>
-        <w:rPr>
-          <w:lang w:val="zh_TW" w:bidi="zh_TW"/>
-        </w:rPr>
-      </w:r>
-    </w:p>
-    <w:p>
-      <w:pPr>
-        <w:pStyle w:val="Heading2"/>
-      </w:pPr>
-      <w:r>
-        <w:rPr>
-          <w:lang w:val="zh_TW" w:bidi="zh_TW"/>
-        </w:rPr>
-        <w:t>混亂之水（譯註：和合本譯為「諸水」）</w:t>
+        <w:t>永恆</w:t>
+      </w:r>
+      <w:r>
+        <w:rPr>
+          <w:lang w:val="zh_TW" w:bidi="zh_TW"/>
+        </w:rPr>
       </w:r>
     </w:p>
     <w:p>
@@ -242,19 +231,32 @@
         <w:rPr>
           <w:lang w:val="zh_TW" w:bidi="zh_TW"/>
         </w:rPr>
-        <w:t>在古代思想中，水被分為兩半。世界位於「水面上」和「水面下」之間，水面下又稱為「淵</w:t>
-      </w:r>
-      <w:r>
-        <w:rPr>
-          <w:lang w:val="zh_TW" w:bidi="zh_TW"/>
-        </w:rPr>
-        <w:t>面</w:t>
-      </w:r>
-      <w:r>
-        <w:rPr>
-          <w:lang w:val="zh_TW" w:bidi="zh_TW"/>
-        </w:rPr>
-        <w:t>」（</w:t>
+        <w:t>指無始無終的時間。</w:t>
+      </w:r>
+    </w:p>
+    <w:p>
+      <w:pPr>
+        <w:pStyle w:val="Heading3"/>
+      </w:pPr>
+      <w:r>
+        <w:rPr>
+          <w:lang w:val="zh_TW" w:bidi="zh_TW"/>
+        </w:rPr>
+        <w:t>舊約聖經中的永恆</w:t>
+      </w:r>
+    </w:p>
+    <w:p>
+      <w:pPr/>
+      <w:r>
+        <w:rPr>
+          <w:lang w:val="zh_TW" w:bidi="zh_TW"/>
+        </w:rPr>
+      </w:r>
+      <w:r>
+        <w:rPr>
+          <w:lang w:val="zh_TW" w:bidi="zh_TW"/>
+        </w:rPr>
+        <w:t>舊約聖經中並沒有一個與英文 「eternity（永恆）」完全對應的單字。相反，聖經多以「世世代代」、「從永遠到永遠」等片語來表達這一概念。由於人們認為神是創造並掌管歷史的神的這個概念，人們因此相信神的生命沒有終結，故聖經稱神為「永生的」（見</w:t>
       </w:r>
       <w:hyperlink r:id="rId13">
         <w:r>
@@ -265,62 +267,14 @@
             <w:color w:val="0000EE"/>
             <w:u w:val="single"/>
           </w:rPr>
-          <w:t>創1:1–2、6–7</w:t>
+          <w:t>創21:33</w:t>
         </w:r>
       </w:hyperlink>
       <w:r>
         <w:rPr>
           <w:lang w:val="zh_TW" w:bidi="zh_TW"/>
         </w:rPr>
-        <w:t>）。</w:t>
-      </w:r>
-      <w:r>
-        <w:rPr>
-          <w:lang w:val="zh_TW" w:bidi="zh_TW"/>
-        </w:rPr>
-      </w:r>
-      <w:r>
-        <w:rPr>
-          <w:lang w:val="zh_TW" w:bidi="zh_TW"/>
-        </w:rPr>
-      </w:r>
-    </w:p>
-    <w:p>
-      <w:pPr/>
-      <w:r>
-        <w:rPr>
-          <w:lang w:val="zh_TW" w:bidi="zh_TW"/>
-        </w:rPr>
-      </w:r>
-    </w:p>
-    <w:p>
-      <w:pPr>
-        <w:pStyle w:val="Heading2"/>
-      </w:pPr>
-      <w:r>
-        <w:rPr>
-          <w:lang w:val="zh_TW" w:bidi="zh_TW"/>
-        </w:rPr>
-        <w:t>主餐（聖餐）</w:t>
-      </w:r>
-      <w:r>
-        <w:rPr>
-          <w:lang w:val="zh_TW" w:bidi="zh_TW"/>
-        </w:rPr>
-      </w:r>
-    </w:p>
-    <w:p>
-      <w:pPr/>
-      <w:r>
-        <w:rPr>
-          <w:lang w:val="zh_TW" w:bidi="zh_TW"/>
-        </w:rPr>
-      </w:r>
-      <w:r>
-        <w:rPr>
-          <w:lang w:val="zh_TW" w:bidi="zh_TW"/>
-        </w:rPr>
-        <w:t>耶穌在被逮捕、受審和死亡的幾個小時前，與祂的門徒分享的晚餐（因此常被稱為「最後的晚餐」）；基督徒稱之為主餐，是一個有餅和酒的儀式（</w:t>
+        <w:t>；</w:t>
       </w:r>
       <w:hyperlink r:id="rId14">
         <w:r>
@@ -331,14 +285,14 @@
             <w:color w:val="0000EE"/>
             <w:u w:val="single"/>
           </w:rPr>
-          <w:t>林前11:20</w:t>
+          <w:t>賽26:4</w:t>
         </w:r>
       </w:hyperlink>
       <w:r>
         <w:rPr>
           <w:lang w:val="zh_TW" w:bidi="zh_TW"/>
         </w:rPr>
-        <w:t>），又叫擘餅（</w:t>
+        <w:t>，</w:t>
       </w:r>
       <w:hyperlink r:id="rId15">
         <w:r>
@@ -349,14 +303,39 @@
             <w:color w:val="0000EE"/>
             <w:u w:val="single"/>
           </w:rPr>
-          <w:t>徒2:42、46</w:t>
+          <w:t>40:28</w:t>
         </w:r>
       </w:hyperlink>
       <w:r>
         <w:rPr>
           <w:lang w:val="zh_TW" w:bidi="zh_TW"/>
         </w:rPr>
-        <w:t>，</w:t>
+        <w:t>）。希伯來人清楚知道神是永生的，與人不同；人的生命在地上則是有限的。</w:t>
+      </w:r>
+    </w:p>
+    <w:p>
+      <w:pPr>
+        <w:pStyle w:val="Heading3"/>
+      </w:pPr>
+      <w:r>
+        <w:rPr>
+          <w:lang w:val="zh_TW" w:bidi="zh_TW"/>
+        </w:rPr>
+        <w:t>新約聖經中的永恆</w:t>
+      </w:r>
+    </w:p>
+    <w:p>
+      <w:pPr/>
+      <w:r>
+        <w:rPr>
+          <w:lang w:val="zh_TW" w:bidi="zh_TW"/>
+        </w:rPr>
+      </w:r>
+      <w:r>
+        <w:rPr>
+          <w:lang w:val="zh_TW" w:bidi="zh_TW"/>
+        </w:rPr>
+        <w:t>新約聖經延續了猶太教與舊約聖經的觀念。在希臘文中，有一個詞既可用來描述時間的時代，也可用來表達神永恆的本性。例如，</w:t>
       </w:r>
       <w:hyperlink r:id="rId16">
         <w:r>
@@ -367,86 +346,14 @@
             <w:color w:val="0000EE"/>
             <w:u w:val="single"/>
           </w:rPr>
-          <w:t>20:7</w:t>
+          <w:t>羅馬書十六章26節</w:t>
         </w:r>
       </w:hyperlink>
       <w:r>
         <w:rPr>
           <w:lang w:val="zh_TW" w:bidi="zh_TW"/>
         </w:rPr>
-        <w:t>）、聖餐（來自於</w:t>
-      </w:r>
-      <w:hyperlink r:id="rId17">
-        <w:r>
-          <w:rPr>
-            <w:lang w:val="zh_TW" w:bidi="zh_TW"/>
-          </w:rPr>
-          <w:rPr>
-            <w:color w:val="0000EE"/>
-            <w:u w:val="single"/>
-          </w:rPr>
-          <w:t>林前10:16</w:t>
-        </w:r>
-      </w:hyperlink>
-      <w:r>
-        <w:rPr>
-          <w:lang w:val="zh_TW" w:bidi="zh_TW"/>
-        </w:rPr>
-        <w:t>的表達）、感恩（希臘文中「感恩」的詞，見</w:t>
-      </w:r>
-      <w:hyperlink r:id="rId18">
-        <w:r>
-          <w:rPr>
-            <w:lang w:val="zh_TW" w:bidi="zh_TW"/>
-          </w:rPr>
-          <w:rPr>
-            <w:color w:val="0000EE"/>
-            <w:u w:val="single"/>
-          </w:rPr>
-          <w:t>可14:23</w:t>
-        </w:r>
-      </w:hyperlink>
-      <w:r>
-        <w:rPr>
-          <w:lang w:val="zh_TW" w:bidi="zh_TW"/>
-        </w:rPr>
-        <w:t>）或崇拜。使徒保羅談到他從主所「領受的」晚餐是設立「在他被賣的那一夜」。像路加一樣，保羅給予他的門徒從主來的命令：「你們要如此行，為的是記念我」（</w:t>
-      </w:r>
-      <w:hyperlink r:id="rId19">
-        <w:r>
-          <w:rPr>
-            <w:lang w:val="zh_TW" w:bidi="zh_TW"/>
-          </w:rPr>
-          <w:rPr>
-            <w:color w:val="0000EE"/>
-            <w:u w:val="single"/>
-          </w:rPr>
-          <w:t>林前11:24–25</w:t>
-        </w:r>
-      </w:hyperlink>
-      <w:r>
-        <w:rPr>
-          <w:lang w:val="zh_TW" w:bidi="zh_TW"/>
-        </w:rPr>
-        <w:t>）。根據</w:t>
-      </w:r>
-      <w:hyperlink r:id="rId20">
-        <w:r>
-          <w:rPr>
-            <w:lang w:val="zh_TW" w:bidi="zh_TW"/>
-          </w:rPr>
-          <w:rPr>
-            <w:color w:val="0000EE"/>
-            <w:u w:val="single"/>
-          </w:rPr>
-          <w:t>使徒行傳第二章</w:t>
-        </w:r>
-      </w:hyperlink>
-      <w:r>
-        <w:rPr>
-          <w:lang w:val="zh_TW" w:bidi="zh_TW"/>
-        </w:rPr>
-        <w:t>，早期基督徒從教會一開始就定期聚會進行「擘餅」。</w:t>
+        <w:t>中譯為「永生」的詞，源自希臘文「eon」，其含義為「時代」或「長久的時期」。</w:t>
       </w:r>
     </w:p>
     <w:p>
@@ -460,7 +367,7 @@
         <w:rPr>
           <w:lang w:val="zh_TW" w:bidi="zh_TW"/>
         </w:rPr>
-        <w:t>概述</w:t>
+        <w:t>神掌管一切時代，祂無始無終，並為人有限的生命賦予秩序與意義。新約聖經也教導我們，時間終將有終結；這一點補充了舊約聖經中關於神創造萬物的教導，使人更加明白神的永恆——祂在萬物之前存有，也必在萬物之後仍然存有。</w:t>
       </w:r>
     </w:p>
     <w:p>
@@ -474,1817 +381,7 @@
         <w:rPr>
           <w:lang w:val="zh_TW" w:bidi="zh_TW"/>
         </w:rPr>
-        <w:t>• 主餐設立的記載</w:t>
-      </w:r>
-    </w:p>
-    <w:p>
-      <w:pPr/>
-      <w:r>
-        <w:rPr>
-          <w:lang w:val="zh_TW" w:bidi="zh_TW"/>
-        </w:rPr>
-      </w:r>
-      <w:r>
-        <w:rPr>
-          <w:lang w:val="zh_TW" w:bidi="zh_TW"/>
-        </w:rPr>
-        <w:t>• 設立的時間</w:t>
-      </w:r>
-    </w:p>
-    <w:p>
-      <w:pPr/>
-      <w:r>
-        <w:rPr>
-          <w:lang w:val="zh_TW" w:bidi="zh_TW"/>
-        </w:rPr>
-      </w:r>
-      <w:r>
-        <w:rPr>
-          <w:lang w:val="zh_TW" w:bidi="zh_TW"/>
-        </w:rPr>
-        <w:t>• 設立的經文和行動</w:t>
-      </w:r>
-    </w:p>
-    <w:p>
-      <w:pPr/>
-      <w:r>
-        <w:rPr>
-          <w:lang w:val="zh_TW" w:bidi="zh_TW"/>
-        </w:rPr>
-      </w:r>
-      <w:r>
-        <w:rPr>
-          <w:lang w:val="zh_TW" w:bidi="zh_TW"/>
-        </w:rPr>
-        <w:t>• 早期教會的實踐</w:t>
-      </w:r>
-    </w:p>
-    <w:p>
-      <w:pPr/>
-      <w:r>
-        <w:rPr>
-          <w:lang w:val="zh_TW" w:bidi="zh_TW"/>
-        </w:rPr>
-      </w:r>
-      <w:r>
-        <w:rPr>
-          <w:lang w:val="zh_TW" w:bidi="zh_TW"/>
-        </w:rPr>
-        <w:t>• 保羅的教導</w:t>
-      </w:r>
-    </w:p>
-    <w:p>
-      <w:pPr>
-        <w:pStyle w:val="Heading3"/>
-      </w:pPr>
-      <w:r>
-        <w:rPr>
-          <w:lang w:val="zh_TW" w:bidi="zh_TW"/>
-        </w:rPr>
-        <w:t>設立的記載</w:t>
-      </w:r>
-    </w:p>
-    <w:p>
-      <w:pPr/>
-      <w:r>
-        <w:rPr>
-          <w:lang w:val="zh_TW" w:bidi="zh_TW"/>
-        </w:rPr>
-      </w:r>
-      <w:r>
-        <w:rPr>
-          <w:lang w:val="zh_TW" w:bidi="zh_TW"/>
-        </w:rPr>
-        <w:t>主餐（聖餐）的設立記錄在</w:t>
-      </w:r>
-      <w:hyperlink r:id="rId21">
-        <w:r>
-          <w:rPr>
-            <w:lang w:val="zh_TW" w:bidi="zh_TW"/>
-          </w:rPr>
-          <w:rPr>
-            <w:color w:val="0000EE"/>
-            <w:u w:val="single"/>
-          </w:rPr>
-          <w:t>馬太福音二十六章26</w:t>
-        </w:r>
-      </w:hyperlink>
-      <w:hyperlink r:id="rId22">
-        <w:r>
-          <w:rPr>
-            <w:lang w:val="zh_TW" w:bidi="zh_TW"/>
-          </w:rPr>
-          <w:rPr>
-            <w:color w:val="0000EE"/>
-            <w:u w:val="single"/>
-          </w:rPr>
-          <w:t>至</w:t>
-        </w:r>
-      </w:hyperlink>
-      <w:hyperlink r:id="rId21">
-        <w:r>
-          <w:rPr>
-            <w:lang w:val="zh_TW" w:bidi="zh_TW"/>
-          </w:rPr>
-          <w:rPr>
-            <w:color w:val="0000EE"/>
-            <w:u w:val="single"/>
-          </w:rPr>
-          <w:t>30節</w:t>
-        </w:r>
-      </w:hyperlink>
-      <w:r>
-        <w:rPr>
-          <w:lang w:val="zh_TW" w:bidi="zh_TW"/>
-        </w:rPr>
-        <w:t>，</w:t>
-      </w:r>
-      <w:hyperlink r:id="rId22">
-        <w:r>
-          <w:rPr>
-            <w:lang w:val="zh_TW" w:bidi="zh_TW"/>
-          </w:rPr>
-          <w:rPr>
-            <w:color w:val="0000EE"/>
-            <w:u w:val="single"/>
-          </w:rPr>
-          <w:t>馬可福音十四章22至26節</w:t>
-        </w:r>
-      </w:hyperlink>
-      <w:r>
-        <w:rPr>
-          <w:lang w:val="zh_TW" w:bidi="zh_TW"/>
-        </w:rPr>
-        <w:t>，和</w:t>
-      </w:r>
-      <w:hyperlink r:id="rId23">
-        <w:r>
-          <w:rPr>
-            <w:lang w:val="zh_TW" w:bidi="zh_TW"/>
-          </w:rPr>
-          <w:rPr>
-            <w:color w:val="0000EE"/>
-            <w:u w:val="single"/>
-          </w:rPr>
-          <w:t>路加福音二十二章14至20節</w:t>
-        </w:r>
-      </w:hyperlink>
-      <w:r>
-        <w:rPr>
-          <w:lang w:val="zh_TW" w:bidi="zh_TW"/>
-        </w:rPr>
-        <w:t>。約翰福音（</w:t>
-      </w:r>
-      <w:hyperlink r:id="rId24">
-        <w:r>
-          <w:rPr>
-            <w:lang w:val="zh_TW" w:bidi="zh_TW"/>
-          </w:rPr>
-          <w:rPr>
-            <w:color w:val="0000EE"/>
-            <w:u w:val="single"/>
-          </w:rPr>
-          <w:t>十三</w:t>
-        </w:r>
-      </w:hyperlink>
-      <w:r>
-        <w:rPr>
-          <w:lang w:val="zh_TW" w:bidi="zh_TW"/>
-        </w:rPr>
-        <w:t>章）講述了耶穌與門徒共進最後晚餐、祂為門徒洗腳及相關教導，但沒有提到祂設立聖餐。許多人認為主餐（聖餐）反映在</w:t>
-      </w:r>
-      <w:hyperlink r:id="rId25">
-        <w:r>
-          <w:rPr>
-            <w:lang w:val="zh_TW" w:bidi="zh_TW"/>
-          </w:rPr>
-          <w:rPr>
-            <w:color w:val="0000EE"/>
-            <w:u w:val="single"/>
-          </w:rPr>
-          <w:t>約翰福音第六章</w:t>
-        </w:r>
-      </w:hyperlink>
-      <w:r>
-        <w:rPr>
-          <w:lang w:val="zh_TW" w:bidi="zh_TW"/>
-        </w:rPr>
-        <w:t>的教導中，這是在餵飽五千人的神蹟之後，於耶穌談到自己是「生命的糧」時，但這個假設有待商榷。</w:t>
-      </w:r>
-      <w:hyperlink r:id="rId26">
-        <w:r>
-          <w:rPr>
-            <w:lang w:val="zh_TW" w:bidi="zh_TW"/>
-          </w:rPr>
-          <w:rPr>
-            <w:color w:val="0000EE"/>
-            <w:u w:val="single"/>
-          </w:rPr>
-          <w:t>哥林多前書十一章23至26節</w:t>
-        </w:r>
-      </w:hyperlink>
-      <w:r>
-        <w:rPr>
-          <w:lang w:val="zh_TW" w:bidi="zh_TW"/>
-        </w:rPr>
-        <w:t>提供了聖餐設立的保羅版本，他稱之為「領受」和「傳」給哥林多的基督徒。</w:t>
-      </w:r>
-    </w:p>
-    <w:p>
-      <w:pPr/>
-      <w:r>
-        <w:rPr>
-          <w:lang w:val="zh_TW" w:bidi="zh_TW"/>
-        </w:rPr>
-      </w:r>
-      <w:r>
-        <w:rPr>
-          <w:lang w:val="zh_TW" w:bidi="zh_TW"/>
-        </w:rPr>
-        <w:t>在</w:t>
-      </w:r>
-      <w:hyperlink r:id="rId27">
-        <w:r>
-          <w:rPr>
-            <w:lang w:val="zh_TW" w:bidi="zh_TW"/>
-          </w:rPr>
-          <w:rPr>
-            <w:color w:val="0000EE"/>
-            <w:u w:val="single"/>
-          </w:rPr>
-          <w:t>路加福音二十二章17至18節</w:t>
-        </w:r>
-      </w:hyperlink>
-      <w:r>
-        <w:rPr>
-          <w:lang w:val="zh_TW" w:bidi="zh_TW"/>
-        </w:rPr>
-        <w:t>，據說耶穌將杯遞給門徒，並說：「你們拿這個，大家分著喝。」然後拿起餅，遞給他們。在大多數早期抄本中，餅之後還有第二個杯。路加福音與其它福音書和保羅版本的不同之處，有多種解釋，但無論是在晚餐中有兩個酒杯，還是餅和酒的順序不同，對於聖餐設立的事實和意義並無本質上的影響。</w:t>
-      </w:r>
-    </w:p>
-    <w:p>
-      <w:pPr>
-        <w:pStyle w:val="Heading3"/>
-      </w:pPr>
-      <w:r>
-        <w:rPr>
-          <w:lang w:val="zh_TW" w:bidi="zh_TW"/>
-        </w:rPr>
-        <w:t>設立的時間</w:t>
-      </w:r>
-    </w:p>
-    <w:p>
-      <w:pPr/>
-      <w:r>
-        <w:rPr>
-          <w:lang w:val="zh_TW" w:bidi="zh_TW"/>
-        </w:rPr>
-      </w:r>
-      <w:r>
-        <w:rPr>
-          <w:lang w:val="zh_TW" w:bidi="zh_TW"/>
-        </w:rPr>
-        <w:t>三本福音書和哥林多前書的敘述中，都提到主餐的設立是在耶穌被捕前幾個小時的最後晚餐中進行的。四本福音書都在這個背境中，講述了耶穌對門徒所說的話、關於猶大的背叛以及耶穌告訴彼得他將否認主這事。馬太（</w:t>
-      </w:r>
-      <w:hyperlink r:id="rId28">
-        <w:r>
-          <w:rPr>
-            <w:lang w:val="zh_TW" w:bidi="zh_TW"/>
-          </w:rPr>
-          <w:rPr>
-            <w:color w:val="0000EE"/>
-            <w:u w:val="single"/>
-          </w:rPr>
-          <w:t>太26:17–20</w:t>
-        </w:r>
-      </w:hyperlink>
-      <w:r>
-        <w:rPr>
-          <w:lang w:val="zh_TW" w:bidi="zh_TW"/>
-        </w:rPr>
-        <w:t>）、馬可（</w:t>
-      </w:r>
-      <w:hyperlink r:id="rId29">
-        <w:r>
-          <w:rPr>
-            <w:lang w:val="zh_TW" w:bidi="zh_TW"/>
-          </w:rPr>
-          <w:rPr>
-            <w:color w:val="0000EE"/>
-            <w:u w:val="single"/>
-          </w:rPr>
-          <w:t>可14:12–17</w:t>
-        </w:r>
-      </w:hyperlink>
-      <w:r>
-        <w:rPr>
-          <w:lang w:val="zh_TW" w:bidi="zh_TW"/>
-        </w:rPr>
-        <w:t>）和路加（</w:t>
-      </w:r>
-      <w:hyperlink r:id="rId30">
-        <w:r>
-          <w:rPr>
-            <w:lang w:val="zh_TW" w:bidi="zh_TW"/>
-          </w:rPr>
-          <w:rPr>
-            <w:color w:val="0000EE"/>
-            <w:u w:val="single"/>
-          </w:rPr>
-          <w:t>路22:7–14</w:t>
-        </w:r>
-      </w:hyperlink>
-      <w:r>
-        <w:rPr>
-          <w:lang w:val="zh_TW" w:bidi="zh_TW"/>
-        </w:rPr>
-        <w:t>）都明確表示這最後的晚餐是由門徒準備的，耶穌與他們一起享用逾越節的晚餐。約翰則提到這是在逾越節前發生的，然後提到在耶穌受審於彼拉多面前時，猶太領袖「</w:t>
-      </w:r>
-      <w:r>
-        <w:rPr>
-          <w:lang w:val="zh_TW" w:bidi="zh_TW"/>
-        </w:rPr>
-        <w:t>他們自己卻不進衙門，恐怕染了污穢，不能吃逾越節的筵席。</w:t>
-      </w:r>
-      <w:r>
-        <w:rPr>
-          <w:lang w:val="zh_TW" w:bidi="zh_TW"/>
-        </w:rPr>
-        <w:t>」（</w:t>
-      </w:r>
-      <w:hyperlink r:id="rId31">
-        <w:r>
-          <w:rPr>
-            <w:lang w:val="zh_TW" w:bidi="zh_TW"/>
-          </w:rPr>
-          <w:rPr>
-            <w:color w:val="0000EE"/>
-            <w:u w:val="single"/>
-          </w:rPr>
-          <w:t>約13:1</w:t>
-        </w:r>
-      </w:hyperlink>
-      <w:r>
-        <w:rPr>
-          <w:lang w:val="zh_TW" w:bidi="zh_TW"/>
-        </w:rPr>
-        <w:t>，</w:t>
-      </w:r>
-      <w:hyperlink r:id="rId32">
-        <w:r>
-          <w:rPr>
-            <w:lang w:val="zh_TW" w:bidi="zh_TW"/>
-          </w:rPr>
-          <w:rPr>
-            <w:color w:val="0000EE"/>
-            <w:u w:val="single"/>
-          </w:rPr>
-          <w:t>18:28</w:t>
-        </w:r>
-      </w:hyperlink>
-      <w:r>
-        <w:rPr>
-          <w:lang w:val="zh_TW" w:bidi="zh_TW"/>
-        </w:rPr>
-        <w:t>）。</w:t>
-      </w:r>
-    </w:p>
-    <w:p>
-      <w:pPr/>
-      <w:r>
-        <w:rPr>
-          <w:lang w:val="zh_TW" w:bidi="zh_TW"/>
-        </w:rPr>
-      </w:r>
-      <w:r>
-        <w:rPr>
-          <w:lang w:val="zh_TW" w:bidi="zh_TW"/>
-        </w:rPr>
-        <w:t>學者對於約翰和其它福音書之間的這個差異，提供了各種解釋，例如，不同的猶太人群體在不同的時間慶祝逾越節，樓房上（upper room）的晚餐並不是嚴格的逾越節，而是在逾越節當季的聚餐而已，也或者耶穌出於祂自己的特殊原因，故意選擇在正常時間之前慶祝逾越節。</w:t>
-      </w:r>
-      <w:hyperlink r:id="rId33">
-        <w:r>
-          <w:rPr>
-            <w:lang w:val="zh_TW" w:bidi="zh_TW"/>
-          </w:rPr>
-          <w:rPr>
-            <w:color w:val="0000EE"/>
-            <w:u w:val="single"/>
-          </w:rPr>
-          <w:t>路加福音二十二章15節</w:t>
-        </w:r>
-      </w:hyperlink>
-      <w:r>
-        <w:rPr>
-          <w:lang w:val="zh_TW" w:bidi="zh_TW"/>
-        </w:rPr>
-        <w:t>記載了祂的話：「</w:t>
-      </w:r>
-      <w:r>
-        <w:rPr>
-          <w:lang w:val="zh_TW" w:bidi="zh_TW"/>
-        </w:rPr>
-        <w:t>我很願意在受害以先和你們吃這逾越節的筵席。</w:t>
-      </w:r>
-      <w:r>
-        <w:rPr>
-          <w:lang w:val="zh_TW" w:bidi="zh_TW"/>
-        </w:rPr>
-        <w:t>」然而，無論如何解釋各福音書之間的差異，時間應是何時等，最後的晚餐仍然具有逾越節餐的意義。</w:t>
-      </w:r>
-    </w:p>
-    <w:p>
-      <w:pPr/>
-      <w:r>
-        <w:rPr>
-          <w:lang w:val="zh_TW" w:bidi="zh_TW"/>
-        </w:rPr>
-      </w:r>
-      <w:r>
-        <w:rPr>
-          <w:lang w:val="zh_TW" w:bidi="zh_TW"/>
-        </w:rPr>
-        <w:t>因此，慶祝逾越節作為舊約的節日，與慶祝主餐作為新約的節日，兩者毫無疑問的有相似之處。前者懷著感恩的心，回顧百姓因神的作為而從埃及獲得救贖和自由，這與逾越節羔羊的獻祭有關。後者懷著感恩的心，回顧神藉著基督的獻祭所施行的救贖。使徒保羅將兩者聯繫起來：「</w:t>
-      </w:r>
-      <w:r>
-        <w:rPr>
-          <w:lang w:val="zh_TW" w:bidi="zh_TW"/>
-        </w:rPr>
-        <w:t>因為我們逾越節的羔羊基督已經被殺獻祭了</w:t>
-      </w:r>
-      <w:r>
-        <w:rPr>
-          <w:lang w:val="zh_TW" w:bidi="zh_TW"/>
-        </w:rPr>
-        <w:t>」(</w:t>
-      </w:r>
-      <w:hyperlink r:id="rId34">
-        <w:r>
-          <w:rPr>
-            <w:lang w:val="zh_TW" w:bidi="zh_TW"/>
-          </w:rPr>
-          <w:rPr>
-            <w:color w:val="0000EE"/>
-            <w:u w:val="single"/>
-          </w:rPr>
-          <w:t>林前5:7</w:t>
-        </w:r>
-      </w:hyperlink>
-      <w:r>
-        <w:rPr>
-          <w:lang w:val="zh_TW" w:bidi="zh_TW"/>
-        </w:rPr>
-        <w:t>)。</w:t>
-      </w:r>
-    </w:p>
-    <w:p>
-      <w:pPr>
-        <w:pStyle w:val="Heading3"/>
-      </w:pPr>
-      <w:r>
-        <w:rPr>
-          <w:lang w:val="zh_TW" w:bidi="zh_TW"/>
-        </w:rPr>
-        <w:t>設立的經文和行動</w:t>
-      </w:r>
-    </w:p>
-    <w:p>
-      <w:pPr/>
-      <w:r>
-        <w:rPr>
-          <w:lang w:val="zh_TW" w:bidi="zh_TW"/>
-        </w:rPr>
-      </w:r>
-      <w:r>
-        <w:rPr>
-          <w:lang w:val="zh_TW" w:bidi="zh_TW"/>
-        </w:rPr>
-        <w:t>將最後的晚餐與逾越節聯繫起來，顯示了舊約背景對我們理解主餐（聖餐）意義的重要性。舊約背景同樣重要，因為它有助於理解耶穌在</w:t>
-      </w:r>
-      <w:r>
-        <w:rPr>
-          <w:lang w:val="zh_TW" w:bidi="zh_TW"/>
-        </w:rPr>
-        <w:t>樓房上</w:t>
-      </w:r>
-      <w:r>
-        <w:rPr>
-          <w:lang w:val="zh_TW" w:bidi="zh_TW"/>
-        </w:rPr>
-        <w:t>的言行。</w:t>
-      </w:r>
-    </w:p>
-    <w:p>
-      <w:pPr>
-        <w:pStyle w:val="Heading4"/>
-      </w:pPr>
-      <w:r>
-        <w:rPr>
-          <w:lang w:val="zh_TW" w:bidi="zh_TW"/>
-        </w:rPr>
-        <w:t>「這是我的身體。」</w:t>
-      </w:r>
-    </w:p>
-    <w:p>
-      <w:pPr/>
-      <w:r>
-        <w:rPr>
-          <w:lang w:val="zh_TW" w:bidi="zh_TW"/>
-        </w:rPr>
-      </w:r>
-      <w:r>
-        <w:rPr>
-          <w:lang w:val="zh_TW" w:bidi="zh_TW"/>
-        </w:rPr>
-        <w:t>耶穌拿起餅的行動在馬太（</w:t>
-      </w:r>
-      <w:hyperlink r:id="rId35">
-        <w:r>
-          <w:rPr>
-            <w:lang w:val="zh_TW" w:bidi="zh_TW"/>
-          </w:rPr>
-          <w:rPr>
-            <w:color w:val="0000EE"/>
-            <w:u w:val="single"/>
-          </w:rPr>
-          <w:t>太26:26</w:t>
-        </w:r>
-      </w:hyperlink>
-      <w:r>
-        <w:rPr>
-          <w:lang w:val="zh_TW" w:bidi="zh_TW"/>
-        </w:rPr>
-        <w:t>）、馬可（</w:t>
-      </w:r>
-      <w:hyperlink r:id="rId36">
-        <w:r>
-          <w:rPr>
-            <w:lang w:val="zh_TW" w:bidi="zh_TW"/>
-          </w:rPr>
-          <w:rPr>
-            <w:color w:val="0000EE"/>
-            <w:u w:val="single"/>
-          </w:rPr>
-          <w:t>可14:22</w:t>
-        </w:r>
-      </w:hyperlink>
-      <w:r>
-        <w:rPr>
-          <w:lang w:val="zh_TW" w:bidi="zh_TW"/>
-        </w:rPr>
-        <w:t>）、路加（</w:t>
-      </w:r>
-      <w:hyperlink r:id="rId37">
-        <w:r>
-          <w:rPr>
-            <w:lang w:val="zh_TW" w:bidi="zh_TW"/>
-          </w:rPr>
-          <w:rPr>
-            <w:color w:val="0000EE"/>
-            <w:u w:val="single"/>
-          </w:rPr>
-          <w:t>路22:19</w:t>
-        </w:r>
-      </w:hyperlink>
-      <w:r>
-        <w:rPr>
-          <w:lang w:val="zh_TW" w:bidi="zh_TW"/>
-        </w:rPr>
-        <w:t>）和哥林多前書（</w:t>
-      </w:r>
-      <w:hyperlink r:id="rId38">
-        <w:r>
-          <w:rPr>
-            <w:lang w:val="zh_TW" w:bidi="zh_TW"/>
-          </w:rPr>
-          <w:rPr>
-            <w:color w:val="0000EE"/>
-            <w:u w:val="single"/>
-          </w:rPr>
-          <w:t>林前11:23–24</w:t>
-        </w:r>
-      </w:hyperlink>
-      <w:r>
-        <w:rPr>
-          <w:lang w:val="zh_TW" w:bidi="zh_TW"/>
-        </w:rPr>
-        <w:t>）中有類似的描述。耶穌拿起餅，向神感謝（「祝福」在聖經語境中有相同的意思），然後掰開。值得注意的是，在五千人和四千人吃飽的記錄中也描述了三個相同的動作（</w:t>
-      </w:r>
-      <w:hyperlink r:id="rId39">
-        <w:r>
-          <w:rPr>
-            <w:lang w:val="zh_TW" w:bidi="zh_TW"/>
-          </w:rPr>
-          <w:rPr>
-            <w:color w:val="0000EE"/>
-            <w:u w:val="single"/>
-          </w:rPr>
-          <w:t>可6:41</w:t>
-        </w:r>
-      </w:hyperlink>
-      <w:r>
-        <w:rPr>
-          <w:lang w:val="zh_TW" w:bidi="zh_TW"/>
-        </w:rPr>
-        <w:t>，</w:t>
-      </w:r>
-      <w:hyperlink r:id="rId40">
-        <w:r>
-          <w:rPr>
-            <w:lang w:val="zh_TW" w:bidi="zh_TW"/>
-          </w:rPr>
-          <w:rPr>
-            <w:color w:val="0000EE"/>
-            <w:u w:val="single"/>
-          </w:rPr>
-          <w:t>8:6</w:t>
-        </w:r>
-      </w:hyperlink>
-      <w:r>
-        <w:rPr>
-          <w:lang w:val="zh_TW" w:bidi="zh_TW"/>
-        </w:rPr>
-        <w:t>）。根據四個關於最後晚餐的記載，祂所說的是「這是我的身體。」天主教、東正教和各種新教傳統中的基督徒，對這些話的實際含義有不同的理解。明確的是，在拿起餅的過程中，耶穌實現了獻上自己，讓祂的身體在十字架上被擘開，然後祂的生命被獻上，使我們在祂裡面並透過祂，可以得生命。</w:t>
-      </w:r>
-      <w:hyperlink r:id="rId41">
-        <w:r>
-          <w:rPr>
-            <w:lang w:val="zh_TW" w:bidi="zh_TW"/>
-          </w:rPr>
-          <w:rPr>
-            <w:color w:val="0000EE"/>
-            <w:u w:val="single"/>
-          </w:rPr>
-          <w:t>哥林多前書十一章24節</w:t>
-        </w:r>
-      </w:hyperlink>
-      <w:r>
-        <w:rPr>
-          <w:lang w:val="zh_TW" w:bidi="zh_TW"/>
-        </w:rPr>
-        <w:t>的陳述是「</w:t>
-      </w:r>
-      <w:r>
-        <w:rPr>
-          <w:lang w:val="zh_TW" w:bidi="zh_TW"/>
-        </w:rPr>
-        <w:t>這是我的身體，為你們捨的</w:t>
-      </w:r>
-      <w:r>
-        <w:rPr>
-          <w:lang w:val="zh_TW" w:bidi="zh_TW"/>
-        </w:rPr>
-        <w:t>」，而一些早期的抄本中有「為你們打破的」。</w:t>
-      </w:r>
-    </w:p>
-    <w:p>
-      <w:pPr>
-        <w:pStyle w:val="Heading4"/>
-      </w:pPr>
-      <w:r>
-        <w:rPr>
-          <w:lang w:val="zh_TW" w:bidi="zh_TW"/>
-        </w:rPr>
-        <w:t>「你們要如此行，為的是記念我。」</w:t>
-      </w:r>
-    </w:p>
-    <w:p>
-      <w:pPr/>
-      <w:r>
-        <w:rPr>
-          <w:lang w:val="zh_TW" w:bidi="zh_TW"/>
-        </w:rPr>
-      </w:r>
-      <w:r>
-        <w:rPr>
-          <w:lang w:val="zh_TW" w:bidi="zh_TW"/>
-        </w:rPr>
-        <w:t>這個具體指示僅在</w:t>
-      </w:r>
-      <w:hyperlink r:id="rId37">
-        <w:r>
-          <w:rPr>
-            <w:lang w:val="zh_TW" w:bidi="zh_TW"/>
-          </w:rPr>
-          <w:rPr>
-            <w:color w:val="0000EE"/>
-            <w:u w:val="single"/>
-          </w:rPr>
-          <w:t>路加福音二十二章19節</w:t>
-        </w:r>
-      </w:hyperlink>
-      <w:r>
-        <w:rPr>
-          <w:lang w:val="zh_TW" w:bidi="zh_TW"/>
-        </w:rPr>
-        <w:t>和</w:t>
-      </w:r>
-      <w:hyperlink r:id="rId41">
-        <w:r>
-          <w:rPr>
-            <w:lang w:val="zh_TW" w:bidi="zh_TW"/>
-          </w:rPr>
-          <w:rPr>
-            <w:color w:val="0000EE"/>
-            <w:u w:val="single"/>
-          </w:rPr>
-          <w:t>哥林多前書十一章24節</w:t>
-        </w:r>
-      </w:hyperlink>
-      <w:r>
-        <w:rPr>
-          <w:lang w:val="zh_TW" w:bidi="zh_TW"/>
-        </w:rPr>
-        <w:t>中找到。有人認為，其它福音書中缺少這些話，表明主在最後的晚餐中所做的，並不是在吩咐將聖餐作為基督教必須重複的聖禮。然而，所有福音書都是在擘餅這個行動，已經成為早期教會生活中多年來的常規做法時寫成的。因此，馬太和馬可可能認為沒有必要用那些話來表達耶穌的意圖，因為他們認為這些話是理所當然的。</w:t>
-      </w:r>
-    </w:p>
-    <w:p>
-      <w:pPr/>
-      <w:r>
-        <w:rPr>
-          <w:lang w:val="zh_TW" w:bidi="zh_TW"/>
-        </w:rPr>
-      </w:r>
-      <w:r>
-        <w:rPr>
-          <w:lang w:val="zh_TW" w:bidi="zh_TW"/>
-        </w:rPr>
-        <w:t>也可以說，這些話在不同的基督教傳統中有不同的解釋。許多新教基督徒將其理解位：在聖餐中，我們應該懷著極大的感恩之心，回想基督愛我們，並為我們捨己受死。在羅馬天主教教會中，「紀念」一詞被理解為在神面前的紀念，代表基督在父前獻上自己為祭。「如此行」被解釋為「獻上這個」，甚至在第二世紀的基督教作家中，聖餐被稱為「獻祭」。新教基督徒通常感受到這種說法的危險；它可能會削弱甚至否認聖經對基督一次獻祭而永遠地獻上，並完全充分的為世人贖罪的理解（參</w:t>
-      </w:r>
-      <w:hyperlink r:id="rId42">
-        <w:r>
-          <w:rPr>
-            <w:lang w:val="zh_TW" w:bidi="zh_TW"/>
-          </w:rPr>
-          <w:rPr>
-            <w:color w:val="0000EE"/>
-            <w:u w:val="single"/>
-          </w:rPr>
-          <w:t>來7:27</w:t>
-        </w:r>
-      </w:hyperlink>
-      <w:r>
-        <w:rPr>
-          <w:lang w:val="zh_TW" w:bidi="zh_TW"/>
-        </w:rPr>
-        <w:t>，</w:t>
-      </w:r>
-      <w:hyperlink r:id="rId43">
-        <w:r>
-          <w:rPr>
-            <w:lang w:val="zh_TW" w:bidi="zh_TW"/>
-          </w:rPr>
-          <w:rPr>
-            <w:color w:val="0000EE"/>
-            <w:u w:val="single"/>
-          </w:rPr>
-          <w:t>9:12</w:t>
-        </w:r>
-      </w:hyperlink>
-      <w:r>
-        <w:rPr>
-          <w:lang w:val="zh_TW" w:bidi="zh_TW"/>
-        </w:rPr>
-        <w:t>）。然而，今天許多羅馬天主教的聲明中，強調基督在十字架上獻祭的完全性和完整性；而許多新教學者，雖然不希望引入對主餐（聖餐）獻祭性的理解，但強調「紀念」不僅僅是回想過去的行動那麼簡單。在聖經的神學中，「紀念」通常涉及在當下實現和應用過去所做的或已被證明為真的事（見：</w:t>
-      </w:r>
-      <w:hyperlink r:id="rId44">
-        <w:r>
-          <w:rPr>
-            <w:lang w:val="zh_TW" w:bidi="zh_TW"/>
-          </w:rPr>
-          <w:rPr>
-            <w:color w:val="0000EE"/>
-            <w:u w:val="single"/>
-          </w:rPr>
-          <w:t>詩98:3</w:t>
-        </w:r>
-      </w:hyperlink>
-      <w:r>
-        <w:rPr>
-          <w:lang w:val="zh_TW" w:bidi="zh_TW"/>
-        </w:rPr>
-        <w:t>，</w:t>
-      </w:r>
-      <w:hyperlink r:id="rId45">
-        <w:r>
-          <w:rPr>
-            <w:lang w:val="zh_TW" w:bidi="zh_TW"/>
-          </w:rPr>
-          <w:rPr>
-            <w:color w:val="0000EE"/>
-            <w:u w:val="single"/>
-          </w:rPr>
-          <w:t>106:45</w:t>
-        </w:r>
-      </w:hyperlink>
-      <w:r>
-        <w:rPr>
-          <w:lang w:val="zh_TW" w:bidi="zh_TW"/>
-        </w:rPr>
-        <w:t>，</w:t>
-      </w:r>
-      <w:hyperlink r:id="rId46">
-        <w:r>
-          <w:rPr>
-            <w:lang w:val="zh_TW" w:bidi="zh_TW"/>
-          </w:rPr>
-          <w:rPr>
-            <w:color w:val="0000EE"/>
-            <w:u w:val="single"/>
-          </w:rPr>
-          <w:t>112:6</w:t>
-        </w:r>
-      </w:hyperlink>
-      <w:r>
-        <w:rPr>
-          <w:lang w:val="zh_TW" w:bidi="zh_TW"/>
-        </w:rPr>
-        <w:t>；</w:t>
-      </w:r>
-      <w:hyperlink r:id="rId47">
-        <w:r>
-          <w:rPr>
-            <w:lang w:val="zh_TW" w:bidi="zh_TW"/>
-          </w:rPr>
-          <w:rPr>
-            <w:color w:val="0000EE"/>
-            <w:u w:val="single"/>
-          </w:rPr>
-          <w:t>傳 12:1</w:t>
-        </w:r>
-      </w:hyperlink>
-      <w:r>
-        <w:rPr>
-          <w:lang w:val="zh_TW" w:bidi="zh_TW"/>
-        </w:rPr>
-        <w:t xml:space="preserve">; </w:t>
-      </w:r>
-      <w:hyperlink r:id="rId48">
-        <w:r>
-          <w:rPr>
-            <w:lang w:val="zh_TW" w:bidi="zh_TW"/>
-          </w:rPr>
-          <w:rPr>
-            <w:color w:val="0000EE"/>
-            <w:u w:val="single"/>
-          </w:rPr>
-          <w:t>賽 57:11</w:t>
-        </w:r>
-      </w:hyperlink>
-      <w:r>
-        <w:rPr>
-          <w:lang w:val="zh_TW" w:bidi="zh_TW"/>
-        </w:rPr>
-        <w:t>）。</w:t>
-      </w:r>
-    </w:p>
-    <w:p>
-      <w:pPr>
-        <w:pStyle w:val="Heading4"/>
-      </w:pPr>
-      <w:r>
-        <w:rPr>
-          <w:lang w:val="zh_TW" w:bidi="zh_TW"/>
-        </w:rPr>
-        <w:t>「</w:t>
-      </w:r>
-      <w:r>
-        <w:rPr>
-          <w:lang w:val="zh_TW" w:bidi="zh_TW"/>
-        </w:rPr>
-        <w:t>這是我立約的血</w:t>
-      </w:r>
-      <w:r>
-        <w:rPr>
-          <w:lang w:val="zh_TW" w:bidi="zh_TW"/>
-        </w:rPr>
-        <w:t>」</w:t>
-      </w:r>
-    </w:p>
-    <w:p>
-      <w:pPr/>
-      <w:r>
-        <w:rPr>
-          <w:lang w:val="zh_TW" w:bidi="zh_TW"/>
-        </w:rPr>
-      </w:r>
-      <w:r>
-        <w:rPr>
-          <w:lang w:val="zh_TW" w:bidi="zh_TW"/>
-        </w:rPr>
-        <w:t>耶穌拿起酒杯，祝謝後，遞給祂的門徒讓他們都喝。基本上，四個關於設立聖餐的記載是一致的。馬太（</w:t>
-      </w:r>
-      <w:hyperlink r:id="rId49">
-        <w:r>
-          <w:rPr>
-            <w:lang w:val="zh_TW" w:bidi="zh_TW"/>
-          </w:rPr>
-          <w:rPr>
-            <w:color w:val="0000EE"/>
-            <w:u w:val="single"/>
-          </w:rPr>
-          <w:t>太26:28</w:t>
-        </w:r>
-      </w:hyperlink>
-      <w:r>
-        <w:rPr>
-          <w:lang w:val="zh_TW" w:bidi="zh_TW"/>
-        </w:rPr>
-        <w:t>）和馬可（</w:t>
-      </w:r>
-      <w:hyperlink r:id="rId50">
-        <w:r>
-          <w:rPr>
-            <w:lang w:val="zh_TW" w:bidi="zh_TW"/>
-          </w:rPr>
-          <w:rPr>
-            <w:color w:val="0000EE"/>
-            <w:u w:val="single"/>
-          </w:rPr>
-          <w:t>可14:24</w:t>
-        </w:r>
-      </w:hyperlink>
-      <w:r>
-        <w:rPr>
-          <w:lang w:val="zh_TW" w:bidi="zh_TW"/>
-        </w:rPr>
-        <w:t>）記載耶穌的話是「這是我立約的血」。</w:t>
-      </w:r>
-      <w:hyperlink r:id="rId51">
-        <w:r>
-          <w:rPr>
-            <w:lang w:val="zh_TW" w:bidi="zh_TW"/>
-          </w:rPr>
-          <w:rPr>
-            <w:color w:val="0000EE"/>
-            <w:u w:val="single"/>
-          </w:rPr>
-          <w:t>路加福音二十二章20節</w:t>
-        </w:r>
-      </w:hyperlink>
-      <w:r>
-        <w:rPr>
-          <w:lang w:val="zh_TW" w:bidi="zh_TW"/>
-        </w:rPr>
-        <w:t>則記載「這杯是用我血所立的新約」，</w:t>
-      </w:r>
-      <w:hyperlink r:id="rId52">
-        <w:r>
-          <w:rPr>
-            <w:lang w:val="zh_TW" w:bidi="zh_TW"/>
-          </w:rPr>
-          <w:rPr>
-            <w:color w:val="0000EE"/>
-            <w:u w:val="single"/>
-          </w:rPr>
-          <w:t>哥林多前書十一章25節</w:t>
-        </w:r>
-      </w:hyperlink>
-      <w:r>
-        <w:rPr>
-          <w:lang w:val="zh_TW" w:bidi="zh_TW"/>
-        </w:rPr>
-        <w:t>與此相似。這回溯到以獻祭來立約的儀式，如同出埃及後神與以色列所定的盟約（</w:t>
-      </w:r>
-      <w:hyperlink r:id="rId53">
-        <w:r>
-          <w:rPr>
-            <w:lang w:val="zh_TW" w:bidi="zh_TW"/>
-          </w:rPr>
-          <w:rPr>
-            <w:color w:val="0000EE"/>
-            <w:u w:val="single"/>
-          </w:rPr>
-          <w:t>出24:1–8</w:t>
-        </w:r>
-      </w:hyperlink>
-      <w:r>
-        <w:rPr>
-          <w:lang w:val="zh_TW" w:bidi="zh_TW"/>
-        </w:rPr>
-        <w:t>），這也暗示了新盟約預言性的盼望（</w:t>
-      </w:r>
-      <w:hyperlink r:id="rId54">
-        <w:r>
-          <w:rPr>
-            <w:lang w:val="zh_TW" w:bidi="zh_TW"/>
-          </w:rPr>
-          <w:rPr>
-            <w:color w:val="0000EE"/>
-            <w:u w:val="single"/>
-          </w:rPr>
-          <w:t>耶31:31–34</w:t>
-        </w:r>
-      </w:hyperlink>
-      <w:r>
-        <w:rPr>
-          <w:lang w:val="zh_TW" w:bidi="zh_TW"/>
-        </w:rPr>
-        <w:t>），正如</w:t>
-      </w:r>
-      <w:hyperlink r:id="rId55">
-        <w:r>
-          <w:rPr>
-            <w:lang w:val="zh_TW" w:bidi="zh_TW"/>
-          </w:rPr>
-          <w:rPr>
-            <w:color w:val="0000EE"/>
-            <w:u w:val="single"/>
-          </w:rPr>
-          <w:t>希伯來書第八至九章</w:t>
-        </w:r>
-      </w:hyperlink>
-      <w:r>
-        <w:rPr>
-          <w:lang w:val="zh_TW" w:bidi="zh_TW"/>
-        </w:rPr>
-        <w:t>所描述的，已在耶穌裡得到實現。</w:t>
-      </w:r>
-    </w:p>
-    <w:p>
-      <w:pPr>
-        <w:pStyle w:val="Heading4"/>
-      </w:pPr>
-      <w:r>
-        <w:rPr>
-          <w:lang w:val="zh_TW" w:bidi="zh_TW"/>
-        </w:rPr>
-        <w:t>「為多人流出來，使罪得赦。」</w:t>
-      </w:r>
-    </w:p>
-    <w:p>
-      <w:pPr/>
-      <w:r>
-        <w:rPr>
-          <w:lang w:val="zh_TW" w:bidi="zh_TW"/>
-        </w:rPr>
-      </w:r>
-      <w:r>
-        <w:rPr>
-          <w:lang w:val="zh_TW" w:bidi="zh_TW"/>
-        </w:rPr>
-        <w:t>耶穌的死作為獻祭的意義與對逾越節和盟約的理解有關。這也與</w:t>
-      </w:r>
-      <w:hyperlink r:id="rId56">
-        <w:r>
-          <w:rPr>
-            <w:lang w:val="zh_TW" w:bidi="zh_TW"/>
-          </w:rPr>
-          <w:rPr>
-            <w:color w:val="0000EE"/>
-            <w:u w:val="single"/>
-          </w:rPr>
-          <w:t>以賽亞書五十三章</w:t>
-        </w:r>
-      </w:hyperlink>
-      <w:r>
-        <w:rPr>
-          <w:lang w:val="zh_TW" w:bidi="zh_TW"/>
-        </w:rPr>
-        <w:t>中所提到受苦的僕人將自己作為「</w:t>
-      </w:r>
-      <w:r>
-        <w:rPr>
-          <w:lang w:val="zh_TW" w:bidi="zh_TW"/>
-        </w:rPr>
-        <w:t>贖罪祭</w:t>
-      </w:r>
-      <w:r>
-        <w:rPr>
-          <w:lang w:val="zh_TW" w:bidi="zh_TW"/>
-        </w:rPr>
-        <w:t>」相關（</w:t>
-      </w:r>
-      <w:hyperlink r:id="rId57">
-        <w:r>
-          <w:rPr>
-            <w:lang w:val="zh_TW" w:bidi="zh_TW"/>
-          </w:rPr>
-          <w:rPr>
-            <w:color w:val="0000EE"/>
-            <w:u w:val="single"/>
-          </w:rPr>
-          <w:t>賽53:10</w:t>
-        </w:r>
-      </w:hyperlink>
-      <w:r>
-        <w:rPr>
-          <w:lang w:val="zh_TW" w:bidi="zh_TW"/>
-        </w:rPr>
-        <w:t>）。</w:t>
-      </w:r>
-      <w:hyperlink r:id="rId58">
-        <w:r>
-          <w:rPr>
-            <w:lang w:val="zh_TW" w:bidi="zh_TW"/>
-          </w:rPr>
-          <w:rPr>
-            <w:color w:val="0000EE"/>
-            <w:u w:val="single"/>
-          </w:rPr>
-          <w:t>路加福音二十二章37節</w:t>
-        </w:r>
-      </w:hyperlink>
-      <w:r>
-        <w:rPr>
-          <w:lang w:val="zh_TW" w:bidi="zh_TW"/>
-        </w:rPr>
-        <w:t>在耶穌在樓房講論中說到：「這段經文在我身上應驗，『</w:t>
-      </w:r>
-      <w:r>
-        <w:rPr>
-          <w:lang w:val="zh_TW" w:bidi="zh_TW"/>
-        </w:rPr>
-        <w:t>他也被列在罪犯之中。</w:t>
-      </w:r>
-      <w:r>
-        <w:rPr>
-          <w:lang w:val="zh_TW" w:bidi="zh_TW"/>
-        </w:rPr>
-        <w:t>』」那節經文，就是</w:t>
-      </w:r>
-      <w:hyperlink r:id="rId56">
-        <w:r>
-          <w:rPr>
-            <w:lang w:val="zh_TW" w:bidi="zh_TW"/>
-          </w:rPr>
-          <w:rPr>
-            <w:color w:val="0000EE"/>
-            <w:u w:val="single"/>
-          </w:rPr>
-          <w:t>以賽亞書</w:t>
-        </w:r>
-      </w:hyperlink>
-      <w:hyperlink r:id="rId59">
-        <w:r>
-          <w:rPr>
-            <w:lang w:val="zh_TW" w:bidi="zh_TW"/>
-          </w:rPr>
-          <w:rPr>
-            <w:color w:val="0000EE"/>
-            <w:u w:val="single"/>
-          </w:rPr>
-          <w:t>五十三章12節</w:t>
-        </w:r>
-      </w:hyperlink>
-      <w:r>
-        <w:rPr>
-          <w:lang w:val="zh_TW" w:bidi="zh_TW"/>
-        </w:rPr>
-        <w:t>，也說到「</w:t>
-      </w:r>
-      <w:r>
-        <w:rPr>
-          <w:lang w:val="zh_TW" w:bidi="zh_TW"/>
-        </w:rPr>
-        <w:t>因為他將命傾倒</w:t>
-      </w:r>
-      <w:r>
-        <w:rPr>
-          <w:lang w:val="zh_TW" w:bidi="zh_TW"/>
-        </w:rPr>
-        <w:t>」和「</w:t>
-      </w:r>
-      <w:r>
-        <w:rPr>
-          <w:lang w:val="zh_TW" w:bidi="zh_TW"/>
-        </w:rPr>
-        <w:t>他卻擔當多人的罪</w:t>
-      </w:r>
-      <w:r>
-        <w:rPr>
-          <w:lang w:val="zh_TW" w:bidi="zh_TW"/>
-        </w:rPr>
-        <w:t>」。</w:t>
-      </w:r>
-      <w:hyperlink r:id="rId50">
-        <w:r>
-          <w:rPr>
-            <w:lang w:val="zh_TW" w:bidi="zh_TW"/>
-          </w:rPr>
-          <w:rPr>
-            <w:color w:val="0000EE"/>
-            <w:u w:val="single"/>
-          </w:rPr>
-          <w:t>馬可福音十四章24節</w:t>
-        </w:r>
-      </w:hyperlink>
-      <w:r>
-        <w:rPr>
-          <w:lang w:val="zh_TW" w:bidi="zh_TW"/>
-        </w:rPr>
-        <w:t>似乎也暗示這些經文，當耶穌談到祂的血「為多人流出來」時，</w:t>
-      </w:r>
-      <w:hyperlink r:id="rId49">
-        <w:r>
-          <w:rPr>
-            <w:lang w:val="zh_TW" w:bidi="zh_TW"/>
-          </w:rPr>
-          <w:rPr>
-            <w:color w:val="0000EE"/>
-            <w:u w:val="single"/>
-          </w:rPr>
-          <w:t>馬太福音二十六章28節</w:t>
-        </w:r>
-      </w:hyperlink>
-      <w:r>
-        <w:rPr>
-          <w:lang w:val="zh_TW" w:bidi="zh_TW"/>
-        </w:rPr>
-        <w:t>則補充說「</w:t>
-      </w:r>
-      <w:r>
-        <w:rPr>
-          <w:lang w:val="zh_TW" w:bidi="zh_TW"/>
-        </w:rPr>
-        <w:t>使罪得赦</w:t>
-      </w:r>
-      <w:r>
-        <w:rPr>
-          <w:lang w:val="zh_TW" w:bidi="zh_TW"/>
-        </w:rPr>
-        <w:t>」。</w:t>
-      </w:r>
-    </w:p>
-    <w:p>
-      <w:pPr>
-        <w:pStyle w:val="Heading4"/>
-      </w:pPr>
-      <w:r>
-        <w:rPr>
-          <w:lang w:val="zh_TW" w:bidi="zh_TW"/>
-        </w:rPr>
-        <w:t>對未來的期望</w:t>
-      </w:r>
-    </w:p>
-    <w:p>
-      <w:pPr/>
-      <w:r>
-        <w:rPr>
-          <w:lang w:val="zh_TW" w:bidi="zh_TW"/>
-        </w:rPr>
-      </w:r>
-      <w:r>
-        <w:rPr>
-          <w:lang w:val="zh_TW" w:bidi="zh_TW"/>
-        </w:rPr>
-        <w:t>所有四個關於最後晚餐的記載都以不同的方式，將對未來的期盼與聖餐的設立聯繫起來。在</w:t>
-      </w:r>
-      <w:hyperlink r:id="rId60">
-        <w:r>
-          <w:rPr>
-            <w:lang w:val="zh_TW" w:bidi="zh_TW"/>
-          </w:rPr>
-          <w:rPr>
-            <w:color w:val="0000EE"/>
-            <w:u w:val="single"/>
-          </w:rPr>
-          <w:t>馬可福音十四章25節</w:t>
-        </w:r>
-      </w:hyperlink>
-      <w:r>
-        <w:rPr>
-          <w:lang w:val="zh_TW" w:bidi="zh_TW"/>
-        </w:rPr>
-        <w:t>中，這個期望也體現在耶穌的話語中：「</w:t>
-      </w:r>
-      <w:r>
-        <w:rPr>
-          <w:lang w:val="zh_TW" w:bidi="zh_TW"/>
-        </w:rPr>
-        <w:t>我實在告訴你們，我不再喝這葡萄汁，直到我在神的國裏喝新的那日子。</w:t>
-      </w:r>
-      <w:r>
-        <w:rPr>
-          <w:lang w:val="zh_TW" w:bidi="zh_TW"/>
-        </w:rPr>
-        <w:t>」在</w:t>
-      </w:r>
-      <w:hyperlink r:id="rId61">
-        <w:r>
-          <w:rPr>
-            <w:lang w:val="zh_TW" w:bidi="zh_TW"/>
-          </w:rPr>
-          <w:rPr>
-            <w:color w:val="0000EE"/>
-            <w:u w:val="single"/>
-          </w:rPr>
-          <w:t>馬太福音二十六章29節</w:t>
-        </w:r>
-      </w:hyperlink>
-      <w:r>
-        <w:rPr>
-          <w:lang w:val="zh_TW" w:bidi="zh_TW"/>
-        </w:rPr>
-        <w:t>中，未來喝葡萄酒被說成是「</w:t>
-      </w:r>
-      <w:r>
-        <w:rPr>
-          <w:lang w:val="zh_TW" w:bidi="zh_TW"/>
-        </w:rPr>
-        <w:t>我在我父的國裏同你們喝新的那日子</w:t>
-      </w:r>
-      <w:r>
-        <w:rPr>
-          <w:lang w:val="zh_TW" w:bidi="zh_TW"/>
-        </w:rPr>
-        <w:t>」。在</w:t>
-      </w:r>
-      <w:hyperlink r:id="rId62">
-        <w:r>
-          <w:rPr>
-            <w:lang w:val="zh_TW" w:bidi="zh_TW"/>
-          </w:rPr>
-          <w:rPr>
-            <w:color w:val="0000EE"/>
-            <w:u w:val="single"/>
-          </w:rPr>
-          <w:t>路加福音二十二章18節</w:t>
-        </w:r>
-      </w:hyperlink>
-      <w:r>
-        <w:rPr>
-          <w:lang w:val="zh_TW" w:bidi="zh_TW"/>
-        </w:rPr>
-        <w:t>中有類似的話，並且在兩節之前提到在神的國裡完成逾越節。這些話都可以理解為舊約和後來的猶太天啟文學中，所提出的另一個希望最終的實現：彌賽亞的宴席、</w:t>
-      </w:r>
-      <w:hyperlink r:id="rId63">
-        <w:r>
-          <w:rPr>
-            <w:lang w:val="zh_TW" w:bidi="zh_TW"/>
-          </w:rPr>
-          <w:rPr>
-            <w:color w:val="0000EE"/>
-            <w:u w:val="single"/>
-          </w:rPr>
-          <w:t>以賽亞書二十五章6節</w:t>
-        </w:r>
-      </w:hyperlink>
-      <w:r>
-        <w:rPr>
-          <w:lang w:val="zh_TW" w:bidi="zh_TW"/>
-        </w:rPr>
-        <w:t>中提到的耶和華山上的盛宴。在</w:t>
-      </w:r>
-      <w:hyperlink r:id="rId64">
-        <w:r>
-          <w:rPr>
-            <w:lang w:val="zh_TW" w:bidi="zh_TW"/>
-          </w:rPr>
-          <w:rPr>
-            <w:color w:val="0000EE"/>
-            <w:u w:val="single"/>
-          </w:rPr>
-          <w:t>哥林多前書十一章26節</w:t>
-        </w:r>
-      </w:hyperlink>
-      <w:r>
-        <w:rPr>
-          <w:lang w:val="zh_TW" w:bidi="zh_TW"/>
-        </w:rPr>
-        <w:t>中，這個對未來的希望相當明確地就是基督第二次再臨；因為使徒說：「</w:t>
-      </w:r>
-      <w:r>
-        <w:rPr>
-          <w:lang w:val="zh_TW" w:bidi="zh_TW"/>
-        </w:rPr>
-        <w:t>你們每逢吃這餅，喝這杯，是表明主的死，直等到他來。」</w:t>
-      </w:r>
-    </w:p>
-    <w:p>
-      <w:pPr>
-        <w:pStyle w:val="Heading3"/>
-      </w:pPr>
-      <w:r>
-        <w:rPr>
-          <w:lang w:val="zh_TW" w:bidi="zh_TW"/>
-        </w:rPr>
-        <w:t>早期教會的實踐</w:t>
-      </w:r>
-    </w:p>
-    <w:p>
-      <w:pPr/>
-      <w:r>
-        <w:rPr>
-          <w:lang w:val="zh_TW" w:bidi="zh_TW"/>
-        </w:rPr>
-      </w:r>
-      <w:r>
-        <w:rPr>
-          <w:lang w:val="zh_TW" w:bidi="zh_TW"/>
-        </w:rPr>
-        <w:t>在</w:t>
-      </w:r>
-      <w:hyperlink r:id="rId65">
-        <w:r>
-          <w:rPr>
-            <w:lang w:val="zh_TW" w:bidi="zh_TW"/>
-          </w:rPr>
-          <w:rPr>
-            <w:color w:val="0000EE"/>
-            <w:u w:val="single"/>
-          </w:rPr>
-          <w:t>使徒行傳二章42節</w:t>
-        </w:r>
-      </w:hyperlink>
-      <w:r>
-        <w:rPr>
-          <w:lang w:val="zh_TW" w:bidi="zh_TW"/>
-        </w:rPr>
-        <w:t>中，記載了五旬節發生的事情之後，提到「〔他們〕都恆心遵守使徒的教訓，彼此交接，擘餅，祈禱。」此外，「</w:t>
-      </w:r>
-      <w:r>
-        <w:rPr>
-          <w:lang w:val="zh_TW" w:bidi="zh_TW"/>
-        </w:rPr>
-        <w:t>他們天天同心合意恆切地在殿裏，且在家中擘餅，存著歡喜、誠實的心用飯</w:t>
-      </w:r>
-      <w:r>
-        <w:rPr>
-          <w:lang w:val="zh_TW" w:bidi="zh_TW"/>
-        </w:rPr>
-        <w:t>」（</w:t>
-      </w:r>
-      <w:hyperlink r:id="rId66">
-        <w:r>
-          <w:rPr>
-            <w:lang w:val="zh_TW" w:bidi="zh_TW"/>
-          </w:rPr>
-          <w:rPr>
-            <w:color w:val="0000EE"/>
-            <w:u w:val="single"/>
-          </w:rPr>
-          <w:t>徒2:46</w:t>
-        </w:r>
-      </w:hyperlink>
-      <w:r>
-        <w:rPr>
-          <w:lang w:val="zh_TW" w:bidi="zh_TW"/>
-        </w:rPr>
-        <w:t>）。這些話和實踐的原則引發了兩個問題。它們是否僅僅意味著基督徒在一起分享聚餐？</w:t>
-      </w:r>
-      <w:hyperlink r:id="rId66">
-        <w:r>
-          <w:rPr>
-            <w:lang w:val="zh_TW" w:bidi="zh_TW"/>
-          </w:rPr>
-          <w:rPr>
-            <w:color w:val="0000EE"/>
-            <w:u w:val="single"/>
-          </w:rPr>
-          <w:t>使徒行傳二章46節</w:t>
-        </w:r>
-      </w:hyperlink>
-      <w:r>
-        <w:rPr>
-          <w:lang w:val="zh_TW" w:bidi="zh_TW"/>
-        </w:rPr>
-        <w:t>似乎將擘餅和用飯視為兩個獨立的行動。此外，</w:t>
-      </w:r>
-      <w:hyperlink r:id="rId66">
-        <w:r>
-          <w:rPr>
-            <w:lang w:val="zh_TW" w:bidi="zh_TW"/>
-          </w:rPr>
-          <w:rPr>
-            <w:color w:val="0000EE"/>
-            <w:u w:val="single"/>
-          </w:rPr>
-          <w:t>使徒行傳二十章7節</w:t>
-        </w:r>
-      </w:hyperlink>
-      <w:r>
-        <w:rPr>
-          <w:lang w:val="zh_TW" w:bidi="zh_TW"/>
-        </w:rPr>
-        <w:t>在談到特羅亞的基督徒「</w:t>
-      </w:r>
-      <w:r>
-        <w:rPr>
-          <w:lang w:val="zh_TW" w:bidi="zh_TW"/>
-        </w:rPr>
-        <w:t>七日的第一日，我們聚會擘餅的時候</w:t>
-      </w:r>
-      <w:r>
-        <w:rPr>
-          <w:lang w:val="zh_TW" w:bidi="zh_TW"/>
-        </w:rPr>
-        <w:t>」似乎明顯地暗示這是一個基督教的禮拜，而不僅僅是一頓飯。從</w:t>
-      </w:r>
-      <w:hyperlink r:id="rId67">
-        <w:r>
-          <w:rPr>
-            <w:lang w:val="zh_TW" w:bidi="zh_TW"/>
-          </w:rPr>
-          <w:rPr>
-            <w:color w:val="0000EE"/>
-            <w:u w:val="single"/>
-          </w:rPr>
-          <w:t>哥林多前書第十章</w:t>
-        </w:r>
-      </w:hyperlink>
-      <w:r>
-        <w:rPr>
-          <w:lang w:val="zh_TW" w:bidi="zh_TW"/>
-        </w:rPr>
-        <w:t>，也許從</w:t>
-      </w:r>
-      <w:hyperlink r:id="rId68">
-        <w:r>
-          <w:rPr>
-            <w:lang w:val="zh_TW" w:bidi="zh_TW"/>
-          </w:rPr>
-          <w:rPr>
-            <w:color w:val="0000EE"/>
-            <w:u w:val="single"/>
-          </w:rPr>
-          <w:t>猶大書12節</w:t>
-        </w:r>
-      </w:hyperlink>
-      <w:r>
-        <w:rPr>
-          <w:lang w:val="zh_TW" w:bidi="zh_TW"/>
-        </w:rPr>
-        <w:t>中提到的「</w:t>
-      </w:r>
-      <w:r>
-        <w:rPr>
-          <w:lang w:val="zh_TW" w:bidi="zh_TW"/>
-        </w:rPr>
-        <w:t>愛席</w:t>
-      </w:r>
-      <w:r>
-        <w:rPr>
-          <w:lang w:val="zh_TW" w:bidi="zh_TW"/>
-        </w:rPr>
-        <w:t>」，我們可以合理地推斷，基督徒團契中的一頓飯和聖餐的慶祝是密不可分的。第二個問題是，最早的「擘餅」是否如在耶路撒冷教會中，是一個不同於餅和酒的儀式，前者是回憶門徒與復活的主的團契，後者則是特別回憶祂的犧牲之死？我們沒有直接的證據來支持這種觀點。福音書所見證的主餐涉及擘餅和分享杯以紀念基督的血「為多人流出」。我們也可以假設，使徒保羅所接受、遵循並傳遞給他人的傳統，可以追溯到他作為基督徒最初的歲月，因其涉及擘餅和分享杯以紀念基督，從而宣告主的死直到祂的再來。</w:t>
-      </w:r>
-    </w:p>
-    <w:p>
-      <w:pPr>
-        <w:pStyle w:val="Heading3"/>
-      </w:pPr>
-      <w:r>
-        <w:rPr>
-          <w:lang w:val="zh_TW" w:bidi="zh_TW"/>
-        </w:rPr>
-        <w:t>保羅的教導</w:t>
-      </w:r>
-    </w:p>
-    <w:p>
-      <w:pPr/>
-      <w:r>
-        <w:rPr>
-          <w:lang w:val="zh_TW" w:bidi="zh_TW"/>
-        </w:rPr>
-      </w:r>
-      <w:r>
-        <w:rPr>
-          <w:lang w:val="zh_TW" w:bidi="zh_TW"/>
-        </w:rPr>
-        <w:t>在保羅的教導中，如同福音書，主餐明顯指回顧並感恩紀念基督為世人的罪一次獻上的獻祭，且意識到主在當下與祂的子民同在，並懷著希望展望未來。與聖餐相關的其它教導在</w:t>
-      </w:r>
-      <w:hyperlink r:id="rId69">
-        <w:r>
-          <w:rPr>
-            <w:lang w:val="zh_TW" w:bidi="zh_TW"/>
-          </w:rPr>
-          <w:rPr>
-            <w:color w:val="0000EE"/>
-            <w:u w:val="single"/>
-          </w:rPr>
-          <w:t>哥林多前書十至十一章</w:t>
-        </w:r>
-      </w:hyperlink>
-      <w:r>
-        <w:rPr>
-          <w:lang w:val="zh_TW" w:bidi="zh_TW"/>
-        </w:rPr>
-        <w:t>中有所闡述。這些教導源於哥林多教會情況的實際面；基督徒需要注意以任何形式轉回到偶像崇拜的危險；以及團契中可能出現的分裂，其中包括富人與窮人之間的分裂。</w:t>
-      </w:r>
-    </w:p>
-    <w:p>
-      <w:pPr>
-        <w:pStyle w:val="Heading4"/>
-      </w:pPr>
-      <w:r>
-        <w:rPr>
-          <w:lang w:val="zh_TW" w:bidi="zh_TW"/>
-        </w:rPr>
-        <w:t>與基督相交</w:t>
-      </w:r>
-    </w:p>
-    <w:p>
-      <w:pPr/>
-      <w:r>
-        <w:rPr>
-          <w:lang w:val="zh_TW" w:bidi="zh_TW"/>
-        </w:rPr>
-      </w:r>
-      <w:r>
-        <w:rPr>
-          <w:lang w:val="zh_TW" w:bidi="zh_TW"/>
-        </w:rPr>
-        <w:t>參與餅和喝杯被描述為與基督有份，就像分享祭祀餐就意味著參與在「鬼的</w:t>
-      </w:r>
-      <w:r>
-        <w:rPr>
-          <w:lang w:val="zh_TW" w:bidi="zh_TW"/>
-        </w:rPr>
-        <w:t>筵席</w:t>
-      </w:r>
-      <w:r>
-        <w:rPr>
-          <w:lang w:val="zh_TW" w:bidi="zh_TW"/>
-        </w:rPr>
-        <w:t>」上（</w:t>
-      </w:r>
-      <w:hyperlink r:id="rId70">
-        <w:r>
-          <w:rPr>
-            <w:lang w:val="zh_TW" w:bidi="zh_TW"/>
-          </w:rPr>
-          <w:rPr>
-            <w:color w:val="0000EE"/>
-            <w:u w:val="single"/>
-          </w:rPr>
-          <w:t>林前10:21</w:t>
-        </w:r>
-      </w:hyperlink>
-      <w:r>
-        <w:rPr>
-          <w:lang w:val="zh_TW" w:bidi="zh_TW"/>
-        </w:rPr>
-        <w:t>）。「</w:t>
-      </w:r>
-      <w:r>
-        <w:rPr>
-          <w:lang w:val="zh_TW" w:bidi="zh_TW"/>
-        </w:rPr>
-        <w:t>我們所祝福的杯，豈不是同領基督的血嗎？我們所擘開的餅，豈不是同領基督的身體嗎？</w:t>
-      </w:r>
-      <w:r>
-        <w:rPr>
-          <w:lang w:val="zh_TW" w:bidi="zh_TW"/>
-        </w:rPr>
-        <w:t>」（</w:t>
-      </w:r>
-      <w:hyperlink r:id="rId17">
-        <w:r>
-          <w:rPr>
-            <w:lang w:val="zh_TW" w:bidi="zh_TW"/>
-          </w:rPr>
-          <w:rPr>
-            <w:color w:val="0000EE"/>
-            <w:u w:val="single"/>
-          </w:rPr>
-          <w:t>16）</w:t>
-        </w:r>
-      </w:hyperlink>
-      <w:r>
-        <w:rPr>
-          <w:lang w:val="zh_TW" w:bidi="zh_TW"/>
-        </w:rPr>
-        <w:t>。「同領」是希臘詞koinonia的翻譯，在新約經文中常被譯為「團契」。當主餐被慶祝時，常常不僅紀念的是耶穌死前的最後晚餐，也紀念祂第一次復活與門徒同在時，在擘餅的時候讓他們認出祂來（</w:t>
-      </w:r>
-      <w:hyperlink r:id="rId71">
-        <w:r>
-          <w:rPr>
-            <w:lang w:val="zh_TW" w:bidi="zh_TW"/>
-          </w:rPr>
-          <w:rPr>
-            <w:color w:val="0000EE"/>
-            <w:u w:val="single"/>
-          </w:rPr>
-          <w:t>路24:30–35</w:t>
-        </w:r>
-      </w:hyperlink>
-      <w:r>
-        <w:rPr>
-          <w:lang w:val="zh_TW" w:bidi="zh_TW"/>
-        </w:rPr>
-        <w:t>）。他們繼續經歷與祂的團契。</w:t>
-      </w:r>
-    </w:p>
-    <w:p>
-      <w:pPr>
-        <w:pStyle w:val="Heading4"/>
-      </w:pPr>
-      <w:r>
-        <w:rPr>
-          <w:lang w:val="zh_TW" w:bidi="zh_TW"/>
-        </w:rPr>
-        <w:t>基督的餵養</w:t>
-      </w:r>
-    </w:p>
-    <w:p>
-      <w:pPr/>
-      <w:r>
-        <w:rPr>
-          <w:lang w:val="zh_TW" w:bidi="zh_TW"/>
-        </w:rPr>
-      </w:r>
-      <w:r>
-        <w:rPr>
-          <w:lang w:val="zh_TW" w:bidi="zh_TW"/>
-        </w:rPr>
-        <w:t>在兩個基督教聖禮中，洗禮具有一次性的性質，而聖餐則是重複的聖禮。基督的生命已經在十字架上為罪一次獻上，我們在轉向祂時找到新生命，洗禮正象徵著這一點。與此同時，這個獻上的生命也不斷地供給我們的需要，滋養我們靈裡的生命，聖餐講述了這種每天在基督裡不斷的餵養。</w:t>
-      </w:r>
-      <w:hyperlink r:id="rId72">
-        <w:r>
-          <w:rPr>
-            <w:lang w:val="zh_TW" w:bidi="zh_TW"/>
-          </w:rPr>
-          <w:rPr>
-            <w:color w:val="0000EE"/>
-            <w:u w:val="single"/>
-          </w:rPr>
-          <w:t>哥林多前書十章3至4節</w:t>
-        </w:r>
-      </w:hyperlink>
-      <w:r>
-        <w:rPr>
-          <w:lang w:val="zh_TW" w:bidi="zh_TW"/>
-        </w:rPr>
-        <w:t>提到「靈食」和「靈水」，並在摩西時代的紅海和曠野事件中找到基督的預表。基督說：「我是生命的糧」，「所以</w:t>
-      </w:r>
-      <w:r>
-        <w:rPr>
-          <w:lang w:val="zh_TW" w:bidi="zh_TW"/>
-        </w:rPr>
-        <w:t>我的肉真是可吃的，我的血真是可喝的</w:t>
-      </w:r>
-      <w:r>
-        <w:rPr>
-          <w:lang w:val="zh_TW" w:bidi="zh_TW"/>
-        </w:rPr>
-        <w:t>」；因此，我們在約翰福音中（</w:t>
-      </w:r>
-      <w:hyperlink r:id="rId73">
-        <w:r>
-          <w:rPr>
-            <w:lang w:val="zh_TW" w:bidi="zh_TW"/>
-          </w:rPr>
-          <w:rPr>
-            <w:color w:val="0000EE"/>
-            <w:u w:val="single"/>
-          </w:rPr>
-          <w:t>約6:35、55</w:t>
-        </w:r>
-      </w:hyperlink>
-      <w:r>
-        <w:rPr>
-          <w:lang w:val="zh_TW" w:bidi="zh_TW"/>
-        </w:rPr>
-        <w:t>）所讀到的，與保羅所暗示的關於主餐所表達的——基督徒在靈裡享受基督餵養——是異曲同工的真理。</w:t>
-      </w:r>
-      <w:r>
-        <w:rPr>
-          <w:lang w:val="zh_TW" w:bidi="zh_TW"/>
-        </w:rPr>
-      </w:r>
-      <w:r>
-        <w:rPr>
-          <w:lang w:val="zh_TW" w:bidi="zh_TW"/>
-        </w:rPr>
-      </w:r>
-    </w:p>
-    <w:p>
-      <w:pPr/>
-      <w:r>
-        <w:rPr>
-          <w:lang w:val="zh_TW" w:bidi="zh_TW"/>
-        </w:rPr>
-      </w:r>
-    </w:p>
-    <w:p>
-      <w:pPr>
-        <w:pStyle w:val="Heading2"/>
-      </w:pPr>
-      <w:r>
-        <w:rPr>
-          <w:lang w:val="zh_TW" w:bidi="zh_TW"/>
-        </w:rPr>
-        <w:t>主人</w:t>
-      </w:r>
-      <w:r>
-        <w:rPr>
-          <w:lang w:val="zh_TW" w:bidi="zh_TW"/>
-        </w:rPr>
-      </w:r>
-    </w:p>
-    <w:p>
-      <w:pPr/>
-      <w:r>
-        <w:rPr>
-          <w:lang w:val="zh_TW" w:bidi="zh_TW"/>
-        </w:rPr>
-      </w:r>
-      <w:r>
-        <w:rPr>
-          <w:lang w:val="zh_TW" w:bidi="zh_TW"/>
-        </w:rPr>
-        <w:t>擁有控制、權柄或所有權的人。用「主人」一詞來表示高階級的人。「女主人」是「主人」的女性對應詞。主人可以是：</w:t>
+        <w:t xml:space="preserve">新約聖經論及神如何藉著耶穌基督向人顯現，其方式與舊約聖經中神向以色列顯現的方式相似。新約聖經中在談論時間時，常以不同介詞搭配「eon（時代）」一詞，例如： </w:t>
       </w:r>
     </w:p>
     <w:p>
@@ -2298,13 +395,7 @@
           <w:lang w:val="zh_TW" w:bidi="zh_TW"/>
         </w:rPr>
       </w:r>
-      <w:r>
-        <w:rPr>
-          <w:lang w:val="zh_TW" w:bidi="zh_TW"/>
-        </w:rPr>
-        <w:t>擁有動物或財產的人（</w:t>
-      </w:r>
-      <w:hyperlink r:id="rId74">
+      <w:hyperlink r:id="rId17">
         <w:r>
           <w:rPr>
             <w:lang w:val="zh_TW" w:bidi="zh_TW"/>
@@ -2313,14 +404,26 @@
             <w:color w:val="0000EE"/>
             <w:u w:val="single"/>
           </w:rPr>
-          <w:t>賽1:3</w:t>
+          <w:t>約翰福音九章32節</w:t>
         </w:r>
       </w:hyperlink>
       <w:r>
         <w:rPr>
           <w:lang w:val="zh_TW" w:bidi="zh_TW"/>
         </w:rPr>
-        <w:t>）</w:t>
+        <w:t>所説的「</w:t>
+      </w:r>
+      <w:r>
+        <w:rPr>
+          <w:lang w:val="zh_TW" w:bidi="zh_TW"/>
+        </w:rPr>
+        <w:t>未曾</w:t>
+      </w:r>
+      <w:r>
+        <w:rPr>
+          <w:lang w:val="zh_TW" w:bidi="zh_TW"/>
+        </w:rPr>
+        <w:t>」，原文直譯為「從這時代之外」</w:t>
       </w:r>
     </w:p>
     <w:p>
@@ -2334,13 +437,7 @@
           <w:lang w:val="zh_TW" w:bidi="zh_TW"/>
         </w:rPr>
       </w:r>
-      <w:r>
-        <w:rPr>
-          <w:lang w:val="zh_TW" w:bidi="zh_TW"/>
-        </w:rPr>
-        <w:t>負責一個家庭的人（</w:t>
-      </w:r>
-      <w:hyperlink r:id="rId75">
+      <w:hyperlink r:id="rId18">
         <w:r>
           <w:rPr>
             <w:lang w:val="zh_TW" w:bidi="zh_TW"/>
@@ -2349,14 +446,26 @@
             <w:color w:val="0000EE"/>
             <w:u w:val="single"/>
           </w:rPr>
-          <w:t>可13:35</w:t>
+          <w:t>路加福音一章70節</w:t>
         </w:r>
       </w:hyperlink>
       <w:r>
         <w:rPr>
           <w:lang w:val="zh_TW" w:bidi="zh_TW"/>
         </w:rPr>
-        <w:t>）</w:t>
+        <w:t>所説的「</w:t>
+      </w:r>
+      <w:r>
+        <w:rPr>
+          <w:lang w:val="zh_TW" w:bidi="zh_TW"/>
+        </w:rPr>
+        <w:t>從創世以來</w:t>
+      </w:r>
+      <w:r>
+        <w:rPr>
+          <w:lang w:val="zh_TW" w:bidi="zh_TW"/>
+        </w:rPr>
+        <w:t>」，原文直譯為「從那時代起」</w:t>
       </w:r>
     </w:p>
     <w:p>
@@ -2370,13 +479,7 @@
           <w:lang w:val="zh_TW" w:bidi="zh_TW"/>
         </w:rPr>
       </w:r>
-      <w:r>
-        <w:rPr>
-          <w:lang w:val="zh_TW" w:bidi="zh_TW"/>
-        </w:rPr>
-        <w:t>擁有僕人或奴隸的人（</w:t>
-      </w:r>
-      <w:hyperlink r:id="rId76">
+      <w:hyperlink r:id="rId19">
         <w:r>
           <w:rPr>
             <w:lang w:val="zh_TW" w:bidi="zh_TW"/>
@@ -2385,50 +488,14 @@
             <w:color w:val="0000EE"/>
             <w:u w:val="single"/>
           </w:rPr>
-          <w:t>創16:9</w:t>
+          <w:t>猶大書一章13節</w:t>
         </w:r>
       </w:hyperlink>
       <w:r>
         <w:rPr>
           <w:lang w:val="zh_TW" w:bidi="zh_TW"/>
         </w:rPr>
-        <w:t>，</w:t>
-      </w:r>
-      <w:hyperlink r:id="rId77">
-        <w:r>
-          <w:rPr>
-            <w:lang w:val="zh_TW" w:bidi="zh_TW"/>
-          </w:rPr>
-          <w:rPr>
-            <w:color w:val="0000EE"/>
-            <w:u w:val="single"/>
-          </w:rPr>
-          <w:t>39:3</w:t>
-        </w:r>
-      </w:hyperlink>
-      <w:r>
-        <w:rPr>
-          <w:lang w:val="zh_TW" w:bidi="zh_TW"/>
-        </w:rPr>
-        <w:t>；</w:t>
-      </w:r>
-      <w:hyperlink r:id="rId78">
-        <w:r>
-          <w:rPr>
-            <w:lang w:val="zh_TW" w:bidi="zh_TW"/>
-          </w:rPr>
-          <w:rPr>
-            <w:color w:val="0000EE"/>
-            <w:u w:val="single"/>
-          </w:rPr>
-          <w:t>弗6:5</w:t>
-        </w:r>
-      </w:hyperlink>
-      <w:r>
-        <w:rPr>
-          <w:lang w:val="zh_TW" w:bidi="zh_TW"/>
-        </w:rPr>
-        <w:t>）</w:t>
+        <w:t>所説的「永遠」，原文直譯為「直到那時代之中」</w:t>
       </w:r>
     </w:p>
     <w:p>
@@ -2442,13 +509,7 @@
           <w:lang w:val="zh_TW" w:bidi="zh_TW"/>
         </w:rPr>
       </w:r>
-      <w:r>
-        <w:rPr>
-          <w:lang w:val="zh_TW" w:bidi="zh_TW"/>
-        </w:rPr>
-        <w:t>一位雇主（</w:t>
-      </w:r>
-      <w:hyperlink r:id="rId79">
+      <w:hyperlink r:id="rId20">
         <w:r>
           <w:rPr>
             <w:lang w:val="zh_TW" w:bidi="zh_TW"/>
@@ -2457,14 +518,120 @@
             <w:color w:val="0000EE"/>
             <w:u w:val="single"/>
           </w:rPr>
-          <w:t>路16:3</w:t>
+          <w:t>約翰福音四章14節</w:t>
         </w:r>
       </w:hyperlink>
       <w:r>
         <w:rPr>
           <w:lang w:val="zh_TW" w:bidi="zh_TW"/>
         </w:rPr>
-        <w:t>）</w:t>
+        <w:t>所説的「直到永生」，原文直譯為「進入諸世代之中」</w:t>
+      </w:r>
+    </w:p>
+    <w:p>
+      <w:pPr/>
+      <w:r>
+        <w:rPr>
+          <w:lang w:val="zh_TW" w:bidi="zh_TW"/>
+        </w:rPr>
+      </w:r>
+      <w:r>
+        <w:rPr>
+          <w:lang w:val="zh_TW" w:bidi="zh_TW"/>
+        </w:rPr>
+        <w:t>前兩個片語指的是遙遠的過去；後兩個則指向未定的未來，通常譯為「永遠」。</w:t>
+      </w:r>
+    </w:p>
+    <w:p>
+      <w:pPr>
+        <w:pStyle w:val="Heading3"/>
+      </w:pPr>
+      <w:r>
+        <w:rPr>
+          <w:lang w:val="zh_TW" w:bidi="zh_TW"/>
+        </w:rPr>
+        <w:t>不同文化對時間與永恆的看法</w:t>
+      </w:r>
+    </w:p>
+    <w:p>
+      <w:pPr/>
+      <w:r>
+        <w:rPr>
+          <w:lang w:val="zh_TW" w:bidi="zh_TW"/>
+        </w:rPr>
+      </w:r>
+      <w:r>
+        <w:rPr>
+          <w:lang w:val="zh_TW" w:bidi="zh_TW"/>
+        </w:rPr>
+        <w:t>聖經對永恆的看法，與當時其它文化的觀念有所不同。許多文化認為時間是循環的，事件會不斷重演；在希臘文化中尤其明顯，時間被視為一個不斷重複的圓圈。</w:t>
+      </w:r>
+    </w:p>
+    <w:p>
+      <w:pPr/>
+      <w:r>
+        <w:rPr>
+          <w:lang w:val="zh_TW" w:bidi="zh_TW"/>
+        </w:rPr>
+      </w:r>
+      <w:r>
+        <w:rPr>
+          <w:lang w:val="zh_TW" w:bidi="zh_TW"/>
+        </w:rPr>
+        <w:t>在希臘思想中，救恩意味著逃離這無盡的時間循環，進入一種無時間存在的境界；然而，聖經對時間的理解截然不同。聖經將時間描繪為一條具有起點與終點的直線，並完全置於神的主權之下。</w:t>
+      </w:r>
+    </w:p>
+    <w:p>
+      <w:pPr/>
+      <w:r>
+        <w:rPr>
+          <w:lang w:val="zh_TW" w:bidi="zh_TW"/>
+        </w:rPr>
+      </w:r>
+      <w:r>
+        <w:rPr>
+          <w:lang w:val="zh_TW" w:bidi="zh_TW"/>
+        </w:rPr>
+        <w:t>因此，這也表示聖經對救恩的看法不同：救恩並非藉著是逃避時間而成就，而是在每個人的生命中經歷神的過程中成就，並邁向神所預備的最終完全。</w:t>
+      </w:r>
+    </w:p>
+    <w:p>
+      <w:pPr/>
+      <w:r>
+        <w:rPr>
+          <w:lang w:val="zh_TW" w:bidi="zh_TW"/>
+        </w:rPr>
+      </w:r>
+      <w:r>
+        <w:rPr>
+          <w:lang w:val="zh_TW" w:bidi="zh_TW"/>
+        </w:rPr>
+        <w:t>希臘文化與聖經對時間的看法不同，也引發了一個問題：永恆究竟是什麼？它只是無盡的時間嗎？還是另一種存在，例如超越時間？聖經指出，永恆並不等同於無時間狀態，也不是現今時間的對立面；當下的時間與永恆在某些基本特徵上是相通的。</w:t>
+      </w:r>
+    </w:p>
+    <w:p>
+      <w:pPr>
+        <w:pStyle w:val="Heading3"/>
+      </w:pPr>
+      <w:r>
+        <w:rPr>
+          <w:lang w:val="zh_TW" w:bidi="zh_TW"/>
+        </w:rPr>
+        <w:t>時間的兩個時代</w:t>
+      </w:r>
+    </w:p>
+    <w:p>
+      <w:pPr/>
+      <w:r>
+        <w:rPr>
+          <w:lang w:val="zh_TW" w:bidi="zh_TW"/>
+        </w:rPr>
+      </w:r>
+      <w:r>
+        <w:rPr>
+          <w:lang w:val="zh_TW" w:bidi="zh_TW"/>
+        </w:rPr>
+        <w:t>新約聖經（承襲猶太教的教導）將時間劃分為兩個部分：</w:t>
       </w:r>
     </w:p>
     <w:p>
@@ -2482,43 +649,7 @@
         <w:rPr>
           <w:lang w:val="zh_TW" w:bidi="zh_TW"/>
         </w:rPr>
-        <w:t>一位老師（</w:t>
-      </w:r>
-      <w:hyperlink r:id="rId80">
-        <w:r>
-          <w:rPr>
-            <w:lang w:val="zh_TW" w:bidi="zh_TW"/>
-          </w:rPr>
-          <w:rPr>
-            <w:color w:val="0000EE"/>
-            <w:u w:val="single"/>
-          </w:rPr>
-          <w:t>路9:49</w:t>
-        </w:r>
-      </w:hyperlink>
-      <w:r>
-        <w:rPr>
-          <w:lang w:val="zh_TW" w:bidi="zh_TW"/>
-        </w:rPr>
-        <w:t>；比較</w:t>
-      </w:r>
-      <w:hyperlink r:id="rId81">
-        <w:r>
-          <w:rPr>
-            <w:lang w:val="zh_TW" w:bidi="zh_TW"/>
-          </w:rPr>
-          <w:rPr>
-            <w:color w:val="0000EE"/>
-            <w:u w:val="single"/>
-          </w:rPr>
-          <w:t>：可9:38</w:t>
-        </w:r>
-      </w:hyperlink>
-      <w:r>
-        <w:rPr>
-          <w:lang w:val="zh_TW" w:bidi="zh_TW"/>
-        </w:rPr>
-        <w:t>，使用「夫子」而不是「主人」）</w:t>
+        <w:t>「現今的世代」（我們現在所處的時代）</w:t>
       </w:r>
     </w:p>
     <w:p>
@@ -2536,9 +667,37 @@
         <w:rPr>
           <w:lang w:val="zh_TW" w:bidi="zh_TW"/>
         </w:rPr>
-        <w:t>天上的主（</w:t>
-      </w:r>
-      <w:hyperlink r:id="rId82">
+        <w:t>「將來的世代」（神所應許的未來時期）</w:t>
+      </w:r>
+    </w:p>
+    <w:p>
+      <w:pPr/>
+      <w:r>
+        <w:rPr>
+          <w:lang w:val="zh_TW" w:bidi="zh_TW"/>
+        </w:rPr>
+      </w:r>
+      <w:r>
+        <w:rPr>
+          <w:lang w:val="zh_TW" w:bidi="zh_TW"/>
+        </w:rPr>
+        <w:t>這兩個時代的區別，並不僅僅在於有時間與無時間的對立。「將來的世代」將是一個真實展開的未來時代，具有其獨特的屬性。聖經在描述這新時代的來臨時，也呈現了許多關於未來將發生之事的細節。</w:t>
+      </w:r>
+    </w:p>
+    <w:p>
+      <w:pPr/>
+      <w:r>
+        <w:rPr>
+          <w:lang w:val="zh_TW" w:bidi="zh_TW"/>
+        </w:rPr>
+      </w:r>
+      <w:r>
+        <w:rPr>
+          <w:lang w:val="zh_TW" w:bidi="zh_TW"/>
+        </w:rPr>
+        <w:t>此外，這個新時代並非只是單純回到萬物起初的狀態，而是要完成神對萬有的計畫。正如</w:t>
+      </w:r>
+      <w:hyperlink r:id="rId21">
         <w:r>
           <w:rPr>
             <w:lang w:val="zh_TW" w:bidi="zh_TW"/>
@@ -2547,14 +706,25 @@
             <w:color w:val="0000EE"/>
             <w:u w:val="single"/>
           </w:rPr>
-          <w:t>弗6:9</w:t>
+          <w:t>啓示錄一章4節</w:t>
         </w:r>
       </w:hyperlink>
       <w:r>
         <w:rPr>
           <w:lang w:val="zh_TW" w:bidi="zh_TW"/>
         </w:rPr>
-        <w:t>）</w:t>
+        <w:t>所宣告的，神是「昔在、今在、以後永在的」；因此，聖經稱之為「新造」。</w:t>
+      </w:r>
+    </w:p>
+    <w:p>
+      <w:pPr>
+        <w:pStyle w:val="Heading3"/>
+      </w:pPr>
+      <w:r>
+        <w:rPr>
+          <w:lang w:val="zh_TW" w:bidi="zh_TW"/>
+        </w:rPr>
+        <w:t>新時代與現今的世代的並存</w:t>
       </w:r>
     </w:p>
     <w:p>
@@ -2568,20 +738,1014 @@
         <w:rPr>
           <w:lang w:val="zh_TW" w:bidi="zh_TW"/>
         </w:rPr>
-        <w:t>「主」這個詞經常用來描述耶穌。當希臘文</w:t>
+        <w:t>新約聖經教導我們，「將來的世代」其實已經開始了。從基督的生平與服事開始，雖然我們仍然生活在現今的世代之中，但這兩個時代在當下是同時並存的。</w:t>
+      </w:r>
+    </w:p>
+    <w:p>
+      <w:pPr/>
+      <w:r>
+        <w:rPr>
+          <w:lang w:val="zh_TW" w:bidi="zh_TW"/>
+        </w:rPr>
+      </w:r>
+      <w:r>
+        <w:rPr>
+          <w:lang w:val="zh_TW" w:bidi="zh_TW"/>
+        </w:rPr>
+        <w:t>聖經以多種方式表達這一概念，例如：</w:t>
+      </w:r>
+    </w:p>
+    <w:p>
+      <w:pPr>
+        <w:pStyle w:val="ListBullet"/>
+        <w:spacing w:line="240" w:lineRule="auto"/>
+        <w:ind w:left="720"/>
+      </w:pPr>
+      <w:r>
+        <w:rPr>
+          <w:lang w:val="zh_TW" w:bidi="zh_TW"/>
+        </w:rPr>
+      </w:r>
+      <w:r>
+        <w:rPr>
+          <w:lang w:val="zh_TW" w:bidi="zh_TW"/>
+        </w:rPr>
+        <w:t>「初熟的果子」</w:t>
+      </w:r>
+    </w:p>
+    <w:p>
+      <w:pPr>
+        <w:pStyle w:val="ListBullet"/>
+        <w:spacing w:line="240" w:lineRule="auto"/>
+        <w:ind w:left="720"/>
+      </w:pPr>
+      <w:r>
+        <w:rPr>
+          <w:lang w:val="zh_TW" w:bidi="zh_TW"/>
+        </w:rPr>
+      </w:r>
+      <w:r>
+        <w:rPr>
+          <w:lang w:val="zh_TW" w:bidi="zh_TW"/>
+        </w:rPr>
+        <w:t>「得基業的憑據」</w:t>
+      </w:r>
+    </w:p>
+    <w:p>
+      <w:pPr>
+        <w:pStyle w:val="ListBullet"/>
+        <w:spacing w:line="240" w:lineRule="auto"/>
+        <w:ind w:left="720"/>
+      </w:pPr>
+      <w:r>
+        <w:rPr>
+          <w:lang w:val="zh_TW" w:bidi="zh_TW"/>
+        </w:rPr>
+      </w:r>
+      <w:r>
+        <w:rPr>
+          <w:lang w:val="zh_TW" w:bidi="zh_TW"/>
+        </w:rPr>
+        <w:t>「末後的日子」</w:t>
+      </w:r>
+    </w:p>
+    <w:p>
+      <w:pPr/>
+      <w:r>
+        <w:rPr>
+          <w:lang w:val="zh_TW" w:bidi="zh_TW"/>
+        </w:rPr>
+      </w:r>
+      <w:r>
+        <w:rPr>
+          <w:lang w:val="zh_TW" w:bidi="zh_TW"/>
+        </w:rPr>
+        <w:t>例如，</w:t>
+      </w:r>
+      <w:hyperlink r:id="rId22">
+        <w:r>
+          <w:rPr>
+            <w:lang w:val="zh_TW" w:bidi="zh_TW"/>
+          </w:rPr>
+          <w:rPr>
+            <w:color w:val="0000EE"/>
+            <w:u w:val="single"/>
+          </w:rPr>
+          <w:t>希伯來書六章5節</w:t>
+        </w:r>
+      </w:hyperlink>
+      <w:r>
+        <w:rPr>
+          <w:lang w:val="zh_TW" w:bidi="zh_TW"/>
+        </w:rPr>
+        <w:t>提到，有人已經「嘗過神善道的滋味</w:t>
+      </w:r>
+      <w:r>
+        <w:rPr>
+          <w:lang w:val="zh_TW" w:bidi="zh_TW"/>
+        </w:rPr>
+        <w:t>、覺悟</w:t>
+      </w:r>
+      <w:r>
+        <w:rPr>
+          <w:lang w:val="zh_TW" w:bidi="zh_TW"/>
+        </w:rPr>
+        <w:t>來世權能」，這表示因著耶穌的救恩，信徒如今就能享受將來的時代的一部分祝福。</w:t>
+      </w:r>
+    </w:p>
+    <w:p>
+      <w:pPr>
+        <w:pStyle w:val="Heading3"/>
+      </w:pPr>
+      <w:r>
+        <w:rPr>
+          <w:lang w:val="zh_TW" w:bidi="zh_TW"/>
+        </w:rPr>
+        <w:t>對時間與永恆的理解</w:t>
+      </w:r>
+    </w:p>
+    <w:p>
+      <w:pPr/>
+      <w:r>
+        <w:rPr>
+          <w:lang w:val="zh_TW" w:bidi="zh_TW"/>
+        </w:rPr>
+      </w:r>
+      <w:r>
+        <w:rPr>
+          <w:lang w:val="zh_TW" w:bidi="zh_TW"/>
+        </w:rPr>
+        <w:t>永恆並非時間的對立面，也不是一種沒有時間的狀態；相反，永恆是無界限的時間。它隨著耶穌所帶來的神國開始，並向未來延伸。</w:t>
+      </w:r>
+    </w:p>
+    <w:p>
+      <w:pPr/>
+      <w:r>
+        <w:rPr>
+          <w:lang w:val="zh_TW" w:bidi="zh_TW"/>
+        </w:rPr>
+      </w:r>
+      <w:r>
+        <w:rPr>
+          <w:lang w:val="zh_TW" w:bidi="zh_TW"/>
+        </w:rPr>
+        <w:t>神既掌管我們現今的時間（</w:t>
+      </w:r>
+      <w:hyperlink r:id="rId23">
+        <w:r>
+          <w:rPr>
+            <w:lang w:val="zh_TW" w:bidi="zh_TW"/>
+          </w:rPr>
+          <w:rPr>
+            <w:color w:val="0000EE"/>
+            <w:u w:val="single"/>
+          </w:rPr>
+          <w:t>加1:4</w:t>
+        </w:r>
+      </w:hyperlink>
+      <w:r>
+        <w:rPr>
+          <w:lang w:val="zh_TW" w:bidi="zh_TW"/>
+        </w:rPr>
+        <w:t>中稱之為「這罪惡的世代」），也掌管永恆。作為所有時間的神，神賦予兩者目的與意義</w:t>
+      </w:r>
+    </w:p>
+    <w:p>
+      <w:pPr/>
+      <w:r>
+        <w:rPr>
+          <w:lang w:val="zh_TW" w:bidi="zh_TW"/>
+        </w:rPr>
       </w:r>
       <w:r>
         <w:rPr>
           <w:i/>
           <w:lang w:val="zh_TW" w:bidi="zh_TW"/>
         </w:rPr>
-        <w:t>kurios</w:t>
-      </w:r>
-      <w:r>
-        <w:rPr>
-          <w:lang w:val="zh_TW" w:bidi="zh_TW"/>
-        </w:rPr>
-        <w:t>（通常翻譯為「主」）指的是耶穌時，它強調了神賦予祂的權柄以及祂在信徒生活中作主的角色。</w:t>
+        <w:t>另見</w:t>
+      </w:r>
+      <w:r>
+        <w:rPr>
+          <w:lang w:val="zh_TW" w:bidi="zh_TW"/>
+        </w:rPr>
+        <w:t xml:space="preserve"> </w:t>
+      </w:r>
+      <w:r>
+        <w:rPr>
+          <w:lang w:val="zh_TW" w:bidi="zh_TW"/>
+        </w:rPr>
+        <w:t>時代</w:t>
+      </w:r>
+      <w:r>
+        <w:rPr>
+          <w:lang w:val="zh_TW" w:bidi="zh_TW"/>
+        </w:rPr>
+        <w:t>；</w:t>
+      </w:r>
+      <w:r>
+        <w:rPr>
+          <w:lang w:val="zh_TW" w:bidi="zh_TW"/>
+        </w:rPr>
+        <w:t>神的存在與屬性</w:t>
+      </w:r>
+      <w:r>
+        <w:rPr>
+          <w:lang w:val="zh_TW" w:bidi="zh_TW"/>
+        </w:rPr>
+        <w:t>。</w:t>
+      </w:r>
+      <w:r>
+        <w:rPr>
+          <w:lang w:val="zh_TW" w:bidi="zh_TW"/>
+        </w:rPr>
+      </w:r>
+      <w:r>
+        <w:rPr>
+          <w:lang w:val="zh_TW" w:bidi="zh_TW"/>
+        </w:rPr>
+      </w:r>
+    </w:p>
+    <w:p>
+      <w:pPr/>
+      <w:r>
+        <w:rPr>
+          <w:lang w:val="zh_TW" w:bidi="zh_TW"/>
+        </w:rPr>
+      </w:r>
+    </w:p>
+    <w:p>
+      <w:pPr>
+        <w:pStyle w:val="Heading2"/>
+      </w:pPr>
+      <w:r>
+        <w:rPr>
+          <w:lang w:val="zh_TW" w:bidi="zh_TW"/>
+        </w:rPr>
+        <w:t>永生</w:t>
+      </w:r>
+      <w:r>
+        <w:rPr>
+          <w:lang w:val="zh_TW" w:bidi="zh_TW"/>
+        </w:rPr>
+      </w:r>
+    </w:p>
+    <w:p>
+      <w:pPr/>
+      <w:r>
+        <w:rPr>
+          <w:lang w:val="zh_TW" w:bidi="zh_TW"/>
+        </w:rPr>
+      </w:r>
+      <w:r>
+        <w:rPr>
+          <w:lang w:val="zh_TW" w:bidi="zh_TW"/>
+        </w:rPr>
+        <w:t>聖經中所描述的一種存在模式，具有永恆或不朽的特性，是從神來並賜予信徒的生命。聖經作者認識到有一位活的神，在世界創造之前就存在，並當時間的終結來到時，祂仍然持續存在。神賜給那些順服並對祂負責之人的禮物被稱為「永生」或類似的同義詞。約翰福音提供了對永生最清楚的教導。</w:t>
+      </w:r>
+    </w:p>
+    <w:p>
+      <w:pPr/>
+      <w:r>
+        <w:rPr>
+          <w:lang w:val="zh_TW" w:bidi="zh_TW"/>
+        </w:rPr>
+      </w:r>
+      <w:r>
+        <w:rPr>
+          <w:lang w:val="zh_TW" w:bidi="zh_TW"/>
+        </w:rPr>
+        <w:t>「永生」這個詞在希臘文舊約中僅出現一次（</w:t>
+      </w:r>
+      <w:hyperlink r:id="rId24">
+        <w:r>
+          <w:rPr>
+            <w:lang w:val="zh_TW" w:bidi="zh_TW"/>
+          </w:rPr>
+          <w:rPr>
+            <w:color w:val="0000EE"/>
+            <w:u w:val="single"/>
+          </w:rPr>
+          <w:t>但12:2</w:t>
+        </w:r>
+      </w:hyperlink>
+      <w:r>
+        <w:rPr>
+          <w:lang w:val="zh_TW" w:bidi="zh_TW"/>
+        </w:rPr>
+        <w:t>，基本意思是「那個時代的生命（the life of the age）」，指的是超越死人復活時代的生命）。然而，舊約中「生命」的主要意義是地上生活的福祉。</w:t>
+      </w:r>
+    </w:p>
+    <w:p>
+      <w:pPr/>
+      <w:r>
+        <w:rPr>
+          <w:lang w:val="zh_TW" w:bidi="zh_TW"/>
+        </w:rPr>
+      </w:r>
+      <w:r>
+        <w:rPr>
+          <w:lang w:val="zh_TW" w:bidi="zh_TW"/>
+        </w:rPr>
+        <w:t>在兩約之間的時期，猶太拉比清楚地區分了「今世」和「將來的世代」。他們強調，將來世代的生命不僅僅是在數量上的延續，而是質量上的區別。</w:t>
+      </w:r>
+    </w:p>
+    <w:p>
+      <w:pPr/>
+      <w:r>
+        <w:rPr>
+          <w:lang w:val="zh_TW" w:bidi="zh_TW"/>
+        </w:rPr>
+      </w:r>
+      <w:r>
+        <w:rPr>
+          <w:lang w:val="zh_TW" w:bidi="zh_TW"/>
+        </w:rPr>
+        <w:t>希臘文中「永恆」一詞的詞源與「世代」或「永遠」相關。將新約置於猶太教的背景下，結合永活神和「將來世代」的應許，使「永恆」這個形容詞具有更深的意義。耶穌基督作為神的最終啟示，使未來彌賽亞世代的生命品質在現在的現實中成為可能。</w:t>
+      </w:r>
+    </w:p>
+    <w:p>
+      <w:pPr/>
+      <w:r>
+        <w:rPr>
+          <w:lang w:val="zh_TW" w:bidi="zh_TW"/>
+        </w:rPr>
+      </w:r>
+      <w:r>
+        <w:rPr>
+          <w:lang w:val="zh_TW" w:bidi="zh_TW"/>
+        </w:rPr>
+        <w:t>那位富有的年輕官員來到耶穌面前，詢問如何承受永生（</w:t>
+      </w:r>
+      <w:hyperlink r:id="rId25">
+        <w:r>
+          <w:rPr>
+            <w:lang w:val="zh_TW" w:bidi="zh_TW"/>
+          </w:rPr>
+          <w:rPr>
+            <w:color w:val="0000EE"/>
+            <w:u w:val="single"/>
+          </w:rPr>
+          <w:t>可10:17</w:t>
+        </w:r>
+      </w:hyperlink>
+      <w:r>
+        <w:rPr>
+          <w:lang w:val="zh_TW" w:bidi="zh_TW"/>
+        </w:rPr>
+        <w:t>）。顯然，他想到的是將來世代的復活生命。耶穌的回答以相同的概念來應對（</w:t>
+      </w:r>
+      <w:hyperlink r:id="rId26">
+        <w:r>
+          <w:rPr>
+            <w:lang w:val="zh_TW" w:bidi="zh_TW"/>
+          </w:rPr>
+          <w:rPr>
+            <w:color w:val="0000EE"/>
+            <w:u w:val="single"/>
+          </w:rPr>
+          <w:t>30</w:t>
+        </w:r>
+      </w:hyperlink>
+      <w:r>
+        <w:rPr>
+          <w:lang w:val="zh_TW" w:bidi="zh_TW"/>
+        </w:rPr>
+        <w:t>節）。</w:t>
+      </w:r>
+    </w:p>
+    <w:p>
+      <w:pPr/>
+      <w:r>
+        <w:rPr>
+          <w:lang w:val="zh_TW" w:bidi="zh_TW"/>
+        </w:rPr>
+      </w:r>
+      <w:r>
+        <w:rPr>
+          <w:lang w:val="zh_TW" w:bidi="zh_TW"/>
+        </w:rPr>
+        <w:t>耶穌對富有年輕人的回答中，把接受永生等同於進入神的國（</w:t>
+      </w:r>
+      <w:hyperlink r:id="rId27">
+        <w:r>
+          <w:rPr>
+            <w:lang w:val="zh_TW" w:bidi="zh_TW"/>
+          </w:rPr>
+          <w:rPr>
+            <w:color w:val="0000EE"/>
+            <w:u w:val="single"/>
+          </w:rPr>
+          <w:t>可10:23–25</w:t>
+        </w:r>
+      </w:hyperlink>
+      <w:r>
+        <w:rPr>
+          <w:lang w:val="zh_TW" w:bidi="zh_TW"/>
+        </w:rPr>
+        <w:t>）。神的國不僅僅是一個未來的事件，而是已經在耶穌的生命、事工和教導中開始實現。神的國是現在這個當下（present）生命的禮物，信徒在現今世代中便能領受。耶穌的許多比喻強調了這一點（例如，</w:t>
+      </w:r>
+      <w:hyperlink r:id="rId28">
+        <w:r>
+          <w:rPr>
+            <w:lang w:val="zh_TW" w:bidi="zh_TW"/>
+          </w:rPr>
+          <w:rPr>
+            <w:color w:val="0000EE"/>
+            <w:u w:val="single"/>
+          </w:rPr>
+          <w:t>太13章</w:t>
+        </w:r>
+      </w:hyperlink>
+      <w:r>
+        <w:rPr>
+          <w:lang w:val="zh_TW" w:bidi="zh_TW"/>
+        </w:rPr>
+        <w:t>中的比喻）。登山寶訓中的八福（</w:t>
+      </w:r>
+      <w:hyperlink r:id="rId29">
+        <w:r>
+          <w:rPr>
+            <w:lang w:val="zh_TW" w:bidi="zh_TW"/>
+          </w:rPr>
+          <w:rPr>
+            <w:color w:val="0000EE"/>
+            <w:u w:val="single"/>
+          </w:rPr>
+          <w:t>5:3–12</w:t>
+        </w:r>
+      </w:hyperlink>
+      <w:r>
+        <w:rPr>
+          <w:lang w:val="zh_TW" w:bidi="zh_TW"/>
+        </w:rPr>
+        <w:t>）進一步闡明了當下的祝福，包括救恩、赦罪和公義。因此，永生是一種現今的祝福，賜予那些順服神的統治並在這新救恩時代的祝福中生活的人，在現今世代結束之前，便能享受這恩典。</w:t>
+      </w:r>
+    </w:p>
+    <w:p>
+      <w:pPr/>
+      <w:r>
+        <w:rPr>
+          <w:lang w:val="zh_TW" w:bidi="zh_TW"/>
+        </w:rPr>
+      </w:r>
+      <w:r>
+        <w:rPr>
+          <w:lang w:val="zh_TW" w:bidi="zh_TW"/>
+        </w:rPr>
+        <w:t>關於永生最全面的討論出現在約翰福音。約翰的目是突出這一概念的關鍵重要性：「但記這些事要叫你們信耶穌是基督，是神的兒子，並且叫你們信了他，就可以因他的名得生命。」（</w:t>
+      </w:r>
+      <w:hyperlink r:id="rId30">
+        <w:r>
+          <w:rPr>
+            <w:lang w:val="zh_TW" w:bidi="zh_TW"/>
+          </w:rPr>
+          <w:rPr>
+            <w:color w:val="0000EE"/>
+            <w:u w:val="single"/>
+          </w:rPr>
+          <w:t>約20:31</w:t>
+        </w:r>
+      </w:hyperlink>
+      <w:r>
+        <w:rPr>
+          <w:lang w:val="zh_TW" w:bidi="zh_TW"/>
+        </w:rPr>
+        <w:t>）。約翰中最早提及永生見於</w:t>
+      </w:r>
+      <w:hyperlink r:id="rId31">
+        <w:r>
+          <w:rPr>
+            <w:lang w:val="zh_TW" w:bidi="zh_TW"/>
+          </w:rPr>
+          <w:rPr>
+            <w:color w:val="0000EE"/>
+            <w:u w:val="single"/>
+          </w:rPr>
+          <w:t>約翰福音三章15節</w:t>
+        </w:r>
+      </w:hyperlink>
+      <w:r>
+        <w:rPr>
+          <w:lang w:val="zh_TW" w:bidi="zh_TW"/>
+        </w:rPr>
+        <w:t>。</w:t>
+      </w:r>
+    </w:p>
+    <w:p>
+      <w:pPr/>
+      <w:r>
+        <w:rPr>
+          <w:lang w:val="zh_TW" w:bidi="zh_TW"/>
+        </w:rPr>
+      </w:r>
+      <w:r>
+        <w:rPr>
+          <w:lang w:val="zh_TW" w:bidi="zh_TW"/>
+        </w:rPr>
+        <w:t>約翰明顯地認同猶太人對將來世代及其祝福的期盼（例如，</w:t>
+      </w:r>
+      <w:hyperlink r:id="rId32">
+        <w:r>
+          <w:rPr>
+            <w:lang w:val="zh_TW" w:bidi="zh_TW"/>
+          </w:rPr>
+          <w:rPr>
+            <w:color w:val="0000EE"/>
+            <w:u w:val="single"/>
+          </w:rPr>
+          <w:t>約3:36，</w:t>
+        </w:r>
+      </w:hyperlink>
+      <w:hyperlink r:id="rId20">
+        <w:r>
+          <w:rPr>
+            <w:lang w:val="zh_TW" w:bidi="zh_TW"/>
+          </w:rPr>
+          <w:rPr>
+            <w:color w:val="0000EE"/>
+            <w:u w:val="single"/>
+          </w:rPr>
+          <w:t>4:14，</w:t>
+        </w:r>
+      </w:hyperlink>
+      <w:hyperlink r:id="rId33">
+        <w:r>
+          <w:rPr>
+            <w:lang w:val="zh_TW" w:bidi="zh_TW"/>
+          </w:rPr>
+          <w:rPr>
+            <w:color w:val="0000EE"/>
+            <w:u w:val="single"/>
+          </w:rPr>
+          <w:t>5:29、39，</w:t>
+        </w:r>
+      </w:hyperlink>
+      <w:hyperlink r:id="rId34">
+        <w:r>
+          <w:rPr>
+            <w:lang w:val="zh_TW" w:bidi="zh_TW"/>
+          </w:rPr>
+          <w:rPr>
+            <w:color w:val="0000EE"/>
+            <w:u w:val="single"/>
+          </w:rPr>
+          <w:t>6:27，</w:t>
+        </w:r>
+      </w:hyperlink>
+      <w:hyperlink r:id="rId35">
+        <w:r>
+          <w:rPr>
+            <w:lang w:val="zh_TW" w:bidi="zh_TW"/>
+          </w:rPr>
+          <w:rPr>
+            <w:color w:val="0000EE"/>
+            <w:u w:val="single"/>
+          </w:rPr>
+          <w:t>12:25</w:t>
+        </w:r>
+      </w:hyperlink>
+      <w:r>
+        <w:rPr>
+          <w:lang w:val="zh_TW" w:bidi="zh_TW"/>
+        </w:rPr>
+        <w:t>）。永生被定義為彌賽亞世代到來時，所賜予的特別恩典。拉撒路的復活（</w:t>
+      </w:r>
+      <w:hyperlink r:id="rId36">
+        <w:r>
+          <w:rPr>
+            <w:lang w:val="zh_TW" w:bidi="zh_TW"/>
+          </w:rPr>
+          <w:rPr>
+            <w:color w:val="0000EE"/>
+            <w:u w:val="single"/>
+          </w:rPr>
+          <w:t>11</w:t>
+        </w:r>
+      </w:hyperlink>
+      <w:r>
+        <w:rPr>
+          <w:lang w:val="zh_TW" w:bidi="zh_TW"/>
+        </w:rPr>
+        <w:t>章）是一個活生生的比喻，顯明那些相信基督之人將來可以享有的生命。在拉撒路復活之前，馬大表明了她對拉撒路將會在末日復活的信心（</w:t>
+      </w:r>
+      <w:hyperlink r:id="rId37">
+        <w:r>
+          <w:rPr>
+            <w:lang w:val="zh_TW" w:bidi="zh_TW"/>
+          </w:rPr>
+          <w:rPr>
+            <w:color w:val="0000EE"/>
+            <w:u w:val="single"/>
+          </w:rPr>
+          <w:t>24</w:t>
+        </w:r>
+      </w:hyperlink>
+      <w:r>
+        <w:rPr>
+          <w:lang w:val="zh_TW" w:bidi="zh_TW"/>
+        </w:rPr>
+        <w:t>節）。耶穌回應她，表明祂自己就是復活和生命，並宣告相信祂的人雖然死了也必復活（</w:t>
+      </w:r>
+      <w:hyperlink r:id="rId38">
+        <w:r>
+          <w:rPr>
+            <w:lang w:val="zh_TW" w:bidi="zh_TW"/>
+          </w:rPr>
+          <w:rPr>
+            <w:color w:val="0000EE"/>
+            <w:u w:val="single"/>
+          </w:rPr>
+          <w:t>25–26</w:t>
+        </w:r>
+      </w:hyperlink>
+      <w:r>
+        <w:rPr>
+          <w:lang w:val="zh_TW" w:bidi="zh_TW"/>
+        </w:rPr>
+        <w:t>節）。</w:t>
+      </w:r>
+    </w:p>
+    <w:p>
+      <w:pPr/>
+      <w:r>
+        <w:rPr>
+          <w:lang w:val="zh_TW" w:bidi="zh_TW"/>
+        </w:rPr>
+      </w:r>
+      <w:r>
+        <w:rPr>
+          <w:lang w:val="zh_TW" w:bidi="zh_TW"/>
+        </w:rPr>
+        <w:t>然而，約翰福音的主要焦點並不在於對未來生命的期待，而在於當下就能經歷這未來的生命。在基督裡，信徒已經可以獲得那屬於將來世代的生命。耶穌用來定義祂使命的比喻，強調了這新的生命已然開始：活水，如泉源直湧到永生（</w:t>
+      </w:r>
+      <w:hyperlink r:id="rId39">
+        <w:r>
+          <w:rPr>
+            <w:lang w:val="zh_TW" w:bidi="zh_TW"/>
+          </w:rPr>
+          <w:rPr>
+            <w:color w:val="0000EE"/>
+            <w:u w:val="single"/>
+          </w:rPr>
+          <w:t>約4:10–14</w:t>
+        </w:r>
+      </w:hyperlink>
+      <w:r>
+        <w:rPr>
+          <w:lang w:val="zh_TW" w:bidi="zh_TW"/>
+        </w:rPr>
+        <w:t>）；生命的糧，滿足世人靈性的飢渴（</w:t>
+      </w:r>
+      <w:hyperlink r:id="rId40">
+        <w:r>
+          <w:rPr>
+            <w:lang w:val="zh_TW" w:bidi="zh_TW"/>
+          </w:rPr>
+          <w:rPr>
+            <w:color w:val="0000EE"/>
+            <w:u w:val="single"/>
+          </w:rPr>
+          <w:t>6:35–40</w:t>
+        </w:r>
+      </w:hyperlink>
+      <w:r>
+        <w:rPr>
+          <w:lang w:val="zh_TW" w:bidi="zh_TW"/>
+        </w:rPr>
+        <w:t>）；世界的光，引領跟隨者進入生命的光中（</w:t>
+      </w:r>
+      <w:hyperlink r:id="rId41">
+        <w:r>
+          <w:rPr>
+            <w:lang w:val="zh_TW" w:bidi="zh_TW"/>
+          </w:rPr>
+          <w:rPr>
+            <w:color w:val="0000EE"/>
+            <w:u w:val="single"/>
+          </w:rPr>
+          <w:t>8:12</w:t>
+        </w:r>
+      </w:hyperlink>
+      <w:r>
+        <w:rPr>
+          <w:lang w:val="zh_TW" w:bidi="zh_TW"/>
+        </w:rPr>
+        <w:t>）；好牧人，賜給豐盛的生命（</w:t>
+      </w:r>
+      <w:hyperlink r:id="rId42">
+        <w:r>
+          <w:rPr>
+            <w:lang w:val="zh_TW" w:bidi="zh_TW"/>
+          </w:rPr>
+          <w:rPr>
+            <w:color w:val="0000EE"/>
+            <w:u w:val="single"/>
+          </w:rPr>
+          <w:t>10:10</w:t>
+        </w:r>
+      </w:hyperlink>
+      <w:r>
+        <w:rPr>
+          <w:lang w:val="zh_TW" w:bidi="zh_TW"/>
+        </w:rPr>
+        <w:t>）；生命之主，使死人復活（</w:t>
+      </w:r>
+      <w:hyperlink r:id="rId43">
+        <w:r>
+          <w:rPr>
+            <w:lang w:val="zh_TW" w:bidi="zh_TW"/>
+          </w:rPr>
+          <w:rPr>
+            <w:color w:val="0000EE"/>
+            <w:u w:val="single"/>
+          </w:rPr>
+          <w:t>11:25</w:t>
+        </w:r>
+      </w:hyperlink>
+      <w:r>
+        <w:rPr>
+          <w:lang w:val="zh_TW" w:bidi="zh_TW"/>
+        </w:rPr>
+        <w:t>）；道路、真理、生命（</w:t>
+      </w:r>
+      <w:hyperlink r:id="rId44">
+        <w:r>
+          <w:rPr>
+            <w:lang w:val="zh_TW" w:bidi="zh_TW"/>
+          </w:rPr>
+          <w:rPr>
+            <w:color w:val="0000EE"/>
+            <w:u w:val="single"/>
+          </w:rPr>
+          <w:t>14:6</w:t>
+        </w:r>
+      </w:hyperlink>
+      <w:r>
+        <w:rPr>
+          <w:lang w:val="zh_TW" w:bidi="zh_TW"/>
+        </w:rPr>
+        <w:t>）；真葡萄樹，使住在祂裡面的枝子得以維持生命（</w:t>
+      </w:r>
+      <w:hyperlink r:id="rId45">
+        <w:r>
+          <w:rPr>
+            <w:lang w:val="zh_TW" w:bidi="zh_TW"/>
+          </w:rPr>
+          <w:rPr>
+            <w:color w:val="0000EE"/>
+            <w:u w:val="single"/>
+          </w:rPr>
+          <w:t>5:5</w:t>
+        </w:r>
+      </w:hyperlink>
+      <w:r>
+        <w:rPr>
+          <w:lang w:val="zh_TW" w:bidi="zh_TW"/>
+        </w:rPr>
+        <w:t>）。</w:t>
+      </w:r>
+    </w:p>
+    <w:p>
+      <w:pPr/>
+      <w:r>
+        <w:rPr>
+          <w:lang w:val="zh_TW" w:bidi="zh_TW"/>
+        </w:rPr>
+      </w:r>
+      <w:r>
+        <w:rPr>
+          <w:lang w:val="zh_TW" w:bidi="zh_TW"/>
+        </w:rPr>
+        <w:t>耶穌特別指出，祂使命的成就並非憑靠祂自己的本性或大能，而是藉著差祂來的父。耶穌對父的順服再次表明生命是神的恩賜。相信神兒子的人就是那接受神所賜生命——永生——的人。因此，所有信徒得享復活的應許，乃是神恩賜的自然結果（</w:t>
+      </w:r>
+      <w:hyperlink r:id="rId46">
+        <w:r>
+          <w:rPr>
+            <w:lang w:val="zh_TW" w:bidi="zh_TW"/>
+          </w:rPr>
+          <w:rPr>
+            <w:color w:val="0000EE"/>
+            <w:u w:val="single"/>
+          </w:rPr>
+          <w:t>約5:26–29</w:t>
+        </w:r>
+      </w:hyperlink>
+      <w:r>
+        <w:rPr>
+          <w:lang w:val="zh_TW" w:bidi="zh_TW"/>
+        </w:rPr>
+        <w:t>）。這在拉撒路的復活中得以明示，也因基督的復活作為「初熟的果子」（用保羅的術語，</w:t>
+      </w:r>
+      <w:hyperlink r:id="rId47">
+        <w:r>
+          <w:rPr>
+            <w:lang w:val="zh_TW" w:bidi="zh_TW"/>
+          </w:rPr>
+          <w:rPr>
+            <w:color w:val="0000EE"/>
+            <w:u w:val="single"/>
+          </w:rPr>
+          <w:t>林前15:23</w:t>
+        </w:r>
+      </w:hyperlink>
+      <w:r>
+        <w:rPr>
+          <w:lang w:val="zh_TW" w:bidi="zh_TW"/>
+        </w:rPr>
+        <w:t>）而得到保證。</w:t>
+      </w:r>
+    </w:p>
+    <w:p>
+      <w:pPr/>
+      <w:r>
+        <w:rPr>
+          <w:lang w:val="zh_TW" w:bidi="zh_TW"/>
+        </w:rPr>
+      </w:r>
+      <w:r>
+        <w:rPr>
+          <w:lang w:val="zh_TW" w:bidi="zh_TW"/>
+        </w:rPr>
+        <w:t>耶穌為永生的概念添加了進一步的內容，將其與認識真神聯繫起來（</w:t>
+      </w:r>
+      <w:hyperlink r:id="rId48">
+        <w:r>
+          <w:rPr>
+            <w:lang w:val="zh_TW" w:bidi="zh_TW"/>
+          </w:rPr>
+          <w:rPr>
+            <w:color w:val="0000EE"/>
+            <w:u w:val="single"/>
+          </w:rPr>
+          <w:t>約17:3</w:t>
+        </w:r>
+      </w:hyperlink>
+      <w:r>
+        <w:rPr>
+          <w:lang w:val="zh_TW" w:bidi="zh_TW"/>
+        </w:rPr>
+        <w:t>）。在希臘思想中，知識指的是經由沉思或神秘入神經驗（mystical ecstasy）所達成的結果。然而，在舊約中，知識意指經歷、關係、相交（fellowship）和關懷（參</w:t>
+      </w:r>
+      <w:hyperlink r:id="rId49">
+        <w:r>
+          <w:rPr>
+            <w:lang w:val="zh_TW" w:bidi="zh_TW"/>
+          </w:rPr>
+          <w:rPr>
+            <w:color w:val="0000EE"/>
+            <w:u w:val="single"/>
+          </w:rPr>
+          <w:t>耶31:34</w:t>
+        </w:r>
+      </w:hyperlink>
+      <w:r>
+        <w:rPr>
+          <w:lang w:val="zh_TW" w:bidi="zh_TW"/>
+        </w:rPr>
+        <w:t>）。這種將知識視同為親密關係的含義，從其動詞形式的用法中得到強調，因其用來指男性與女性之間親密的性關係（參</w:t>
+      </w:r>
+      <w:hyperlink r:id="rId50">
+        <w:r>
+          <w:rPr>
+            <w:lang w:val="zh_TW" w:bidi="zh_TW"/>
+          </w:rPr>
+          <w:rPr>
+            <w:color w:val="0000EE"/>
+            <w:u w:val="single"/>
+          </w:rPr>
+          <w:t>創4:1</w:t>
+        </w:r>
+      </w:hyperlink>
+      <w:r>
+        <w:rPr>
+          <w:lang w:val="zh_TW" w:bidi="zh_TW"/>
+        </w:rPr>
+        <w:t>）。耶穌說：「我是好牧人；我認識我的羊，我的羊也認識我，正如父認識我，我也認識父一樣」（</w:t>
+      </w:r>
+      <w:hyperlink r:id="rId51">
+        <w:r>
+          <w:rPr>
+            <w:lang w:val="zh_TW" w:bidi="zh_TW"/>
+          </w:rPr>
+          <w:rPr>
+            <w:color w:val="0000EE"/>
+            <w:u w:val="single"/>
+          </w:rPr>
+          <w:t>約10:14–15</w:t>
+        </w:r>
+      </w:hyperlink>
+      <w:r>
+        <w:rPr>
+          <w:lang w:val="zh_TW" w:bidi="zh_TW"/>
+        </w:rPr>
+        <w:t>）。父與子的親密互動，成為子與其門徒之間關係的典範。這種知識並非藉由教育或思維操縱而來，而是藉著子啟示而來（</w:t>
+      </w:r>
+      <w:hyperlink r:id="rId52">
+        <w:r>
+          <w:rPr>
+            <w:lang w:val="zh_TW" w:bidi="zh_TW"/>
+          </w:rPr>
+          <w:rPr>
+            <w:color w:val="0000EE"/>
+            <w:u w:val="single"/>
+          </w:rPr>
+          <w:t>1:18，</w:t>
+        </w:r>
+      </w:hyperlink>
+      <w:r>
+        <w:rPr>
+          <w:lang w:val="zh_TW" w:bidi="zh_TW"/>
+        </w:rPr>
+        <w:t>參</w:t>
+      </w:r>
+      <w:hyperlink r:id="rId53">
+        <w:r>
+          <w:rPr>
+            <w:lang w:val="zh_TW" w:bidi="zh_TW"/>
+          </w:rPr>
+          <w:rPr>
+            <w:color w:val="0000EE"/>
+            <w:u w:val="single"/>
+          </w:rPr>
+          <w:t>14:7</w:t>
+        </w:r>
+      </w:hyperlink>
+      <w:r>
+        <w:rPr>
+          <w:lang w:val="zh_TW" w:bidi="zh_TW"/>
+        </w:rPr>
+        <w:t>）。</w:t>
+      </w:r>
+    </w:p>
+    <w:p>
+      <w:pPr/>
+      <w:r>
+        <w:rPr>
+          <w:lang w:val="zh_TW" w:bidi="zh_TW"/>
+        </w:rPr>
+      </w:r>
+      <w:r>
+        <w:rPr>
+          <w:lang w:val="zh_TW" w:bidi="zh_TW"/>
+        </w:rPr>
+        <w:t>對永生概念中的主要元素進行簡要回顧，清楚地表明永生並不僅僅是無盡或永恆的生命。儘管永生沒有終極的界限，但聖經的重點主要是放在生命的質量上，特別是其神聖的屬性。永生是透過在基督裡啟示一位實的神，把將來世代的屬性引入當下，並帶來對神的認識以及其與神的關係。</w:t>
+      </w:r>
+    </w:p>
+    <w:p>
+      <w:pPr/>
+      <w:r>
+        <w:rPr>
+          <w:lang w:val="zh_TW" w:bidi="zh_TW"/>
+        </w:rPr>
+      </w:r>
+      <w:r>
+        <w:rPr>
+          <w:i/>
+          <w:lang w:val="zh_TW" w:bidi="zh_TW"/>
+        </w:rPr>
+        <w:t>另見</w:t>
+      </w:r>
+      <w:r>
+        <w:rPr>
+          <w:lang w:val="zh_TW" w:bidi="zh_TW"/>
+        </w:rPr>
+        <w:t xml:space="preserve"> </w:t>
+      </w:r>
+      <w:r>
+        <w:rPr>
+          <w:lang w:val="zh_TW" w:bidi="zh_TW"/>
+        </w:rPr>
+        <w:t>生命</w:t>
+      </w:r>
+      <w:r>
+        <w:rPr>
+          <w:lang w:val="zh_TW" w:bidi="zh_TW"/>
+        </w:rPr>
+        <w:t>；</w:t>
+      </w:r>
+      <w:r>
+        <w:rPr>
+          <w:lang w:val="zh_TW" w:bidi="zh_TW"/>
+        </w:rPr>
+        <w:t>新的創造，新的受造物</w:t>
+      </w:r>
+      <w:r>
+        <w:rPr>
+          <w:lang w:val="zh_TW" w:bidi="zh_TW"/>
+        </w:rPr>
+        <w:t>；</w:t>
+      </w:r>
+      <w:r>
+        <w:rPr>
+          <w:lang w:val="zh_TW" w:bidi="zh_TW"/>
+        </w:rPr>
+        <w:t>重生</w:t>
+      </w:r>
+      <w:r>
+        <w:rPr>
+          <w:lang w:val="zh_TW" w:bidi="zh_TW"/>
+        </w:rPr>
+        <w:t>。</w:t>
       </w:r>
       <w:r>
         <w:rPr>

--- a/zht/docx/189.content.docx
+++ b/zht/docx/189.content.docx
@@ -19,7 +19,7 @@
         <w:rPr>
           <w:lang w:val="zh_TW" w:bidi="zh_TW"/>
         </w:rPr>
-        <w:t>Resource: Tyndale Open Bible Dictionary</w:t>
+        <w:t>Resource: Aquifer Open Bible Dictionary</w:t>
       </w:r>
       <w:r>
         <w:rPr>
@@ -112,7 +112,7 @@
         <w:rPr>
           <w:lang w:val="zh_TW" w:bidi="zh_TW"/>
         </w:rPr>
-        <w:t>Tyndale Open Bible Dictionary</w:t>
+        <w:t>Aquifer Open Bible Dictionary</w:t>
       </w:r>
     </w:p>
     <w:p>
@@ -149,7 +149,7 @@
         <w:rPr>
           <w:lang w:val="zh_TW" w:bidi="zh_TW"/>
         </w:rPr>
-        <w:t>yong</w:t>
+        <w:t>ying</w:t>
       </w:r>
       <w:r>
         <w:rPr>
@@ -212,7 +212,7 @@
         <w:rPr>
           <w:lang w:val="zh_TW" w:bidi="zh_TW"/>
         </w:rPr>
-        <w:t>永恆</w:t>
+        <w:t>應許</w:t>
       </w:r>
       <w:r>
         <w:rPr>
@@ -231,7 +231,7 @@
         <w:rPr>
           <w:lang w:val="zh_TW" w:bidi="zh_TW"/>
         </w:rPr>
-        <w:t>指無始無終的時間。</w:t>
+        <w:t>一個人向另一個人所作的宣告，表示某事將會或不會完成，使另一個人有權期待與應許相應的行為。</w:t>
       </w:r>
     </w:p>
     <w:p>
@@ -242,7 +242,7 @@
         <w:rPr>
           <w:lang w:val="zh_TW" w:bidi="zh_TW"/>
         </w:rPr>
-        <w:t>舊約聖經中的永恆</w:t>
+        <w:t>應許的類型</w:t>
       </w:r>
     </w:p>
     <w:p>
@@ -256,7 +256,7 @@
         <w:rPr>
           <w:lang w:val="zh_TW" w:bidi="zh_TW"/>
         </w:rPr>
-        <w:t>舊約聖經中並沒有一個與英文 「eternity（永恆）」完全對應的單字。相反，聖經多以「世世代代」、「從永遠到永遠」等片語來表達這一概念。由於人們認為神是創造並掌管歷史的神的這個概念，人們因此相信神的生命沒有終結，故聖經稱神為「永生的」（見</w:t>
+        <w:t>聖經中有幾個人與人之間彼此應許的例子（例：</w:t>
       </w:r>
       <w:hyperlink r:id="rId13">
         <w:r>
@@ -267,7 +267,7 @@
             <w:color w:val="0000EE"/>
             <w:u w:val="single"/>
           </w:rPr>
-          <w:t>創21:33</w:t>
+          <w:t>民22:17</w:t>
         </w:r>
       </w:hyperlink>
       <w:r>
@@ -285,14 +285,14 @@
             <w:color w:val="0000EE"/>
             <w:u w:val="single"/>
           </w:rPr>
-          <w:t>賽26:4</w:t>
+          <w:t>斯4:7</w:t>
         </w:r>
       </w:hyperlink>
       <w:r>
         <w:rPr>
           <w:lang w:val="zh_TW" w:bidi="zh_TW"/>
         </w:rPr>
-        <w:t>，</w:t>
+        <w:t>）以及人對神應許的例子（例：</w:t>
       </w:r>
       <w:hyperlink r:id="rId15">
         <w:r>
@@ -303,25 +303,32 @@
             <w:color w:val="0000EE"/>
             <w:u w:val="single"/>
           </w:rPr>
-          <w:t>40:28</w:t>
+          <w:t>尼5:12</w:t>
         </w:r>
       </w:hyperlink>
       <w:r>
         <w:rPr>
           <w:lang w:val="zh_TW" w:bidi="zh_TW"/>
         </w:rPr>
-        <w:t>）。希伯來人清楚知道神是永生的，與人不同；人的生命在地上則是有限的。</w:t>
-      </w:r>
-    </w:p>
-    <w:p>
-      <w:pPr>
-        <w:pStyle w:val="Heading3"/>
-      </w:pPr>
-      <w:r>
-        <w:rPr>
-          <w:lang w:val="zh_TW" w:bidi="zh_TW"/>
-        </w:rPr>
-        <w:t>新約聖經中的永恆</w:t>
+        <w:t>）。然而，神對人的應許更為重要。這些屬神的應許絕對可信，因為作應許的那位完全有能力成就祂的應許（</w:t>
+      </w:r>
+      <w:hyperlink r:id="rId16">
+        <w:r>
+          <w:rPr>
+            <w:lang w:val="zh_TW" w:bidi="zh_TW"/>
+          </w:rPr>
+          <w:rPr>
+            <w:color w:val="0000EE"/>
+            <w:u w:val="single"/>
+          </w:rPr>
+          <w:t>羅4:21</w:t>
+        </w:r>
+      </w:hyperlink>
+      <w:r>
+        <w:rPr>
+          <w:lang w:val="zh_TW" w:bidi="zh_TW"/>
+        </w:rPr>
+        <w:t>）。</w:t>
       </w:r>
     </w:p>
     <w:p>
@@ -335,9 +342,27 @@
         <w:rPr>
           <w:lang w:val="zh_TW" w:bidi="zh_TW"/>
         </w:rPr>
-        <w:t>新約聖經延續了猶太教與舊約聖經的觀念。在希臘文中，有一個詞既可用來描述時間的時代，也可用來表達神永恆的本性。例如，</w:t>
-      </w:r>
-      <w:hyperlink r:id="rId16">
+        <w:t>聖經中，神的應許保證領受者得著許多益處，包括：</w:t>
+      </w:r>
+    </w:p>
+    <w:p>
+      <w:pPr>
+        <w:pStyle w:val="ListBullet"/>
+        <w:spacing w:line="240" w:lineRule="auto"/>
+        <w:ind w:left="720"/>
+      </w:pPr>
+      <w:r>
+        <w:rPr>
+          <w:lang w:val="zh_TW" w:bidi="zh_TW"/>
+        </w:rPr>
+      </w:r>
+      <w:r>
+        <w:rPr>
+          <w:lang w:val="zh_TW" w:bidi="zh_TW"/>
+        </w:rPr>
+        <w:t>子民的身份（</w:t>
+      </w:r>
+      <w:hyperlink r:id="rId17">
         <w:r>
           <w:rPr>
             <w:lang w:val="zh_TW" w:bidi="zh_TW"/>
@@ -346,14 +371,302 @@
             <w:color w:val="0000EE"/>
             <w:u w:val="single"/>
           </w:rPr>
-          <w:t>羅馬書十六章26節</w:t>
+          <w:t>林後6:16–7:1</w:t>
         </w:r>
       </w:hyperlink>
       <w:r>
         <w:rPr>
           <w:lang w:val="zh_TW" w:bidi="zh_TW"/>
         </w:rPr>
-        <w:t>中譯為「永生」的詞，源自希臘文「eon」，其含義為「時代」或「長久的時期」。</w:t>
+        <w:t>）</w:t>
+      </w:r>
+    </w:p>
+    <w:p>
+      <w:pPr>
+        <w:pStyle w:val="ListBullet"/>
+        <w:spacing w:line="240" w:lineRule="auto"/>
+        <w:ind w:left="720"/>
+      </w:pPr>
+      <w:r>
+        <w:rPr>
+          <w:lang w:val="zh_TW" w:bidi="zh_TW"/>
+        </w:rPr>
+      </w:r>
+      <w:r>
+        <w:rPr>
+          <w:lang w:val="zh_TW" w:bidi="zh_TW"/>
+        </w:rPr>
+        <w:t>罪的赦免 （</w:t>
+      </w:r>
+      <w:hyperlink r:id="rId18">
+        <w:r>
+          <w:rPr>
+            <w:lang w:val="zh_TW" w:bidi="zh_TW"/>
+          </w:rPr>
+          <w:rPr>
+            <w:color w:val="0000EE"/>
+            <w:u w:val="single"/>
+          </w:rPr>
+          <w:t>約一1:9</w:t>
+        </w:r>
+      </w:hyperlink>
+      <w:r>
+        <w:rPr>
+          <w:lang w:val="zh_TW" w:bidi="zh_TW"/>
+        </w:rPr>
+        <w:t>）</w:t>
+      </w:r>
+    </w:p>
+    <w:p>
+      <w:pPr>
+        <w:pStyle w:val="ListBullet"/>
+        <w:spacing w:line="240" w:lineRule="auto"/>
+        <w:ind w:left="720"/>
+      </w:pPr>
+      <w:r>
+        <w:rPr>
+          <w:lang w:val="zh_TW" w:bidi="zh_TW"/>
+        </w:rPr>
+      </w:r>
+      <w:r>
+        <w:rPr>
+          <w:lang w:val="zh_TW" w:bidi="zh_TW"/>
+        </w:rPr>
+        <w:t>回應禱告（</w:t>
+      </w:r>
+      <w:hyperlink r:id="rId19">
+        <w:r>
+          <w:rPr>
+            <w:lang w:val="zh_TW" w:bidi="zh_TW"/>
+          </w:rPr>
+          <w:rPr>
+            <w:color w:val="0000EE"/>
+            <w:u w:val="single"/>
+          </w:rPr>
+          <w:t>路11:9</w:t>
+        </w:r>
+      </w:hyperlink>
+      <w:r>
+        <w:rPr>
+          <w:lang w:val="zh_TW" w:bidi="zh_TW"/>
+        </w:rPr>
+        <w:t>）</w:t>
+      </w:r>
+    </w:p>
+    <w:p>
+      <w:pPr>
+        <w:pStyle w:val="ListBullet"/>
+        <w:spacing w:line="240" w:lineRule="auto"/>
+        <w:ind w:left="720"/>
+      </w:pPr>
+      <w:r>
+        <w:rPr>
+          <w:lang w:val="zh_TW" w:bidi="zh_TW"/>
+        </w:rPr>
+      </w:r>
+      <w:r>
+        <w:rPr>
+          <w:lang w:val="zh_TW" w:bidi="zh_TW"/>
+        </w:rPr>
+        <w:t>脫離試探（</w:t>
+      </w:r>
+      <w:hyperlink r:id="rId20">
+        <w:r>
+          <w:rPr>
+            <w:lang w:val="zh_TW" w:bidi="zh_TW"/>
+          </w:rPr>
+          <w:rPr>
+            <w:color w:val="0000EE"/>
+            <w:u w:val="single"/>
+          </w:rPr>
+          <w:t>林前10:13</w:t>
+        </w:r>
+      </w:hyperlink>
+      <w:r>
+        <w:rPr>
+          <w:lang w:val="zh_TW" w:bidi="zh_TW"/>
+        </w:rPr>
+        <w:t>）</w:t>
+      </w:r>
+    </w:p>
+    <w:p>
+      <w:pPr>
+        <w:pStyle w:val="ListBullet"/>
+        <w:spacing w:line="240" w:lineRule="auto"/>
+        <w:ind w:left="720"/>
+      </w:pPr>
+      <w:r>
+        <w:rPr>
+          <w:lang w:val="zh_TW" w:bidi="zh_TW"/>
+        </w:rPr>
+      </w:r>
+      <w:r>
+        <w:rPr>
+          <w:lang w:val="zh_TW" w:bidi="zh_TW"/>
+        </w:rPr>
+        <w:t>患難中的恩典（</w:t>
+      </w:r>
+      <w:hyperlink r:id="rId21">
+        <w:r>
+          <w:rPr>
+            <w:lang w:val="zh_TW" w:bidi="zh_TW"/>
+          </w:rPr>
+          <w:rPr>
+            <w:color w:val="0000EE"/>
+            <w:u w:val="single"/>
+          </w:rPr>
+          <w:t>林後12:9</w:t>
+        </w:r>
+      </w:hyperlink>
+      <w:r>
+        <w:rPr>
+          <w:lang w:val="zh_TW" w:bidi="zh_TW"/>
+        </w:rPr>
+        <w:t>）</w:t>
+      </w:r>
+    </w:p>
+    <w:p>
+      <w:pPr>
+        <w:pStyle w:val="ListBullet"/>
+        <w:spacing w:line="240" w:lineRule="auto"/>
+        <w:ind w:left="720"/>
+      </w:pPr>
+      <w:r>
+        <w:rPr>
+          <w:lang w:val="zh_TW" w:bidi="zh_TW"/>
+        </w:rPr>
+      </w:r>
+      <w:r>
+        <w:rPr>
+          <w:lang w:val="zh_TW" w:bidi="zh_TW"/>
+        </w:rPr>
+        <w:t>供應一切所需（</w:t>
+      </w:r>
+      <w:hyperlink r:id="rId22">
+        <w:r>
+          <w:rPr>
+            <w:lang w:val="zh_TW" w:bidi="zh_TW"/>
+          </w:rPr>
+          <w:rPr>
+            <w:color w:val="0000EE"/>
+            <w:u w:val="single"/>
+          </w:rPr>
+          <w:t>腓4:19</w:t>
+        </w:r>
+      </w:hyperlink>
+      <w:r>
+        <w:rPr>
+          <w:lang w:val="zh_TW" w:bidi="zh_TW"/>
+        </w:rPr>
+        <w:t>）</w:t>
+      </w:r>
+    </w:p>
+    <w:p>
+      <w:pPr>
+        <w:pStyle w:val="ListBullet"/>
+        <w:spacing w:line="240" w:lineRule="auto"/>
+        <w:ind w:left="720"/>
+      </w:pPr>
+      <w:r>
+        <w:rPr>
+          <w:lang w:val="zh_TW" w:bidi="zh_TW"/>
+        </w:rPr>
+      </w:r>
+      <w:r>
+        <w:rPr>
+          <w:lang w:val="zh_TW" w:bidi="zh_TW"/>
+        </w:rPr>
+        <w:t>順服的獎賞（</w:t>
+      </w:r>
+      <w:hyperlink r:id="rId23">
+        <w:r>
+          <w:rPr>
+            <w:lang w:val="zh_TW" w:bidi="zh_TW"/>
+          </w:rPr>
+          <w:rPr>
+            <w:color w:val="0000EE"/>
+            <w:u w:val="single"/>
+          </w:rPr>
+          <w:t>雅1:12</w:t>
+        </w:r>
+      </w:hyperlink>
+      <w:r>
+        <w:rPr>
+          <w:lang w:val="zh_TW" w:bidi="zh_TW"/>
+        </w:rPr>
+        <w:t>）</w:t>
+      </w:r>
+    </w:p>
+    <w:p>
+      <w:pPr>
+        <w:pStyle w:val="ListBullet"/>
+        <w:spacing w:line="240" w:lineRule="auto"/>
+        <w:ind w:left="720"/>
+      </w:pPr>
+      <w:r>
+        <w:rPr>
+          <w:lang w:val="zh_TW" w:bidi="zh_TW"/>
+        </w:rPr>
+      </w:r>
+      <w:r>
+        <w:rPr>
+          <w:lang w:val="zh_TW" w:bidi="zh_TW"/>
+        </w:rPr>
+        <w:t>永生（</w:t>
+      </w:r>
+      <w:hyperlink r:id="rId24">
+        <w:r>
+          <w:rPr>
+            <w:lang w:val="zh_TW" w:bidi="zh_TW"/>
+          </w:rPr>
+          <w:rPr>
+            <w:color w:val="0000EE"/>
+            <w:u w:val="single"/>
+          </w:rPr>
+          <w:t>路18:29–30</w:t>
+        </w:r>
+      </w:hyperlink>
+      <w:r>
+        <w:rPr>
+          <w:lang w:val="zh_TW" w:bidi="zh_TW"/>
+        </w:rPr>
+        <w:t>；</w:t>
+      </w:r>
+      <w:hyperlink r:id="rId25">
+        <w:r>
+          <w:rPr>
+            <w:lang w:val="zh_TW" w:bidi="zh_TW"/>
+          </w:rPr>
+          <w:rPr>
+            <w:color w:val="0000EE"/>
+            <w:u w:val="single"/>
+          </w:rPr>
+          <w:t>約3:16</w:t>
+        </w:r>
+      </w:hyperlink>
+      <w:r>
+        <w:rPr>
+          <w:lang w:val="zh_TW" w:bidi="zh_TW"/>
+        </w:rPr>
+        <w:t>；</w:t>
+      </w:r>
+      <w:hyperlink r:id="rId26">
+        <w:r>
+          <w:rPr>
+            <w:lang w:val="zh_TW" w:bidi="zh_TW"/>
+          </w:rPr>
+          <w:rPr>
+            <w:color w:val="0000EE"/>
+            <w:u w:val="single"/>
+          </w:rPr>
+          <w:t>羅6:22–23</w:t>
+        </w:r>
+      </w:hyperlink>
+      <w:r>
+        <w:rPr>
+          <w:lang w:val="zh_TW" w:bidi="zh_TW"/>
+        </w:rPr>
+        <w:t>）</w:t>
       </w:r>
     </w:p>
     <w:p>
@@ -367,7 +680,25 @@
         <w:rPr>
           <w:lang w:val="zh_TW" w:bidi="zh_TW"/>
         </w:rPr>
-        <w:t>神掌管一切時代，祂無始無終，並為人有限的生命賦予秩序與意義。新約聖經也教導我們，時間終將有終結；這一點補充了舊約聖經中關於神創造萬物的教導，使人更加明白神的永恆——祂在萬物之前存有，也必在萬物之後仍然存有。</w:t>
+        <w:t>神的應許是確定且可靠的。然而，要分享這些祝福，我們必須滿足某些條件。神的應許也不必然帶來祝福。實際上，也有應許宣告，拒絕順服主耶穌福音的人肯定會面臨審判（</w:t>
+      </w:r>
+      <w:hyperlink r:id="rId27">
+        <w:r>
+          <w:rPr>
+            <w:lang w:val="zh_TW" w:bidi="zh_TW"/>
+          </w:rPr>
+          <w:rPr>
+            <w:color w:val="0000EE"/>
+            <w:u w:val="single"/>
+          </w:rPr>
+          <w:t>帖後1:8–9</w:t>
+        </w:r>
+      </w:hyperlink>
+      <w:r>
+        <w:rPr>
+          <w:lang w:val="zh_TW" w:bidi="zh_TW"/>
+        </w:rPr>
+        <w:t>）。</w:t>
       </w:r>
     </w:p>
     <w:p>
@@ -381,7 +712,50 @@
         <w:rPr>
           <w:lang w:val="zh_TW" w:bidi="zh_TW"/>
         </w:rPr>
-        <w:t xml:space="preserve">新約聖經論及神如何藉著耶穌基督向人顯現，其方式與舊約聖經中神向以色列顯現的方式相似。新約聖經中在談論時間時，常以不同介詞搭配「eon（時代）」一詞，例如： </w:t>
+        <w:t>神的應許適用於不同時代與地方，且臨到許多人；除此之外，還有許多應許涉及祂的救贖計畫，如何在宏大歷史進程中的開展。這類應許既無重複性應用，也沒有條件的性質。在這類情況中，應許幾乎等同預言。這些應許以及應驗，彼交織於救贖歷史之中。</w:t>
+      </w:r>
+    </w:p>
+    <w:p>
+      <w:pPr>
+        <w:pStyle w:val="Heading3"/>
+      </w:pPr>
+      <w:r>
+        <w:rPr>
+          <w:lang w:val="zh_TW" w:bidi="zh_TW"/>
+        </w:rPr>
+        <w:t>舊約聖經中的應許</w:t>
+      </w:r>
+    </w:p>
+    <w:p>
+      <w:pPr/>
+      <w:r>
+        <w:rPr>
+          <w:lang w:val="zh_TW" w:bidi="zh_TW"/>
+        </w:rPr>
+      </w:r>
+      <w:r>
+        <w:rPr>
+          <w:lang w:val="zh_TW" w:bidi="zh_TW"/>
+        </w:rPr>
+        <w:t>舊約聖經的應許主題，最明確體現在福音的首次宣告中（稱為原始福音）；是神在亞當和夏娃墮落犯罪後，在伊甸園中給予的（</w:t>
+      </w:r>
+      <w:hyperlink r:id="rId28">
+        <w:r>
+          <w:rPr>
+            <w:lang w:val="zh_TW" w:bidi="zh_TW"/>
+          </w:rPr>
+          <w:rPr>
+            <w:color w:val="0000EE"/>
+            <w:u w:val="single"/>
+          </w:rPr>
+          <w:t>創3:15</w:t>
+        </w:r>
+      </w:hyperlink>
+      <w:r>
+        <w:rPr>
+          <w:lang w:val="zh_TW" w:bidi="zh_TW"/>
+        </w:rPr>
+        <w:t>）。後來的應許包括：</w:t>
       </w:r>
     </w:p>
     <w:p>
@@ -395,7 +769,13 @@
           <w:lang w:val="zh_TW" w:bidi="zh_TW"/>
         </w:rPr>
       </w:r>
-      <w:hyperlink r:id="rId17">
+      <w:r>
+        <w:rPr>
+          <w:lang w:val="zh_TW" w:bidi="zh_TW"/>
+        </w:rPr>
+        <w:t>神與亞伯拉罕立的盟約（</w:t>
+      </w:r>
+      <w:hyperlink r:id="rId29">
         <w:r>
           <w:rPr>
             <w:lang w:val="zh_TW" w:bidi="zh_TW"/>
@@ -404,26 +784,50 @@
             <w:color w:val="0000EE"/>
             <w:u w:val="single"/>
           </w:rPr>
-          <w:t>約翰福音九章32節</w:t>
+          <w:t>創12</w:t>
         </w:r>
       </w:hyperlink>
       <w:r>
         <w:rPr>
           <w:lang w:val="zh_TW" w:bidi="zh_TW"/>
         </w:rPr>
-        <w:t>所説的「</w:t>
-      </w:r>
-      <w:r>
-        <w:rPr>
-          <w:lang w:val="zh_TW" w:bidi="zh_TW"/>
-        </w:rPr>
-        <w:t>未曾</w:t>
-      </w:r>
-      <w:r>
-        <w:rPr>
-          <w:lang w:val="zh_TW" w:bidi="zh_TW"/>
-        </w:rPr>
-        <w:t>」，原文直譯為「從這時代之外」</w:t>
+        <w:t>、</w:t>
+      </w:r>
+      <w:hyperlink r:id="rId30">
+        <w:r>
+          <w:rPr>
+            <w:lang w:val="zh_TW" w:bidi="zh_TW"/>
+          </w:rPr>
+          <w:rPr>
+            <w:color w:val="0000EE"/>
+            <w:u w:val="single"/>
+          </w:rPr>
+          <w:t>15</w:t>
+        </w:r>
+      </w:hyperlink>
+      <w:r>
+        <w:rPr>
+          <w:lang w:val="zh_TW" w:bidi="zh_TW"/>
+        </w:rPr>
+        <w:t>、</w:t>
+      </w:r>
+      <w:hyperlink r:id="rId31">
+        <w:r>
+          <w:rPr>
+            <w:lang w:val="zh_TW" w:bidi="zh_TW"/>
+          </w:rPr>
+          <w:rPr>
+            <w:color w:val="0000EE"/>
+            <w:u w:val="single"/>
+          </w:rPr>
+          <w:t>17</w:t>
+        </w:r>
+      </w:hyperlink>
+      <w:r>
+        <w:rPr>
+          <w:lang w:val="zh_TW" w:bidi="zh_TW"/>
+        </w:rPr>
+        <w:t>）</w:t>
       </w:r>
     </w:p>
     <w:p>
@@ -437,7 +841,13 @@
           <w:lang w:val="zh_TW" w:bidi="zh_TW"/>
         </w:rPr>
       </w:r>
-      <w:hyperlink r:id="rId18">
+      <w:r>
+        <w:rPr>
+          <w:lang w:val="zh_TW" w:bidi="zh_TW"/>
+        </w:rPr>
+        <w:t>神與大衛立的盟約（</w:t>
+      </w:r>
+      <w:hyperlink r:id="rId32">
         <w:r>
           <w:rPr>
             <w:lang w:val="zh_TW" w:bidi="zh_TW"/>
@@ -446,26 +856,14 @@
             <w:color w:val="0000EE"/>
             <w:u w:val="single"/>
           </w:rPr>
-          <w:t>路加福音一章70節</w:t>
+          <w:t>撒下7</w:t>
         </w:r>
       </w:hyperlink>
       <w:r>
         <w:rPr>
           <w:lang w:val="zh_TW" w:bidi="zh_TW"/>
         </w:rPr>
-        <w:t>所説的「</w:t>
-      </w:r>
-      <w:r>
-        <w:rPr>
-          <w:lang w:val="zh_TW" w:bidi="zh_TW"/>
-        </w:rPr>
-        <w:t>從創世以來</w:t>
-      </w:r>
-      <w:r>
-        <w:rPr>
-          <w:lang w:val="zh_TW" w:bidi="zh_TW"/>
-        </w:rPr>
-        <w:t>」，原文直譯為「從那時代起」</w:t>
+        <w:t>）</w:t>
       </w:r>
     </w:p>
     <w:p>
@@ -479,7 +877,13 @@
           <w:lang w:val="zh_TW" w:bidi="zh_TW"/>
         </w:rPr>
       </w:r>
-      <w:hyperlink r:id="rId19">
+      <w:r>
+        <w:rPr>
+          <w:lang w:val="zh_TW" w:bidi="zh_TW"/>
+        </w:rPr>
+        <w:t>新約的應許（</w:t>
+      </w:r>
+      <w:hyperlink r:id="rId33">
         <w:r>
           <w:rPr>
             <w:lang w:val="zh_TW" w:bidi="zh_TW"/>
@@ -488,44 +892,25 @@
             <w:color w:val="0000EE"/>
             <w:u w:val="single"/>
           </w:rPr>
-          <w:t>猶大書一章13節</w:t>
+          <w:t>耶31章</w:t>
         </w:r>
       </w:hyperlink>
       <w:r>
         <w:rPr>
           <w:lang w:val="zh_TW" w:bidi="zh_TW"/>
         </w:rPr>
-        <w:t>所説的「永遠」，原文直譯為「直到那時代之中」</w:t>
+        <w:t>）</w:t>
       </w:r>
     </w:p>
     <w:p>
       <w:pPr>
-        <w:pStyle w:val="ListBullet"/>
-        <w:spacing w:line="240" w:lineRule="auto"/>
-        <w:ind w:left="720"/>
-      </w:pPr>
-      <w:r>
-        <w:rPr>
-          <w:lang w:val="zh_TW" w:bidi="zh_TW"/>
-        </w:rPr>
-      </w:r>
-      <w:hyperlink r:id="rId20">
-        <w:r>
-          <w:rPr>
-            <w:lang w:val="zh_TW" w:bidi="zh_TW"/>
-          </w:rPr>
-          <w:rPr>
-            <w:color w:val="0000EE"/>
-            <w:u w:val="single"/>
-          </w:rPr>
-          <w:t>約翰福音四章14節</w:t>
-        </w:r>
-      </w:hyperlink>
-      <w:r>
-        <w:rPr>
-          <w:lang w:val="zh_TW" w:bidi="zh_TW"/>
-        </w:rPr>
-        <w:t>所説的「直到永生」，原文直譯為「進入諸世代之中」</w:t>
+        <w:pStyle w:val="Heading4"/>
+      </w:pPr>
+      <w:r>
+        <w:rPr>
+          <w:lang w:val="zh_TW" w:bidi="zh_TW"/>
+        </w:rPr>
+        <w:t>原始福音</w:t>
       </w:r>
     </w:p>
     <w:p>
@@ -535,22 +920,34 @@
           <w:lang w:val="zh_TW" w:bidi="zh_TW"/>
         </w:rPr>
       </w:r>
-      <w:r>
-        <w:rPr>
-          <w:lang w:val="zh_TW" w:bidi="zh_TW"/>
-        </w:rPr>
-        <w:t>前兩個片語指的是遙遠的過去；後兩個則指向未定的未來，通常譯為「永遠」。</w:t>
+      <w:hyperlink r:id="rId28">
+        <w:r>
+          <w:rPr>
+            <w:lang w:val="zh_TW" w:bidi="zh_TW"/>
+          </w:rPr>
+          <w:rPr>
+            <w:color w:val="0000EE"/>
+            <w:u w:val="single"/>
+          </w:rPr>
+          <w:t>創世記三章15節</w:t>
+        </w:r>
+      </w:hyperlink>
+      <w:r>
+        <w:rPr>
+          <w:lang w:val="zh_TW" w:bidi="zh_TW"/>
+        </w:rPr>
+        <w:t>說：「我又要叫你〔撒但〕和女人〔夏娃〕彼此為仇；你的後裔和女人的後裔也彼此為仇。女人的後裔要傷你的頭；你要傷他的腳跟。」這句話是一個應許，表明在未來某個時候，女人的後裔要傷撒但的頭。在最後一句中，女人的後裔具體表達為「他」，「他」要傷你〔撒但〕的頭，不過撒但亦會對女人的後裔造成傷害。這就是應許，為亞當、夏娃及其後裔帶來盼望。他們期待其對頭撒但，將被他們的後裔所毀滅。</w:t>
       </w:r>
     </w:p>
     <w:p>
       <w:pPr>
-        <w:pStyle w:val="Heading3"/>
-      </w:pPr>
-      <w:r>
-        <w:rPr>
-          <w:lang w:val="zh_TW" w:bidi="zh_TW"/>
-        </w:rPr>
-        <w:t>不同文化對時間與永恆的看法</w:t>
+        <w:pStyle w:val="Heading4"/>
+      </w:pPr>
+      <w:r>
+        <w:rPr>
+          <w:lang w:val="zh_TW" w:bidi="zh_TW"/>
+        </w:rPr>
+        <w:t>給亞伯拉罕的應許</w:t>
       </w:r>
     </w:p>
     <w:p>
@@ -564,7 +961,101 @@
         <w:rPr>
           <w:lang w:val="zh_TW" w:bidi="zh_TW"/>
         </w:rPr>
-        <w:t>聖經對永恆的看法，與當時其它文化的觀念有所不同。許多文化認為時間是循環的，事件會不斷重演；在希臘文化中尤其明顯，時間被視為一個不斷重複的圓圈。</w:t>
+        <w:t>在</w:t>
+      </w:r>
+      <w:hyperlink r:id="rId34">
+        <w:r>
+          <w:rPr>
+            <w:lang w:val="zh_TW" w:bidi="zh_TW"/>
+          </w:rPr>
+          <w:rPr>
+            <w:color w:val="0000EE"/>
+            <w:u w:val="single"/>
+          </w:rPr>
+          <w:t>創世記十二章1至7節</w:t>
+        </w:r>
+      </w:hyperlink>
+      <w:r>
+        <w:rPr>
+          <w:lang w:val="zh_TW" w:bidi="zh_TW"/>
+        </w:rPr>
+        <w:t>中，主叫亞伯拉罕離開他的族人和國家，去到所要指示給他的地。神為此應許他：</w:t>
+      </w:r>
+    </w:p>
+    <w:p>
+      <w:pPr>
+        <w:pStyle w:val="ListNumber"/>
+        <w:numPr>
+          <w:ilvl w:val="0"/>
+          <w:numId w:val="14"/>
+        </w:numPr>
+        <w:spacing w:line="240" w:lineRule="auto"/>
+        <w:ind w:left="720"/>
+      </w:pPr>
+      <w:r>
+        <w:rPr>
+          <w:lang w:val="zh_TW" w:bidi="zh_TW"/>
+        </w:rPr>
+      </w:r>
+      <w:r>
+        <w:rPr>
+          <w:lang w:val="zh_TW" w:bidi="zh_TW"/>
+        </w:rPr>
+        <w:t>他的後裔要成為大國</w:t>
+      </w:r>
+    </w:p>
+    <w:p>
+      <w:pPr>
+        <w:pStyle w:val="ListNumber"/>
+        <w:spacing w:line="240" w:lineRule="auto"/>
+        <w:ind w:left="720"/>
+      </w:pPr>
+      <w:r>
+        <w:rPr>
+          <w:lang w:val="zh_TW" w:bidi="zh_TW"/>
+        </w:rPr>
+      </w:r>
+      <w:r>
+        <w:rPr>
+          <w:lang w:val="zh_TW" w:bidi="zh_TW"/>
+        </w:rPr>
+        <w:t>他將得著賜福，他的名將要為大</w:t>
+      </w:r>
+    </w:p>
+    <w:p>
+      <w:pPr>
+        <w:pStyle w:val="ListNumber"/>
+        <w:spacing w:line="240" w:lineRule="auto"/>
+        <w:ind w:left="720"/>
+      </w:pPr>
+      <w:r>
+        <w:rPr>
+          <w:lang w:val="zh_TW" w:bidi="zh_TW"/>
+        </w:rPr>
+      </w:r>
+      <w:r>
+        <w:rPr>
+          <w:lang w:val="zh_TW" w:bidi="zh_TW"/>
+        </w:rPr>
+        <w:t>列國將因他得福</w:t>
+      </w:r>
+    </w:p>
+    <w:p>
+      <w:pPr>
+        <w:pStyle w:val="ListNumber"/>
+        <w:spacing w:line="240" w:lineRule="auto"/>
+        <w:ind w:left="720"/>
+      </w:pPr>
+      <w:r>
+        <w:rPr>
+          <w:lang w:val="zh_TW" w:bidi="zh_TW"/>
+        </w:rPr>
+      </w:r>
+      <w:r>
+        <w:rPr>
+          <w:lang w:val="zh_TW" w:bidi="zh_TW"/>
+        </w:rPr>
+        <w:t>迦南地將會賜給他的後代</w:t>
       </w:r>
     </w:p>
     <w:p>
@@ -578,7 +1069,126 @@
         <w:rPr>
           <w:lang w:val="zh_TW" w:bidi="zh_TW"/>
         </w:rPr>
-        <w:t>在希臘思想中，救恩意味著逃離這無盡的時間循環，進入一種無時間存在的境界；然而，聖經對時間的理解截然不同。聖經將時間描繪為一條具有起點與終點的直線，並完全置於神的主權之下。</w:t>
+        <w:t>在這些對亞伯拉罕的應許中，最重要的是：祂要藉著他的後裔賜福許多列國。這個應許在創世記出現了五次（</w:t>
+      </w:r>
+      <w:hyperlink r:id="rId35">
+        <w:r>
+          <w:rPr>
+            <w:lang w:val="zh_TW" w:bidi="zh_TW"/>
+          </w:rPr>
+          <w:rPr>
+            <w:color w:val="0000EE"/>
+            <w:u w:val="single"/>
+          </w:rPr>
+          <w:t>創12:3</w:t>
+        </w:r>
+      </w:hyperlink>
+      <w:r>
+        <w:rPr>
+          <w:lang w:val="zh_TW" w:bidi="zh_TW"/>
+        </w:rPr>
+        <w:t>，</w:t>
+      </w:r>
+      <w:hyperlink r:id="rId36">
+        <w:r>
+          <w:rPr>
+            <w:lang w:val="zh_TW" w:bidi="zh_TW"/>
+          </w:rPr>
+          <w:rPr>
+            <w:color w:val="0000EE"/>
+            <w:u w:val="single"/>
+          </w:rPr>
+          <w:t>18:18</w:t>
+        </w:r>
+      </w:hyperlink>
+      <w:r>
+        <w:rPr>
+          <w:lang w:val="zh_TW" w:bidi="zh_TW"/>
+        </w:rPr>
+        <w:t>，</w:t>
+      </w:r>
+      <w:hyperlink r:id="rId37">
+        <w:r>
+          <w:rPr>
+            <w:lang w:val="zh_TW" w:bidi="zh_TW"/>
+          </w:rPr>
+          <w:rPr>
+            <w:color w:val="0000EE"/>
+            <w:u w:val="single"/>
+          </w:rPr>
+          <w:t>22:18</w:t>
+        </w:r>
+      </w:hyperlink>
+      <w:r>
+        <w:rPr>
+          <w:lang w:val="zh_TW" w:bidi="zh_TW"/>
+        </w:rPr>
+        <w:t>，</w:t>
+      </w:r>
+      <w:hyperlink r:id="rId38">
+        <w:r>
+          <w:rPr>
+            <w:lang w:val="zh_TW" w:bidi="zh_TW"/>
+          </w:rPr>
+          <w:rPr>
+            <w:color w:val="0000EE"/>
+            <w:u w:val="single"/>
+          </w:rPr>
+          <w:t>26:4</w:t>
+        </w:r>
+      </w:hyperlink>
+      <w:r>
+        <w:rPr>
+          <w:lang w:val="zh_TW" w:bidi="zh_TW"/>
+        </w:rPr>
+        <w:t>，</w:t>
+      </w:r>
+      <w:hyperlink r:id="rId39">
+        <w:r>
+          <w:rPr>
+            <w:lang w:val="zh_TW" w:bidi="zh_TW"/>
+          </w:rPr>
+          <w:rPr>
+            <w:color w:val="0000EE"/>
+            <w:u w:val="single"/>
+          </w:rPr>
+          <w:t>28:14</w:t>
+        </w:r>
+      </w:hyperlink>
+      <w:r>
+        <w:rPr>
+          <w:lang w:val="zh_TW" w:bidi="zh_TW"/>
+        </w:rPr>
+        <w:t>），指的是</w:t>
+      </w:r>
+      <w:hyperlink r:id="rId28">
+        <w:r>
+          <w:rPr>
+            <w:lang w:val="zh_TW" w:bidi="zh_TW"/>
+          </w:rPr>
+          <w:rPr>
+            <w:color w:val="0000EE"/>
+            <w:u w:val="single"/>
+          </w:rPr>
+          <w:t>創世記三章15節</w:t>
+        </w:r>
+      </w:hyperlink>
+      <w:r>
+        <w:rPr>
+          <w:lang w:val="zh_TW" w:bidi="zh_TW"/>
+        </w:rPr>
+        <w:t>並指向基督。</w:t>
+      </w:r>
+    </w:p>
+    <w:p>
+      <w:pPr>
+        <w:pStyle w:val="Heading4"/>
+      </w:pPr>
+      <w:r>
+        <w:rPr>
+          <w:lang w:val="zh_TW" w:bidi="zh_TW"/>
+        </w:rPr>
+        <w:t>給大衛的應許</w:t>
       </w:r>
     </w:p>
     <w:p>
@@ -592,7 +1202,126 @@
         <w:rPr>
           <w:lang w:val="zh_TW" w:bidi="zh_TW"/>
         </w:rPr>
-        <w:t>因此，這也表示聖經對救恩的看法不同：救恩並非藉著是逃避時間而成就，而是在每個人的生命中經歷神的過程中成就，並邁向神所預備的最終完全。</w:t>
+        <w:t>在</w:t>
+      </w:r>
+      <w:hyperlink r:id="rId32">
+        <w:r>
+          <w:rPr>
+            <w:lang w:val="zh_TW" w:bidi="zh_TW"/>
+          </w:rPr>
+          <w:rPr>
+            <w:color w:val="0000EE"/>
+            <w:u w:val="single"/>
+          </w:rPr>
+          <w:t>撒母耳記下七章</w:t>
+        </w:r>
+      </w:hyperlink>
+      <w:r>
+        <w:rPr>
+          <w:lang w:val="zh_TW" w:bidi="zh_TW"/>
+        </w:rPr>
+        <w:t>，神給了大衛王一個應許，就是他的王朝要永遠堅立（</w:t>
+      </w:r>
+      <w:hyperlink r:id="rId40">
+        <w:r>
+          <w:rPr>
+            <w:lang w:val="zh_TW" w:bidi="zh_TW"/>
+          </w:rPr>
+          <w:rPr>
+            <w:color w:val="0000EE"/>
+            <w:u w:val="single"/>
+          </w:rPr>
+          <w:t>撒下7:16</w:t>
+        </w:r>
+      </w:hyperlink>
+      <w:r>
+        <w:rPr>
+          <w:lang w:val="zh_TW" w:bidi="zh_TW"/>
+        </w:rPr>
+        <w:t>；</w:t>
+      </w:r>
+      <w:hyperlink r:id="rId41">
+        <w:r>
+          <w:rPr>
+            <w:lang w:val="zh_TW" w:bidi="zh_TW"/>
+          </w:rPr>
+          <w:rPr>
+            <w:color w:val="0000EE"/>
+            <w:u w:val="single"/>
+          </w:rPr>
+          <w:t>詩89:34–37</w:t>
+        </w:r>
+      </w:hyperlink>
+      <w:r>
+        <w:rPr>
+          <w:lang w:val="zh_TW" w:bidi="zh_TW"/>
+        </w:rPr>
+        <w:t>）。這個大衛之約將應許的後裔範圍，縮小到大衛的王室血統。這個應許從亞當開始，經過塞特、閃、亞伯拉罕、以撒、雅各和猶大延續而來。大衛要成為將要來的彌賽亞君王的先祖（</w:t>
+      </w:r>
+      <w:hyperlink r:id="rId42">
+        <w:r>
+          <w:rPr>
+            <w:lang w:val="zh_TW" w:bidi="zh_TW"/>
+          </w:rPr>
+          <w:rPr>
+            <w:color w:val="0000EE"/>
+            <w:u w:val="single"/>
+          </w:rPr>
+          <w:t>詩篇89:3</w:t>
+        </w:r>
+      </w:hyperlink>
+      <w:r>
+        <w:rPr>
+          <w:lang w:val="zh_TW" w:bidi="zh_TW"/>
+        </w:rPr>
+        <w:t>、</w:t>
+      </w:r>
+      <w:hyperlink r:id="rId42">
+        <w:r>
+          <w:rPr>
+            <w:lang w:val="zh_TW" w:bidi="zh_TW"/>
+          </w:rPr>
+          <w:rPr>
+            <w:color w:val="0000EE"/>
+            <w:u w:val="single"/>
+          </w:rPr>
+          <w:t>27–37</w:t>
+        </w:r>
+      </w:hyperlink>
+      <w:r>
+        <w:rPr>
+          <w:lang w:val="zh_TW" w:bidi="zh_TW"/>
+        </w:rPr>
+        <w:t>）。因此，大衛成為神拯救世界計劃的核心人物。耶穌基督被稱為大衛的子孫，亞伯拉罕的後裔（</w:t>
+      </w:r>
+      <w:hyperlink r:id="rId43">
+        <w:r>
+          <w:rPr>
+            <w:lang w:val="zh_TW" w:bidi="zh_TW"/>
+          </w:rPr>
+          <w:rPr>
+            <w:color w:val="0000EE"/>
+            <w:u w:val="single"/>
+          </w:rPr>
+          <w:t>太1:1</w:t>
+        </w:r>
+      </w:hyperlink>
+      <w:r>
+        <w:rPr>
+          <w:lang w:val="zh_TW" w:bidi="zh_TW"/>
+        </w:rPr>
+        <w:t>）。</w:t>
+      </w:r>
+    </w:p>
+    <w:p>
+      <w:pPr>
+        <w:pStyle w:val="Heading4"/>
+      </w:pPr>
+      <w:r>
+        <w:rPr>
+          <w:lang w:val="zh_TW" w:bidi="zh_TW"/>
+        </w:rPr>
+        <w:t>新約聖經的應許</w:t>
       </w:r>
     </w:p>
     <w:p>
@@ -602,22 +1331,41 @@
           <w:lang w:val="zh_TW" w:bidi="zh_TW"/>
         </w:rPr>
       </w:r>
-      <w:r>
-        <w:rPr>
-          <w:lang w:val="zh_TW" w:bidi="zh_TW"/>
-        </w:rPr>
-        <w:t>希臘文化與聖經對時間的看法不同，也引發了一個問題：永恆究竟是什麼？它只是無盡的時間嗎？還是另一種存在，例如超越時間？聖經指出，永恆並不等同於無時間狀態，也不是現今時間的對立面；當下的時間與永恆在某些基本特徵上是相通的。</w:t>
-      </w:r>
-    </w:p>
-    <w:p>
-      <w:pPr>
-        <w:pStyle w:val="Heading3"/>
-      </w:pPr>
-      <w:r>
-        <w:rPr>
-          <w:lang w:val="zh_TW" w:bidi="zh_TW"/>
-        </w:rPr>
-        <w:t>時間的兩個時代</w:t>
+      <w:hyperlink r:id="rId44">
+        <w:r>
+          <w:rPr>
+            <w:lang w:val="zh_TW" w:bidi="zh_TW"/>
+          </w:rPr>
+          <w:rPr>
+            <w:color w:val="0000EE"/>
+            <w:u w:val="single"/>
+          </w:rPr>
+          <w:t>耶利米書三十一章31至37節</w:t>
+        </w:r>
+      </w:hyperlink>
+      <w:r>
+        <w:rPr>
+          <w:lang w:val="zh_TW" w:bidi="zh_TW"/>
+        </w:rPr>
+        <w:t>應許，主將會在未來與以色列和猶大家立一個新的約。這個新的約重申並擴展舊約：「我要作他們的神，他們要作我的子民……我要赦免他們的罪孽，不再記念他們的罪惡。」（</w:t>
+      </w:r>
+      <w:hyperlink r:id="rId45">
+        <w:r>
+          <w:rPr>
+            <w:lang w:val="zh_TW" w:bidi="zh_TW"/>
+          </w:rPr>
+          <w:rPr>
+            <w:color w:val="0000EE"/>
+            <w:u w:val="single"/>
+          </w:rPr>
+          <w:t>耶31:33–34</w:t>
+        </w:r>
+      </w:hyperlink>
+      <w:r>
+        <w:rPr>
+          <w:lang w:val="zh_TW" w:bidi="zh_TW"/>
+        </w:rPr>
+        <w:t>）。耶利米書的「新的約」，重申亞伯拉罕和大衛之約的應許。</w:t>
       </w:r>
     </w:p>
     <w:p>
@@ -631,43 +1379,36 @@
         <w:rPr>
           <w:lang w:val="zh_TW" w:bidi="zh_TW"/>
         </w:rPr>
-        <w:t>新約聖經（承襲猶太教的教導）將時間劃分為兩個部分：</w:t>
+        <w:t>新約始於基督的第一次降臨。現在，信徒通過聖靈領受其祝福（</w:t>
+      </w:r>
+      <w:hyperlink r:id="rId46">
+        <w:r>
+          <w:rPr>
+            <w:lang w:val="zh_TW" w:bidi="zh_TW"/>
+          </w:rPr>
+          <w:rPr>
+            <w:color w:val="0000EE"/>
+            <w:u w:val="single"/>
+          </w:rPr>
+          <w:t>來8:6–13</w:t>
+        </w:r>
+      </w:hyperlink>
+      <w:r>
+        <w:rPr>
+          <w:lang w:val="zh_TW" w:bidi="zh_TW"/>
+        </w:rPr>
+        <w:t>）。這些祝福將在基督再來時完全實現。那時，祂的國要完全建立。我們將在新天新地中享受生命。這時，神的子民將會看見，來世的部分益處已經成真。然而，這個新時代尚未到來。</w:t>
       </w:r>
     </w:p>
     <w:p>
       <w:pPr>
-        <w:pStyle w:val="ListBullet"/>
-        <w:spacing w:line="240" w:lineRule="auto"/>
-        <w:ind w:left="720"/>
-      </w:pPr>
-      <w:r>
-        <w:rPr>
-          <w:lang w:val="zh_TW" w:bidi="zh_TW"/>
-        </w:rPr>
-      </w:r>
-      <w:r>
-        <w:rPr>
-          <w:lang w:val="zh_TW" w:bidi="zh_TW"/>
-        </w:rPr>
-        <w:t>「現今的世代」（我們現在所處的時代）</w:t>
-      </w:r>
-    </w:p>
-    <w:p>
-      <w:pPr>
-        <w:pStyle w:val="ListBullet"/>
-        <w:spacing w:line="240" w:lineRule="auto"/>
-        <w:ind w:left="720"/>
-      </w:pPr>
-      <w:r>
-        <w:rPr>
-          <w:lang w:val="zh_TW" w:bidi="zh_TW"/>
-        </w:rPr>
-      </w:r>
-      <w:r>
-        <w:rPr>
-          <w:lang w:val="zh_TW" w:bidi="zh_TW"/>
-        </w:rPr>
-        <w:t>「將來的世代」（神所應許的未來時期）</w:t>
+        <w:pStyle w:val="Heading3"/>
+      </w:pPr>
+      <w:r>
+        <w:rPr>
+          <w:lang w:val="zh_TW" w:bidi="zh_TW"/>
+        </w:rPr>
+        <w:t>新約聖經中的應許主題</w:t>
       </w:r>
     </w:p>
     <w:p>
@@ -681,7 +1422,115 @@
         <w:rPr>
           <w:lang w:val="zh_TW" w:bidi="zh_TW"/>
         </w:rPr>
-        <w:t>這兩個時代的區別，並不僅僅在於有時間與無時間的對立。「將來的世代」將是一個真實展開的未來時代，具有其獨特的屬性。聖經在描述這新時代的來臨時，也呈現了許多關於未來將發生之事的細節。</w:t>
+        <w:t>新約聖經的作者提到舊約聖經的應許，並不將這些應許視為分散的陳述。相反，他們將其視為不同部分，乃屬於在基督裡實現那唯一的應許（見</w:t>
+      </w:r>
+      <w:hyperlink r:id="rId47">
+        <w:r>
+          <w:rPr>
+            <w:lang w:val="zh_TW" w:bidi="zh_TW"/>
+          </w:rPr>
+          <w:rPr>
+            <w:color w:val="0000EE"/>
+            <w:u w:val="single"/>
+          </w:rPr>
+          <w:t>路1:54–55</w:t>
+        </w:r>
+      </w:hyperlink>
+      <w:r>
+        <w:rPr>
+          <w:lang w:val="zh_TW" w:bidi="zh_TW"/>
+        </w:rPr>
+        <w:t>、</w:t>
+      </w:r>
+      <w:hyperlink r:id="rId47">
+        <w:r>
+          <w:rPr>
+            <w:lang w:val="zh_TW" w:bidi="zh_TW"/>
+          </w:rPr>
+          <w:rPr>
+            <w:color w:val="0000EE"/>
+            <w:u w:val="single"/>
+          </w:rPr>
+          <w:t>69–73</w:t>
+        </w:r>
+      </w:hyperlink>
+      <w:r>
+        <w:rPr>
+          <w:lang w:val="zh_TW" w:bidi="zh_TW"/>
+        </w:rPr>
+        <w:t>；</w:t>
+      </w:r>
+      <w:hyperlink r:id="rId48">
+        <w:r>
+          <w:rPr>
+            <w:lang w:val="zh_TW" w:bidi="zh_TW"/>
+          </w:rPr>
+          <w:rPr>
+            <w:color w:val="0000EE"/>
+            <w:u w:val="single"/>
+          </w:rPr>
+          <w:t>徒13:23</w:t>
+        </w:r>
+      </w:hyperlink>
+      <w:r>
+        <w:rPr>
+          <w:lang w:val="zh_TW" w:bidi="zh_TW"/>
+        </w:rPr>
+        <w:t>、</w:t>
+      </w:r>
+      <w:hyperlink r:id="rId48">
+        <w:r>
+          <w:rPr>
+            <w:lang w:val="zh_TW" w:bidi="zh_TW"/>
+          </w:rPr>
+          <w:rPr>
+            <w:color w:val="0000EE"/>
+            <w:u w:val="single"/>
+          </w:rPr>
+          <w:t>32–33</w:t>
+        </w:r>
+      </w:hyperlink>
+      <w:r>
+        <w:rPr>
+          <w:lang w:val="zh_TW" w:bidi="zh_TW"/>
+        </w:rPr>
+        <w:t>；</w:t>
+      </w:r>
+      <w:hyperlink r:id="rId49">
+        <w:r>
+          <w:rPr>
+            <w:lang w:val="zh_TW" w:bidi="zh_TW"/>
+          </w:rPr>
+          <w:rPr>
+            <w:color w:val="0000EE"/>
+            <w:u w:val="single"/>
+          </w:rPr>
+          <w:t>26:6–7</w:t>
+        </w:r>
+      </w:hyperlink>
+      <w:r>
+        <w:rPr>
+          <w:lang w:val="zh_TW" w:bidi="zh_TW"/>
+        </w:rPr>
+        <w:t>；</w:t>
+      </w:r>
+      <w:hyperlink r:id="rId50">
+        <w:r>
+          <w:rPr>
+            <w:lang w:val="zh_TW" w:bidi="zh_TW"/>
+          </w:rPr>
+          <w:rPr>
+            <w:color w:val="0000EE"/>
+            <w:u w:val="single"/>
+          </w:rPr>
+          <w:t>林後1:20</w:t>
+        </w:r>
+      </w:hyperlink>
+      <w:r>
+        <w:rPr>
+          <w:lang w:val="zh_TW" w:bidi="zh_TW"/>
+        </w:rPr>
+        <w:t>）。耶穌實現對列祖和大衛的應許，因此，我們應該將這些應許的焦點放在祂身上。</w:t>
       </w:r>
     </w:p>
     <w:p>
@@ -695,9 +1544,9 @@
         <w:rPr>
           <w:lang w:val="zh_TW" w:bidi="zh_TW"/>
         </w:rPr>
-        <w:t>此外，這個新時代並非只是單純回到萬物起初的狀態，而是要完成神對萬有的計畫。正如</w:t>
-      </w:r>
-      <w:hyperlink r:id="rId21">
+        <w:t>在加拉太書和以弗所書中，保羅擴展了這一點。他告訴外邦基督徒，他們是「在基督耶穌裏，藉着福音，得以同為後嗣，同為一體，同蒙應許」（</w:t>
+      </w:r>
+      <w:hyperlink r:id="rId51">
         <w:r>
           <w:rPr>
             <w:lang w:val="zh_TW" w:bidi="zh_TW"/>
@@ -706,25 +1555,50 @@
             <w:color w:val="0000EE"/>
             <w:u w:val="single"/>
           </w:rPr>
-          <w:t>啓示錄一章4節</w:t>
+          <w:t>弗3:6</w:t>
         </w:r>
       </w:hyperlink>
       <w:r>
         <w:rPr>
           <w:lang w:val="zh_TW" w:bidi="zh_TW"/>
         </w:rPr>
-        <w:t>所宣告的，神是「昔在、今在、以後永在的」；因此，聖經稱之為「新造」。</w:t>
-      </w:r>
-    </w:p>
-    <w:p>
-      <w:pPr>
-        <w:pStyle w:val="Heading3"/>
-      </w:pPr>
-      <w:r>
-        <w:rPr>
-          <w:lang w:val="zh_TW" w:bidi="zh_TW"/>
-        </w:rPr>
-        <w:t>新時代與現今的世代的並存</w:t>
+        <w:t>）。保羅說，那些信靠基督的外邦人是應許的後嗣，他們如今成為亞伯拉罕的後裔（</w:t>
+      </w:r>
+      <w:hyperlink r:id="rId52">
+        <w:r>
+          <w:rPr>
+            <w:lang w:val="zh_TW" w:bidi="zh_TW"/>
+          </w:rPr>
+          <w:rPr>
+            <w:color w:val="0000EE"/>
+            <w:u w:val="single"/>
+          </w:rPr>
+          <w:t>加3:29</w:t>
+        </w:r>
+      </w:hyperlink>
+      <w:r>
+        <w:rPr>
+          <w:lang w:val="zh_TW" w:bidi="zh_TW"/>
+        </w:rPr>
+        <w:t>），他甚至將福音等同給亞伯拉罕的應許。他說：「聖經既然預先看明，神要叫外邦人因信稱義，就早已傳福音給亞伯拉罕， 說：『萬國都必因你得福。』」（</w:t>
+      </w:r>
+      <w:hyperlink r:id="rId53">
+        <w:r>
+          <w:rPr>
+            <w:lang w:val="zh_TW" w:bidi="zh_TW"/>
+          </w:rPr>
+          <w:rPr>
+            <w:color w:val="0000EE"/>
+            <w:u w:val="single"/>
+          </w:rPr>
+          <w:t>加3:8</w:t>
+        </w:r>
+      </w:hyperlink>
+      <w:r>
+        <w:rPr>
+          <w:lang w:val="zh_TW" w:bidi="zh_TW"/>
+        </w:rPr>
+        <w:t>）。這些經文以及其它新約經文，確立基督的來臨與應許成就之間的密切關聯。神的應許盡在基督裡面，其基礎是祂為子民所成就，並將要成就的一切。</w:t>
       </w:r>
     </w:p>
     <w:p>
@@ -738,7 +1612,241 @@
         <w:rPr>
           <w:lang w:val="zh_TW" w:bidi="zh_TW"/>
         </w:rPr>
-        <w:t>新約聖經教導我們，「將來的世代」其實已經開始了。從基督的生平與服事開始，雖然我們仍然生活在現今的世代之中，但這兩個時代在當下是同時並存的。</w:t>
+        <w:t>新約聖經特別強調應許的另一個層面，是關乎聖靈降臨。保羅稱信徒「受了所應許的聖靈為印記」（</w:t>
+      </w:r>
+      <w:hyperlink r:id="rId54">
+        <w:r>
+          <w:rPr>
+            <w:lang w:val="zh_TW" w:bidi="zh_TW"/>
+          </w:rPr>
+          <w:rPr>
+            <w:color w:val="0000EE"/>
+            <w:u w:val="single"/>
+          </w:rPr>
+          <w:t>弗1:13</w:t>
+        </w:r>
+      </w:hyperlink>
+      <w:r>
+        <w:rPr>
+          <w:lang w:val="zh_TW" w:bidi="zh_TW"/>
+        </w:rPr>
+        <w:t>）。他還說他們「得着所應許的聖靈」（</w:t>
+      </w:r>
+      <w:hyperlink r:id="rId55">
+        <w:r>
+          <w:rPr>
+            <w:lang w:val="zh_TW" w:bidi="zh_TW"/>
+          </w:rPr>
+          <w:rPr>
+            <w:color w:val="0000EE"/>
+            <w:u w:val="single"/>
+          </w:rPr>
+          <w:t>加3:14</w:t>
+        </w:r>
+      </w:hyperlink>
+      <w:r>
+        <w:rPr>
+          <w:lang w:val="zh_TW" w:bidi="zh_TW"/>
+        </w:rPr>
+        <w:t>）。聖靈的恩賜應驗舊約的應許（</w:t>
+      </w:r>
+      <w:hyperlink r:id="rId56">
+        <w:r>
+          <w:rPr>
+            <w:lang w:val="zh_TW" w:bidi="zh_TW"/>
+          </w:rPr>
+          <w:rPr>
+            <w:color w:val="0000EE"/>
+            <w:u w:val="single"/>
+          </w:rPr>
+          <w:t>賽32:15</w:t>
+        </w:r>
+      </w:hyperlink>
+      <w:r>
+        <w:rPr>
+          <w:lang w:val="zh_TW" w:bidi="zh_TW"/>
+        </w:rPr>
+        <w:t>；</w:t>
+      </w:r>
+      <w:hyperlink r:id="rId57">
+        <w:r>
+          <w:rPr>
+            <w:lang w:val="zh_TW" w:bidi="zh_TW"/>
+          </w:rPr>
+          <w:rPr>
+            <w:color w:val="0000EE"/>
+            <w:u w:val="single"/>
+          </w:rPr>
+          <w:t>結36:27</w:t>
+        </w:r>
+      </w:hyperlink>
+      <w:r>
+        <w:rPr>
+          <w:lang w:val="zh_TW" w:bidi="zh_TW"/>
+        </w:rPr>
+        <w:t>；</w:t>
+      </w:r>
+      <w:hyperlink r:id="rId58">
+        <w:r>
+          <w:rPr>
+            <w:lang w:val="zh_TW" w:bidi="zh_TW"/>
+          </w:rPr>
+          <w:rPr>
+            <w:color w:val="0000EE"/>
+            <w:u w:val="single"/>
+          </w:rPr>
+          <w:t>珥2:28</w:t>
+        </w:r>
+      </w:hyperlink>
+      <w:r>
+        <w:rPr>
+          <w:lang w:val="zh_TW" w:bidi="zh_TW"/>
+        </w:rPr>
+        <w:t>）以及基督的應許（</w:t>
+      </w:r>
+      <w:hyperlink r:id="rId59">
+        <w:r>
+          <w:rPr>
+            <w:lang w:val="zh_TW" w:bidi="zh_TW"/>
+          </w:rPr>
+          <w:rPr>
+            <w:color w:val="0000EE"/>
+            <w:u w:val="single"/>
+          </w:rPr>
+          <w:t>路24:49</w:t>
+        </w:r>
+      </w:hyperlink>
+      <w:r>
+        <w:rPr>
+          <w:lang w:val="zh_TW" w:bidi="zh_TW"/>
+        </w:rPr>
+        <w:t>；</w:t>
+      </w:r>
+      <w:hyperlink r:id="rId60">
+        <w:r>
+          <w:rPr>
+            <w:lang w:val="zh_TW" w:bidi="zh_TW"/>
+          </w:rPr>
+          <w:rPr>
+            <w:color w:val="0000EE"/>
+            <w:u w:val="single"/>
+          </w:rPr>
+          <w:t>約14:16</w:t>
+        </w:r>
+      </w:hyperlink>
+      <w:r>
+        <w:rPr>
+          <w:lang w:val="zh_TW" w:bidi="zh_TW"/>
+        </w:rPr>
+        <w:t>、</w:t>
+      </w:r>
+      <w:hyperlink r:id="rId60">
+        <w:r>
+          <w:rPr>
+            <w:lang w:val="zh_TW" w:bidi="zh_TW"/>
+          </w:rPr>
+          <w:rPr>
+            <w:color w:val="0000EE"/>
+            <w:u w:val="single"/>
+          </w:rPr>
+          <w:t>20</w:t>
+        </w:r>
+      </w:hyperlink>
+      <w:r>
+        <w:rPr>
+          <w:lang w:val="zh_TW" w:bidi="zh_TW"/>
+        </w:rPr>
+        <w:t>；</w:t>
+      </w:r>
+      <w:hyperlink r:id="rId61">
+        <w:r>
+          <w:rPr>
+            <w:lang w:val="zh_TW" w:bidi="zh_TW"/>
+          </w:rPr>
+          <w:rPr>
+            <w:color w:val="0000EE"/>
+            <w:u w:val="single"/>
+          </w:rPr>
+          <w:t>徒1:4</w:t>
+        </w:r>
+      </w:hyperlink>
+      <w:r>
+        <w:rPr>
+          <w:lang w:val="zh_TW" w:bidi="zh_TW"/>
+        </w:rPr>
+        <w:t>），但同時也是尚未成就的未來應許。保羅將聖靈在信徒裡的同在，視為我們得基業的憑據。（</w:t>
+      </w:r>
+      <w:hyperlink r:id="rId62">
+        <w:r>
+          <w:rPr>
+            <w:lang w:val="zh_TW" w:bidi="zh_TW"/>
+          </w:rPr>
+          <w:rPr>
+            <w:color w:val="0000EE"/>
+            <w:u w:val="single"/>
+          </w:rPr>
+          <w:t>林後1:22</w:t>
+        </w:r>
+      </w:hyperlink>
+      <w:r>
+        <w:rPr>
+          <w:lang w:val="zh_TW" w:bidi="zh_TW"/>
+        </w:rPr>
+        <w:t>，</w:t>
+      </w:r>
+      <w:hyperlink r:id="rId63">
+        <w:r>
+          <w:rPr>
+            <w:lang w:val="zh_TW" w:bidi="zh_TW"/>
+          </w:rPr>
+          <w:rPr>
+            <w:color w:val="0000EE"/>
+            <w:u w:val="single"/>
+          </w:rPr>
+          <w:t>5:5</w:t>
+        </w:r>
+      </w:hyperlink>
+      <w:r>
+        <w:rPr>
+          <w:lang w:val="zh_TW" w:bidi="zh_TW"/>
+        </w:rPr>
+        <w:t>；</w:t>
+      </w:r>
+      <w:hyperlink r:id="rId64">
+        <w:r>
+          <w:rPr>
+            <w:lang w:val="zh_TW" w:bidi="zh_TW"/>
+          </w:rPr>
+          <w:rPr>
+            <w:color w:val="0000EE"/>
+            <w:u w:val="single"/>
+          </w:rPr>
+          <w:t>弗1:14</w:t>
+        </w:r>
+      </w:hyperlink>
+      <w:r>
+        <w:rPr>
+          <w:lang w:val="zh_TW" w:bidi="zh_TW"/>
+        </w:rPr>
+        <w:t>）。聖靈是將來榮耀的「初熟果子」（</w:t>
+      </w:r>
+      <w:hyperlink r:id="rId65">
+        <w:r>
+          <w:rPr>
+            <w:lang w:val="zh_TW" w:bidi="zh_TW"/>
+          </w:rPr>
+          <w:rPr>
+            <w:color w:val="0000EE"/>
+            <w:u w:val="single"/>
+          </w:rPr>
+          <w:t>羅8:23</w:t>
+        </w:r>
+      </w:hyperlink>
+      <w:r>
+        <w:rPr>
+          <w:lang w:val="zh_TW" w:bidi="zh_TW"/>
+        </w:rPr>
+        <w:t>）。</w:t>
       </w:r>
     </w:p>
     <w:p>
@@ -752,61 +1860,79 @@
         <w:rPr>
           <w:lang w:val="zh_TW" w:bidi="zh_TW"/>
         </w:rPr>
-        <w:t>聖經以多種方式表達這一概念，例如：</w:t>
-      </w:r>
-    </w:p>
-    <w:p>
-      <w:pPr>
-        <w:pStyle w:val="ListBullet"/>
-        <w:spacing w:line="240" w:lineRule="auto"/>
-        <w:ind w:left="720"/>
-      </w:pPr>
-      <w:r>
-        <w:rPr>
-          <w:lang w:val="zh_TW" w:bidi="zh_TW"/>
-        </w:rPr>
-      </w:r>
-      <w:r>
-        <w:rPr>
-          <w:lang w:val="zh_TW" w:bidi="zh_TW"/>
-        </w:rPr>
-        <w:t>「初熟的果子」</w:t>
-      </w:r>
-    </w:p>
-    <w:p>
-      <w:pPr>
-        <w:pStyle w:val="ListBullet"/>
-        <w:spacing w:line="240" w:lineRule="auto"/>
-        <w:ind w:left="720"/>
-      </w:pPr>
-      <w:r>
-        <w:rPr>
-          <w:lang w:val="zh_TW" w:bidi="zh_TW"/>
-        </w:rPr>
-      </w:r>
-      <w:r>
-        <w:rPr>
-          <w:lang w:val="zh_TW" w:bidi="zh_TW"/>
-        </w:rPr>
-        <w:t>「得基業的憑據」</w:t>
-      </w:r>
-    </w:p>
-    <w:p>
-      <w:pPr>
-        <w:pStyle w:val="ListBullet"/>
-        <w:spacing w:line="240" w:lineRule="auto"/>
-        <w:ind w:left="720"/>
-      </w:pPr>
-      <w:r>
-        <w:rPr>
-          <w:lang w:val="zh_TW" w:bidi="zh_TW"/>
-        </w:rPr>
-      </w:r>
-      <w:r>
-        <w:rPr>
-          <w:lang w:val="zh_TW" w:bidi="zh_TW"/>
-        </w:rPr>
-        <w:t>「末後的日子」</w:t>
+        <w:t>新約聖經應許主題的最後一個面向，是肯定基督第二次降臨與新天新地（參</w:t>
+      </w:r>
+      <w:hyperlink r:id="rId66">
+        <w:r>
+          <w:rPr>
+            <w:lang w:val="zh_TW" w:bidi="zh_TW"/>
+          </w:rPr>
+          <w:rPr>
+            <w:color w:val="0000EE"/>
+            <w:u w:val="single"/>
+          </w:rPr>
+          <w:t>約14:1–3</w:t>
+        </w:r>
+      </w:hyperlink>
+      <w:r>
+        <w:rPr>
+          <w:lang w:val="zh_TW" w:bidi="zh_TW"/>
+        </w:rPr>
+        <w:t>；</w:t>
+      </w:r>
+      <w:hyperlink r:id="rId67">
+        <w:r>
+          <w:rPr>
+            <w:lang w:val="zh_TW" w:bidi="zh_TW"/>
+          </w:rPr>
+          <w:rPr>
+            <w:color w:val="0000EE"/>
+            <w:u w:val="single"/>
+          </w:rPr>
+          <w:t>彼後3:4</w:t>
+        </w:r>
+      </w:hyperlink>
+      <w:r>
+        <w:rPr>
+          <w:lang w:val="zh_TW" w:bidi="zh_TW"/>
+        </w:rPr>
+        <w:t>、</w:t>
+      </w:r>
+      <w:hyperlink r:id="rId67">
+        <w:r>
+          <w:rPr>
+            <w:lang w:val="zh_TW" w:bidi="zh_TW"/>
+          </w:rPr>
+          <w:rPr>
+            <w:color w:val="0000EE"/>
+            <w:u w:val="single"/>
+          </w:rPr>
+          <w:t>9</w:t>
+        </w:r>
+      </w:hyperlink>
+      <w:r>
+        <w:rPr>
+          <w:lang w:val="zh_TW" w:bidi="zh_TW"/>
+        </w:rPr>
+        <w:t>、</w:t>
+      </w:r>
+      <w:hyperlink r:id="rId67">
+        <w:r>
+          <w:rPr>
+            <w:lang w:val="zh_TW" w:bidi="zh_TW"/>
+          </w:rPr>
+          <w:rPr>
+            <w:color w:val="0000EE"/>
+            <w:u w:val="single"/>
+          </w:rPr>
+          <w:t>13</w:t>
+        </w:r>
+      </w:hyperlink>
+      <w:r>
+        <w:rPr>
+          <w:lang w:val="zh_TW" w:bidi="zh_TW"/>
+        </w:rPr>
+        <w:t>）。</w:t>
       </w:r>
     </w:p>
     <w:p>
@@ -818,107 +1944,6 @@
       </w:r>
       <w:r>
         <w:rPr>
-          <w:lang w:val="zh_TW" w:bidi="zh_TW"/>
-        </w:rPr>
-        <w:t>例如，</w:t>
-      </w:r>
-      <w:hyperlink r:id="rId22">
-        <w:r>
-          <w:rPr>
-            <w:lang w:val="zh_TW" w:bidi="zh_TW"/>
-          </w:rPr>
-          <w:rPr>
-            <w:color w:val="0000EE"/>
-            <w:u w:val="single"/>
-          </w:rPr>
-          <w:t>希伯來書六章5節</w:t>
-        </w:r>
-      </w:hyperlink>
-      <w:r>
-        <w:rPr>
-          <w:lang w:val="zh_TW" w:bidi="zh_TW"/>
-        </w:rPr>
-        <w:t>提到，有人已經「嘗過神善道的滋味</w:t>
-      </w:r>
-      <w:r>
-        <w:rPr>
-          <w:lang w:val="zh_TW" w:bidi="zh_TW"/>
-        </w:rPr>
-        <w:t>、覺悟</w:t>
-      </w:r>
-      <w:r>
-        <w:rPr>
-          <w:lang w:val="zh_TW" w:bidi="zh_TW"/>
-        </w:rPr>
-        <w:t>來世權能」，這表示因著耶穌的救恩，信徒如今就能享受將來的時代的一部分祝福。</w:t>
-      </w:r>
-    </w:p>
-    <w:p>
-      <w:pPr>
-        <w:pStyle w:val="Heading3"/>
-      </w:pPr>
-      <w:r>
-        <w:rPr>
-          <w:lang w:val="zh_TW" w:bidi="zh_TW"/>
-        </w:rPr>
-        <w:t>對時間與永恆的理解</w:t>
-      </w:r>
-    </w:p>
-    <w:p>
-      <w:pPr/>
-      <w:r>
-        <w:rPr>
-          <w:lang w:val="zh_TW" w:bidi="zh_TW"/>
-        </w:rPr>
-      </w:r>
-      <w:r>
-        <w:rPr>
-          <w:lang w:val="zh_TW" w:bidi="zh_TW"/>
-        </w:rPr>
-        <w:t>永恆並非時間的對立面，也不是一種沒有時間的狀態；相反，永恆是無界限的時間。它隨著耶穌所帶來的神國開始，並向未來延伸。</w:t>
-      </w:r>
-    </w:p>
-    <w:p>
-      <w:pPr/>
-      <w:r>
-        <w:rPr>
-          <w:lang w:val="zh_TW" w:bidi="zh_TW"/>
-        </w:rPr>
-      </w:r>
-      <w:r>
-        <w:rPr>
-          <w:lang w:val="zh_TW" w:bidi="zh_TW"/>
-        </w:rPr>
-        <w:t>神既掌管我們現今的時間（</w:t>
-      </w:r>
-      <w:hyperlink r:id="rId23">
-        <w:r>
-          <w:rPr>
-            <w:lang w:val="zh_TW" w:bidi="zh_TW"/>
-          </w:rPr>
-          <w:rPr>
-            <w:color w:val="0000EE"/>
-            <w:u w:val="single"/>
-          </w:rPr>
-          <w:t>加1:4</w:t>
-        </w:r>
-      </w:hyperlink>
-      <w:r>
-        <w:rPr>
-          <w:lang w:val="zh_TW" w:bidi="zh_TW"/>
-        </w:rPr>
-        <w:t>中稱之為「這罪惡的世代」），也掌管永恆。作為所有時間的神，神賦予兩者目的與意義</w:t>
-      </w:r>
-    </w:p>
-    <w:p>
-      <w:pPr/>
-      <w:r>
-        <w:rPr>
-          <w:lang w:val="zh_TW" w:bidi="zh_TW"/>
-        </w:rPr>
-      </w:r>
-      <w:r>
-        <w:rPr>
           <w:i/>
           <w:lang w:val="zh_TW" w:bidi="zh_TW"/>
         </w:rPr>
@@ -928,13 +1953,7 @@
         <w:rPr>
           <w:lang w:val="zh_TW" w:bidi="zh_TW"/>
         </w:rPr>
-        <w:t xml:space="preserve"> </w:t>
-      </w:r>
-      <w:r>
-        <w:rPr>
-          <w:lang w:val="zh_TW" w:bidi="zh_TW"/>
-        </w:rPr>
-        <w:t>時代</w:t>
+        <w:t>盟約</w:t>
       </w:r>
       <w:r>
         <w:rPr>
@@ -952,782 +1971,13 @@
         <w:rPr>
           <w:lang w:val="zh_TW" w:bidi="zh_TW"/>
         </w:rPr>
-        <w:t>。</w:t>
-      </w:r>
-      <w:r>
-        <w:rPr>
-          <w:lang w:val="zh_TW" w:bidi="zh_TW"/>
-        </w:rPr>
-      </w:r>
-      <w:r>
-        <w:rPr>
-          <w:lang w:val="zh_TW" w:bidi="zh_TW"/>
-        </w:rPr>
-      </w:r>
-    </w:p>
-    <w:p>
-      <w:pPr/>
-      <w:r>
-        <w:rPr>
-          <w:lang w:val="zh_TW" w:bidi="zh_TW"/>
-        </w:rPr>
-      </w:r>
-    </w:p>
-    <w:p>
-      <w:pPr>
-        <w:pStyle w:val="Heading2"/>
-      </w:pPr>
-      <w:r>
-        <w:rPr>
-          <w:lang w:val="zh_TW" w:bidi="zh_TW"/>
-        </w:rPr>
-        <w:t>永生</w:t>
-      </w:r>
-      <w:r>
-        <w:rPr>
-          <w:lang w:val="zh_TW" w:bidi="zh_TW"/>
-        </w:rPr>
-      </w:r>
-    </w:p>
-    <w:p>
-      <w:pPr/>
-      <w:r>
-        <w:rPr>
-          <w:lang w:val="zh_TW" w:bidi="zh_TW"/>
-        </w:rPr>
-      </w:r>
-      <w:r>
-        <w:rPr>
-          <w:lang w:val="zh_TW" w:bidi="zh_TW"/>
-        </w:rPr>
-        <w:t>聖經中所描述的一種存在模式，具有永恆或不朽的特性，是從神來並賜予信徒的生命。聖經作者認識到有一位活的神，在世界創造之前就存在，並當時間的終結來到時，祂仍然持續存在。神賜給那些順服並對祂負責之人的禮物被稱為「永生」或類似的同義詞。約翰福音提供了對永生最清楚的教導。</w:t>
-      </w:r>
-    </w:p>
-    <w:p>
-      <w:pPr/>
-      <w:r>
-        <w:rPr>
-          <w:lang w:val="zh_TW" w:bidi="zh_TW"/>
-        </w:rPr>
-      </w:r>
-      <w:r>
-        <w:rPr>
-          <w:lang w:val="zh_TW" w:bidi="zh_TW"/>
-        </w:rPr>
-        <w:t>「永生」這個詞在希臘文舊約中僅出現一次（</w:t>
-      </w:r>
-      <w:hyperlink r:id="rId24">
-        <w:r>
-          <w:rPr>
-            <w:lang w:val="zh_TW" w:bidi="zh_TW"/>
-          </w:rPr>
-          <w:rPr>
-            <w:color w:val="0000EE"/>
-            <w:u w:val="single"/>
-          </w:rPr>
-          <w:t>但12:2</w:t>
-        </w:r>
-      </w:hyperlink>
-      <w:r>
-        <w:rPr>
-          <w:lang w:val="zh_TW" w:bidi="zh_TW"/>
-        </w:rPr>
-        <w:t>，基本意思是「那個時代的生命（the life of the age）」，指的是超越死人復活時代的生命）。然而，舊約中「生命」的主要意義是地上生活的福祉。</w:t>
-      </w:r>
-    </w:p>
-    <w:p>
-      <w:pPr/>
-      <w:r>
-        <w:rPr>
-          <w:lang w:val="zh_TW" w:bidi="zh_TW"/>
-        </w:rPr>
-      </w:r>
-      <w:r>
-        <w:rPr>
-          <w:lang w:val="zh_TW" w:bidi="zh_TW"/>
-        </w:rPr>
-        <w:t>在兩約之間的時期，猶太拉比清楚地區分了「今世」和「將來的世代」。他們強調，將來世代的生命不僅僅是在數量上的延續，而是質量上的區別。</w:t>
-      </w:r>
-    </w:p>
-    <w:p>
-      <w:pPr/>
-      <w:r>
-        <w:rPr>
-          <w:lang w:val="zh_TW" w:bidi="zh_TW"/>
-        </w:rPr>
-      </w:r>
-      <w:r>
-        <w:rPr>
-          <w:lang w:val="zh_TW" w:bidi="zh_TW"/>
-        </w:rPr>
-        <w:t>希臘文中「永恆」一詞的詞源與「世代」或「永遠」相關。將新約置於猶太教的背景下，結合永活神和「將來世代」的應許，使「永恆」這個形容詞具有更深的意義。耶穌基督作為神的最終啟示，使未來彌賽亞世代的生命品質在現在的現實中成為可能。</w:t>
-      </w:r>
-    </w:p>
-    <w:p>
-      <w:pPr/>
-      <w:r>
-        <w:rPr>
-          <w:lang w:val="zh_TW" w:bidi="zh_TW"/>
-        </w:rPr>
-      </w:r>
-      <w:r>
-        <w:rPr>
-          <w:lang w:val="zh_TW" w:bidi="zh_TW"/>
-        </w:rPr>
-        <w:t>那位富有的年輕官員來到耶穌面前，詢問如何承受永生（</w:t>
-      </w:r>
-      <w:hyperlink r:id="rId25">
-        <w:r>
-          <w:rPr>
-            <w:lang w:val="zh_TW" w:bidi="zh_TW"/>
-          </w:rPr>
-          <w:rPr>
-            <w:color w:val="0000EE"/>
-            <w:u w:val="single"/>
-          </w:rPr>
-          <w:t>可10:17</w:t>
-        </w:r>
-      </w:hyperlink>
-      <w:r>
-        <w:rPr>
-          <w:lang w:val="zh_TW" w:bidi="zh_TW"/>
-        </w:rPr>
-        <w:t>）。顯然，他想到的是將來世代的復活生命。耶穌的回答以相同的概念來應對（</w:t>
-      </w:r>
-      <w:hyperlink r:id="rId26">
-        <w:r>
-          <w:rPr>
-            <w:lang w:val="zh_TW" w:bidi="zh_TW"/>
-          </w:rPr>
-          <w:rPr>
-            <w:color w:val="0000EE"/>
-            <w:u w:val="single"/>
-          </w:rPr>
-          <w:t>30</w:t>
-        </w:r>
-      </w:hyperlink>
-      <w:r>
-        <w:rPr>
-          <w:lang w:val="zh_TW" w:bidi="zh_TW"/>
-        </w:rPr>
-        <w:t>節）。</w:t>
-      </w:r>
-    </w:p>
-    <w:p>
-      <w:pPr/>
-      <w:r>
-        <w:rPr>
-          <w:lang w:val="zh_TW" w:bidi="zh_TW"/>
-        </w:rPr>
-      </w:r>
-      <w:r>
-        <w:rPr>
-          <w:lang w:val="zh_TW" w:bidi="zh_TW"/>
-        </w:rPr>
-        <w:t>耶穌對富有年輕人的回答中，把接受永生等同於進入神的國（</w:t>
-      </w:r>
-      <w:hyperlink r:id="rId27">
-        <w:r>
-          <w:rPr>
-            <w:lang w:val="zh_TW" w:bidi="zh_TW"/>
-          </w:rPr>
-          <w:rPr>
-            <w:color w:val="0000EE"/>
-            <w:u w:val="single"/>
-          </w:rPr>
-          <w:t>可10:23–25</w:t>
-        </w:r>
-      </w:hyperlink>
-      <w:r>
-        <w:rPr>
-          <w:lang w:val="zh_TW" w:bidi="zh_TW"/>
-        </w:rPr>
-        <w:t>）。神的國不僅僅是一個未來的事件，而是已經在耶穌的生命、事工和教導中開始實現。神的國是現在這個當下（present）生命的禮物，信徒在現今世代中便能領受。耶穌的許多比喻強調了這一點（例如，</w:t>
-      </w:r>
-      <w:hyperlink r:id="rId28">
-        <w:r>
-          <w:rPr>
-            <w:lang w:val="zh_TW" w:bidi="zh_TW"/>
-          </w:rPr>
-          <w:rPr>
-            <w:color w:val="0000EE"/>
-            <w:u w:val="single"/>
-          </w:rPr>
-          <w:t>太13章</w:t>
-        </w:r>
-      </w:hyperlink>
-      <w:r>
-        <w:rPr>
-          <w:lang w:val="zh_TW" w:bidi="zh_TW"/>
-        </w:rPr>
-        <w:t>中的比喻）。登山寶訓中的八福（</w:t>
-      </w:r>
-      <w:hyperlink r:id="rId29">
-        <w:r>
-          <w:rPr>
-            <w:lang w:val="zh_TW" w:bidi="zh_TW"/>
-          </w:rPr>
-          <w:rPr>
-            <w:color w:val="0000EE"/>
-            <w:u w:val="single"/>
-          </w:rPr>
-          <w:t>5:3–12</w:t>
-        </w:r>
-      </w:hyperlink>
-      <w:r>
-        <w:rPr>
-          <w:lang w:val="zh_TW" w:bidi="zh_TW"/>
-        </w:rPr>
-        <w:t>）進一步闡明了當下的祝福，包括救恩、赦罪和公義。因此，永生是一種現今的祝福，賜予那些順服神的統治並在這新救恩時代的祝福中生活的人，在現今世代結束之前，便能享受這恩典。</w:t>
-      </w:r>
-    </w:p>
-    <w:p>
-      <w:pPr/>
-      <w:r>
-        <w:rPr>
-          <w:lang w:val="zh_TW" w:bidi="zh_TW"/>
-        </w:rPr>
-      </w:r>
-      <w:r>
-        <w:rPr>
-          <w:lang w:val="zh_TW" w:bidi="zh_TW"/>
-        </w:rPr>
-        <w:t>關於永生最全面的討論出現在約翰福音。約翰的目是突出這一概念的關鍵重要性：「但記這些事要叫你們信耶穌是基督，是神的兒子，並且叫你們信了他，就可以因他的名得生命。」（</w:t>
-      </w:r>
-      <w:hyperlink r:id="rId30">
-        <w:r>
-          <w:rPr>
-            <w:lang w:val="zh_TW" w:bidi="zh_TW"/>
-          </w:rPr>
-          <w:rPr>
-            <w:color w:val="0000EE"/>
-            <w:u w:val="single"/>
-          </w:rPr>
-          <w:t>約20:31</w:t>
-        </w:r>
-      </w:hyperlink>
-      <w:r>
-        <w:rPr>
-          <w:lang w:val="zh_TW" w:bidi="zh_TW"/>
-        </w:rPr>
-        <w:t>）。約翰中最早提及永生見於</w:t>
-      </w:r>
-      <w:hyperlink r:id="rId31">
-        <w:r>
-          <w:rPr>
-            <w:lang w:val="zh_TW" w:bidi="zh_TW"/>
-          </w:rPr>
-          <w:rPr>
-            <w:color w:val="0000EE"/>
-            <w:u w:val="single"/>
-          </w:rPr>
-          <w:t>約翰福音三章15節</w:t>
-        </w:r>
-      </w:hyperlink>
-      <w:r>
-        <w:rPr>
-          <w:lang w:val="zh_TW" w:bidi="zh_TW"/>
-        </w:rPr>
-        <w:t>。</w:t>
-      </w:r>
-    </w:p>
-    <w:p>
-      <w:pPr/>
-      <w:r>
-        <w:rPr>
-          <w:lang w:val="zh_TW" w:bidi="zh_TW"/>
-        </w:rPr>
-      </w:r>
-      <w:r>
-        <w:rPr>
-          <w:lang w:val="zh_TW" w:bidi="zh_TW"/>
-        </w:rPr>
-        <w:t>約翰明顯地認同猶太人對將來世代及其祝福的期盼（例如，</w:t>
-      </w:r>
-      <w:hyperlink r:id="rId32">
-        <w:r>
-          <w:rPr>
-            <w:lang w:val="zh_TW" w:bidi="zh_TW"/>
-          </w:rPr>
-          <w:rPr>
-            <w:color w:val="0000EE"/>
-            <w:u w:val="single"/>
-          </w:rPr>
-          <w:t>約3:36，</w:t>
-        </w:r>
-      </w:hyperlink>
-      <w:hyperlink r:id="rId20">
-        <w:r>
-          <w:rPr>
-            <w:lang w:val="zh_TW" w:bidi="zh_TW"/>
-          </w:rPr>
-          <w:rPr>
-            <w:color w:val="0000EE"/>
-            <w:u w:val="single"/>
-          </w:rPr>
-          <w:t>4:14，</w:t>
-        </w:r>
-      </w:hyperlink>
-      <w:hyperlink r:id="rId33">
-        <w:r>
-          <w:rPr>
-            <w:lang w:val="zh_TW" w:bidi="zh_TW"/>
-          </w:rPr>
-          <w:rPr>
-            <w:color w:val="0000EE"/>
-            <w:u w:val="single"/>
-          </w:rPr>
-          <w:t>5:29、39，</w:t>
-        </w:r>
-      </w:hyperlink>
-      <w:hyperlink r:id="rId34">
-        <w:r>
-          <w:rPr>
-            <w:lang w:val="zh_TW" w:bidi="zh_TW"/>
-          </w:rPr>
-          <w:rPr>
-            <w:color w:val="0000EE"/>
-            <w:u w:val="single"/>
-          </w:rPr>
-          <w:t>6:27，</w:t>
-        </w:r>
-      </w:hyperlink>
-      <w:hyperlink r:id="rId35">
-        <w:r>
-          <w:rPr>
-            <w:lang w:val="zh_TW" w:bidi="zh_TW"/>
-          </w:rPr>
-          <w:rPr>
-            <w:color w:val="0000EE"/>
-            <w:u w:val="single"/>
-          </w:rPr>
-          <w:t>12:25</w:t>
-        </w:r>
-      </w:hyperlink>
-      <w:r>
-        <w:rPr>
-          <w:lang w:val="zh_TW" w:bidi="zh_TW"/>
-        </w:rPr>
-        <w:t>）。永生被定義為彌賽亞世代到來時，所賜予的特別恩典。拉撒路的復活（</w:t>
-      </w:r>
-      <w:hyperlink r:id="rId36">
-        <w:r>
-          <w:rPr>
-            <w:lang w:val="zh_TW" w:bidi="zh_TW"/>
-          </w:rPr>
-          <w:rPr>
-            <w:color w:val="0000EE"/>
-            <w:u w:val="single"/>
-          </w:rPr>
-          <w:t>11</w:t>
-        </w:r>
-      </w:hyperlink>
-      <w:r>
-        <w:rPr>
-          <w:lang w:val="zh_TW" w:bidi="zh_TW"/>
-        </w:rPr>
-        <w:t>章）是一個活生生的比喻，顯明那些相信基督之人將來可以享有的生命。在拉撒路復活之前，馬大表明了她對拉撒路將會在末日復活的信心（</w:t>
-      </w:r>
-      <w:hyperlink r:id="rId37">
-        <w:r>
-          <w:rPr>
-            <w:lang w:val="zh_TW" w:bidi="zh_TW"/>
-          </w:rPr>
-          <w:rPr>
-            <w:color w:val="0000EE"/>
-            <w:u w:val="single"/>
-          </w:rPr>
-          <w:t>24</w:t>
-        </w:r>
-      </w:hyperlink>
-      <w:r>
-        <w:rPr>
-          <w:lang w:val="zh_TW" w:bidi="zh_TW"/>
-        </w:rPr>
-        <w:t>節）。耶穌回應她，表明祂自己就是復活和生命，並宣告相信祂的人雖然死了也必復活（</w:t>
-      </w:r>
-      <w:hyperlink r:id="rId38">
-        <w:r>
-          <w:rPr>
-            <w:lang w:val="zh_TW" w:bidi="zh_TW"/>
-          </w:rPr>
-          <w:rPr>
-            <w:color w:val="0000EE"/>
-            <w:u w:val="single"/>
-          </w:rPr>
-          <w:t>25–26</w:t>
-        </w:r>
-      </w:hyperlink>
-      <w:r>
-        <w:rPr>
-          <w:lang w:val="zh_TW" w:bidi="zh_TW"/>
-        </w:rPr>
-        <w:t>節）。</w:t>
-      </w:r>
-    </w:p>
-    <w:p>
-      <w:pPr/>
-      <w:r>
-        <w:rPr>
-          <w:lang w:val="zh_TW" w:bidi="zh_TW"/>
-        </w:rPr>
-      </w:r>
-      <w:r>
-        <w:rPr>
-          <w:lang w:val="zh_TW" w:bidi="zh_TW"/>
-        </w:rPr>
-        <w:t>然而，約翰福音的主要焦點並不在於對未來生命的期待，而在於當下就能經歷這未來的生命。在基督裡，信徒已經可以獲得那屬於將來世代的生命。耶穌用來定義祂使命的比喻，強調了這新的生命已然開始：活水，如泉源直湧到永生（</w:t>
-      </w:r>
-      <w:hyperlink r:id="rId39">
-        <w:r>
-          <w:rPr>
-            <w:lang w:val="zh_TW" w:bidi="zh_TW"/>
-          </w:rPr>
-          <w:rPr>
-            <w:color w:val="0000EE"/>
-            <w:u w:val="single"/>
-          </w:rPr>
-          <w:t>約4:10–14</w:t>
-        </w:r>
-      </w:hyperlink>
-      <w:r>
-        <w:rPr>
-          <w:lang w:val="zh_TW" w:bidi="zh_TW"/>
-        </w:rPr>
-        <w:t>）；生命的糧，滿足世人靈性的飢渴（</w:t>
-      </w:r>
-      <w:hyperlink r:id="rId40">
-        <w:r>
-          <w:rPr>
-            <w:lang w:val="zh_TW" w:bidi="zh_TW"/>
-          </w:rPr>
-          <w:rPr>
-            <w:color w:val="0000EE"/>
-            <w:u w:val="single"/>
-          </w:rPr>
-          <w:t>6:35–40</w:t>
-        </w:r>
-      </w:hyperlink>
-      <w:r>
-        <w:rPr>
-          <w:lang w:val="zh_TW" w:bidi="zh_TW"/>
-        </w:rPr>
-        <w:t>）；世界的光，引領跟隨者進入生命的光中（</w:t>
-      </w:r>
-      <w:hyperlink r:id="rId41">
-        <w:r>
-          <w:rPr>
-            <w:lang w:val="zh_TW" w:bidi="zh_TW"/>
-          </w:rPr>
-          <w:rPr>
-            <w:color w:val="0000EE"/>
-            <w:u w:val="single"/>
-          </w:rPr>
-          <w:t>8:12</w:t>
-        </w:r>
-      </w:hyperlink>
-      <w:r>
-        <w:rPr>
-          <w:lang w:val="zh_TW" w:bidi="zh_TW"/>
-        </w:rPr>
-        <w:t>）；好牧人，賜給豐盛的生命（</w:t>
-      </w:r>
-      <w:hyperlink r:id="rId42">
-        <w:r>
-          <w:rPr>
-            <w:lang w:val="zh_TW" w:bidi="zh_TW"/>
-          </w:rPr>
-          <w:rPr>
-            <w:color w:val="0000EE"/>
-            <w:u w:val="single"/>
-          </w:rPr>
-          <w:t>10:10</w:t>
-        </w:r>
-      </w:hyperlink>
-      <w:r>
-        <w:rPr>
-          <w:lang w:val="zh_TW" w:bidi="zh_TW"/>
-        </w:rPr>
-        <w:t>）；生命之主，使死人復活（</w:t>
-      </w:r>
-      <w:hyperlink r:id="rId43">
-        <w:r>
-          <w:rPr>
-            <w:lang w:val="zh_TW" w:bidi="zh_TW"/>
-          </w:rPr>
-          <w:rPr>
-            <w:color w:val="0000EE"/>
-            <w:u w:val="single"/>
-          </w:rPr>
-          <w:t>11:25</w:t>
-        </w:r>
-      </w:hyperlink>
-      <w:r>
-        <w:rPr>
-          <w:lang w:val="zh_TW" w:bidi="zh_TW"/>
-        </w:rPr>
-        <w:t>）；道路、真理、生命（</w:t>
-      </w:r>
-      <w:hyperlink r:id="rId44">
-        <w:r>
-          <w:rPr>
-            <w:lang w:val="zh_TW" w:bidi="zh_TW"/>
-          </w:rPr>
-          <w:rPr>
-            <w:color w:val="0000EE"/>
-            <w:u w:val="single"/>
-          </w:rPr>
-          <w:t>14:6</w:t>
-        </w:r>
-      </w:hyperlink>
-      <w:r>
-        <w:rPr>
-          <w:lang w:val="zh_TW" w:bidi="zh_TW"/>
-        </w:rPr>
-        <w:t>）；真葡萄樹，使住在祂裡面的枝子得以維持生命（</w:t>
-      </w:r>
-      <w:hyperlink r:id="rId45">
-        <w:r>
-          <w:rPr>
-            <w:lang w:val="zh_TW" w:bidi="zh_TW"/>
-          </w:rPr>
-          <w:rPr>
-            <w:color w:val="0000EE"/>
-            <w:u w:val="single"/>
-          </w:rPr>
-          <w:t>5:5</w:t>
-        </w:r>
-      </w:hyperlink>
-      <w:r>
-        <w:rPr>
-          <w:lang w:val="zh_TW" w:bidi="zh_TW"/>
-        </w:rPr>
-        <w:t>）。</w:t>
-      </w:r>
-    </w:p>
-    <w:p>
-      <w:pPr/>
-      <w:r>
-        <w:rPr>
-          <w:lang w:val="zh_TW" w:bidi="zh_TW"/>
-        </w:rPr>
-      </w:r>
-      <w:r>
-        <w:rPr>
-          <w:lang w:val="zh_TW" w:bidi="zh_TW"/>
-        </w:rPr>
-        <w:t>耶穌特別指出，祂使命的成就並非憑靠祂自己的本性或大能，而是藉著差祂來的父。耶穌對父的順服再次表明生命是神的恩賜。相信神兒子的人就是那接受神所賜生命——永生——的人。因此，所有信徒得享復活的應許，乃是神恩賜的自然結果（</w:t>
-      </w:r>
-      <w:hyperlink r:id="rId46">
-        <w:r>
-          <w:rPr>
-            <w:lang w:val="zh_TW" w:bidi="zh_TW"/>
-          </w:rPr>
-          <w:rPr>
-            <w:color w:val="0000EE"/>
-            <w:u w:val="single"/>
-          </w:rPr>
-          <w:t>約5:26–29</w:t>
-        </w:r>
-      </w:hyperlink>
-      <w:r>
-        <w:rPr>
-          <w:lang w:val="zh_TW" w:bidi="zh_TW"/>
-        </w:rPr>
-        <w:t>）。這在拉撒路的復活中得以明示，也因基督的復活作為「初熟的果子」（用保羅的術語，</w:t>
-      </w:r>
-      <w:hyperlink r:id="rId47">
-        <w:r>
-          <w:rPr>
-            <w:lang w:val="zh_TW" w:bidi="zh_TW"/>
-          </w:rPr>
-          <w:rPr>
-            <w:color w:val="0000EE"/>
-            <w:u w:val="single"/>
-          </w:rPr>
-          <w:t>林前15:23</w:t>
-        </w:r>
-      </w:hyperlink>
-      <w:r>
-        <w:rPr>
-          <w:lang w:val="zh_TW" w:bidi="zh_TW"/>
-        </w:rPr>
-        <w:t>）而得到保證。</w:t>
-      </w:r>
-    </w:p>
-    <w:p>
-      <w:pPr/>
-      <w:r>
-        <w:rPr>
-          <w:lang w:val="zh_TW" w:bidi="zh_TW"/>
-        </w:rPr>
-      </w:r>
-      <w:r>
-        <w:rPr>
-          <w:lang w:val="zh_TW" w:bidi="zh_TW"/>
-        </w:rPr>
-        <w:t>耶穌為永生的概念添加了進一步的內容，將其與認識真神聯繫起來（</w:t>
-      </w:r>
-      <w:hyperlink r:id="rId48">
-        <w:r>
-          <w:rPr>
-            <w:lang w:val="zh_TW" w:bidi="zh_TW"/>
-          </w:rPr>
-          <w:rPr>
-            <w:color w:val="0000EE"/>
-            <w:u w:val="single"/>
-          </w:rPr>
-          <w:t>約17:3</w:t>
-        </w:r>
-      </w:hyperlink>
-      <w:r>
-        <w:rPr>
-          <w:lang w:val="zh_TW" w:bidi="zh_TW"/>
-        </w:rPr>
-        <w:t>）。在希臘思想中，知識指的是經由沉思或神秘入神經驗（mystical ecstasy）所達成的結果。然而，在舊約中，知識意指經歷、關係、相交（fellowship）和關懷（參</w:t>
-      </w:r>
-      <w:hyperlink r:id="rId49">
-        <w:r>
-          <w:rPr>
-            <w:lang w:val="zh_TW" w:bidi="zh_TW"/>
-          </w:rPr>
-          <w:rPr>
-            <w:color w:val="0000EE"/>
-            <w:u w:val="single"/>
-          </w:rPr>
-          <w:t>耶31:34</w:t>
-        </w:r>
-      </w:hyperlink>
-      <w:r>
-        <w:rPr>
-          <w:lang w:val="zh_TW" w:bidi="zh_TW"/>
-        </w:rPr>
-        <w:t>）。這種將知識視同為親密關係的含義，從其動詞形式的用法中得到強調，因其用來指男性與女性之間親密的性關係（參</w:t>
-      </w:r>
-      <w:hyperlink r:id="rId50">
-        <w:r>
-          <w:rPr>
-            <w:lang w:val="zh_TW" w:bidi="zh_TW"/>
-          </w:rPr>
-          <w:rPr>
-            <w:color w:val="0000EE"/>
-            <w:u w:val="single"/>
-          </w:rPr>
-          <w:t>創4:1</w:t>
-        </w:r>
-      </w:hyperlink>
-      <w:r>
-        <w:rPr>
-          <w:lang w:val="zh_TW" w:bidi="zh_TW"/>
-        </w:rPr>
-        <w:t>）。耶穌說：「我是好牧人；我認識我的羊，我的羊也認識我，正如父認識我，我也認識父一樣」（</w:t>
-      </w:r>
-      <w:hyperlink r:id="rId51">
-        <w:r>
-          <w:rPr>
-            <w:lang w:val="zh_TW" w:bidi="zh_TW"/>
-          </w:rPr>
-          <w:rPr>
-            <w:color w:val="0000EE"/>
-            <w:u w:val="single"/>
-          </w:rPr>
-          <w:t>約10:14–15</w:t>
-        </w:r>
-      </w:hyperlink>
-      <w:r>
-        <w:rPr>
-          <w:lang w:val="zh_TW" w:bidi="zh_TW"/>
-        </w:rPr>
-        <w:t>）。父與子的親密互動，成為子與其門徒之間關係的典範。這種知識並非藉由教育或思維操縱而來，而是藉著子啟示而來（</w:t>
-      </w:r>
-      <w:hyperlink r:id="rId52">
-        <w:r>
-          <w:rPr>
-            <w:lang w:val="zh_TW" w:bidi="zh_TW"/>
-          </w:rPr>
-          <w:rPr>
-            <w:color w:val="0000EE"/>
-            <w:u w:val="single"/>
-          </w:rPr>
-          <w:t>1:18，</w:t>
-        </w:r>
-      </w:hyperlink>
-      <w:r>
-        <w:rPr>
-          <w:lang w:val="zh_TW" w:bidi="zh_TW"/>
-        </w:rPr>
-        <w:t>參</w:t>
-      </w:r>
-      <w:hyperlink r:id="rId53">
-        <w:r>
-          <w:rPr>
-            <w:lang w:val="zh_TW" w:bidi="zh_TW"/>
-          </w:rPr>
-          <w:rPr>
-            <w:color w:val="0000EE"/>
-            <w:u w:val="single"/>
-          </w:rPr>
-          <w:t>14:7</w:t>
-        </w:r>
-      </w:hyperlink>
-      <w:r>
-        <w:rPr>
-          <w:lang w:val="zh_TW" w:bidi="zh_TW"/>
-        </w:rPr>
-        <w:t>）。</w:t>
-      </w:r>
-    </w:p>
-    <w:p>
-      <w:pPr/>
-      <w:r>
-        <w:rPr>
-          <w:lang w:val="zh_TW" w:bidi="zh_TW"/>
-        </w:rPr>
-      </w:r>
-      <w:r>
-        <w:rPr>
-          <w:lang w:val="zh_TW" w:bidi="zh_TW"/>
-        </w:rPr>
-        <w:t>對永生概念中的主要元素進行簡要回顧，清楚地表明永生並不僅僅是無盡或永恆的生命。儘管永生沒有終極的界限，但聖經的重點主要是放在生命的質量上，特別是其神聖的屬性。永生是透過在基督裡啟示一位實的神，把將來世代的屬性引入當下，並帶來對神的認識以及其與神的關係。</w:t>
-      </w:r>
-    </w:p>
-    <w:p>
-      <w:pPr/>
-      <w:r>
-        <w:rPr>
-          <w:lang w:val="zh_TW" w:bidi="zh_TW"/>
-        </w:rPr>
-      </w:r>
-      <w:r>
-        <w:rPr>
-          <w:i/>
-          <w:lang w:val="zh_TW" w:bidi="zh_TW"/>
-        </w:rPr>
-        <w:t>另見</w:t>
-      </w:r>
-      <w:r>
-        <w:rPr>
-          <w:lang w:val="zh_TW" w:bidi="zh_TW"/>
-        </w:rPr>
-        <w:t xml:space="preserve"> </w:t>
-      </w:r>
-      <w:r>
-        <w:rPr>
-          <w:lang w:val="zh_TW" w:bidi="zh_TW"/>
-        </w:rPr>
-        <w:t>生命</w:t>
-      </w:r>
-      <w:r>
-        <w:rPr>
-          <w:lang w:val="zh_TW" w:bidi="zh_TW"/>
-        </w:rPr>
         <w:t>；</w:t>
       </w:r>
       <w:r>
         <w:rPr>
           <w:lang w:val="zh_TW" w:bidi="zh_TW"/>
         </w:rPr>
-        <w:t>新的創造，新的受造物</w:t>
+        <w:t>盼望</w:t>
       </w:r>
       <w:r>
         <w:rPr>
@@ -1739,7 +1989,19 @@
         <w:rPr>
           <w:lang w:val="zh_TW" w:bidi="zh_TW"/>
         </w:rPr>
-        <w:t>重生</w:t>
+        <w:t>預言</w:t>
+      </w:r>
+      <w:r>
+        <w:rPr>
+          <w:lang w:val="zh_TW" w:bidi="zh_TW"/>
+        </w:rPr>
+        <w:t>；</w:t>
+      </w:r>
+      <w:r>
+        <w:rPr>
+          <w:lang w:val="zh_TW" w:bidi="zh_TW"/>
+        </w:rPr>
+        <w:t>先知，女先知</w:t>
       </w:r>
       <w:r>
         <w:rPr>
@@ -3647,6 +3909,12 @@
   </w:num>
   <w:num w:numId="13" w16cid:durableId="592781308">
     <w:abstractNumId w:val="11"/>
+  </w:num>
+  <w:num w:numId="14">
+    <w:abstractNumId w:val="3"/>
+    <w:lvlOverride w:ilvl="0">
+      <w:startOverride w:val="1"/>
+    </w:lvlOverride>
   </w:num>
   <w:numIdMacAtCleanup w:val="10"/>
 </w:numbering>

--- a/zht/docx/189.content.docx
+++ b/zht/docx/189.content.docx
@@ -149,7 +149,7 @@
         <w:rPr>
           <w:lang w:val="zh_TW" w:bidi="zh_TW"/>
         </w:rPr>
-        <w:t>ying</w:t>
+        <w:t>xu</w:t>
       </w:r>
       <w:r>
         <w:rPr>
@@ -212,7 +212,7 @@
         <w:rPr>
           <w:lang w:val="zh_TW" w:bidi="zh_TW"/>
         </w:rPr>
-        <w:t>應許</w:t>
+        <w:t>許願、願</w:t>
       </w:r>
       <w:r>
         <w:rPr>
@@ -231,7 +231,7 @@
         <w:rPr>
           <w:lang w:val="zh_TW" w:bidi="zh_TW"/>
         </w:rPr>
-        <w:t>一個人向另一個人所作的宣告，表示某事將會或不會完成，使另一個人有權期待與應許相應的行為。</w:t>
+        <w:t>向神所作嚴肅的承諾或宣誓。</w:t>
       </w:r>
     </w:p>
     <w:p>
@@ -242,7 +242,7 @@
         <w:rPr>
           <w:lang w:val="zh_TW" w:bidi="zh_TW"/>
         </w:rPr>
-        <w:t>應許的類型</w:t>
+        <w:t>宗教實踐中的許願</w:t>
       </w:r>
     </w:p>
     <w:p>
@@ -256,79 +256,7 @@
         <w:rPr>
           <w:lang w:val="zh_TW" w:bidi="zh_TW"/>
         </w:rPr>
-        <w:t>聖經中有幾個人與人之間彼此應許的例子（例：</w:t>
-      </w:r>
-      <w:hyperlink r:id="rId13">
-        <w:r>
-          <w:rPr>
-            <w:lang w:val="zh_TW" w:bidi="zh_TW"/>
-          </w:rPr>
-          <w:rPr>
-            <w:color w:val="0000EE"/>
-            <w:u w:val="single"/>
-          </w:rPr>
-          <w:t>民22:17</w:t>
-        </w:r>
-      </w:hyperlink>
-      <w:r>
-        <w:rPr>
-          <w:lang w:val="zh_TW" w:bidi="zh_TW"/>
-        </w:rPr>
-        <w:t>；</w:t>
-      </w:r>
-      <w:hyperlink r:id="rId14">
-        <w:r>
-          <w:rPr>
-            <w:lang w:val="zh_TW" w:bidi="zh_TW"/>
-          </w:rPr>
-          <w:rPr>
-            <w:color w:val="0000EE"/>
-            <w:u w:val="single"/>
-          </w:rPr>
-          <w:t>斯4:7</w:t>
-        </w:r>
-      </w:hyperlink>
-      <w:r>
-        <w:rPr>
-          <w:lang w:val="zh_TW" w:bidi="zh_TW"/>
-        </w:rPr>
-        <w:t>）以及人對神應許的例子（例：</w:t>
-      </w:r>
-      <w:hyperlink r:id="rId15">
-        <w:r>
-          <w:rPr>
-            <w:lang w:val="zh_TW" w:bidi="zh_TW"/>
-          </w:rPr>
-          <w:rPr>
-            <w:color w:val="0000EE"/>
-            <w:u w:val="single"/>
-          </w:rPr>
-          <w:t>尼5:12</w:t>
-        </w:r>
-      </w:hyperlink>
-      <w:r>
-        <w:rPr>
-          <w:lang w:val="zh_TW" w:bidi="zh_TW"/>
-        </w:rPr>
-        <w:t>）。然而，神對人的應許更為重要。這些屬神的應許絕對可信，因為作應許的那位完全有能力成就祂的應許（</w:t>
-      </w:r>
-      <w:hyperlink r:id="rId16">
-        <w:r>
-          <w:rPr>
-            <w:lang w:val="zh_TW" w:bidi="zh_TW"/>
-          </w:rPr>
-          <w:rPr>
-            <w:color w:val="0000EE"/>
-            <w:u w:val="single"/>
-          </w:rPr>
-          <w:t>羅4:21</w:t>
-        </w:r>
-      </w:hyperlink>
-      <w:r>
-        <w:rPr>
-          <w:lang w:val="zh_TW" w:bidi="zh_TW"/>
-        </w:rPr>
-        <w:t>）。</w:t>
+        <w:t>向神許願是在聖經中經常提到的宗教做法。大多數關於許願的經文都出現在舊約聖經，尤其是在詩篇中。新約聖經中也提到了一些許願。</w:t>
       </w:r>
     </w:p>
     <w:p>
@@ -342,331 +270,48 @@
         <w:rPr>
           <w:lang w:val="zh_TW" w:bidi="zh_TW"/>
         </w:rPr>
-        <w:t>聖經中，神的應許保證領受者得著許多益處，包括：</w:t>
+        <w:t>十一奉獻、祭祀和供物、守安息日和割禮都是摩西律法所命令的。許願（或譯：立誓）則不是。比如，</w:t>
+      </w:r>
+      <w:hyperlink r:id="rId13">
+        <w:r>
+          <w:rPr>
+            <w:lang w:val="zh_TW" w:bidi="zh_TW"/>
+          </w:rPr>
+          <w:rPr>
+            <w:color w:val="0000EE"/>
+            <w:u w:val="single"/>
+          </w:rPr>
+          <w:t>詩篇五十篇14節</w:t>
+        </w:r>
+      </w:hyperlink>
+      <w:r>
+        <w:rPr>
+          <w:lang w:val="zh_TW" w:bidi="zh_TW"/>
+        </w:rPr>
+        <w:t>說：「</w:t>
+      </w:r>
+      <w:r>
+        <w:rPr>
+          <w:lang w:val="zh_TW" w:bidi="zh_TW"/>
+        </w:rPr>
+        <w:t>你們要以感謝為祭獻與神， 又要向至高者還你的願。</w:t>
+      </w:r>
+      <w:r>
+        <w:rPr>
+          <w:lang w:val="zh_TW" w:bidi="zh_TW"/>
+        </w:rPr>
+        <w:t>」命令是要遵守或履行已經做出的承諾。神沒有沒有命令要做出承諾，只是在做出承諾時必須履行。這種做法是可以接受的，也有規條提到，但不是要求一定要做的。</w:t>
       </w:r>
     </w:p>
     <w:p>
       <w:pPr>
-        <w:pStyle w:val="ListBullet"/>
-        <w:spacing w:line="240" w:lineRule="auto"/>
-        <w:ind w:left="720"/>
-      </w:pPr>
-      <w:r>
-        <w:rPr>
-          <w:lang w:val="zh_TW" w:bidi="zh_TW"/>
-        </w:rPr>
-      </w:r>
-      <w:r>
-        <w:rPr>
-          <w:lang w:val="zh_TW" w:bidi="zh_TW"/>
-        </w:rPr>
-        <w:t>子民的身份（</w:t>
-      </w:r>
-      <w:hyperlink r:id="rId17">
-        <w:r>
-          <w:rPr>
-            <w:lang w:val="zh_TW" w:bidi="zh_TW"/>
-          </w:rPr>
-          <w:rPr>
-            <w:color w:val="0000EE"/>
-            <w:u w:val="single"/>
-          </w:rPr>
-          <w:t>林後6:16–7:1</w:t>
-        </w:r>
-      </w:hyperlink>
-      <w:r>
-        <w:rPr>
-          <w:lang w:val="zh_TW" w:bidi="zh_TW"/>
-        </w:rPr>
-        <w:t>）</w:t>
-      </w:r>
-    </w:p>
-    <w:p>
-      <w:pPr>
-        <w:pStyle w:val="ListBullet"/>
-        <w:spacing w:line="240" w:lineRule="auto"/>
-        <w:ind w:left="720"/>
-      </w:pPr>
-      <w:r>
-        <w:rPr>
-          <w:lang w:val="zh_TW" w:bidi="zh_TW"/>
-        </w:rPr>
-      </w:r>
-      <w:r>
-        <w:rPr>
-          <w:lang w:val="zh_TW" w:bidi="zh_TW"/>
-        </w:rPr>
-        <w:t>罪的赦免 （</w:t>
-      </w:r>
-      <w:hyperlink r:id="rId18">
-        <w:r>
-          <w:rPr>
-            <w:lang w:val="zh_TW" w:bidi="zh_TW"/>
-          </w:rPr>
-          <w:rPr>
-            <w:color w:val="0000EE"/>
-            <w:u w:val="single"/>
-          </w:rPr>
-          <w:t>約一1:9</w:t>
-        </w:r>
-      </w:hyperlink>
-      <w:r>
-        <w:rPr>
-          <w:lang w:val="zh_TW" w:bidi="zh_TW"/>
-        </w:rPr>
-        <w:t>）</w:t>
-      </w:r>
-    </w:p>
-    <w:p>
-      <w:pPr>
-        <w:pStyle w:val="ListBullet"/>
-        <w:spacing w:line="240" w:lineRule="auto"/>
-        <w:ind w:left="720"/>
-      </w:pPr>
-      <w:r>
-        <w:rPr>
-          <w:lang w:val="zh_TW" w:bidi="zh_TW"/>
-        </w:rPr>
-      </w:r>
-      <w:r>
-        <w:rPr>
-          <w:lang w:val="zh_TW" w:bidi="zh_TW"/>
-        </w:rPr>
-        <w:t>回應禱告（</w:t>
-      </w:r>
-      <w:hyperlink r:id="rId19">
-        <w:r>
-          <w:rPr>
-            <w:lang w:val="zh_TW" w:bidi="zh_TW"/>
-          </w:rPr>
-          <w:rPr>
-            <w:color w:val="0000EE"/>
-            <w:u w:val="single"/>
-          </w:rPr>
-          <w:t>路11:9</w:t>
-        </w:r>
-      </w:hyperlink>
-      <w:r>
-        <w:rPr>
-          <w:lang w:val="zh_TW" w:bidi="zh_TW"/>
-        </w:rPr>
-        <w:t>）</w:t>
-      </w:r>
-    </w:p>
-    <w:p>
-      <w:pPr>
-        <w:pStyle w:val="ListBullet"/>
-        <w:spacing w:line="240" w:lineRule="auto"/>
-        <w:ind w:left="720"/>
-      </w:pPr>
-      <w:r>
-        <w:rPr>
-          <w:lang w:val="zh_TW" w:bidi="zh_TW"/>
-        </w:rPr>
-      </w:r>
-      <w:r>
-        <w:rPr>
-          <w:lang w:val="zh_TW" w:bidi="zh_TW"/>
-        </w:rPr>
-        <w:t>脫離試探（</w:t>
-      </w:r>
-      <w:hyperlink r:id="rId20">
-        <w:r>
-          <w:rPr>
-            <w:lang w:val="zh_TW" w:bidi="zh_TW"/>
-          </w:rPr>
-          <w:rPr>
-            <w:color w:val="0000EE"/>
-            <w:u w:val="single"/>
-          </w:rPr>
-          <w:t>林前10:13</w:t>
-        </w:r>
-      </w:hyperlink>
-      <w:r>
-        <w:rPr>
-          <w:lang w:val="zh_TW" w:bidi="zh_TW"/>
-        </w:rPr>
-        <w:t>）</w:t>
-      </w:r>
-    </w:p>
-    <w:p>
-      <w:pPr>
-        <w:pStyle w:val="ListBullet"/>
-        <w:spacing w:line="240" w:lineRule="auto"/>
-        <w:ind w:left="720"/>
-      </w:pPr>
-      <w:r>
-        <w:rPr>
-          <w:lang w:val="zh_TW" w:bidi="zh_TW"/>
-        </w:rPr>
-      </w:r>
-      <w:r>
-        <w:rPr>
-          <w:lang w:val="zh_TW" w:bidi="zh_TW"/>
-        </w:rPr>
-        <w:t>患難中的恩典（</w:t>
-      </w:r>
-      <w:hyperlink r:id="rId21">
-        <w:r>
-          <w:rPr>
-            <w:lang w:val="zh_TW" w:bidi="zh_TW"/>
-          </w:rPr>
-          <w:rPr>
-            <w:color w:val="0000EE"/>
-            <w:u w:val="single"/>
-          </w:rPr>
-          <w:t>林後12:9</w:t>
-        </w:r>
-      </w:hyperlink>
-      <w:r>
-        <w:rPr>
-          <w:lang w:val="zh_TW" w:bidi="zh_TW"/>
-        </w:rPr>
-        <w:t>）</w:t>
-      </w:r>
-    </w:p>
-    <w:p>
-      <w:pPr>
-        <w:pStyle w:val="ListBullet"/>
-        <w:spacing w:line="240" w:lineRule="auto"/>
-        <w:ind w:left="720"/>
-      </w:pPr>
-      <w:r>
-        <w:rPr>
-          <w:lang w:val="zh_TW" w:bidi="zh_TW"/>
-        </w:rPr>
-      </w:r>
-      <w:r>
-        <w:rPr>
-          <w:lang w:val="zh_TW" w:bidi="zh_TW"/>
-        </w:rPr>
-        <w:t>供應一切所需（</w:t>
-      </w:r>
-      <w:hyperlink r:id="rId22">
-        <w:r>
-          <w:rPr>
-            <w:lang w:val="zh_TW" w:bidi="zh_TW"/>
-          </w:rPr>
-          <w:rPr>
-            <w:color w:val="0000EE"/>
-            <w:u w:val="single"/>
-          </w:rPr>
-          <w:t>腓4:19</w:t>
-        </w:r>
-      </w:hyperlink>
-      <w:r>
-        <w:rPr>
-          <w:lang w:val="zh_TW" w:bidi="zh_TW"/>
-        </w:rPr>
-        <w:t>）</w:t>
-      </w:r>
-    </w:p>
-    <w:p>
-      <w:pPr>
-        <w:pStyle w:val="ListBullet"/>
-        <w:spacing w:line="240" w:lineRule="auto"/>
-        <w:ind w:left="720"/>
-      </w:pPr>
-      <w:r>
-        <w:rPr>
-          <w:lang w:val="zh_TW" w:bidi="zh_TW"/>
-        </w:rPr>
-      </w:r>
-      <w:r>
-        <w:rPr>
-          <w:lang w:val="zh_TW" w:bidi="zh_TW"/>
-        </w:rPr>
-        <w:t>順服的獎賞（</w:t>
-      </w:r>
-      <w:hyperlink r:id="rId23">
-        <w:r>
-          <w:rPr>
-            <w:lang w:val="zh_TW" w:bidi="zh_TW"/>
-          </w:rPr>
-          <w:rPr>
-            <w:color w:val="0000EE"/>
-            <w:u w:val="single"/>
-          </w:rPr>
-          <w:t>雅1:12</w:t>
-        </w:r>
-      </w:hyperlink>
-      <w:r>
-        <w:rPr>
-          <w:lang w:val="zh_TW" w:bidi="zh_TW"/>
-        </w:rPr>
-        <w:t>）</w:t>
-      </w:r>
-    </w:p>
-    <w:p>
-      <w:pPr>
-        <w:pStyle w:val="ListBullet"/>
-        <w:spacing w:line="240" w:lineRule="auto"/>
-        <w:ind w:left="720"/>
-      </w:pPr>
-      <w:r>
-        <w:rPr>
-          <w:lang w:val="zh_TW" w:bidi="zh_TW"/>
-        </w:rPr>
-      </w:r>
-      <w:r>
-        <w:rPr>
-          <w:lang w:val="zh_TW" w:bidi="zh_TW"/>
-        </w:rPr>
-        <w:t>永生（</w:t>
-      </w:r>
-      <w:hyperlink r:id="rId24">
-        <w:r>
-          <w:rPr>
-            <w:lang w:val="zh_TW" w:bidi="zh_TW"/>
-          </w:rPr>
-          <w:rPr>
-            <w:color w:val="0000EE"/>
-            <w:u w:val="single"/>
-          </w:rPr>
-          <w:t>路18:29–30</w:t>
-        </w:r>
-      </w:hyperlink>
-      <w:r>
-        <w:rPr>
-          <w:lang w:val="zh_TW" w:bidi="zh_TW"/>
-        </w:rPr>
-        <w:t>；</w:t>
-      </w:r>
-      <w:hyperlink r:id="rId25">
-        <w:r>
-          <w:rPr>
-            <w:lang w:val="zh_TW" w:bidi="zh_TW"/>
-          </w:rPr>
-          <w:rPr>
-            <w:color w:val="0000EE"/>
-            <w:u w:val="single"/>
-          </w:rPr>
-          <w:t>約3:16</w:t>
-        </w:r>
-      </w:hyperlink>
-      <w:r>
-        <w:rPr>
-          <w:lang w:val="zh_TW" w:bidi="zh_TW"/>
-        </w:rPr>
-        <w:t>；</w:t>
-      </w:r>
-      <w:hyperlink r:id="rId26">
-        <w:r>
-          <w:rPr>
-            <w:lang w:val="zh_TW" w:bidi="zh_TW"/>
-          </w:rPr>
-          <w:rPr>
-            <w:color w:val="0000EE"/>
-            <w:u w:val="single"/>
-          </w:rPr>
-          <w:t>羅6:22–23</w:t>
-        </w:r>
-      </w:hyperlink>
-      <w:r>
-        <w:rPr>
-          <w:lang w:val="zh_TW" w:bidi="zh_TW"/>
-        </w:rPr>
-        <w:t>）</w:t>
+        <w:pStyle w:val="Heading3"/>
+      </w:pPr>
+      <w:r>
+        <w:rPr>
+          <w:lang w:val="zh_TW" w:bidi="zh_TW"/>
+        </w:rPr>
+        <w:t>聖經中的許願類型</w:t>
       </w:r>
     </w:p>
     <w:p>
@@ -680,18 +325,72 @@
         <w:rPr>
           <w:lang w:val="zh_TW" w:bidi="zh_TW"/>
         </w:rPr>
-        <w:t>神的應許是確定且可靠的。然而，要分享這些祝福，我們必須滿足某些條件。神的應許也不必然帶來祝福。實際上，也有應許宣告，拒絕順服主耶穌福音的人肯定會面臨審判（</w:t>
-      </w:r>
-      <w:hyperlink r:id="rId27">
-        <w:r>
-          <w:rPr>
-            <w:lang w:val="zh_TW" w:bidi="zh_TW"/>
-          </w:rPr>
-          <w:rPr>
-            <w:color w:val="0000EE"/>
-            <w:u w:val="single"/>
-          </w:rPr>
-          <w:t>帖後1:8–9</w:t>
+        <w:t>許願是為了得到耶和華的喜悅，表達對祂某種拯救或恩惠的感恩，或表明對祂的絕對委身。個人的委身和分別自己歸於耶和華是拿細耳人許願的主要特徵。參孫、撒母耳和施洗約翰是用這種方式許願的最常見例子。</w:t>
+      </w:r>
+      <w:hyperlink r:id="rId14">
+        <w:r>
+          <w:rPr>
+            <w:lang w:val="zh_TW" w:bidi="zh_TW"/>
+          </w:rPr>
+          <w:rPr>
+            <w:color w:val="0000EE"/>
+            <w:u w:val="single"/>
+          </w:rPr>
+          <w:t>民數記六章1至8節</w:t>
+        </w:r>
+      </w:hyperlink>
+      <w:r>
+        <w:rPr>
+          <w:lang w:val="zh_TW" w:bidi="zh_TW"/>
+        </w:rPr>
+        <w:t>總結了這種許願的條件。</w:t>
+      </w:r>
+      <w:hyperlink r:id="rId15">
+        <w:r>
+          <w:rPr>
+            <w:lang w:val="zh_TW" w:bidi="zh_TW"/>
+          </w:rPr>
+          <w:rPr>
+            <w:color w:val="0000EE"/>
+            <w:u w:val="single"/>
+          </w:rPr>
+          <w:t>13至21</w:t>
+        </w:r>
+      </w:hyperlink>
+      <w:r>
+        <w:rPr>
+          <w:lang w:val="zh_TW" w:bidi="zh_TW"/>
+        </w:rPr>
+        <w:t>節說明如何離俗。婦女也可以這樣許願（</w:t>
+      </w:r>
+      <w:hyperlink r:id="rId16">
+        <w:r>
+          <w:rPr>
+            <w:lang w:val="zh_TW" w:bidi="zh_TW"/>
+          </w:rPr>
+          <w:rPr>
+            <w:color w:val="0000EE"/>
+            <w:u w:val="single"/>
+          </w:rPr>
+          <w:t>2</w:t>
+        </w:r>
+      </w:hyperlink>
+      <w:r>
+        <w:rPr>
+          <w:lang w:val="zh_TW" w:bidi="zh_TW"/>
+        </w:rPr>
+        <w:t>節），而且可能只是在指定時間內許願。利甲族許願過簡樸、不蓋房屋居住的生活。他們是對以色列的神忠心的有力見證（</w:t>
+      </w:r>
+      <w:hyperlink r:id="rId17">
+        <w:r>
+          <w:rPr>
+            <w:lang w:val="zh_TW" w:bidi="zh_TW"/>
+          </w:rPr>
+          <w:rPr>
+            <w:color w:val="0000EE"/>
+            <w:u w:val="single"/>
+          </w:rPr>
+          <w:t>耶利米書35</w:t>
         </w:r>
       </w:hyperlink>
       <w:r>
@@ -712,18 +411,175 @@
         <w:rPr>
           <w:lang w:val="zh_TW" w:bidi="zh_TW"/>
         </w:rPr>
-        <w:t>神的應許適用於不同時代與地方，且臨到許多人；除此之外，還有許多應許涉及祂的救贖計畫，如何在宏大歷史進程中的開展。這類應許既無重複性應用，也沒有條件的性質。在這類情況中，應許幾乎等同預言。這些應許以及應驗，彼交織於救贖歷史之中。</w:t>
-      </w:r>
-    </w:p>
-    <w:p>
-      <w:pPr>
-        <w:pStyle w:val="Heading3"/>
-      </w:pPr>
-      <w:r>
-        <w:rPr>
-          <w:lang w:val="zh_TW" w:bidi="zh_TW"/>
-        </w:rPr>
-        <w:t>舊約聖經中的應許</w:t>
+        <w:t>有些許願被視為是在某種意義上與神的討價還價。在伯特利，雅各許願說，假如神保護他並供應他的需要，他就敬拜神並奉獻十分之一（</w:t>
+      </w:r>
+      <w:hyperlink r:id="rId18">
+        <w:r>
+          <w:rPr>
+            <w:lang w:val="zh_TW" w:bidi="zh_TW"/>
+          </w:rPr>
+          <w:rPr>
+            <w:color w:val="0000EE"/>
+            <w:u w:val="single"/>
+          </w:rPr>
+          <w:t>創世記28:20</w:t>
+        </w:r>
+      </w:hyperlink>
+      <w:hyperlink r:id="rId15">
+        <w:r>
+          <w:rPr>
+            <w:lang w:val="zh_TW" w:bidi="zh_TW"/>
+          </w:rPr>
+          <w:rPr>
+            <w:color w:val="0000EE"/>
+            <w:u w:val="single"/>
+          </w:rPr>
+          <w:t>–</w:t>
+        </w:r>
+      </w:hyperlink>
+      <w:hyperlink r:id="rId18">
+        <w:r>
+          <w:rPr>
+            <w:lang w:val="zh_TW" w:bidi="zh_TW"/>
+          </w:rPr>
+          <w:rPr>
+            <w:color w:val="0000EE"/>
+            <w:u w:val="single"/>
+          </w:rPr>
+          <w:t>22</w:t>
+        </w:r>
+      </w:hyperlink>
+      <w:r>
+        <w:rPr>
+          <w:lang w:val="zh_TW" w:bidi="zh_TW"/>
+        </w:rPr>
+        <w:t>）。哈拿許願說，假如神賜給她一個兒子，她將把他歸給神（</w:t>
+      </w:r>
+      <w:hyperlink r:id="rId19">
+        <w:r>
+          <w:rPr>
+            <w:lang w:val="zh_TW" w:bidi="zh_TW"/>
+          </w:rPr>
+          <w:rPr>
+            <w:color w:val="0000EE"/>
+            <w:u w:val="single"/>
+          </w:rPr>
+          <w:t>撒母耳記上1:11、27</w:t>
+        </w:r>
+      </w:hyperlink>
+      <w:hyperlink r:id="rId15">
+        <w:r>
+          <w:rPr>
+            <w:lang w:val="zh_TW" w:bidi="zh_TW"/>
+          </w:rPr>
+          <w:rPr>
+            <w:color w:val="0000EE"/>
+            <w:u w:val="single"/>
+          </w:rPr>
+          <w:t>–</w:t>
+        </w:r>
+      </w:hyperlink>
+      <w:hyperlink r:id="rId19">
+        <w:r>
+          <w:rPr>
+            <w:lang w:val="zh_TW" w:bidi="zh_TW"/>
+          </w:rPr>
+          <w:rPr>
+            <w:color w:val="0000EE"/>
+            <w:u w:val="single"/>
+          </w:rPr>
+          <w:t>28</w:t>
+        </w:r>
+      </w:hyperlink>
+      <w:r>
+        <w:rPr>
+          <w:lang w:val="zh_TW" w:bidi="zh_TW"/>
+        </w:rPr>
+        <w:t>）。在詩篇中，還願通常與因為從危險或痛苦中得救而感恩有關（比如，</w:t>
+      </w:r>
+      <w:hyperlink r:id="rId20">
+        <w:r>
+          <w:rPr>
+            <w:lang w:val="zh_TW" w:bidi="zh_TW"/>
+          </w:rPr>
+          <w:rPr>
+            <w:color w:val="0000EE"/>
+            <w:u w:val="single"/>
+          </w:rPr>
+          <w:t>詩篇22:24</w:t>
+        </w:r>
+      </w:hyperlink>
+      <w:hyperlink r:id="rId15">
+        <w:r>
+          <w:rPr>
+            <w:lang w:val="zh_TW" w:bidi="zh_TW"/>
+          </w:rPr>
+          <w:rPr>
+            <w:color w:val="0000EE"/>
+            <w:u w:val="single"/>
+          </w:rPr>
+          <w:t>–</w:t>
+        </w:r>
+      </w:hyperlink>
+      <w:hyperlink r:id="rId20">
+        <w:r>
+          <w:rPr>
+            <w:lang w:val="zh_TW" w:bidi="zh_TW"/>
+          </w:rPr>
+          <w:rPr>
+            <w:color w:val="0000EE"/>
+            <w:u w:val="single"/>
+          </w:rPr>
+          <w:t>25</w:t>
+        </w:r>
+      </w:hyperlink>
+      <w:r>
+        <w:rPr>
+          <w:lang w:val="zh_TW" w:bidi="zh_TW"/>
+        </w:rPr>
+        <w:t>；</w:t>
+      </w:r>
+      <w:hyperlink r:id="rId21">
+        <w:r>
+          <w:rPr>
+            <w:lang w:val="zh_TW" w:bidi="zh_TW"/>
+          </w:rPr>
+          <w:rPr>
+            <w:color w:val="0000EE"/>
+            <w:u w:val="single"/>
+          </w:rPr>
+          <w:t>56:12</w:t>
+        </w:r>
+      </w:hyperlink>
+      <w:hyperlink r:id="rId15">
+        <w:r>
+          <w:rPr>
+            <w:lang w:val="zh_TW" w:bidi="zh_TW"/>
+          </w:rPr>
+          <w:rPr>
+            <w:color w:val="0000EE"/>
+            <w:u w:val="single"/>
+          </w:rPr>
+          <w:t>–</w:t>
+        </w:r>
+      </w:hyperlink>
+      <w:hyperlink r:id="rId21">
+        <w:r>
+          <w:rPr>
+            <w:lang w:val="zh_TW" w:bidi="zh_TW"/>
+          </w:rPr>
+          <w:rPr>
+            <w:color w:val="0000EE"/>
+            <w:u w:val="single"/>
+          </w:rPr>
+          <w:t>13</w:t>
+        </w:r>
+      </w:hyperlink>
+      <w:r>
+        <w:rPr>
+          <w:lang w:val="zh_TW" w:bidi="zh_TW"/>
+        </w:rPr>
+        <w:t>）。</w:t>
       </w:r>
     </w:p>
     <w:p>
@@ -737,180 +593,150 @@
         <w:rPr>
           <w:lang w:val="zh_TW" w:bidi="zh_TW"/>
         </w:rPr>
-        <w:t>舊約聖經的應許主題，最明確體現在福音的首次宣告中（稱為原始福音）；是神在亞當和夏娃墮落犯罪後，在伊甸園中給予的（</w:t>
-      </w:r>
-      <w:hyperlink r:id="rId28">
-        <w:r>
-          <w:rPr>
-            <w:lang w:val="zh_TW" w:bidi="zh_TW"/>
-          </w:rPr>
-          <w:rPr>
-            <w:color w:val="0000EE"/>
-            <w:u w:val="single"/>
-          </w:rPr>
-          <w:t>創3:15</w:t>
-        </w:r>
-      </w:hyperlink>
-      <w:r>
-        <w:rPr>
-          <w:lang w:val="zh_TW" w:bidi="zh_TW"/>
-        </w:rPr>
-        <w:t>）。後來的應許包括：</w:t>
+        <w:t>一旦許了願，就必須嚴肅遵行。</w:t>
+      </w:r>
+      <w:r>
+        <w:rPr>
+          <w:lang w:val="zh_TW" w:bidi="zh_TW"/>
+        </w:rPr>
+        <w:t>若不許願，倒無罪</w:t>
+      </w:r>
+      <w:r>
+        <w:rPr>
+          <w:lang w:val="zh_TW" w:bidi="zh_TW"/>
+        </w:rPr>
+        <w:t>（</w:t>
+      </w:r>
+      <w:hyperlink r:id="rId22">
+        <w:r>
+          <w:rPr>
+            <w:lang w:val="zh_TW" w:bidi="zh_TW"/>
+          </w:rPr>
+          <w:rPr>
+            <w:color w:val="0000EE"/>
+            <w:u w:val="single"/>
+          </w:rPr>
+          <w:t>申命記23:22</w:t>
+        </w:r>
+      </w:hyperlink>
+      <w:r>
+        <w:rPr>
+          <w:lang w:val="zh_TW" w:bidi="zh_TW"/>
+        </w:rPr>
+        <w:t>）。一旦許了願，就必須遵守償還（</w:t>
+      </w:r>
+      <w:hyperlink r:id="rId23">
+        <w:r>
+          <w:rPr>
+            <w:lang w:val="zh_TW" w:bidi="zh_TW"/>
+          </w:rPr>
+          <w:rPr>
+            <w:color w:val="0000EE"/>
+            <w:u w:val="single"/>
+          </w:rPr>
+          <w:t>申命記23:21</w:t>
+        </w:r>
+      </w:hyperlink>
+      <w:hyperlink r:id="rId15">
+        <w:r>
+          <w:rPr>
+            <w:lang w:val="zh_TW" w:bidi="zh_TW"/>
+          </w:rPr>
+          <w:rPr>
+            <w:color w:val="0000EE"/>
+            <w:u w:val="single"/>
+          </w:rPr>
+          <w:t>–</w:t>
+        </w:r>
+      </w:hyperlink>
+      <w:hyperlink r:id="rId23">
+        <w:r>
+          <w:rPr>
+            <w:lang w:val="zh_TW" w:bidi="zh_TW"/>
+          </w:rPr>
+          <w:rPr>
+            <w:color w:val="0000EE"/>
+            <w:u w:val="single"/>
+          </w:rPr>
+          <w:t>23</w:t>
+        </w:r>
+      </w:hyperlink>
+      <w:r>
+        <w:rPr>
+          <w:lang w:val="zh_TW" w:bidi="zh_TW"/>
+        </w:rPr>
+        <w:t>；另見</w:t>
+      </w:r>
+      <w:hyperlink r:id="rId24">
+        <w:r>
+          <w:rPr>
+            <w:lang w:val="zh_TW" w:bidi="zh_TW"/>
+          </w:rPr>
+          <w:rPr>
+            <w:color w:val="0000EE"/>
+            <w:u w:val="single"/>
+          </w:rPr>
+          <w:t>民數記30:2</w:t>
+        </w:r>
+      </w:hyperlink>
+      <w:r>
+        <w:rPr>
+          <w:lang w:val="zh_TW" w:bidi="zh_TW"/>
+        </w:rPr>
+        <w:t>；</w:t>
+      </w:r>
+      <w:hyperlink r:id="rId25">
+        <w:r>
+          <w:rPr>
+            <w:lang w:val="zh_TW" w:bidi="zh_TW"/>
+          </w:rPr>
+          <w:rPr>
+            <w:color w:val="0000EE"/>
+            <w:u w:val="single"/>
+          </w:rPr>
+          <w:t>傳道書5:4</w:t>
+        </w:r>
+      </w:hyperlink>
+      <w:hyperlink r:id="rId15">
+        <w:r>
+          <w:rPr>
+            <w:lang w:val="zh_TW" w:bidi="zh_TW"/>
+          </w:rPr>
+          <w:rPr>
+            <w:color w:val="0000EE"/>
+            <w:u w:val="single"/>
+          </w:rPr>
+          <w:t>–</w:t>
+        </w:r>
+      </w:hyperlink>
+      <w:hyperlink r:id="rId25">
+        <w:r>
+          <w:rPr>
+            <w:lang w:val="zh_TW" w:bidi="zh_TW"/>
+          </w:rPr>
+          <w:rPr>
+            <w:color w:val="0000EE"/>
+            <w:u w:val="single"/>
+          </w:rPr>
+          <w:t>6</w:t>
+        </w:r>
+      </w:hyperlink>
+      <w:r>
+        <w:rPr>
+          <w:lang w:val="zh_TW" w:bidi="zh_TW"/>
+        </w:rPr>
+        <w:t>）。</w:t>
       </w:r>
     </w:p>
     <w:p>
       <w:pPr>
-        <w:pStyle w:val="ListBullet"/>
-        <w:spacing w:line="240" w:lineRule="auto"/>
-        <w:ind w:left="720"/>
-      </w:pPr>
-      <w:r>
-        <w:rPr>
-          <w:lang w:val="zh_TW" w:bidi="zh_TW"/>
-        </w:rPr>
-      </w:r>
-      <w:r>
-        <w:rPr>
-          <w:lang w:val="zh_TW" w:bidi="zh_TW"/>
-        </w:rPr>
-        <w:t>神與亞伯拉罕立的盟約（</w:t>
-      </w:r>
-      <w:hyperlink r:id="rId29">
-        <w:r>
-          <w:rPr>
-            <w:lang w:val="zh_TW" w:bidi="zh_TW"/>
-          </w:rPr>
-          <w:rPr>
-            <w:color w:val="0000EE"/>
-            <w:u w:val="single"/>
-          </w:rPr>
-          <w:t>創12</w:t>
-        </w:r>
-      </w:hyperlink>
-      <w:r>
-        <w:rPr>
-          <w:lang w:val="zh_TW" w:bidi="zh_TW"/>
-        </w:rPr>
-        <w:t>、</w:t>
-      </w:r>
-      <w:hyperlink r:id="rId30">
-        <w:r>
-          <w:rPr>
-            <w:lang w:val="zh_TW" w:bidi="zh_TW"/>
-          </w:rPr>
-          <w:rPr>
-            <w:color w:val="0000EE"/>
-            <w:u w:val="single"/>
-          </w:rPr>
-          <w:t>15</w:t>
-        </w:r>
-      </w:hyperlink>
-      <w:r>
-        <w:rPr>
-          <w:lang w:val="zh_TW" w:bidi="zh_TW"/>
-        </w:rPr>
-        <w:t>、</w:t>
-      </w:r>
-      <w:hyperlink r:id="rId31">
-        <w:r>
-          <w:rPr>
-            <w:lang w:val="zh_TW" w:bidi="zh_TW"/>
-          </w:rPr>
-          <w:rPr>
-            <w:color w:val="0000EE"/>
-            <w:u w:val="single"/>
-          </w:rPr>
-          <w:t>17</w:t>
-        </w:r>
-      </w:hyperlink>
-      <w:r>
-        <w:rPr>
-          <w:lang w:val="zh_TW" w:bidi="zh_TW"/>
-        </w:rPr>
-        <w:t>）</w:t>
-      </w:r>
-    </w:p>
-    <w:p>
-      <w:pPr>
-        <w:pStyle w:val="ListBullet"/>
-        <w:spacing w:line="240" w:lineRule="auto"/>
-        <w:ind w:left="720"/>
-      </w:pPr>
-      <w:r>
-        <w:rPr>
-          <w:lang w:val="zh_TW" w:bidi="zh_TW"/>
-        </w:rPr>
-      </w:r>
-      <w:r>
-        <w:rPr>
-          <w:lang w:val="zh_TW" w:bidi="zh_TW"/>
-        </w:rPr>
-        <w:t>神與大衛立的盟約（</w:t>
-      </w:r>
-      <w:hyperlink r:id="rId32">
-        <w:r>
-          <w:rPr>
-            <w:lang w:val="zh_TW" w:bidi="zh_TW"/>
-          </w:rPr>
-          <w:rPr>
-            <w:color w:val="0000EE"/>
-            <w:u w:val="single"/>
-          </w:rPr>
-          <w:t>撒下7</w:t>
-        </w:r>
-      </w:hyperlink>
-      <w:r>
-        <w:rPr>
-          <w:lang w:val="zh_TW" w:bidi="zh_TW"/>
-        </w:rPr>
-        <w:t>）</w:t>
-      </w:r>
-    </w:p>
-    <w:p>
-      <w:pPr>
-        <w:pStyle w:val="ListBullet"/>
-        <w:spacing w:line="240" w:lineRule="auto"/>
-        <w:ind w:left="720"/>
-      </w:pPr>
-      <w:r>
-        <w:rPr>
-          <w:lang w:val="zh_TW" w:bidi="zh_TW"/>
-        </w:rPr>
-      </w:r>
-      <w:r>
-        <w:rPr>
-          <w:lang w:val="zh_TW" w:bidi="zh_TW"/>
-        </w:rPr>
-        <w:t>新約的應許（</w:t>
-      </w:r>
-      <w:hyperlink r:id="rId33">
-        <w:r>
-          <w:rPr>
-            <w:lang w:val="zh_TW" w:bidi="zh_TW"/>
-          </w:rPr>
-          <w:rPr>
-            <w:color w:val="0000EE"/>
-            <w:u w:val="single"/>
-          </w:rPr>
-          <w:t>耶31章</w:t>
-        </w:r>
-      </w:hyperlink>
-      <w:r>
-        <w:rPr>
-          <w:lang w:val="zh_TW" w:bidi="zh_TW"/>
-        </w:rPr>
-        <w:t>）</w:t>
-      </w:r>
-    </w:p>
-    <w:p>
-      <w:pPr>
-        <w:pStyle w:val="Heading4"/>
-      </w:pPr>
-      <w:r>
-        <w:rPr>
-          <w:lang w:val="zh_TW" w:bidi="zh_TW"/>
-        </w:rPr>
-        <w:t>原始福音</w:t>
+        <w:pStyle w:val="Heading3"/>
+      </w:pPr>
+      <w:r>
+        <w:rPr>
+          <w:lang w:val="zh_TW" w:bidi="zh_TW"/>
+        </w:rPr>
+        <w:t>新約聖經中的許願</w:t>
       </w:r>
     </w:p>
     <w:p>
@@ -920,6 +746,72 @@
           <w:lang w:val="zh_TW" w:bidi="zh_TW"/>
         </w:rPr>
       </w:r>
+      <w:r>
+        <w:rPr>
+          <w:lang w:val="zh_TW" w:bidi="zh_TW"/>
+        </w:rPr>
+        <w:t>「許願」在新約聖經中只出現兩次。這兩次都與使徒保羅有關（</w:t>
+      </w:r>
+      <w:hyperlink r:id="rId26">
+        <w:r>
+          <w:rPr>
+            <w:lang w:val="zh_TW" w:bidi="zh_TW"/>
+          </w:rPr>
+          <w:rPr>
+            <w:color w:val="0000EE"/>
+            <w:u w:val="single"/>
+          </w:rPr>
+          <w:t>使徒行傳18:18</w:t>
+        </w:r>
+      </w:hyperlink>
+      <w:r>
+        <w:rPr>
+          <w:lang w:val="zh_TW" w:bidi="zh_TW"/>
+        </w:rPr>
+        <w:t>，</w:t>
+      </w:r>
+      <w:hyperlink r:id="rId27">
+        <w:r>
+          <w:rPr>
+            <w:lang w:val="zh_TW" w:bidi="zh_TW"/>
+          </w:rPr>
+          <w:rPr>
+            <w:color w:val="0000EE"/>
+            <w:u w:val="single"/>
+          </w:rPr>
+          <w:t>21:23</w:t>
+        </w:r>
+      </w:hyperlink>
+      <w:hyperlink r:id="rId15">
+        <w:r>
+          <w:rPr>
+            <w:lang w:val="zh_TW" w:bidi="zh_TW"/>
+          </w:rPr>
+          <w:rPr>
+            <w:color w:val="0000EE"/>
+            <w:u w:val="single"/>
+          </w:rPr>
+          <w:t>–</w:t>
+        </w:r>
+      </w:hyperlink>
+      <w:hyperlink r:id="rId27">
+        <w:r>
+          <w:rPr>
+            <w:lang w:val="zh_TW" w:bidi="zh_TW"/>
+          </w:rPr>
+          <w:rPr>
+            <w:color w:val="0000EE"/>
+            <w:u w:val="single"/>
+          </w:rPr>
+          <w:t>24</w:t>
+        </w:r>
+      </w:hyperlink>
+      <w:r>
+        <w:rPr>
+          <w:lang w:val="zh_TW" w:bidi="zh_TW"/>
+        </w:rPr>
+        <w:t>）。但在「各耳板」這個詞的情況中涉及相同的原則（</w:t>
+      </w:r>
       <w:hyperlink r:id="rId28">
         <w:r>
           <w:rPr>
@@ -929,25 +821,80 @@
             <w:color w:val="0000EE"/>
             <w:u w:val="single"/>
           </w:rPr>
-          <w:t>創世記三章15節</w:t>
-        </w:r>
-      </w:hyperlink>
-      <w:r>
-        <w:rPr>
-          <w:lang w:val="zh_TW" w:bidi="zh_TW"/>
-        </w:rPr>
-        <w:t>說：「我又要叫你〔撒但〕和女人〔夏娃〕彼此為仇；你的後裔和女人的後裔也彼此為仇。女人的後裔要傷你的頭；你要傷他的腳跟。」這句話是一個應許，表明在未來某個時候，女人的後裔要傷撒但的頭。在最後一句中，女人的後裔具體表達為「他」，「他」要傷你〔撒但〕的頭，不過撒但亦會對女人的後裔造成傷害。這就是應許，為亞當、夏娃及其後裔帶來盼望。他們期待其對頭撒但，將被他們的後裔所毀滅。</w:t>
-      </w:r>
-    </w:p>
-    <w:p>
-      <w:pPr>
-        <w:pStyle w:val="Heading4"/>
-      </w:pPr>
-      <w:r>
-        <w:rPr>
-          <w:lang w:val="zh_TW" w:bidi="zh_TW"/>
-        </w:rPr>
-        <w:t>給亞伯拉罕的應許</w:t>
+          <w:t>馬可福音7:11</w:t>
+        </w:r>
+      </w:hyperlink>
+      <w:hyperlink r:id="rId15">
+        <w:r>
+          <w:rPr>
+            <w:lang w:val="zh_TW" w:bidi="zh_TW"/>
+          </w:rPr>
+          <w:rPr>
+            <w:color w:val="0000EE"/>
+            <w:u w:val="single"/>
+          </w:rPr>
+          <w:t>–</w:t>
+        </w:r>
+      </w:hyperlink>
+      <w:hyperlink r:id="rId28">
+        <w:r>
+          <w:rPr>
+            <w:lang w:val="zh_TW" w:bidi="zh_TW"/>
+          </w:rPr>
+          <w:rPr>
+            <w:color w:val="0000EE"/>
+            <w:u w:val="single"/>
+          </w:rPr>
+          <w:t>13</w:t>
+        </w:r>
+      </w:hyperlink>
+      <w:r>
+        <w:rPr>
+          <w:lang w:val="zh_TW" w:bidi="zh_TW"/>
+        </w:rPr>
+        <w:t>；比較</w:t>
+      </w:r>
+      <w:hyperlink r:id="rId29">
+        <w:r>
+          <w:rPr>
+            <w:lang w:val="zh_TW" w:bidi="zh_TW"/>
+          </w:rPr>
+          <w:rPr>
+            <w:color w:val="0000EE"/>
+            <w:u w:val="single"/>
+          </w:rPr>
+          <w:t>馬太福音15:5</w:t>
+        </w:r>
+      </w:hyperlink>
+      <w:hyperlink r:id="rId15">
+        <w:r>
+          <w:rPr>
+            <w:lang w:val="zh_TW" w:bidi="zh_TW"/>
+          </w:rPr>
+          <w:rPr>
+            <w:color w:val="0000EE"/>
+            <w:u w:val="single"/>
+          </w:rPr>
+          <w:t>–</w:t>
+        </w:r>
+      </w:hyperlink>
+      <w:hyperlink r:id="rId29">
+        <w:r>
+          <w:rPr>
+            <w:lang w:val="zh_TW" w:bidi="zh_TW"/>
+          </w:rPr>
+          <w:rPr>
+            <w:color w:val="0000EE"/>
+            <w:u w:val="single"/>
+          </w:rPr>
+          <w:t>6</w:t>
+        </w:r>
+      </w:hyperlink>
+      <w:r>
+        <w:rPr>
+          <w:lang w:val="zh_TW" w:bidi="zh_TW"/>
+        </w:rPr>
+        <w:t>）。在這兩段經文中，耶穌責備那些許願的人，因為許願是一種逃避其它責任的方法。這樣的「禮物」或「供物」涉及金錢。但耶穌說，神不希望這種經過設計從而不照顧人的禮物。</w:t>
       </w:r>
     </w:p>
     <w:p>
@@ -961,101 +908,7 @@
         <w:rPr>
           <w:lang w:val="zh_TW" w:bidi="zh_TW"/>
         </w:rPr>
-        <w:t>在</w:t>
-      </w:r>
-      <w:hyperlink r:id="rId34">
-        <w:r>
-          <w:rPr>
-            <w:lang w:val="zh_TW" w:bidi="zh_TW"/>
-          </w:rPr>
-          <w:rPr>
-            <w:color w:val="0000EE"/>
-            <w:u w:val="single"/>
-          </w:rPr>
-          <w:t>創世記十二章1至7節</w:t>
-        </w:r>
-      </w:hyperlink>
-      <w:r>
-        <w:rPr>
-          <w:lang w:val="zh_TW" w:bidi="zh_TW"/>
-        </w:rPr>
-        <w:t>中，主叫亞伯拉罕離開他的族人和國家，去到所要指示給他的地。神為此應許他：</w:t>
-      </w:r>
-    </w:p>
-    <w:p>
-      <w:pPr>
-        <w:pStyle w:val="ListNumber"/>
-        <w:numPr>
-          <w:ilvl w:val="0"/>
-          <w:numId w:val="14"/>
-        </w:numPr>
-        <w:spacing w:line="240" w:lineRule="auto"/>
-        <w:ind w:left="720"/>
-      </w:pPr>
-      <w:r>
-        <w:rPr>
-          <w:lang w:val="zh_TW" w:bidi="zh_TW"/>
-        </w:rPr>
-      </w:r>
-      <w:r>
-        <w:rPr>
-          <w:lang w:val="zh_TW" w:bidi="zh_TW"/>
-        </w:rPr>
-        <w:t>他的後裔要成為大國</w:t>
-      </w:r>
-    </w:p>
-    <w:p>
-      <w:pPr>
-        <w:pStyle w:val="ListNumber"/>
-        <w:spacing w:line="240" w:lineRule="auto"/>
-        <w:ind w:left="720"/>
-      </w:pPr>
-      <w:r>
-        <w:rPr>
-          <w:lang w:val="zh_TW" w:bidi="zh_TW"/>
-        </w:rPr>
-      </w:r>
-      <w:r>
-        <w:rPr>
-          <w:lang w:val="zh_TW" w:bidi="zh_TW"/>
-        </w:rPr>
-        <w:t>他將得著賜福，他的名將要為大</w:t>
-      </w:r>
-    </w:p>
-    <w:p>
-      <w:pPr>
-        <w:pStyle w:val="ListNumber"/>
-        <w:spacing w:line="240" w:lineRule="auto"/>
-        <w:ind w:left="720"/>
-      </w:pPr>
-      <w:r>
-        <w:rPr>
-          <w:lang w:val="zh_TW" w:bidi="zh_TW"/>
-        </w:rPr>
-      </w:r>
-      <w:r>
-        <w:rPr>
-          <w:lang w:val="zh_TW" w:bidi="zh_TW"/>
-        </w:rPr>
-        <w:t>列國將因他得福</w:t>
-      </w:r>
-    </w:p>
-    <w:p>
-      <w:pPr>
-        <w:pStyle w:val="ListNumber"/>
-        <w:spacing w:line="240" w:lineRule="auto"/>
-        <w:ind w:left="720"/>
-      </w:pPr>
-      <w:r>
-        <w:rPr>
-          <w:lang w:val="zh_TW" w:bidi="zh_TW"/>
-        </w:rPr>
-      </w:r>
-      <w:r>
-        <w:rPr>
-          <w:lang w:val="zh_TW" w:bidi="zh_TW"/>
-        </w:rPr>
-        <w:t>迦南地將會賜給他的後代</w:t>
+        <w:t>保羅可能許了願，以避免猶太人和猶太基督徒信徒對他常有的反對。他們經常反對保羅解除外邦信徒遵行摩西律法的義務。保羅在耶路撒冷受到猶太當局的監視。他特意與其他四位猶太信徒一起在聖殿中還願。他的敵人隨後指控保羅將外邦人帶入聖潔的聖殿。</w:t>
       </w:r>
     </w:p>
     <w:p>
@@ -1067,128 +920,50 @@
       </w:r>
       <w:r>
         <w:rPr>
-          <w:lang w:val="zh_TW" w:bidi="zh_TW"/>
-        </w:rPr>
-        <w:t>在這些對亞伯拉罕的應許中，最重要的是：祂要藉著他的後裔賜福許多列國。這個應許在創世記出現了五次（</w:t>
-      </w:r>
-      <w:hyperlink r:id="rId35">
-        <w:r>
-          <w:rPr>
-            <w:lang w:val="zh_TW" w:bidi="zh_TW"/>
-          </w:rPr>
-          <w:rPr>
-            <w:color w:val="0000EE"/>
-            <w:u w:val="single"/>
-          </w:rPr>
-          <w:t>創12:3</w:t>
-        </w:r>
-      </w:hyperlink>
-      <w:r>
-        <w:rPr>
-          <w:lang w:val="zh_TW" w:bidi="zh_TW"/>
-        </w:rPr>
-        <w:t>，</w:t>
-      </w:r>
-      <w:hyperlink r:id="rId36">
-        <w:r>
-          <w:rPr>
-            <w:lang w:val="zh_TW" w:bidi="zh_TW"/>
-          </w:rPr>
-          <w:rPr>
-            <w:color w:val="0000EE"/>
-            <w:u w:val="single"/>
-          </w:rPr>
-          <w:t>18:18</w:t>
-        </w:r>
-      </w:hyperlink>
-      <w:r>
-        <w:rPr>
-          <w:lang w:val="zh_TW" w:bidi="zh_TW"/>
-        </w:rPr>
-        <w:t>，</w:t>
-      </w:r>
-      <w:hyperlink r:id="rId37">
-        <w:r>
-          <w:rPr>
-            <w:lang w:val="zh_TW" w:bidi="zh_TW"/>
-          </w:rPr>
-          <w:rPr>
-            <w:color w:val="0000EE"/>
-            <w:u w:val="single"/>
-          </w:rPr>
-          <w:t>22:18</w:t>
-        </w:r>
-      </w:hyperlink>
-      <w:r>
-        <w:rPr>
-          <w:lang w:val="zh_TW" w:bidi="zh_TW"/>
-        </w:rPr>
-        <w:t>，</w:t>
-      </w:r>
-      <w:hyperlink r:id="rId38">
-        <w:r>
-          <w:rPr>
-            <w:lang w:val="zh_TW" w:bidi="zh_TW"/>
-          </w:rPr>
-          <w:rPr>
-            <w:color w:val="0000EE"/>
-            <w:u w:val="single"/>
-          </w:rPr>
-          <w:t>26:4</w:t>
-        </w:r>
-      </w:hyperlink>
-      <w:r>
-        <w:rPr>
-          <w:lang w:val="zh_TW" w:bidi="zh_TW"/>
-        </w:rPr>
-        <w:t>，</w:t>
-      </w:r>
-      <w:hyperlink r:id="rId39">
-        <w:r>
-          <w:rPr>
-            <w:lang w:val="zh_TW" w:bidi="zh_TW"/>
-          </w:rPr>
-          <w:rPr>
-            <w:color w:val="0000EE"/>
-            <w:u w:val="single"/>
-          </w:rPr>
-          <w:t>28:14</w:t>
-        </w:r>
-      </w:hyperlink>
-      <w:r>
-        <w:rPr>
-          <w:lang w:val="zh_TW" w:bidi="zh_TW"/>
-        </w:rPr>
-        <w:t>），指的是</w:t>
-      </w:r>
-      <w:hyperlink r:id="rId28">
-        <w:r>
-          <w:rPr>
-            <w:lang w:val="zh_TW" w:bidi="zh_TW"/>
-          </w:rPr>
-          <w:rPr>
-            <w:color w:val="0000EE"/>
-            <w:u w:val="single"/>
-          </w:rPr>
-          <w:t>創世記三章15節</w:t>
-        </w:r>
-      </w:hyperlink>
-      <w:r>
-        <w:rPr>
-          <w:lang w:val="zh_TW" w:bidi="zh_TW"/>
-        </w:rPr>
-        <w:t>並指向基督。</w:t>
-      </w:r>
-    </w:p>
-    <w:p>
-      <w:pPr>
-        <w:pStyle w:val="Heading4"/>
-      </w:pPr>
-      <w:r>
-        <w:rPr>
-          <w:lang w:val="zh_TW" w:bidi="zh_TW"/>
-        </w:rPr>
-        <w:t>給大衛的應許</w:t>
+          <w:i/>
+          <w:lang w:val="zh_TW" w:bidi="zh_TW"/>
+        </w:rPr>
+        <w:t>另見</w:t>
+      </w:r>
+      <w:r>
+        <w:rPr>
+          <w:lang w:val="zh_TW" w:bidi="zh_TW"/>
+        </w:rPr>
+        <w:t xml:space="preserve"> </w:t>
+      </w:r>
+      <w:r>
+        <w:rPr>
+          <w:lang w:val="zh_TW" w:bidi="zh_TW"/>
+        </w:rPr>
+        <w:t>盟約</w:t>
+      </w:r>
+      <w:r>
+        <w:rPr>
+          <w:lang w:val="zh_TW" w:bidi="zh_TW"/>
+        </w:rPr>
+        <w:t>；</w:t>
+      </w:r>
+      <w:r>
+        <w:rPr>
+          <w:lang w:val="zh_TW" w:bidi="zh_TW"/>
+        </w:rPr>
+        <w:t>誓言</w:t>
+      </w:r>
+      <w:r>
+        <w:rPr>
+          <w:lang w:val="zh_TW" w:bidi="zh_TW"/>
+        </w:rPr>
+        <w:t>。</w:t>
+      </w:r>
+      <w:r>
+        <w:rPr>
+          <w:lang w:val="zh_TW" w:bidi="zh_TW"/>
+        </w:rPr>
+      </w:r>
+      <w:r>
+        <w:rPr>
+          <w:lang w:val="zh_TW" w:bidi="zh_TW"/>
+        </w:rPr>
       </w:r>
     </w:p>
     <w:p>
@@ -1198,130 +973,21 @@
           <w:lang w:val="zh_TW" w:bidi="zh_TW"/>
         </w:rPr>
       </w:r>
-      <w:r>
-        <w:rPr>
-          <w:lang w:val="zh_TW" w:bidi="zh_TW"/>
-        </w:rPr>
-        <w:t>在</w:t>
-      </w:r>
-      <w:hyperlink r:id="rId32">
-        <w:r>
-          <w:rPr>
-            <w:lang w:val="zh_TW" w:bidi="zh_TW"/>
-          </w:rPr>
-          <w:rPr>
-            <w:color w:val="0000EE"/>
-            <w:u w:val="single"/>
-          </w:rPr>
-          <w:t>撒母耳記下七章</w:t>
-        </w:r>
-      </w:hyperlink>
-      <w:r>
-        <w:rPr>
-          <w:lang w:val="zh_TW" w:bidi="zh_TW"/>
-        </w:rPr>
-        <w:t>，神給了大衛王一個應許，就是他的王朝要永遠堅立（</w:t>
-      </w:r>
-      <w:hyperlink r:id="rId40">
-        <w:r>
-          <w:rPr>
-            <w:lang w:val="zh_TW" w:bidi="zh_TW"/>
-          </w:rPr>
-          <w:rPr>
-            <w:color w:val="0000EE"/>
-            <w:u w:val="single"/>
-          </w:rPr>
-          <w:t>撒下7:16</w:t>
-        </w:r>
-      </w:hyperlink>
-      <w:r>
-        <w:rPr>
-          <w:lang w:val="zh_TW" w:bidi="zh_TW"/>
-        </w:rPr>
-        <w:t>；</w:t>
-      </w:r>
-      <w:hyperlink r:id="rId41">
-        <w:r>
-          <w:rPr>
-            <w:lang w:val="zh_TW" w:bidi="zh_TW"/>
-          </w:rPr>
-          <w:rPr>
-            <w:color w:val="0000EE"/>
-            <w:u w:val="single"/>
-          </w:rPr>
-          <w:t>詩89:34–37</w:t>
-        </w:r>
-      </w:hyperlink>
-      <w:r>
-        <w:rPr>
-          <w:lang w:val="zh_TW" w:bidi="zh_TW"/>
-        </w:rPr>
-        <w:t>）。這個大衛之約將應許的後裔範圍，縮小到大衛的王室血統。這個應許從亞當開始，經過塞特、閃、亞伯拉罕、以撒、雅各和猶大延續而來。大衛要成為將要來的彌賽亞君王的先祖（</w:t>
-      </w:r>
-      <w:hyperlink r:id="rId42">
-        <w:r>
-          <w:rPr>
-            <w:lang w:val="zh_TW" w:bidi="zh_TW"/>
-          </w:rPr>
-          <w:rPr>
-            <w:color w:val="0000EE"/>
-            <w:u w:val="single"/>
-          </w:rPr>
-          <w:t>詩篇89:3</w:t>
-        </w:r>
-      </w:hyperlink>
-      <w:r>
-        <w:rPr>
-          <w:lang w:val="zh_TW" w:bidi="zh_TW"/>
-        </w:rPr>
-        <w:t>、</w:t>
-      </w:r>
-      <w:hyperlink r:id="rId42">
-        <w:r>
-          <w:rPr>
-            <w:lang w:val="zh_TW" w:bidi="zh_TW"/>
-          </w:rPr>
-          <w:rPr>
-            <w:color w:val="0000EE"/>
-            <w:u w:val="single"/>
-          </w:rPr>
-          <w:t>27–37</w:t>
-        </w:r>
-      </w:hyperlink>
-      <w:r>
-        <w:rPr>
-          <w:lang w:val="zh_TW" w:bidi="zh_TW"/>
-        </w:rPr>
-        <w:t>）。因此，大衛成為神拯救世界計劃的核心人物。耶穌基督被稱為大衛的子孫，亞伯拉罕的後裔（</w:t>
-      </w:r>
-      <w:hyperlink r:id="rId43">
-        <w:r>
-          <w:rPr>
-            <w:lang w:val="zh_TW" w:bidi="zh_TW"/>
-          </w:rPr>
-          <w:rPr>
-            <w:color w:val="0000EE"/>
-            <w:u w:val="single"/>
-          </w:rPr>
-          <w:t>太1:1</w:t>
-        </w:r>
-      </w:hyperlink>
-      <w:r>
-        <w:rPr>
-          <w:lang w:val="zh_TW" w:bidi="zh_TW"/>
-        </w:rPr>
-        <w:t>）。</w:t>
-      </w:r>
     </w:p>
     <w:p>
       <w:pPr>
-        <w:pStyle w:val="Heading4"/>
-      </w:pPr>
-      <w:r>
-        <w:rPr>
-          <w:lang w:val="zh_TW" w:bidi="zh_TW"/>
-        </w:rPr>
-        <w:t>新約聖經的應許</w:t>
+        <w:pStyle w:val="Heading2"/>
+      </w:pPr>
+      <w:r>
+        <w:rPr>
+          <w:lang w:val="zh_TW" w:bidi="zh_TW"/>
+        </w:rPr>
+        <w:t>敘加</w:t>
+      </w:r>
+      <w:r>
+        <w:rPr>
+          <w:lang w:val="zh_TW" w:bidi="zh_TW"/>
+        </w:rPr>
       </w:r>
     </w:p>
     <w:p>
@@ -1331,41 +997,29 @@
           <w:lang w:val="zh_TW" w:bidi="zh_TW"/>
         </w:rPr>
       </w:r>
-      <w:hyperlink r:id="rId44">
-        <w:r>
-          <w:rPr>
-            <w:lang w:val="zh_TW" w:bidi="zh_TW"/>
-          </w:rPr>
-          <w:rPr>
-            <w:color w:val="0000EE"/>
-            <w:u w:val="single"/>
-          </w:rPr>
-          <w:t>耶利米書三十一章31至37節</w:t>
-        </w:r>
-      </w:hyperlink>
-      <w:r>
-        <w:rPr>
-          <w:lang w:val="zh_TW" w:bidi="zh_TW"/>
-        </w:rPr>
-        <w:t>應許，主將會在未來與以色列和猶大家立一個新的約。這個新的約重申並擴展舊約：「我要作他們的神，他們要作我的子民……我要赦免他們的罪孽，不再記念他們的罪惡。」（</w:t>
-      </w:r>
-      <w:hyperlink r:id="rId45">
-        <w:r>
-          <w:rPr>
-            <w:lang w:val="zh_TW" w:bidi="zh_TW"/>
-          </w:rPr>
-          <w:rPr>
-            <w:color w:val="0000EE"/>
-            <w:u w:val="single"/>
-          </w:rPr>
-          <w:t>耶31:33–34</w:t>
-        </w:r>
-      </w:hyperlink>
-      <w:r>
-        <w:rPr>
-          <w:lang w:val="zh_TW" w:bidi="zh_TW"/>
-        </w:rPr>
-        <w:t>）。耶利米書的「新的約」，重申亞伯拉罕和大衛之約的應許。</w:t>
+      <w:r>
+        <w:rPr>
+          <w:lang w:val="zh_TW" w:bidi="zh_TW"/>
+        </w:rPr>
+        <w:t>撒馬利亞的一座城，聖經只在</w:t>
+      </w:r>
+      <w:hyperlink r:id="rId30">
+        <w:r>
+          <w:rPr>
+            <w:lang w:val="zh_TW" w:bidi="zh_TW"/>
+          </w:rPr>
+          <w:rPr>
+            <w:color w:val="0000EE"/>
+            <w:u w:val="single"/>
+          </w:rPr>
+          <w:t>約翰福音四章5節</w:t>
+        </w:r>
+      </w:hyperlink>
+      <w:r>
+        <w:rPr>
+          <w:lang w:val="zh_TW" w:bidi="zh_TW"/>
+        </w:rPr>
+        <w:t>中提到這地方。有人認為敘加是希伯來文地名示劍的希臘文音譯之異文形式。許多學者認為，敘加就是今日的阿斯卡（Askar）村。該村位於以巴路山東南麓，距離雅各井北面約半英里（0.8公里）。然而，考古發掘的結果似乎較支持敘加就是示劍的看法；這種看法最早由耶柔米（Jerome）提出。《巴比倫塔木德（Babylonian Talmud）》則提到一個名為Sichar或Suchar的地方，但其位置已不可考。</w:t>
       </w:r>
     </w:p>
     <w:p>
@@ -1379,36 +1033,115 @@
         <w:rPr>
           <w:lang w:val="zh_TW" w:bidi="zh_TW"/>
         </w:rPr>
-        <w:t>新約始於基督的第一次降臨。現在，信徒通過聖靈領受其祝福（</w:t>
-      </w:r>
-      <w:hyperlink r:id="rId46">
-        <w:r>
-          <w:rPr>
-            <w:lang w:val="zh_TW" w:bidi="zh_TW"/>
-          </w:rPr>
-          <w:rPr>
-            <w:color w:val="0000EE"/>
-            <w:u w:val="single"/>
-          </w:rPr>
-          <w:t>來8:6–13</w:t>
-        </w:r>
-      </w:hyperlink>
-      <w:r>
-        <w:rPr>
-          <w:lang w:val="zh_TW" w:bidi="zh_TW"/>
-        </w:rPr>
-        <w:t>）。這些祝福將在基督再來時完全實現。那時，祂的國要完全建立。我們將在新天新地中享受生命。這時，神的子民將會看見，來世的部分益處已經成真。然而，這個新時代尚未到來。</w:t>
-      </w:r>
-    </w:p>
-    <w:p>
-      <w:pPr>
-        <w:pStyle w:val="Heading3"/>
-      </w:pPr>
-      <w:r>
-        <w:rPr>
-          <w:lang w:val="zh_TW" w:bidi="zh_TW"/>
-        </w:rPr>
-        <w:t>新約聖經中的應許主題</w:t>
+        <w:t>經文說，敘加靠近雅各給他兒子約瑟的那塊田地（</w:t>
+      </w:r>
+      <w:hyperlink r:id="rId30">
+        <w:r>
+          <w:rPr>
+            <w:lang w:val="zh_TW" w:bidi="zh_TW"/>
+          </w:rPr>
+          <w:rPr>
+            <w:color w:val="0000EE"/>
+            <w:u w:val="single"/>
+          </w:rPr>
+          <w:t>約4:5</w:t>
+        </w:r>
+      </w:hyperlink>
+      <w:r>
+        <w:rPr>
+          <w:lang w:val="zh_TW" w:bidi="zh_TW"/>
+        </w:rPr>
+        <w:t>）。</w:t>
+      </w:r>
+      <w:hyperlink r:id="rId31">
+        <w:r>
+          <w:rPr>
+            <w:lang w:val="zh_TW" w:bidi="zh_TW"/>
+          </w:rPr>
+          <w:rPr>
+            <w:color w:val="0000EE"/>
+            <w:u w:val="single"/>
+          </w:rPr>
+          <w:t>創世記四十八章22節</w:t>
+        </w:r>
+      </w:hyperlink>
+      <w:r>
+        <w:rPr>
+          <w:lang w:val="zh_TW" w:bidi="zh_TW"/>
+        </w:rPr>
+        <w:t>記載了這塊土地的來歷。當雅各為約瑟的兩個兒子瑪拿西和以法蓮祝福完畢後，他對約瑟說，他賜給約瑟的產業比眾弟兄多一分，就是「我從前用弓用刀從亞摩利人手下奪的那塊地」（</w:t>
+      </w:r>
+      <w:hyperlink r:id="rId31">
+        <w:r>
+          <w:rPr>
+            <w:lang w:val="zh_TW" w:bidi="zh_TW"/>
+          </w:rPr>
+          <w:rPr>
+            <w:color w:val="0000EE"/>
+            <w:u w:val="single"/>
+          </w:rPr>
+          <w:t>創48:22</w:t>
+        </w:r>
+      </w:hyperlink>
+      <w:r>
+        <w:rPr>
+          <w:lang w:val="zh_TW" w:bidi="zh_TW"/>
+        </w:rPr>
+        <w:t>）。這裡譯作「一分」的希伯來詞語，原意是「肩膀」，也是示劍這座城的名稱。約瑟後來就被葬在這塊土地上（</w:t>
+      </w:r>
+      <w:hyperlink r:id="rId32">
+        <w:r>
+          <w:rPr>
+            <w:lang w:val="zh_TW" w:bidi="zh_TW"/>
+          </w:rPr>
+          <w:rPr>
+            <w:color w:val="0000EE"/>
+            <w:u w:val="single"/>
+          </w:rPr>
+          <w:t>書24:32</w:t>
+        </w:r>
+      </w:hyperlink>
+      <w:r>
+        <w:rPr>
+          <w:lang w:val="zh_TW" w:bidi="zh_TW"/>
+        </w:rPr>
+        <w:t>）。該節經文也提到，雅各用一百塊銀子向示劍的父親哈抹的子孫買了這塊地（參</w:t>
+      </w:r>
+      <w:hyperlink r:id="rId33">
+        <w:r>
+          <w:rPr>
+            <w:lang w:val="zh_TW" w:bidi="zh_TW"/>
+          </w:rPr>
+          <w:rPr>
+            <w:color w:val="0000EE"/>
+            <w:u w:val="single"/>
+          </w:rPr>
+          <w:t>創33:19</w:t>
+        </w:r>
+      </w:hyperlink>
+      <w:r>
+        <w:rPr>
+          <w:lang w:val="zh_TW" w:bidi="zh_TW"/>
+        </w:rPr>
+        <w:t>；</w:t>
+      </w:r>
+      <w:hyperlink r:id="rId34">
+        <w:r>
+          <w:rPr>
+            <w:lang w:val="zh_TW" w:bidi="zh_TW"/>
+          </w:rPr>
+          <w:rPr>
+            <w:color w:val="0000EE"/>
+            <w:u w:val="single"/>
+          </w:rPr>
+          <w:t>徒7:16</w:t>
+        </w:r>
+      </w:hyperlink>
+      <w:r>
+        <w:rPr>
+          <w:lang w:val="zh_TW" w:bidi="zh_TW"/>
+        </w:rPr>
+        <w:t>）。</w:t>
       </w:r>
     </w:p>
     <w:p>
@@ -1418,119 +1151,141 @@
           <w:lang w:val="zh_TW" w:bidi="zh_TW"/>
         </w:rPr>
       </w:r>
-      <w:r>
-        <w:rPr>
-          <w:lang w:val="zh_TW" w:bidi="zh_TW"/>
-        </w:rPr>
-        <w:t>新約聖經的作者提到舊約聖經的應許，並不將這些應許視為分散的陳述。相反，他們將其視為不同部分，乃屬於在基督裡實現那唯一的應許（見</w:t>
-      </w:r>
-      <w:hyperlink r:id="rId47">
-        <w:r>
-          <w:rPr>
-            <w:lang w:val="zh_TW" w:bidi="zh_TW"/>
-          </w:rPr>
-          <w:rPr>
-            <w:color w:val="0000EE"/>
-            <w:u w:val="single"/>
-          </w:rPr>
-          <w:t>路1:54–55</w:t>
-        </w:r>
-      </w:hyperlink>
-      <w:r>
-        <w:rPr>
-          <w:lang w:val="zh_TW" w:bidi="zh_TW"/>
-        </w:rPr>
-        <w:t>、</w:t>
-      </w:r>
-      <w:hyperlink r:id="rId47">
-        <w:r>
-          <w:rPr>
-            <w:lang w:val="zh_TW" w:bidi="zh_TW"/>
-          </w:rPr>
-          <w:rPr>
-            <w:color w:val="0000EE"/>
-            <w:u w:val="single"/>
-          </w:rPr>
-          <w:t>69–73</w:t>
-        </w:r>
-      </w:hyperlink>
-      <w:r>
-        <w:rPr>
-          <w:lang w:val="zh_TW" w:bidi="zh_TW"/>
-        </w:rPr>
-        <w:t>；</w:t>
-      </w:r>
-      <w:hyperlink r:id="rId48">
-        <w:r>
-          <w:rPr>
-            <w:lang w:val="zh_TW" w:bidi="zh_TW"/>
-          </w:rPr>
-          <w:rPr>
-            <w:color w:val="0000EE"/>
-            <w:u w:val="single"/>
-          </w:rPr>
-          <w:t>徒13:23</w:t>
-        </w:r>
-      </w:hyperlink>
-      <w:r>
-        <w:rPr>
-          <w:lang w:val="zh_TW" w:bidi="zh_TW"/>
-        </w:rPr>
-        <w:t>、</w:t>
-      </w:r>
-      <w:hyperlink r:id="rId48">
-        <w:r>
-          <w:rPr>
-            <w:lang w:val="zh_TW" w:bidi="zh_TW"/>
-          </w:rPr>
-          <w:rPr>
-            <w:color w:val="0000EE"/>
-            <w:u w:val="single"/>
-          </w:rPr>
-          <w:t>32–33</w:t>
-        </w:r>
-      </w:hyperlink>
-      <w:r>
-        <w:rPr>
-          <w:lang w:val="zh_TW" w:bidi="zh_TW"/>
-        </w:rPr>
-        <w:t>；</w:t>
-      </w:r>
-      <w:hyperlink r:id="rId49">
-        <w:r>
-          <w:rPr>
-            <w:lang w:val="zh_TW" w:bidi="zh_TW"/>
-          </w:rPr>
-          <w:rPr>
-            <w:color w:val="0000EE"/>
-            <w:u w:val="single"/>
-          </w:rPr>
-          <w:t>26:6–7</w:t>
-        </w:r>
-      </w:hyperlink>
-      <w:r>
-        <w:rPr>
-          <w:lang w:val="zh_TW" w:bidi="zh_TW"/>
-        </w:rPr>
-        <w:t>；</w:t>
-      </w:r>
-      <w:hyperlink r:id="rId50">
-        <w:r>
-          <w:rPr>
-            <w:lang w:val="zh_TW" w:bidi="zh_TW"/>
-          </w:rPr>
-          <w:rPr>
-            <w:color w:val="0000EE"/>
-            <w:u w:val="single"/>
-          </w:rPr>
-          <w:t>林後1:20</w:t>
-        </w:r>
-      </w:hyperlink>
-      <w:r>
-        <w:rPr>
-          <w:lang w:val="zh_TW" w:bidi="zh_TW"/>
-        </w:rPr>
-        <w:t>）。耶穌實現對列祖和大衛的應許，因此，我們應該將這些應許的焦點放在祂身上。</w:t>
+      <w:hyperlink r:id="rId35">
+        <w:r>
+          <w:rPr>
+            <w:lang w:val="zh_TW" w:bidi="zh_TW"/>
+          </w:rPr>
+          <w:rPr>
+            <w:color w:val="0000EE"/>
+            <w:u w:val="single"/>
+          </w:rPr>
+          <w:t>約翰福音四章</w:t>
+        </w:r>
+      </w:hyperlink>
+      <w:r>
+        <w:rPr>
+          <w:lang w:val="zh_TW" w:bidi="zh_TW"/>
+        </w:rPr>
+        <w:t>中記載了耶穌前往敘加，這段記載十分重要。耶穌來到敘加，是出於屬靈上的需要，而不是地理上的原因（</w:t>
+      </w:r>
+      <w:hyperlink r:id="rId36">
+        <w:r>
+          <w:rPr>
+            <w:lang w:val="zh_TW" w:bidi="zh_TW"/>
+          </w:rPr>
+          <w:rPr>
+            <w:color w:val="0000EE"/>
+            <w:u w:val="single"/>
+          </w:rPr>
+          <w:t>約4:4</w:t>
+        </w:r>
+      </w:hyperlink>
+      <w:r>
+        <w:rPr>
+          <w:lang w:val="zh_TW" w:bidi="zh_TW"/>
+        </w:rPr>
+        <w:t>）。這次行動的一個目的，是要拆除人與人之間的隔閡：包括純正猶太人與混血撒馬利亞人之間彼此敵視（</w:t>
+      </w:r>
+      <w:hyperlink r:id="rId37">
+        <w:r>
+          <w:rPr>
+            <w:lang w:val="zh_TW" w:bidi="zh_TW"/>
+          </w:rPr>
+          <w:rPr>
+            <w:color w:val="0000EE"/>
+            <w:u w:val="single"/>
+          </w:rPr>
+          <w:t>9</w:t>
+        </w:r>
+      </w:hyperlink>
+      <w:r>
+        <w:rPr>
+          <w:lang w:val="zh_TW" w:bidi="zh_TW"/>
+        </w:rPr>
+        <w:t>節）；當時社會限制男女交往（</w:t>
+      </w:r>
+      <w:hyperlink r:id="rId38">
+        <w:r>
+          <w:rPr>
+            <w:lang w:val="zh_TW" w:bidi="zh_TW"/>
+          </w:rPr>
+          <w:rPr>
+            <w:color w:val="0000EE"/>
+            <w:u w:val="single"/>
+          </w:rPr>
+          <w:t>27</w:t>
+        </w:r>
+      </w:hyperlink>
+      <w:r>
+        <w:rPr>
+          <w:lang w:val="zh_TW" w:bidi="zh_TW"/>
+        </w:rPr>
+        <w:t>節）；社會把禮儀上潔淨的人和被視為不潔的人區分開來的做法（這婦人遭人排斥，因此獨自一人並在不尋常的時間來打水，</w:t>
+      </w:r>
+      <w:hyperlink r:id="rId39">
+        <w:r>
+          <w:rPr>
+            <w:lang w:val="zh_TW" w:bidi="zh_TW"/>
+          </w:rPr>
+          <w:rPr>
+            <w:color w:val="0000EE"/>
+            <w:u w:val="single"/>
+          </w:rPr>
+          <w:t>6</w:t>
+        </w:r>
+      </w:hyperlink>
+      <w:r>
+        <w:rPr>
+          <w:lang w:val="zh_TW" w:bidi="zh_TW"/>
+        </w:rPr>
+        <w:t>節）。耶穌與這婦人的談話，也為個人見證提供了寶貴的教導。耶穌屬靈的洞察力和憐憫清楚顯明出來。當這婦人接受耶穌就是彌賽亞的見證後，她也成為一位有效的見證人（</w:t>
+      </w:r>
+      <w:hyperlink r:id="rId40">
+        <w:r>
+          <w:rPr>
+            <w:lang w:val="zh_TW" w:bidi="zh_TW"/>
+          </w:rPr>
+          <w:rPr>
+            <w:color w:val="0000EE"/>
+            <w:u w:val="single"/>
+          </w:rPr>
+          <w:t>28–30</w:t>
+        </w:r>
+      </w:hyperlink>
+      <w:r>
+        <w:rPr>
+          <w:lang w:val="zh_TW" w:bidi="zh_TW"/>
+        </w:rPr>
+        <w:t>節）。後來，這些新歸信的撒馬利亞人請求耶穌留下來，祂就在那裡住了兩天，於是有更多人信了祂（</w:t>
+      </w:r>
+      <w:hyperlink r:id="rId41">
+        <w:r>
+          <w:rPr>
+            <w:lang w:val="zh_TW" w:bidi="zh_TW"/>
+          </w:rPr>
+          <w:rPr>
+            <w:color w:val="0000EE"/>
+            <w:u w:val="single"/>
+          </w:rPr>
+          <w:t>39–41</w:t>
+        </w:r>
+      </w:hyperlink>
+      <w:r>
+        <w:rPr>
+          <w:lang w:val="zh_TW" w:bidi="zh_TW"/>
+        </w:rPr>
+        <w:t>節）。</w:t>
+      </w:r>
+      <w:r>
+        <w:rPr>
+          <w:lang w:val="zh_TW" w:bidi="zh_TW"/>
+        </w:rPr>
+      </w:r>
+      <w:r>
+        <w:rPr>
+          <w:lang w:val="zh_TW" w:bidi="zh_TW"/>
+        </w:rPr>
       </w:r>
     </w:p>
     <w:p>
@@ -1540,65 +1295,21 @@
           <w:lang w:val="zh_TW" w:bidi="zh_TW"/>
         </w:rPr>
       </w:r>
-      <w:r>
-        <w:rPr>
-          <w:lang w:val="zh_TW" w:bidi="zh_TW"/>
-        </w:rPr>
-        <w:t>在加拉太書和以弗所書中，保羅擴展了這一點。他告訴外邦基督徒，他們是「在基督耶穌裏，藉着福音，得以同為後嗣，同為一體，同蒙應許」（</w:t>
-      </w:r>
-      <w:hyperlink r:id="rId51">
-        <w:r>
-          <w:rPr>
-            <w:lang w:val="zh_TW" w:bidi="zh_TW"/>
-          </w:rPr>
-          <w:rPr>
-            <w:color w:val="0000EE"/>
-            <w:u w:val="single"/>
-          </w:rPr>
-          <w:t>弗3:6</w:t>
-        </w:r>
-      </w:hyperlink>
-      <w:r>
-        <w:rPr>
-          <w:lang w:val="zh_TW" w:bidi="zh_TW"/>
-        </w:rPr>
-        <w:t>）。保羅說，那些信靠基督的外邦人是應許的後嗣，他們如今成為亞伯拉罕的後裔（</w:t>
-      </w:r>
-      <w:hyperlink r:id="rId52">
-        <w:r>
-          <w:rPr>
-            <w:lang w:val="zh_TW" w:bidi="zh_TW"/>
-          </w:rPr>
-          <w:rPr>
-            <w:color w:val="0000EE"/>
-            <w:u w:val="single"/>
-          </w:rPr>
-          <w:t>加3:29</w:t>
-        </w:r>
-      </w:hyperlink>
-      <w:r>
-        <w:rPr>
-          <w:lang w:val="zh_TW" w:bidi="zh_TW"/>
-        </w:rPr>
-        <w:t>），他甚至將福音等同給亞伯拉罕的應許。他說：「聖經既然預先看明，神要叫外邦人因信稱義，就早已傳福音給亞伯拉罕， 說：『萬國都必因你得福。』」（</w:t>
-      </w:r>
-      <w:hyperlink r:id="rId53">
-        <w:r>
-          <w:rPr>
-            <w:lang w:val="zh_TW" w:bidi="zh_TW"/>
-          </w:rPr>
-          <w:rPr>
-            <w:color w:val="0000EE"/>
-            <w:u w:val="single"/>
-          </w:rPr>
-          <w:t>加3:8</w:t>
-        </w:r>
-      </w:hyperlink>
-      <w:r>
-        <w:rPr>
-          <w:lang w:val="zh_TW" w:bidi="zh_TW"/>
-        </w:rPr>
-        <w:t>）。這些經文以及其它新約經文，確立基督的來臨與應許成就之間的密切關聯。神的應許盡在基督裡面，其基礎是祂為子民所成就，並將要成就的一切。</w:t>
+    </w:p>
+    <w:p>
+      <w:pPr>
+        <w:pStyle w:val="Heading2"/>
+      </w:pPr>
+      <w:r>
+        <w:rPr>
+          <w:lang w:val="zh_TW" w:bidi="zh_TW"/>
+        </w:rPr>
+        <w:t>敘利腓尼基</w:t>
+      </w:r>
+      <w:r>
+        <w:rPr>
+          <w:lang w:val="zh_TW" w:bidi="zh_TW"/>
+        </w:rPr>
       </w:r>
     </w:p>
     <w:p>
@@ -1612,241 +1323,25 @@
         <w:rPr>
           <w:lang w:val="zh_TW" w:bidi="zh_TW"/>
         </w:rPr>
-        <w:t>新約聖經特別強調應許的另一個層面，是關乎聖靈降臨。保羅稱信徒「受了所應許的聖靈為印記」（</w:t>
-      </w:r>
-      <w:hyperlink r:id="rId54">
-        <w:r>
-          <w:rPr>
-            <w:lang w:val="zh_TW" w:bidi="zh_TW"/>
-          </w:rPr>
-          <w:rPr>
-            <w:color w:val="0000EE"/>
-            <w:u w:val="single"/>
-          </w:rPr>
-          <w:t>弗1:13</w:t>
-        </w:r>
-      </w:hyperlink>
-      <w:r>
-        <w:rPr>
-          <w:lang w:val="zh_TW" w:bidi="zh_TW"/>
-        </w:rPr>
-        <w:t>）。他還說他們「得着所應許的聖靈」（</w:t>
-      </w:r>
-      <w:hyperlink r:id="rId55">
-        <w:r>
-          <w:rPr>
-            <w:lang w:val="zh_TW" w:bidi="zh_TW"/>
-          </w:rPr>
-          <w:rPr>
-            <w:color w:val="0000EE"/>
-            <w:u w:val="single"/>
-          </w:rPr>
-          <w:t>加3:14</w:t>
-        </w:r>
-      </w:hyperlink>
-      <w:r>
-        <w:rPr>
-          <w:lang w:val="zh_TW" w:bidi="zh_TW"/>
-        </w:rPr>
-        <w:t>）。聖靈的恩賜應驗舊約的應許（</w:t>
-      </w:r>
-      <w:hyperlink r:id="rId56">
-        <w:r>
-          <w:rPr>
-            <w:lang w:val="zh_TW" w:bidi="zh_TW"/>
-          </w:rPr>
-          <w:rPr>
-            <w:color w:val="0000EE"/>
-            <w:u w:val="single"/>
-          </w:rPr>
-          <w:t>賽32:15</w:t>
-        </w:r>
-      </w:hyperlink>
-      <w:r>
-        <w:rPr>
-          <w:lang w:val="zh_TW" w:bidi="zh_TW"/>
-        </w:rPr>
-        <w:t>；</w:t>
-      </w:r>
-      <w:hyperlink r:id="rId57">
-        <w:r>
-          <w:rPr>
-            <w:lang w:val="zh_TW" w:bidi="zh_TW"/>
-          </w:rPr>
-          <w:rPr>
-            <w:color w:val="0000EE"/>
-            <w:u w:val="single"/>
-          </w:rPr>
-          <w:t>結36:27</w:t>
-        </w:r>
-      </w:hyperlink>
-      <w:r>
-        <w:rPr>
-          <w:lang w:val="zh_TW" w:bidi="zh_TW"/>
-        </w:rPr>
-        <w:t>；</w:t>
-      </w:r>
-      <w:hyperlink r:id="rId58">
-        <w:r>
-          <w:rPr>
-            <w:lang w:val="zh_TW" w:bidi="zh_TW"/>
-          </w:rPr>
-          <w:rPr>
-            <w:color w:val="0000EE"/>
-            <w:u w:val="single"/>
-          </w:rPr>
-          <w:t>珥2:28</w:t>
-        </w:r>
-      </w:hyperlink>
-      <w:r>
-        <w:rPr>
-          <w:lang w:val="zh_TW" w:bidi="zh_TW"/>
-        </w:rPr>
-        <w:t>）以及基督的應許（</w:t>
-      </w:r>
-      <w:hyperlink r:id="rId59">
-        <w:r>
-          <w:rPr>
-            <w:lang w:val="zh_TW" w:bidi="zh_TW"/>
-          </w:rPr>
-          <w:rPr>
-            <w:color w:val="0000EE"/>
-            <w:u w:val="single"/>
-          </w:rPr>
-          <w:t>路24:49</w:t>
-        </w:r>
-      </w:hyperlink>
-      <w:r>
-        <w:rPr>
-          <w:lang w:val="zh_TW" w:bidi="zh_TW"/>
-        </w:rPr>
-        <w:t>；</w:t>
-      </w:r>
-      <w:hyperlink r:id="rId60">
-        <w:r>
-          <w:rPr>
-            <w:lang w:val="zh_TW" w:bidi="zh_TW"/>
-          </w:rPr>
-          <w:rPr>
-            <w:color w:val="0000EE"/>
-            <w:u w:val="single"/>
-          </w:rPr>
-          <w:t>約14:16</w:t>
-        </w:r>
-      </w:hyperlink>
-      <w:r>
-        <w:rPr>
-          <w:lang w:val="zh_TW" w:bidi="zh_TW"/>
-        </w:rPr>
-        <w:t>、</w:t>
-      </w:r>
-      <w:hyperlink r:id="rId60">
-        <w:r>
-          <w:rPr>
-            <w:lang w:val="zh_TW" w:bidi="zh_TW"/>
-          </w:rPr>
-          <w:rPr>
-            <w:color w:val="0000EE"/>
-            <w:u w:val="single"/>
-          </w:rPr>
-          <w:t>20</w:t>
-        </w:r>
-      </w:hyperlink>
-      <w:r>
-        <w:rPr>
-          <w:lang w:val="zh_TW" w:bidi="zh_TW"/>
-        </w:rPr>
-        <w:t>；</w:t>
-      </w:r>
-      <w:hyperlink r:id="rId61">
-        <w:r>
-          <w:rPr>
-            <w:lang w:val="zh_TW" w:bidi="zh_TW"/>
-          </w:rPr>
-          <w:rPr>
-            <w:color w:val="0000EE"/>
-            <w:u w:val="single"/>
-          </w:rPr>
-          <w:t>徒1:4</w:t>
-        </w:r>
-      </w:hyperlink>
-      <w:r>
-        <w:rPr>
-          <w:lang w:val="zh_TW" w:bidi="zh_TW"/>
-        </w:rPr>
-        <w:t>），但同時也是尚未成就的未來應許。保羅將聖靈在信徒裡的同在，視為我們得基業的憑據。（</w:t>
-      </w:r>
-      <w:hyperlink r:id="rId62">
-        <w:r>
-          <w:rPr>
-            <w:lang w:val="zh_TW" w:bidi="zh_TW"/>
-          </w:rPr>
-          <w:rPr>
-            <w:color w:val="0000EE"/>
-            <w:u w:val="single"/>
-          </w:rPr>
-          <w:t>林後1:22</w:t>
-        </w:r>
-      </w:hyperlink>
-      <w:r>
-        <w:rPr>
-          <w:lang w:val="zh_TW" w:bidi="zh_TW"/>
-        </w:rPr>
-        <w:t>，</w:t>
-      </w:r>
-      <w:hyperlink r:id="rId63">
-        <w:r>
-          <w:rPr>
-            <w:lang w:val="zh_TW" w:bidi="zh_TW"/>
-          </w:rPr>
-          <w:rPr>
-            <w:color w:val="0000EE"/>
-            <w:u w:val="single"/>
-          </w:rPr>
-          <w:t>5:5</w:t>
-        </w:r>
-      </w:hyperlink>
-      <w:r>
-        <w:rPr>
-          <w:lang w:val="zh_TW" w:bidi="zh_TW"/>
-        </w:rPr>
-        <w:t>；</w:t>
-      </w:r>
-      <w:hyperlink r:id="rId64">
-        <w:r>
-          <w:rPr>
-            <w:lang w:val="zh_TW" w:bidi="zh_TW"/>
-          </w:rPr>
-          <w:rPr>
-            <w:color w:val="0000EE"/>
-            <w:u w:val="single"/>
-          </w:rPr>
-          <w:t>弗1:14</w:t>
-        </w:r>
-      </w:hyperlink>
-      <w:r>
-        <w:rPr>
-          <w:lang w:val="zh_TW" w:bidi="zh_TW"/>
-        </w:rPr>
-        <w:t>）。聖靈是將來榮耀的「初熟果子」（</w:t>
-      </w:r>
-      <w:hyperlink r:id="rId65">
-        <w:r>
-          <w:rPr>
-            <w:lang w:val="zh_TW" w:bidi="zh_TW"/>
-          </w:rPr>
-          <w:rPr>
-            <w:color w:val="0000EE"/>
-            <w:u w:val="single"/>
-          </w:rPr>
-          <w:t>羅8:23</w:t>
-        </w:r>
-      </w:hyperlink>
-      <w:r>
-        <w:rPr>
-          <w:lang w:val="zh_TW" w:bidi="zh_TW"/>
-        </w:rPr>
-        <w:t>）。</w:t>
+        <w:t>在泰爾和西頓附近，求耶穌將鬼從她女兒身上趕出去的希臘婦女（</w:t>
+      </w:r>
+      <w:hyperlink r:id="rId42">
+        <w:r>
+          <w:rPr>
+            <w:lang w:val="zh_TW" w:bidi="zh_TW"/>
+          </w:rPr>
+          <w:rPr>
+            <w:color w:val="0000EE"/>
+            <w:u w:val="single"/>
+          </w:rPr>
+          <w:t>馬可福音7:26</w:t>
+        </w:r>
+      </w:hyperlink>
+      <w:r>
+        <w:rPr>
+          <w:lang w:val="zh_TW" w:bidi="zh_TW"/>
+        </w:rPr>
+        <w:t>）的家鄉。腓尼基地區位於羅馬省的敘利亞。</w:t>
       </w:r>
     </w:p>
     <w:p>
@@ -1860,72 +1355,18 @@
         <w:rPr>
           <w:lang w:val="zh_TW" w:bidi="zh_TW"/>
         </w:rPr>
-        <w:t>新約聖經應許主題的最後一個面向，是肯定基督第二次降臨與新天新地（參</w:t>
-      </w:r>
-      <w:hyperlink r:id="rId66">
-        <w:r>
-          <w:rPr>
-            <w:lang w:val="zh_TW" w:bidi="zh_TW"/>
-          </w:rPr>
-          <w:rPr>
-            <w:color w:val="0000EE"/>
-            <w:u w:val="single"/>
-          </w:rPr>
-          <w:t>約14:1–3</w:t>
-        </w:r>
-      </w:hyperlink>
-      <w:r>
-        <w:rPr>
-          <w:lang w:val="zh_TW" w:bidi="zh_TW"/>
-        </w:rPr>
-        <w:t>；</w:t>
-      </w:r>
-      <w:hyperlink r:id="rId67">
-        <w:r>
-          <w:rPr>
-            <w:lang w:val="zh_TW" w:bidi="zh_TW"/>
-          </w:rPr>
-          <w:rPr>
-            <w:color w:val="0000EE"/>
-            <w:u w:val="single"/>
-          </w:rPr>
-          <w:t>彼後3:4</w:t>
-        </w:r>
-      </w:hyperlink>
-      <w:r>
-        <w:rPr>
-          <w:lang w:val="zh_TW" w:bidi="zh_TW"/>
-        </w:rPr>
-        <w:t>、</w:t>
-      </w:r>
-      <w:hyperlink r:id="rId67">
-        <w:r>
-          <w:rPr>
-            <w:lang w:val="zh_TW" w:bidi="zh_TW"/>
-          </w:rPr>
-          <w:rPr>
-            <w:color w:val="0000EE"/>
-            <w:u w:val="single"/>
-          </w:rPr>
-          <w:t>9</w:t>
-        </w:r>
-      </w:hyperlink>
-      <w:r>
-        <w:rPr>
-          <w:lang w:val="zh_TW" w:bidi="zh_TW"/>
-        </w:rPr>
-        <w:t>、</w:t>
-      </w:r>
-      <w:hyperlink r:id="rId67">
-        <w:r>
-          <w:rPr>
-            <w:lang w:val="zh_TW" w:bidi="zh_TW"/>
-          </w:rPr>
-          <w:rPr>
-            <w:color w:val="0000EE"/>
-            <w:u w:val="single"/>
-          </w:rPr>
-          <w:t>13</w:t>
+        <w:t>我們不清楚為什麼馬可特別指出她的家鄉是敘利腓尼基。另一個北非省份被稱為利比亞腓尼基（Libyaphoenicia）。這可能會引起混淆。在平行經文中，這位婦女被稱為迦南人。腓尼基人自稱為迦南人（</w:t>
+      </w:r>
+      <w:hyperlink r:id="rId43">
+        <w:r>
+          <w:rPr>
+            <w:lang w:val="zh_TW" w:bidi="zh_TW"/>
+          </w:rPr>
+          <w:rPr>
+            <w:color w:val="0000EE"/>
+            <w:u w:val="single"/>
+          </w:rPr>
+          <w:t>馬太福音15:22</w:t>
         </w:r>
       </w:hyperlink>
       <w:r>
@@ -1933,6 +1374,16 @@
           <w:lang w:val="zh_TW" w:bidi="zh_TW"/>
         </w:rPr>
         <w:t>）。</w:t>
+      </w:r>
+      <w:r>
+        <w:rPr>
+          <w:lang w:val="zh_TW" w:bidi="zh_TW"/>
+        </w:rPr>
+      </w:r>
+      <w:r>
+        <w:rPr>
+          <w:lang w:val="zh_TW" w:bidi="zh_TW"/>
+        </w:rPr>
       </w:r>
     </w:p>
     <w:p>
@@ -1942,66 +1393,890 @@
           <w:lang w:val="zh_TW" w:bidi="zh_TW"/>
         </w:rPr>
       </w:r>
+    </w:p>
+    <w:p>
+      <w:pPr>
+        <w:pStyle w:val="Heading2"/>
+      </w:pPr>
+      <w:r>
+        <w:rPr>
+          <w:lang w:val="zh_TW" w:bidi="zh_TW"/>
+        </w:rPr>
+        <w:t>敘利亞，敘利亞人</w:t>
+      </w:r>
+      <w:r>
+        <w:rPr>
+          <w:lang w:val="zh_TW" w:bidi="zh_TW"/>
+        </w:rPr>
+      </w:r>
+    </w:p>
+    <w:p>
+      <w:pPr/>
+      <w:r>
+        <w:rPr>
+          <w:lang w:val="zh_TW" w:bidi="zh_TW"/>
+        </w:rPr>
+      </w:r>
+      <w:r>
+        <w:rPr>
+          <w:lang w:val="zh_TW" w:bidi="zh_TW"/>
+        </w:rPr>
+        <w:t>在七十士譯本和一些英文翻譯中用來翻譯亞蘭，亞蘭人的詞。</w:t>
+      </w:r>
+    </w:p>
+    <w:p>
+      <w:pPr>
+        <w:pStyle w:val="Heading3"/>
+      </w:pPr>
+      <w:r>
+        <w:rPr>
+          <w:lang w:val="zh_TW" w:bidi="zh_TW"/>
+        </w:rPr>
+        <w:t>亞蘭人的歷史</w:t>
+      </w:r>
+    </w:p>
+    <w:p>
+      <w:pPr/>
+      <w:r>
+        <w:rPr>
+          <w:lang w:val="zh_TW" w:bidi="zh_TW"/>
+        </w:rPr>
+      </w:r>
+      <w:r>
+        <w:rPr>
+          <w:lang w:val="zh_TW" w:bidi="zh_TW"/>
+        </w:rPr>
+        <w:t>根據</w:t>
+      </w:r>
+      <w:hyperlink r:id="rId44">
+        <w:r>
+          <w:rPr>
+            <w:lang w:val="zh_TW" w:bidi="zh_TW"/>
+          </w:rPr>
+          <w:rPr>
+            <w:color w:val="0000EE"/>
+            <w:u w:val="single"/>
+          </w:rPr>
+          <w:t>創世記十章22至23節</w:t>
+        </w:r>
+      </w:hyperlink>
+      <w:r>
+        <w:rPr>
+          <w:lang w:val="zh_TW" w:bidi="zh_TW"/>
+        </w:rPr>
+        <w:t>的「國家列表」，亞蘭人（Arameans）是閃族的一支，是閃的後裔。在</w:t>
+      </w:r>
+      <w:hyperlink r:id="rId45">
+        <w:r>
+          <w:rPr>
+            <w:lang w:val="zh_TW" w:bidi="zh_TW"/>
+          </w:rPr>
+          <w:rPr>
+            <w:color w:val="0000EE"/>
+            <w:u w:val="single"/>
+          </w:rPr>
+          <w:t>創世記二十二章20至21節</w:t>
+        </w:r>
+      </w:hyperlink>
+      <w:r>
+        <w:rPr>
+          <w:lang w:val="zh_TW" w:bidi="zh_TW"/>
+        </w:rPr>
+        <w:t>的另一個家譜中，亞蘭是拿鶴的後裔。根據</w:t>
+      </w:r>
+      <w:hyperlink r:id="rId46">
+        <w:r>
+          <w:rPr>
+            <w:lang w:val="zh_TW" w:bidi="zh_TW"/>
+          </w:rPr>
+          <w:rPr>
+            <w:color w:val="0000EE"/>
+            <w:u w:val="single"/>
+          </w:rPr>
+          <w:t>阿摩司屬九章7節</w:t>
+        </w:r>
+      </w:hyperlink>
+      <w:r>
+        <w:rPr>
+          <w:lang w:val="zh_TW" w:bidi="zh_TW"/>
+        </w:rPr>
+        <w:t>，亞蘭人（敘利亞人）來自吉珥，這與</w:t>
+      </w:r>
+      <w:hyperlink r:id="rId47">
+        <w:r>
+          <w:rPr>
+            <w:lang w:val="zh_TW" w:bidi="zh_TW"/>
+          </w:rPr>
+          <w:rPr>
+            <w:color w:val="0000EE"/>
+            <w:u w:val="single"/>
+          </w:rPr>
+          <w:t>以賽亞書二十二章6節</w:t>
+        </w:r>
+      </w:hyperlink>
+      <w:r>
+        <w:rPr>
+          <w:lang w:val="zh_TW" w:bidi="zh_TW"/>
+        </w:rPr>
+        <w:t>中的以攔有關。亞蘭人被擄到吉珥（</w:t>
+      </w:r>
+      <w:hyperlink r:id="rId48">
+        <w:r>
+          <w:rPr>
+            <w:lang w:val="zh_TW" w:bidi="zh_TW"/>
+          </w:rPr>
+          <w:rPr>
+            <w:color w:val="0000EE"/>
+            <w:u w:val="single"/>
+          </w:rPr>
+          <w:t>列王紀下16:9</w:t>
+        </w:r>
+      </w:hyperlink>
+      <w:r>
+        <w:rPr>
+          <w:lang w:val="zh_TW" w:bidi="zh_TW"/>
+        </w:rPr>
+        <w:t>；</w:t>
+      </w:r>
+      <w:hyperlink r:id="rId49">
+        <w:r>
+          <w:rPr>
+            <w:lang w:val="zh_TW" w:bidi="zh_TW"/>
+          </w:rPr>
+          <w:rPr>
+            <w:color w:val="0000EE"/>
+            <w:u w:val="single"/>
+          </w:rPr>
+          <w:t>阿摩司書1:5</w:t>
+        </w:r>
+      </w:hyperlink>
+      <w:r>
+        <w:rPr>
+          <w:lang w:val="zh_TW" w:bidi="zh_TW"/>
+        </w:rPr>
+        <w:t>）可能暗示他們要回到他們原來的家園。然而，這群人的確切起源在歷史中已經失傳。當他們清晰地被載入歷史時，他們定居在幼發拉底河中部，從那裡向東方、西方和北方擴展。</w:t>
+      </w:r>
+    </w:p>
+    <w:p>
+      <w:pPr/>
+      <w:r>
+        <w:rPr>
+          <w:lang w:val="zh_TW" w:bidi="zh_TW"/>
+        </w:rPr>
+      </w:r>
+      <w:r>
+        <w:rPr>
+          <w:lang w:val="zh_TW" w:bidi="zh_TW"/>
+        </w:rPr>
+        <w:t>亞蘭族在傳統上被認為是在公元前第二個千年的前半期建立於上美索不達米亞。彼土利和拉班被稱為亞蘭人（</w:t>
+      </w:r>
+      <w:hyperlink r:id="rId50">
+        <w:r>
+          <w:rPr>
+            <w:lang w:val="zh_TW" w:bidi="zh_TW"/>
+          </w:rPr>
+          <w:rPr>
+            <w:color w:val="0000EE"/>
+            <w:u w:val="single"/>
+          </w:rPr>
+          <w:t>創世記25:20</w:t>
+        </w:r>
+      </w:hyperlink>
+      <w:r>
+        <w:rPr>
+          <w:lang w:val="zh_TW" w:bidi="zh_TW"/>
+        </w:rPr>
+        <w:t>，</w:t>
+      </w:r>
+      <w:hyperlink r:id="rId51">
+        <w:r>
+          <w:rPr>
+            <w:lang w:val="zh_TW" w:bidi="zh_TW"/>
+          </w:rPr>
+          <w:rPr>
+            <w:color w:val="0000EE"/>
+            <w:u w:val="single"/>
+          </w:rPr>
+          <w:t>28:1–7</w:t>
+        </w:r>
+      </w:hyperlink>
+      <w:r>
+        <w:rPr>
+          <w:lang w:val="zh_TW" w:bidi="zh_TW"/>
+        </w:rPr>
+        <w:t>）；彼土利的家在巴旦‧亞蘭（</w:t>
+      </w:r>
+      <w:hyperlink r:id="rId50">
+        <w:r>
+          <w:rPr>
+            <w:lang w:val="zh_TW" w:bidi="zh_TW"/>
+          </w:rPr>
+          <w:rPr>
+            <w:color w:val="0000EE"/>
+            <w:u w:val="single"/>
+          </w:rPr>
+          <w:t>25:20</w:t>
+        </w:r>
+      </w:hyperlink>
+      <w:r>
+        <w:rPr>
+          <w:lang w:val="zh_TW" w:bidi="zh_TW"/>
+        </w:rPr>
+        <w:t>）。先知何西阿回顧了歷史，指出雅各逃往「</w:t>
+      </w:r>
+      <w:r>
+        <w:rPr>
+          <w:lang w:val="zh_TW" w:bidi="zh_TW"/>
+        </w:rPr>
+        <w:t>亞蘭地</w:t>
+      </w:r>
+      <w:r>
+        <w:rPr>
+          <w:lang w:val="zh_TW" w:bidi="zh_TW"/>
+        </w:rPr>
+        <w:t>」（</w:t>
+      </w:r>
+      <w:hyperlink r:id="rId52">
+        <w:r>
+          <w:rPr>
+            <w:lang w:val="zh_TW" w:bidi="zh_TW"/>
+          </w:rPr>
+          <w:rPr>
+            <w:color w:val="0000EE"/>
+            <w:u w:val="single"/>
+          </w:rPr>
+          <w:t>何西阿書12:12</w:t>
+        </w:r>
+      </w:hyperlink>
+      <w:r>
+        <w:rPr>
+          <w:lang w:val="zh_TW" w:bidi="zh_TW"/>
+        </w:rPr>
+        <w:t>）或「亞蘭一納哈拉音」（兩河間的亞蘭），這是美索不達米亞北部位於幼發拉底河和底格里斯河之間的地區。在</w:t>
+      </w:r>
+      <w:hyperlink r:id="rId53">
+        <w:r>
+          <w:rPr>
+            <w:lang w:val="zh_TW" w:bidi="zh_TW"/>
+          </w:rPr>
+          <w:rPr>
+            <w:color w:val="0000EE"/>
+            <w:u w:val="single"/>
+          </w:rPr>
+          <w:t>申命記二十六章5節</w:t>
+        </w:r>
+      </w:hyperlink>
+      <w:r>
+        <w:rPr>
+          <w:lang w:val="zh_TW" w:bidi="zh_TW"/>
+        </w:rPr>
+        <w:t>中的認信宣告中，帶來初熟果子的以色列人承認：「</w:t>
+      </w:r>
+      <w:r>
+        <w:rPr>
+          <w:lang w:val="zh_TW" w:bidi="zh_TW"/>
+        </w:rPr>
+        <w:t>我祖</w:t>
+      </w:r>
+      <w:r>
+        <w:rPr>
+          <w:lang w:val="zh_TW" w:bidi="zh_TW"/>
+        </w:rPr>
+        <w:t>〔可能是雅各〕</w:t>
+      </w:r>
+      <w:r>
+        <w:rPr>
+          <w:lang w:val="zh_TW" w:bidi="zh_TW"/>
+        </w:rPr>
+        <w:t>原是一個將亡的亞蘭人</w:t>
+      </w:r>
+      <w:r>
+        <w:rPr>
+          <w:lang w:val="zh_TW" w:bidi="zh_TW"/>
+        </w:rPr>
+        <w:t>。」</w:t>
+      </w:r>
+    </w:p>
+    <w:p>
+      <w:pPr/>
+      <w:r>
+        <w:rPr>
+          <w:lang w:val="zh_TW" w:bidi="zh_TW"/>
+        </w:rPr>
+      </w:r>
+      <w:r>
+        <w:rPr>
+          <w:lang w:val="zh_TW" w:bidi="zh_TW"/>
+        </w:rPr>
+        <w:t>提革拉‧毗列色一世（Tiglath-pileser I）可能是這個地區早期亞蘭人存在的最佳證據。在他第四年的編年史中（公元前1112年），他提到在幼發拉底河中游地區進行了一次針對「阿赫拉瑪，亞蘭人（Akhlama, Arameans）」的戰役，並洗劫了比什里山區（Mt Bishri）的六個亞蘭村莊。</w:t>
+      </w:r>
+    </w:p>
+    <w:p>
+      <w:pPr/>
+      <w:r>
+        <w:rPr>
+          <w:lang w:val="zh_TW" w:bidi="zh_TW"/>
+        </w:rPr>
+      </w:r>
+      <w:r>
+        <w:rPr>
+          <w:lang w:val="zh_TW" w:bidi="zh_TW"/>
+        </w:rPr>
+        <w:t>上美索不達米亞的亞蘭人在聖經歷史中變得重要。他們建立了若干獨立的亞蘭國家，其中兩個對以色列百姓尤為重要—大衛時代的亞蘭-瑣巴，以及從所羅門時代開始的亞蘭-大馬士革。</w:t>
+      </w:r>
+    </w:p>
+    <w:p>
+      <w:pPr/>
+      <w:r>
+        <w:rPr>
+          <w:lang w:val="zh_TW" w:bidi="zh_TW"/>
+        </w:rPr>
+      </w:r>
+      <w:r>
+        <w:rPr>
+          <w:lang w:val="zh_TW" w:bidi="zh_TW"/>
+        </w:rPr>
+        <w:t>大約在公元前1100年，亞蘭部落已經遍布敘利亞，並擴展到約旦河東岸北部，在那裡他們與以色列人發生了衝突。在亞蘭-瑣巴王哈大底謝的鼎盛時期，他有幾個附庸國，如大馬士革、瑪迦和</w:t>
+      </w:r>
+      <w:r>
+        <w:rPr>
+          <w:lang w:val="zh_TW" w:bidi="zh_TW"/>
+        </w:rPr>
+        <w:t>陀伯</w:t>
+      </w:r>
+      <w:r>
+        <w:rPr>
+          <w:lang w:val="zh_TW" w:bidi="zh_TW"/>
+        </w:rPr>
+        <w:t>。他最終被大衛王擊敗（</w:t>
+      </w:r>
+      <w:hyperlink r:id="rId54">
+        <w:r>
+          <w:rPr>
+            <w:lang w:val="zh_TW" w:bidi="zh_TW"/>
+          </w:rPr>
+          <w:rPr>
+            <w:color w:val="0000EE"/>
+            <w:u w:val="single"/>
+          </w:rPr>
+          <w:t>撒母耳記下8:3–4</w:t>
+        </w:r>
+      </w:hyperlink>
+      <w:r>
+        <w:rPr>
+          <w:lang w:val="zh_TW" w:bidi="zh_TW"/>
+        </w:rPr>
+        <w:t>；</w:t>
+      </w:r>
+      <w:hyperlink r:id="rId55">
+        <w:r>
+          <w:rPr>
+            <w:lang w:val="zh_TW" w:bidi="zh_TW"/>
+          </w:rPr>
+          <w:rPr>
+            <w:color w:val="0000EE"/>
+            <w:u w:val="single"/>
+          </w:rPr>
+          <w:t>10:17–19</w:t>
+        </w:r>
+      </w:hyperlink>
+      <w:r>
+        <w:rPr>
+          <w:lang w:val="zh_TW" w:bidi="zh_TW"/>
+        </w:rPr>
+        <w:t>）。</w:t>
+      </w:r>
+    </w:p>
+    <w:p>
+      <w:pPr/>
+      <w:r>
+        <w:rPr>
+          <w:lang w:val="zh_TW" w:bidi="zh_TW"/>
+        </w:rPr>
+      </w:r>
+      <w:r>
+        <w:rPr>
+          <w:lang w:val="zh_TW" w:bidi="zh_TW"/>
+        </w:rPr>
+        <w:t>以色列和猶大發生的事件對大馬士革有一些影響。所羅門去世後，曾經統一的王國分裂為猶大和以色列，兩個小國之間出現了緊張的關係。戰爭在公元前890–880年間爆發，巴沙的以色列與亞撒的猶大之間發生了衝突。亞撒尋求大馬士革的便‧哈達一世的援助（</w:t>
+      </w:r>
+      <w:hyperlink r:id="rId56">
+        <w:r>
+          <w:rPr>
+            <w:lang w:val="zh_TW" w:bidi="zh_TW"/>
+          </w:rPr>
+          <w:rPr>
+            <w:color w:val="0000EE"/>
+            <w:u w:val="single"/>
+          </w:rPr>
+          <w:t>列王紀上15:18</w:t>
+        </w:r>
+      </w:hyperlink>
+      <w:r>
+        <w:rPr>
+          <w:lang w:val="zh_TW" w:bidi="zh_TW"/>
+        </w:rPr>
+        <w:t>）。約旦河東岸的土地多次易手。以色列王暗利的繼任者——即亞哈、亞哈謝、約蘭、耶戶、約哈斯和約阿施——與大馬士革發生了許多衝突。亞哈與便‧哈達及圍攻撒馬利亞的32個盟友作戰（</w:t>
+      </w:r>
+      <w:hyperlink r:id="rId57">
+        <w:r>
+          <w:rPr>
+            <w:lang w:val="zh_TW" w:bidi="zh_TW"/>
+          </w:rPr>
+          <w:rPr>
+            <w:color w:val="0000EE"/>
+            <w:u w:val="single"/>
+          </w:rPr>
+          <w:t>20:1</w:t>
+        </w:r>
+      </w:hyperlink>
+      <w:r>
+        <w:rPr>
+          <w:lang w:val="zh_TW" w:bidi="zh_TW"/>
+        </w:rPr>
+        <w:t>），但以色列擊敗了便‧哈達。第二次，便‧哈達進入以色列領土並到達</w:t>
+      </w:r>
+      <w:r>
+        <w:rPr>
+          <w:lang w:val="zh_TW" w:bidi="zh_TW"/>
+        </w:rPr>
+        <w:t>亞弗</w:t>
+      </w:r>
+      <w:r>
+        <w:rPr>
+          <w:lang w:val="zh_TW" w:bidi="zh_TW"/>
+        </w:rPr>
+        <w:t>（</w:t>
+      </w:r>
+      <w:hyperlink r:id="rId58">
+        <w:r>
+          <w:rPr>
+            <w:lang w:val="zh_TW" w:bidi="zh_TW"/>
+          </w:rPr>
+          <w:rPr>
+            <w:color w:val="0000EE"/>
+            <w:u w:val="single"/>
+          </w:rPr>
+          <w:t>20:26</w:t>
+        </w:r>
+      </w:hyperlink>
+      <w:r>
+        <w:rPr>
+          <w:lang w:val="zh_TW" w:bidi="zh_TW"/>
+        </w:rPr>
+        <w:t>），但他再次被擊敗並被俘。由於他戰敗，並被釋放，作為代價，他被迫在大馬士革開設市場供以色列貿易。在以色列和大馬士革之間三年的平安之後，敵對行動再次爆發，並導致亞哈在基列的拉末地區的戰鬥中被殺（</w:t>
+      </w:r>
+      <w:hyperlink r:id="rId59">
+        <w:r>
+          <w:rPr>
+            <w:lang w:val="zh_TW" w:bidi="zh_TW"/>
+          </w:rPr>
+          <w:rPr>
+            <w:color w:val="0000EE"/>
+            <w:u w:val="single"/>
+          </w:rPr>
+          <w:t>22:29–37</w:t>
+        </w:r>
+      </w:hyperlink>
+      <w:r>
+        <w:rPr>
+          <w:lang w:val="zh_TW" w:bidi="zh_TW"/>
+        </w:rPr>
+        <w:t>）。亞蘭-大馬士革最終被以色列王約阿施擊敗（</w:t>
+      </w:r>
+      <w:hyperlink r:id="rId60">
+        <w:r>
+          <w:rPr>
+            <w:lang w:val="zh_TW" w:bidi="zh_TW"/>
+          </w:rPr>
+          <w:rPr>
+            <w:color w:val="0000EE"/>
+            <w:u w:val="single"/>
+          </w:rPr>
+          <w:t>列王紀下13:25</w:t>
+        </w:r>
+      </w:hyperlink>
+      <w:r>
+        <w:rPr>
+          <w:lang w:val="zh_TW" w:bidi="zh_TW"/>
+        </w:rPr>
+        <w:t>）。</w:t>
+      </w:r>
+    </w:p>
+    <w:p>
+      <w:pPr>
+        <w:pStyle w:val="Heading3"/>
+      </w:pPr>
+      <w:r>
+        <w:rPr>
+          <w:lang w:val="zh_TW" w:bidi="zh_TW"/>
+        </w:rPr>
+        <w:t>亞蘭王國崩潰後的敘利亞</w:t>
+      </w:r>
+    </w:p>
+    <w:p>
+      <w:pPr/>
+      <w:r>
+        <w:rPr>
+          <w:lang w:val="zh_TW" w:bidi="zh_TW"/>
+        </w:rPr>
+      </w:r>
+      <w:r>
+        <w:rPr>
+          <w:lang w:val="zh_TW" w:bidi="zh_TW"/>
+        </w:rPr>
+        <w:t>在公元前733至732年，亞蘭-大馬士革崩潰後，整個地區的政治特性發生了變化。在隨後的幾個世紀中，直到基督教時代，該地區先後被幾個大國控制，沒有獨立的亞蘭國家存留。當亞述在公元前612至609年崩潰時，該地區短暫地被巴比倫控制。隨著波斯王居魯士崛起，敘利亞地區迅速被波斯軍隊佔領。巴勒斯坦、小亞細亞和埃及同時被納入波斯帝國。</w:t>
+      </w:r>
+    </w:p>
+    <w:p>
+      <w:pPr/>
+      <w:r>
+        <w:rPr>
+          <w:lang w:val="zh_TW" w:bidi="zh_TW"/>
+        </w:rPr>
+      </w:r>
+      <w:r>
+        <w:rPr>
+          <w:lang w:val="zh_TW" w:bidi="zh_TW"/>
+        </w:rPr>
+        <w:t>對該地區產生影響的下一個重要政治變革是於公元前360年出現的馬其頓的腓力。他的兒子亞歷山大大帝（公元前336–323年）鞏固了希臘在整個西亞細亞以及遠至印度邊界的勢力。當年僅33歲的他於公元前323年去世後，西亞細亞的控制權落入亞歷山大的將軍手中。將軍塞琉古一世（Seleucus I，公元前312–280年）控制了小亞細亞的南部、敘利亞地區、美索不達米亞，並向東延伸至印度邊界。因此，敘利亞落入了希臘化統治者塞琉古的影響之下，他在安提阿建立了一個新的首都。</w:t>
+      </w:r>
+    </w:p>
+    <w:p>
+      <w:pPr/>
+      <w:r>
+        <w:rPr>
+          <w:lang w:val="zh_TW" w:bidi="zh_TW"/>
+        </w:rPr>
+      </w:r>
+      <w:r>
+        <w:rPr>
+          <w:lang w:val="zh_TW" w:bidi="zh_TW"/>
+        </w:rPr>
+        <w:t>再往西，羅馬正在崛起並將目光投向東方。龐培將軍擊敗了本都年輕的王米特里達梯（Mithridates），並著手摧毀塞琉古王國的殘餘勢力。敘利亞的西部地區在公元前64年被劃為羅馬省。龐培最終進入巴勒斯坦，該地在公元前63年落入羅馬的控制之下。</w:t>
+      </w:r>
+    </w:p>
+    <w:p>
+      <w:pPr/>
+      <w:r>
+        <w:rPr>
+          <w:lang w:val="zh_TW" w:bidi="zh_TW"/>
+        </w:rPr>
+      </w:r>
+      <w:r>
+        <w:rPr>
+          <w:lang w:val="zh_TW" w:bidi="zh_TW"/>
+        </w:rPr>
+        <w:t>羅馬的敘利亞省包括基利家，這是位於小亞細亞東南角的條形領土。北部邊界延伸到幼發拉底河，邊界向南一直延伸到大馬士革，然後向西轉，約在死海中途，繼續向西到地中海。敘利亞的西部邊界是地中海，直到亞歷山大港灣，然後向西。敘利亞省和基利家省（</w:t>
+      </w:r>
+      <w:hyperlink r:id="rId61">
+        <w:r>
+          <w:rPr>
+            <w:lang w:val="zh_TW" w:bidi="zh_TW"/>
+          </w:rPr>
+          <w:rPr>
+            <w:color w:val="0000EE"/>
+            <w:u w:val="single"/>
+          </w:rPr>
+          <w:t>使徒行傳15:23、41</w:t>
+        </w:r>
+      </w:hyperlink>
+      <w:r>
+        <w:rPr>
+          <w:lang w:val="zh_TW" w:bidi="zh_TW"/>
+        </w:rPr>
+        <w:t>；</w:t>
+      </w:r>
+      <w:hyperlink r:id="rId62">
+        <w:r>
+          <w:rPr>
+            <w:lang w:val="zh_TW" w:bidi="zh_TW"/>
+          </w:rPr>
+          <w:rPr>
+            <w:color w:val="0000EE"/>
+            <w:u w:val="single"/>
+          </w:rPr>
+          <w:t>加拉太書1:21</w:t>
+        </w:r>
+      </w:hyperlink>
+      <w:r>
+        <w:rPr>
+          <w:lang w:val="zh_TW" w:bidi="zh_TW"/>
+        </w:rPr>
+        <w:t>）由一位帝國將軍（</w:t>
+      </w:r>
       <w:r>
         <w:rPr>
           <w:i/>
           <w:lang w:val="zh_TW" w:bidi="zh_TW"/>
         </w:rPr>
+        <w:t>legatis</w:t>
+      </w:r>
+      <w:r>
+        <w:rPr>
+          <w:lang w:val="zh_TW" w:bidi="zh_TW"/>
+        </w:rPr>
+        <w:t>）統治，他指揮著一支強大的軍團部隊。這樣的一位巡撫居里扭（Quirinius），在凱撒奧古斯都的人口普查時期統治敘利亞；這次人口普查使約瑟和馬利亞來到伯利恆，在那裡耶穌誕生了（</w:t>
+      </w:r>
+      <w:hyperlink r:id="rId63">
+        <w:r>
+          <w:rPr>
+            <w:lang w:val="zh_TW" w:bidi="zh_TW"/>
+          </w:rPr>
+          <w:rPr>
+            <w:color w:val="0000EE"/>
+            <w:u w:val="single"/>
+          </w:rPr>
+          <w:t>路加福音2:2</w:t>
+        </w:r>
+      </w:hyperlink>
+      <w:r>
+        <w:rPr>
+          <w:lang w:val="zh_TW" w:bidi="zh_TW"/>
+        </w:rPr>
+        <w:t>）。</w:t>
+      </w:r>
+    </w:p>
+    <w:p>
+      <w:pPr/>
+      <w:r>
+        <w:rPr>
+          <w:lang w:val="zh_TW" w:bidi="zh_TW"/>
+        </w:rPr>
+      </w:r>
+      <w:r>
+        <w:rPr>
+          <w:lang w:val="zh_TW" w:bidi="zh_TW"/>
+        </w:rPr>
+        <w:t>在接下來的幾個世紀中，大馬士革的人口被基督教化，基督教傳播到羅馬的敘利亞省，形成了至今仍存在的古敘利亞教會。那裡留下了用亞蘭文寫成的基督教文學的非凡遺產。古老的亞蘭文仍然存在，雖然使用了修改過的字母來書寫。</w:t>
+      </w:r>
+    </w:p>
+    <w:p>
+      <w:pPr/>
+      <w:r>
+        <w:rPr>
+          <w:lang w:val="zh_TW" w:bidi="zh_TW"/>
+        </w:rPr>
+      </w:r>
+      <w:r>
+        <w:rPr>
+          <w:lang w:val="zh_TW" w:bidi="zh_TW"/>
+        </w:rPr>
+        <w:t>七世紀伊斯蘭教興起，導致敘利亞教會明顯削弱，不過它從未被完全摧毀。散居的亞蘭文使用者群體仍然在敘利亞的部分地區生存，而現代考古工作已經使許多基督教教堂的遺跡重見光明。</w:t>
+      </w:r>
+    </w:p>
+    <w:p>
+      <w:pPr>
+        <w:pStyle w:val="Heading3"/>
+      </w:pPr>
+      <w:r>
+        <w:rPr>
+          <w:lang w:val="zh_TW" w:bidi="zh_TW"/>
+        </w:rPr>
+        <w:t>語言與文化</w:t>
+      </w:r>
+    </w:p>
+    <w:p>
+      <w:pPr/>
+      <w:r>
+        <w:rPr>
+          <w:lang w:val="zh_TW" w:bidi="zh_TW"/>
+        </w:rPr>
+      </w:r>
+      <w:r>
+        <w:rPr>
+          <w:lang w:val="zh_TW" w:bidi="zh_TW"/>
+        </w:rPr>
+        <w:t>亞蘭文是亞蘭人的語言，目前已發現許多銘文。以色列人採用了亞蘭文字母，該語言成為整個近東外交和行政的國際語言。在波斯時期，從埃及到印度，它是通用語言，在耶穌的時代廣泛使用於巴勒斯坦。「</w:t>
+      </w:r>
+      <w:r>
+        <w:rPr>
+          <w:lang w:val="zh_TW" w:bidi="zh_TW"/>
+        </w:rPr>
+        <w:t>大利大，古米〔</w:t>
+      </w:r>
+      <w:r>
+        <w:rPr>
+          <w:i/>
+          <w:lang w:val="zh_TW" w:bidi="zh_TW"/>
+        </w:rPr>
+        <w:t>talitha cumi</w:t>
+      </w:r>
+      <w:r>
+        <w:rPr>
+          <w:lang w:val="zh_TW" w:bidi="zh_TW"/>
+        </w:rPr>
+        <w:t>〕</w:t>
+      </w:r>
+      <w:r>
+        <w:rPr>
+          <w:lang w:val="zh_TW" w:bidi="zh_TW"/>
+        </w:rPr>
+        <w:t>」（</w:t>
+      </w:r>
+      <w:hyperlink r:id="rId64">
+        <w:r>
+          <w:rPr>
+            <w:lang w:val="zh_TW" w:bidi="zh_TW"/>
+          </w:rPr>
+          <w:rPr>
+            <w:color w:val="0000EE"/>
+            <w:u w:val="single"/>
+          </w:rPr>
+          <w:t>馬可福音5:41</w:t>
+        </w:r>
+      </w:hyperlink>
+      <w:r>
+        <w:rPr>
+          <w:lang w:val="zh_TW" w:bidi="zh_TW"/>
+        </w:rPr>
+        <w:t>）和「主必要來</w:t>
+      </w:r>
+      <w:r>
+        <w:rPr>
+          <w:lang w:val="zh_TW" w:bidi="zh_TW"/>
+        </w:rPr>
+        <w:t>〔</w:t>
+      </w:r>
+      <w:r>
+        <w:rPr>
+          <w:i/>
+          <w:lang w:val="zh_TW" w:bidi="zh_TW"/>
+        </w:rPr>
+        <w:t>marana tha</w:t>
+      </w:r>
+      <w:r>
+        <w:rPr>
+          <w:lang w:val="zh_TW" w:bidi="zh_TW"/>
+        </w:rPr>
+        <w:t>〕</w:t>
+      </w:r>
+      <w:r>
+        <w:rPr>
+          <w:lang w:val="zh_TW" w:bidi="zh_TW"/>
+        </w:rPr>
+        <w:t>」（</w:t>
+      </w:r>
+      <w:hyperlink r:id="rId65">
+        <w:r>
+          <w:rPr>
+            <w:lang w:val="zh_TW" w:bidi="zh_TW"/>
+          </w:rPr>
+          <w:rPr>
+            <w:color w:val="0000EE"/>
+            <w:u w:val="single"/>
+          </w:rPr>
+          <w:t>哥林多前書16:22</w:t>
+        </w:r>
+      </w:hyperlink>
+      <w:r>
+        <w:rPr>
+          <w:lang w:val="zh_TW" w:bidi="zh_TW"/>
+        </w:rPr>
+        <w:t>）是亞蘭文。</w:t>
+      </w:r>
+    </w:p>
+    <w:p>
+      <w:pPr/>
+      <w:r>
+        <w:rPr>
+          <w:lang w:val="zh_TW" w:bidi="zh_TW"/>
+        </w:rPr>
+      </w:r>
+      <w:r>
+        <w:rPr>
+          <w:lang w:val="zh_TW" w:bidi="zh_TW"/>
+        </w:rPr>
+        <w:t>在許多地點的發掘提供了對亞蘭建築、雕塑、陶器和其他藝術的良好了解。亞蘭人的宗教是多神教。人們也崇拜許多外國神祇。主要的亞蘭神祇是古代西閃族的風暴神哈大（Hadad）。在猶大的亞哈斯時代，當基於大馬士革</w:t>
+      </w:r>
+      <w:r>
+        <w:rPr>
+          <w:lang w:val="zh_TW" w:bidi="zh_TW"/>
+        </w:rPr>
+        <w:t>規模樣式</w:t>
+      </w:r>
+      <w:r>
+        <w:rPr>
+          <w:lang w:val="zh_TW" w:bidi="zh_TW"/>
+        </w:rPr>
+        <w:t>的壇被放在聖殿時，大馬士革的崇拜被強加給耶路撒冷的百姓（</w:t>
+      </w:r>
+      <w:hyperlink r:id="rId66">
+        <w:r>
+          <w:rPr>
+            <w:lang w:val="zh_TW" w:bidi="zh_TW"/>
+          </w:rPr>
+          <w:rPr>
+            <w:color w:val="0000EE"/>
+            <w:u w:val="single"/>
+          </w:rPr>
+          <w:t>列王紀下16:10–13</w:t>
+        </w:r>
+      </w:hyperlink>
+      <w:r>
+        <w:rPr>
+          <w:lang w:val="zh_TW" w:bidi="zh_TW"/>
+        </w:rPr>
+        <w:t>）。被亞述統治者撒珥根（Sargon）擄到撒馬利亞的亞蘭人，則帶來了外國的亞蘭崇拜（</w:t>
+      </w:r>
+      <w:hyperlink r:id="rId67">
+        <w:r>
+          <w:rPr>
+            <w:lang w:val="zh_TW" w:bidi="zh_TW"/>
+          </w:rPr>
+          <w:rPr>
+            <w:color w:val="0000EE"/>
+            <w:u w:val="single"/>
+          </w:rPr>
+          <w:t>17:24–34</w:t>
+        </w:r>
+      </w:hyperlink>
+      <w:r>
+        <w:rPr>
+          <w:lang w:val="zh_TW" w:bidi="zh_TW"/>
+        </w:rPr>
+        <w:t>）。</w:t>
+      </w:r>
+    </w:p>
+    <w:p>
+      <w:pPr/>
+      <w:r>
+        <w:rPr>
+          <w:lang w:val="zh_TW" w:bidi="zh_TW"/>
+        </w:rPr>
+      </w:r>
+      <w:r>
+        <w:rPr>
+          <w:lang w:val="zh_TW" w:bidi="zh_TW"/>
+        </w:rPr>
+        <w:t>在亞蘭國家消失後的幾個世紀中，亞蘭文依然存活。基督教形式的亞蘭文，即敘利亞語，留下了大量的文學、歷史、神學、註釋、論文和翻譯作品，這些作品被小心地保存在古老的修道院圖書館中，尤其是在敘利亞北部、伊拉克北部和土耳其南部。</w:t>
+      </w:r>
+    </w:p>
+    <w:p>
+      <w:pPr/>
+      <w:r>
+        <w:rPr>
+          <w:lang w:val="zh_TW" w:bidi="zh_TW"/>
+        </w:rPr>
+      </w:r>
+      <w:r>
+        <w:rPr>
+          <w:i/>
+          <w:lang w:val="zh_TW" w:bidi="zh_TW"/>
+        </w:rPr>
         <w:t>另見</w:t>
       </w:r>
       <w:r>
         <w:rPr>
           <w:lang w:val="zh_TW" w:bidi="zh_TW"/>
         </w:rPr>
-        <w:t>盟約</w:t>
-      </w:r>
-      <w:r>
-        <w:rPr>
-          <w:lang w:val="zh_TW" w:bidi="zh_TW"/>
-        </w:rPr>
-        <w:t>；</w:t>
-      </w:r>
-      <w:r>
-        <w:rPr>
-          <w:lang w:val="zh_TW" w:bidi="zh_TW"/>
-        </w:rPr>
-        <w:t>神的存在與屬性</w:t>
-      </w:r>
-      <w:r>
-        <w:rPr>
-          <w:lang w:val="zh_TW" w:bidi="zh_TW"/>
-        </w:rPr>
-        <w:t>；</w:t>
-      </w:r>
-      <w:r>
-        <w:rPr>
-          <w:lang w:val="zh_TW" w:bidi="zh_TW"/>
-        </w:rPr>
-        <w:t>盼望</w:t>
-      </w:r>
-      <w:r>
-        <w:rPr>
-          <w:lang w:val="zh_TW" w:bidi="zh_TW"/>
-        </w:rPr>
-        <w:t>；</w:t>
-      </w:r>
-      <w:r>
-        <w:rPr>
-          <w:lang w:val="zh_TW" w:bidi="zh_TW"/>
-        </w:rPr>
-        <w:t>預言</w:t>
-      </w:r>
-      <w:r>
-        <w:rPr>
-          <w:lang w:val="zh_TW" w:bidi="zh_TW"/>
-        </w:rPr>
-        <w:t>；</w:t>
-      </w:r>
-      <w:r>
-        <w:rPr>
-          <w:lang w:val="zh_TW" w:bidi="zh_TW"/>
-        </w:rPr>
-        <w:t>先知，女先知</w:t>
+        <w:t xml:space="preserve"> </w:t>
+      </w:r>
+      <w:r>
+        <w:rPr>
+          <w:lang w:val="zh_TW" w:bidi="zh_TW"/>
+        </w:rPr>
+        <w:t>亞蘭文</w:t>
       </w:r>
       <w:r>
         <w:rPr>
@@ -3909,12 +4184,6 @@
   </w:num>
   <w:num w:numId="13" w16cid:durableId="592781308">
     <w:abstractNumId w:val="11"/>
-  </w:num>
-  <w:num w:numId="14">
-    <w:abstractNumId w:val="3"/>
-    <w:lvlOverride w:ilvl="0">
-      <w:startOverride w:val="1"/>
-    </w:lvlOverride>
   </w:num>
   <w:numIdMacAtCleanup w:val="10"/>
 </w:numbering>

--- a/zht/docx/189.content.docx
+++ b/zht/docx/189.content.docx
@@ -651,18 +651,12 @@
         </w:rPr>
         <w:t>把約瑟帶到埃及去的阿拉伯（以實瑪利）商人（</w:t>
       </w:r>
-      <w:hyperlink r:id="rId13">
-        <w:r>
-          <w:rPr>
-            <w:lang w:val="zh_TW" w:bidi="zh_TW"/>
-          </w:rPr>
-          <w:rPr>
-            <w:color w:val="0000EE"/>
-            <w:u w:val="single"/>
-          </w:rPr>
-          <w:t>創37:25</w:t>
-        </w:r>
-      </w:hyperlink>
+      <w:r>
+        <w:rPr>
+          <w:lang w:val="zh_TW" w:bidi="zh_TW"/>
+        </w:rPr>
+        <w:t>創37:25</w:t>
+      </w:r>
       <w:r>
         <w:rPr>
           <w:lang w:val="zh_TW" w:bidi="zh_TW"/>
@@ -687,18 +681,12 @@
         </w:rPr>
         <w:t>示巴女王的商隊（</w:t>
       </w:r>
-      <w:hyperlink r:id="rId14">
-        <w:r>
-          <w:rPr>
-            <w:lang w:val="zh_TW" w:bidi="zh_TW"/>
-          </w:rPr>
-          <w:rPr>
-            <w:color w:val="0000EE"/>
-            <w:u w:val="single"/>
-          </w:rPr>
-          <w:t>列王紀上10:10</w:t>
-        </w:r>
-      </w:hyperlink>
+      <w:r>
+        <w:rPr>
+          <w:lang w:val="zh_TW" w:bidi="zh_TW"/>
+        </w:rPr>
+        <w:t>列王紀上10:10</w:t>
+      </w:r>
       <w:r>
         <w:rPr>
           <w:lang w:val="zh_TW" w:bidi="zh_TW"/>
@@ -723,18 +711,12 @@
         </w:rPr>
         <w:t>把香料運到泰爾的示巴和拉瑪商人（</w:t>
       </w:r>
-      <w:hyperlink r:id="rId15">
-        <w:r>
-          <w:rPr>
-            <w:lang w:val="zh_TW" w:bidi="zh_TW"/>
-          </w:rPr>
-          <w:rPr>
-            <w:color w:val="0000EE"/>
-            <w:u w:val="single"/>
-          </w:rPr>
-          <w:t>結27:22</w:t>
-        </w:r>
-      </w:hyperlink>
+      <w:r>
+        <w:rPr>
+          <w:lang w:val="zh_TW" w:bidi="zh_TW"/>
+        </w:rPr>
+        <w:t>結27:22</w:t>
+      </w:r>
       <w:r>
         <w:rPr>
           <w:lang w:val="zh_TW" w:bidi="zh_TW"/>
@@ -766,72 +748,48 @@
         </w:rPr>
         <w:t>聖經提到一些製作香料的人。例如，比撒列為會幕製作聖膏油和聖香（</w:t>
       </w:r>
-      <w:hyperlink r:id="rId16">
-        <w:r>
-          <w:rPr>
-            <w:lang w:val="zh_TW" w:bidi="zh_TW"/>
-          </w:rPr>
-          <w:rPr>
-            <w:color w:val="0000EE"/>
-            <w:u w:val="single"/>
-          </w:rPr>
-          <w:t>出37:29</w:t>
-        </w:r>
-      </w:hyperlink>
+      <w:r>
+        <w:rPr>
+          <w:lang w:val="zh_TW" w:bidi="zh_TW"/>
+        </w:rPr>
+        <w:t>出37:29</w:t>
+      </w:r>
       <w:r>
         <w:rPr>
           <w:lang w:val="zh_TW" w:bidi="zh_TW"/>
         </w:rPr>
         <w:t>）。聖膏油是由沒藥、肉桂、菖蒲和桂皮調製而成，並以橄欖油作基底（</w:t>
       </w:r>
-      <w:hyperlink r:id="rId17">
-        <w:r>
-          <w:rPr>
-            <w:lang w:val="zh_TW" w:bidi="zh_TW"/>
-          </w:rPr>
-          <w:rPr>
-            <w:color w:val="0000EE"/>
-            <w:u w:val="single"/>
-          </w:rPr>
-          <w:t>出30:22–25</w:t>
-        </w:r>
-      </w:hyperlink>
+      <w:r>
+        <w:rPr>
+          <w:lang w:val="zh_TW" w:bidi="zh_TW"/>
+        </w:rPr>
+        <w:t>出30:22–25</w:t>
+      </w:r>
       <w:r>
         <w:rPr>
           <w:lang w:val="zh_TW" w:bidi="zh_TW"/>
         </w:rPr>
         <w:t>）。從巴比倫被擄歸回後，一些祭司負責調製燒香所用的香料（</w:t>
       </w:r>
-      <w:hyperlink r:id="rId18">
-        <w:r>
-          <w:rPr>
-            <w:lang w:val="zh_TW" w:bidi="zh_TW"/>
-          </w:rPr>
-          <w:rPr>
-            <w:color w:val="0000EE"/>
-            <w:u w:val="single"/>
-          </w:rPr>
-          <w:t>代上9:30</w:t>
-        </w:r>
-      </w:hyperlink>
+      <w:r>
+        <w:rPr>
+          <w:lang w:val="zh_TW" w:bidi="zh_TW"/>
+        </w:rPr>
+        <w:t>代上9:30</w:t>
+      </w:r>
       <w:r>
         <w:rPr>
           <w:lang w:val="zh_TW" w:bidi="zh_TW"/>
         </w:rPr>
         <w:t>）。尼希米記提到，一位製作香料的人也參與城牆的修築工作（</w:t>
       </w:r>
-      <w:hyperlink r:id="rId19">
-        <w:r>
-          <w:rPr>
-            <w:lang w:val="zh_TW" w:bidi="zh_TW"/>
-          </w:rPr>
-          <w:rPr>
-            <w:color w:val="0000EE"/>
-            <w:u w:val="single"/>
-          </w:rPr>
-          <w:t>尼3:8</w:t>
-        </w:r>
-      </w:hyperlink>
+      <w:r>
+        <w:rPr>
+          <w:lang w:val="zh_TW" w:bidi="zh_TW"/>
+        </w:rPr>
+        <w:t>尼3:8</w:t>
+      </w:r>
       <w:r>
         <w:rPr>
           <w:lang w:val="zh_TW" w:bidi="zh_TW"/>
@@ -863,72 +821,48 @@
         </w:rPr>
         <w:t>現代考古發掘發現了各種盛載化妝品的器皿和相關工具，雖然聖經對這些物品的記載不多（</w:t>
       </w:r>
-      <w:hyperlink r:id="rId20">
-        <w:r>
-          <w:rPr>
-            <w:lang w:val="zh_TW" w:bidi="zh_TW"/>
-          </w:rPr>
-          <w:rPr>
-            <w:color w:val="0000EE"/>
-            <w:u w:val="single"/>
-          </w:rPr>
-          <w:t>賽3:20</w:t>
-        </w:r>
-      </w:hyperlink>
+      <w:r>
+        <w:rPr>
+          <w:lang w:val="zh_TW" w:bidi="zh_TW"/>
+        </w:rPr>
+        <w:t>賽3:20</w:t>
+      </w:r>
       <w:r>
         <w:rPr>
           <w:lang w:val="zh_TW" w:bidi="zh_TW"/>
         </w:rPr>
         <w:t>；</w:t>
       </w:r>
-      <w:hyperlink r:id="rId21">
-        <w:r>
-          <w:rPr>
-            <w:lang w:val="zh_TW" w:bidi="zh_TW"/>
-          </w:rPr>
-          <w:rPr>
-            <w:color w:val="0000EE"/>
-            <w:u w:val="single"/>
-          </w:rPr>
-          <w:t>太26:7</w:t>
-        </w:r>
-      </w:hyperlink>
+      <w:r>
+        <w:rPr>
+          <w:lang w:val="zh_TW" w:bidi="zh_TW"/>
+        </w:rPr>
+        <w:t>太26:7</w:t>
+      </w:r>
       <w:r>
         <w:rPr>
           <w:lang w:val="zh_TW" w:bidi="zh_TW"/>
         </w:rPr>
         <w:t>；</w:t>
       </w:r>
-      <w:hyperlink r:id="rId22">
-        <w:r>
-          <w:rPr>
-            <w:lang w:val="zh_TW" w:bidi="zh_TW"/>
-          </w:rPr>
-          <w:rPr>
-            <w:color w:val="0000EE"/>
-            <w:u w:val="single"/>
-          </w:rPr>
-          <w:t>可14:3</w:t>
-        </w:r>
-      </w:hyperlink>
+      <w:r>
+        <w:rPr>
+          <w:lang w:val="zh_TW" w:bidi="zh_TW"/>
+        </w:rPr>
+        <w:t>可14:3</w:t>
+      </w:r>
       <w:r>
         <w:rPr>
           <w:lang w:val="zh_TW" w:bidi="zh_TW"/>
         </w:rPr>
         <w:t>；</w:t>
       </w:r>
-      <w:hyperlink r:id="rId23">
-        <w:r>
-          <w:rPr>
-            <w:lang w:val="zh_TW" w:bidi="zh_TW"/>
-          </w:rPr>
-          <w:rPr>
-            <w:color w:val="0000EE"/>
-            <w:u w:val="single"/>
-          </w:rPr>
-          <w:t>路7:37</w:t>
-        </w:r>
-      </w:hyperlink>
+      <w:r>
+        <w:rPr>
+          <w:lang w:val="zh_TW" w:bidi="zh_TW"/>
+        </w:rPr>
+        <w:t>路7:37</w:t>
+      </w:r>
       <w:r>
         <w:rPr>
           <w:lang w:val="zh_TW" w:bidi="zh_TW"/>
@@ -960,90 +894,60 @@
         </w:rPr>
         <w:t>香料無論是粉末還是膏油，都有許多用途。人們會用帶有香氣的膏油膏抹身體，滋潤因日曬而乾燥的皮膚（</w:t>
       </w:r>
-      <w:hyperlink r:id="rId24">
-        <w:r>
-          <w:rPr>
-            <w:lang w:val="zh_TW" w:bidi="zh_TW"/>
-          </w:rPr>
-          <w:rPr>
-            <w:color w:val="0000EE"/>
-            <w:u w:val="single"/>
-          </w:rPr>
-          <w:t>撒下12:20</w:t>
-        </w:r>
-      </w:hyperlink>
+      <w:r>
+        <w:rPr>
+          <w:lang w:val="zh_TW" w:bidi="zh_TW"/>
+        </w:rPr>
+        <w:t>撒下12:20</w:t>
+      </w:r>
       <w:r>
         <w:rPr>
           <w:lang w:val="zh_TW" w:bidi="zh_TW"/>
         </w:rPr>
         <w:t>；</w:t>
       </w:r>
-      <w:hyperlink r:id="rId25">
-        <w:r>
-          <w:rPr>
-            <w:lang w:val="zh_TW" w:bidi="zh_TW"/>
-          </w:rPr>
-          <w:rPr>
-            <w:color w:val="0000EE"/>
-            <w:u w:val="single"/>
-          </w:rPr>
-          <w:t>得3:3</w:t>
-        </w:r>
-      </w:hyperlink>
+      <w:r>
+        <w:rPr>
+          <w:lang w:val="zh_TW" w:bidi="zh_TW"/>
+        </w:rPr>
+        <w:t>得3:3</w:t>
+      </w:r>
       <w:r>
         <w:rPr>
           <w:lang w:val="zh_TW" w:bidi="zh_TW"/>
         </w:rPr>
         <w:t>）。亞哈斯王曾為從被擄之地歸回的人提供衣服和食物，並為他們抹油（</w:t>
       </w:r>
-      <w:hyperlink r:id="rId26">
-        <w:r>
-          <w:rPr>
-            <w:lang w:val="zh_TW" w:bidi="zh_TW"/>
-          </w:rPr>
-          <w:rPr>
-            <w:color w:val="0000EE"/>
-            <w:u w:val="single"/>
-          </w:rPr>
-          <w:t>代下28:15</w:t>
-        </w:r>
-      </w:hyperlink>
+      <w:r>
+        <w:rPr>
+          <w:lang w:val="zh_TW" w:bidi="zh_TW"/>
+        </w:rPr>
+        <w:t>代下28:15</w:t>
+      </w:r>
       <w:r>
         <w:rPr>
           <w:lang w:val="zh_TW" w:bidi="zh_TW"/>
         </w:rPr>
         <w:t>）。富人能享用「上等的油」（</w:t>
       </w:r>
-      <w:hyperlink r:id="rId27">
-        <w:r>
-          <w:rPr>
-            <w:lang w:val="zh_TW" w:bidi="zh_TW"/>
-          </w:rPr>
-          <w:rPr>
-            <w:color w:val="0000EE"/>
-            <w:u w:val="single"/>
-          </w:rPr>
-          <w:t>摩6:6</w:t>
-        </w:r>
-      </w:hyperlink>
+      <w:r>
+        <w:rPr>
+          <w:lang w:val="zh_TW" w:bidi="zh_TW"/>
+        </w:rPr>
+        <w:t>摩6:6</w:t>
+      </w:r>
       <w:r>
         <w:rPr>
           <w:lang w:val="zh_TW" w:bidi="zh_TW"/>
         </w:rPr>
         <w:t>），但這類奢侈享受往往價值不菲（</w:t>
       </w:r>
-      <w:hyperlink r:id="rId28">
-        <w:r>
-          <w:rPr>
-            <w:lang w:val="zh_TW" w:bidi="zh_TW"/>
-          </w:rPr>
-          <w:rPr>
-            <w:color w:val="0000EE"/>
-            <w:u w:val="single"/>
-          </w:rPr>
-          <w:t>箴21:17</w:t>
-        </w:r>
-      </w:hyperlink>
+      <w:r>
+        <w:rPr>
+          <w:lang w:val="zh_TW" w:bidi="zh_TW"/>
+        </w:rPr>
+        <w:t>箴21:17</w:t>
+      </w:r>
       <w:r>
         <w:rPr>
           <w:lang w:val="zh_TW" w:bidi="zh_TW"/>
@@ -1064,18 +968,12 @@
         </w:rPr>
         <w:t>人們常常使用散發怡人香氣的膏油和香油。雅歌經常提到這類香料和膏油（</w:t>
       </w:r>
-      <w:hyperlink r:id="rId29">
-        <w:r>
-          <w:rPr>
-            <w:lang w:val="zh_TW" w:bidi="zh_TW"/>
-          </w:rPr>
-          <w:rPr>
-            <w:color w:val="0000EE"/>
-            <w:u w:val="single"/>
-          </w:rPr>
-          <w:t>歌1:3</w:t>
-        </w:r>
-      </w:hyperlink>
+      <w:r>
+        <w:rPr>
+          <w:lang w:val="zh_TW" w:bidi="zh_TW"/>
+        </w:rPr>
+        <w:t>歌1:3</w:t>
+      </w:r>
       <w:r>
         <w:rPr>
           <w:lang w:val="zh_TW" w:bidi="zh_TW"/>
@@ -1100,36 +998,24 @@
         </w:rPr>
         <w:t>哪噠香膏（</w:t>
       </w:r>
-      <w:hyperlink r:id="rId30">
-        <w:r>
-          <w:rPr>
-            <w:lang w:val="zh_TW" w:bidi="zh_TW"/>
-          </w:rPr>
-          <w:rPr>
-            <w:color w:val="0000EE"/>
-            <w:u w:val="single"/>
-          </w:rPr>
-          <w:t>1:12</w:t>
-        </w:r>
-      </w:hyperlink>
+      <w:r>
+        <w:rPr>
+          <w:lang w:val="zh_TW" w:bidi="zh_TW"/>
+        </w:rPr>
+        <w:t>1:12</w:t>
+      </w:r>
       <w:r>
         <w:rPr>
           <w:lang w:val="zh_TW" w:bidi="zh_TW"/>
         </w:rPr>
         <w:t>，</w:t>
       </w:r>
-      <w:hyperlink r:id="rId31">
-        <w:r>
-          <w:rPr>
-            <w:lang w:val="zh_TW" w:bidi="zh_TW"/>
-          </w:rPr>
-          <w:rPr>
-            <w:color w:val="0000EE"/>
-            <w:u w:val="single"/>
-          </w:rPr>
-          <w:t>4:13–14</w:t>
-        </w:r>
-      </w:hyperlink>
+      <w:r>
+        <w:rPr>
+          <w:lang w:val="zh_TW" w:bidi="zh_TW"/>
+        </w:rPr>
+        <w:t>4:13–14</w:t>
+      </w:r>
       <w:r>
         <w:rPr>
           <w:lang w:val="zh_TW" w:bidi="zh_TW"/>
@@ -1154,108 +1040,72 @@
         </w:rPr>
         <w:t>沒藥（</w:t>
       </w:r>
-      <w:hyperlink r:id="rId32">
-        <w:r>
-          <w:rPr>
-            <w:lang w:val="zh_TW" w:bidi="zh_TW"/>
-          </w:rPr>
-          <w:rPr>
-            <w:color w:val="0000EE"/>
-            <w:u w:val="single"/>
-          </w:rPr>
-          <w:t>1:13</w:t>
-        </w:r>
-      </w:hyperlink>
+      <w:r>
+        <w:rPr>
+          <w:lang w:val="zh_TW" w:bidi="zh_TW"/>
+        </w:rPr>
+        <w:t>1:13</w:t>
+      </w:r>
       <w:r>
         <w:rPr>
           <w:lang w:val="zh_TW" w:bidi="zh_TW"/>
         </w:rPr>
         <w:t>，</w:t>
       </w:r>
-      <w:hyperlink r:id="rId33">
-        <w:r>
-          <w:rPr>
-            <w:lang w:val="zh_TW" w:bidi="zh_TW"/>
-          </w:rPr>
-          <w:rPr>
-            <w:color w:val="0000EE"/>
-            <w:u w:val="single"/>
-          </w:rPr>
-          <w:t>3:6</w:t>
-        </w:r>
-      </w:hyperlink>
+      <w:r>
+        <w:rPr>
+          <w:lang w:val="zh_TW" w:bidi="zh_TW"/>
+        </w:rPr>
+        <w:t>3:6</w:t>
+      </w:r>
       <w:r>
         <w:rPr>
           <w:lang w:val="zh_TW" w:bidi="zh_TW"/>
         </w:rPr>
         <w:t>，</w:t>
       </w:r>
-      <w:hyperlink r:id="rId34">
-        <w:r>
-          <w:rPr>
-            <w:lang w:val="zh_TW" w:bidi="zh_TW"/>
-          </w:rPr>
-          <w:rPr>
-            <w:color w:val="0000EE"/>
-            <w:u w:val="single"/>
-          </w:rPr>
-          <w:t>4:6</w:t>
-        </w:r>
-      </w:hyperlink>
+      <w:r>
+        <w:rPr>
+          <w:lang w:val="zh_TW" w:bidi="zh_TW"/>
+        </w:rPr>
+        <w:t>4:6</w:t>
+      </w:r>
       <w:r>
         <w:rPr>
           <w:lang w:val="zh_TW" w:bidi="zh_TW"/>
         </w:rPr>
         <w:t>，</w:t>
       </w:r>
-      <w:hyperlink r:id="rId35">
-        <w:r>
-          <w:rPr>
-            <w:lang w:val="zh_TW" w:bidi="zh_TW"/>
-          </w:rPr>
-          <w:rPr>
-            <w:color w:val="0000EE"/>
-            <w:u w:val="single"/>
-          </w:rPr>
-          <w:t>5:1</w:t>
-        </w:r>
-      </w:hyperlink>
+      <w:r>
+        <w:rPr>
+          <w:lang w:val="zh_TW" w:bidi="zh_TW"/>
+        </w:rPr>
+        <w:t>5:1</w:t>
+      </w:r>
       <w:r>
         <w:rPr>
           <w:lang w:val="zh_TW" w:bidi="zh_TW"/>
         </w:rPr>
         <w:t>、</w:t>
       </w:r>
-      <w:hyperlink r:id="rId35">
-        <w:r>
-          <w:rPr>
-            <w:lang w:val="zh_TW" w:bidi="zh_TW"/>
-          </w:rPr>
-          <w:rPr>
-            <w:color w:val="0000EE"/>
-            <w:u w:val="single"/>
-          </w:rPr>
-          <w:t>5</w:t>
-        </w:r>
-      </w:hyperlink>
+      <w:r>
+        <w:rPr>
+          <w:lang w:val="zh_TW" w:bidi="zh_TW"/>
+        </w:rPr>
+        <w:t>5</w:t>
+      </w:r>
       <w:r>
         <w:rPr>
           <w:lang w:val="zh_TW" w:bidi="zh_TW"/>
         </w:rPr>
         <w:t>、</w:t>
       </w:r>
-      <w:hyperlink r:id="rId35">
-        <w:r>
-          <w:rPr>
-            <w:lang w:val="zh_TW" w:bidi="zh_TW"/>
-          </w:rPr>
-          <w:rPr>
-            <w:color w:val="0000EE"/>
-            <w:u w:val="single"/>
-          </w:rPr>
-          <w:t>13</w:t>
-        </w:r>
-      </w:hyperlink>
+      <w:r>
+        <w:rPr>
+          <w:lang w:val="zh_TW" w:bidi="zh_TW"/>
+        </w:rPr>
+        <w:t>13</w:t>
+      </w:r>
       <w:r>
         <w:rPr>
           <w:lang w:val="zh_TW" w:bidi="zh_TW"/>
@@ -1280,36 +1130,24 @@
         </w:rPr>
         <w:t>乳香（</w:t>
       </w:r>
-      <w:hyperlink r:id="rId33">
-        <w:r>
-          <w:rPr>
-            <w:lang w:val="zh_TW" w:bidi="zh_TW"/>
-          </w:rPr>
-          <w:rPr>
-            <w:color w:val="0000EE"/>
-            <w:u w:val="single"/>
-          </w:rPr>
-          <w:t>3:6</w:t>
-        </w:r>
-      </w:hyperlink>
+      <w:r>
+        <w:rPr>
+          <w:lang w:val="zh_TW" w:bidi="zh_TW"/>
+        </w:rPr>
+        <w:t>3:6</w:t>
+      </w:r>
       <w:r>
         <w:rPr>
           <w:lang w:val="zh_TW" w:bidi="zh_TW"/>
         </w:rPr>
         <w:t>、</w:t>
       </w:r>
-      <w:hyperlink r:id="rId34">
-        <w:r>
-          <w:rPr>
-            <w:lang w:val="zh_TW" w:bidi="zh_TW"/>
-          </w:rPr>
-          <w:rPr>
-            <w:color w:val="0000EE"/>
-            <w:u w:val="single"/>
-          </w:rPr>
-          <w:t>4:6</w:t>
-        </w:r>
-      </w:hyperlink>
+      <w:r>
+        <w:rPr>
+          <w:lang w:val="zh_TW" w:bidi="zh_TW"/>
+        </w:rPr>
+        <w:t>4:6</w:t>
+      </w:r>
       <w:r>
         <w:rPr>
           <w:lang w:val="zh_TW" w:bidi="zh_TW"/>
@@ -1334,54 +1172,36 @@
         </w:rPr>
         <w:t>香料（</w:t>
       </w:r>
-      <w:hyperlink r:id="rId36">
-        <w:r>
-          <w:rPr>
-            <w:lang w:val="zh_TW" w:bidi="zh_TW"/>
-          </w:rPr>
-          <w:rPr>
-            <w:color w:val="0000EE"/>
-            <w:u w:val="single"/>
-          </w:rPr>
-          <w:t>5:13</w:t>
-        </w:r>
-      </w:hyperlink>
+      <w:r>
+        <w:rPr>
+          <w:lang w:val="zh_TW" w:bidi="zh_TW"/>
+        </w:rPr>
+        <w:t>5:13</w:t>
+      </w:r>
       <w:r>
         <w:rPr>
           <w:lang w:val="zh_TW" w:bidi="zh_TW"/>
         </w:rPr>
         <w:t>，</w:t>
       </w:r>
-      <w:hyperlink r:id="rId37">
-        <w:r>
-          <w:rPr>
-            <w:lang w:val="zh_TW" w:bidi="zh_TW"/>
-          </w:rPr>
-          <w:rPr>
-            <w:color w:val="0000EE"/>
-            <w:u w:val="single"/>
-          </w:rPr>
-          <w:t>6:2</w:t>
-        </w:r>
-      </w:hyperlink>
+      <w:r>
+        <w:rPr>
+          <w:lang w:val="zh_TW" w:bidi="zh_TW"/>
+        </w:rPr>
+        <w:t>6:2</w:t>
+      </w:r>
       <w:r>
         <w:rPr>
           <w:lang w:val="zh_TW" w:bidi="zh_TW"/>
         </w:rPr>
         <w:t>，</w:t>
       </w:r>
-      <w:hyperlink r:id="rId38">
-        <w:r>
-          <w:rPr>
-            <w:lang w:val="zh_TW" w:bidi="zh_TW"/>
-          </w:rPr>
-          <w:rPr>
-            <w:color w:val="0000EE"/>
-            <w:u w:val="single"/>
-          </w:rPr>
-          <w:t>8:14</w:t>
-        </w:r>
-      </w:hyperlink>
+      <w:r>
+        <w:rPr>
+          <w:lang w:val="zh_TW" w:bidi="zh_TW"/>
+        </w:rPr>
+        <w:t>8:14</w:t>
+      </w:r>
       <w:r>
         <w:rPr>
           <w:lang w:val="zh_TW" w:bidi="zh_TW"/>
@@ -1406,36 +1226,24 @@
         </w:rPr>
         <w:t>鳳仙花（</w:t>
       </w:r>
-      <w:hyperlink r:id="rId39">
-        <w:r>
-          <w:rPr>
-            <w:lang w:val="zh_TW" w:bidi="zh_TW"/>
-          </w:rPr>
-          <w:rPr>
-            <w:color w:val="0000EE"/>
-            <w:u w:val="single"/>
-          </w:rPr>
-          <w:t>1:14</w:t>
-        </w:r>
-      </w:hyperlink>
+      <w:r>
+        <w:rPr>
+          <w:lang w:val="zh_TW" w:bidi="zh_TW"/>
+        </w:rPr>
+        <w:t>1:14</w:t>
+      </w:r>
       <w:r>
         <w:rPr>
           <w:lang w:val="zh_TW" w:bidi="zh_TW"/>
         </w:rPr>
         <w:t>，</w:t>
       </w:r>
-      <w:hyperlink r:id="rId40">
-        <w:r>
-          <w:rPr>
-            <w:lang w:val="zh_TW" w:bidi="zh_TW"/>
-          </w:rPr>
-          <w:rPr>
-            <w:color w:val="0000EE"/>
-            <w:u w:val="single"/>
-          </w:rPr>
-          <w:t>4:13</w:t>
-        </w:r>
-      </w:hyperlink>
+      <w:r>
+        <w:rPr>
+          <w:lang w:val="zh_TW" w:bidi="zh_TW"/>
+        </w:rPr>
+        <w:t>4:13</w:t>
+      </w:r>
       <w:r>
         <w:rPr>
           <w:lang w:val="zh_TW" w:bidi="zh_TW"/>
@@ -1460,18 +1268,12 @@
         </w:rPr>
         <w:t>香粉薰（</w:t>
       </w:r>
-      <w:hyperlink r:id="rId33">
-        <w:r>
-          <w:rPr>
-            <w:lang w:val="zh_TW" w:bidi="zh_TW"/>
-          </w:rPr>
-          <w:rPr>
-            <w:color w:val="0000EE"/>
-            <w:u w:val="single"/>
-          </w:rPr>
-          <w:t>3:6</w:t>
-        </w:r>
-      </w:hyperlink>
+      <w:r>
+        <w:rPr>
+          <w:lang w:val="zh_TW" w:bidi="zh_TW"/>
+        </w:rPr>
+        <w:t>3:6</w:t>
+      </w:r>
       <w:r>
         <w:rPr>
           <w:lang w:val="zh_TW" w:bidi="zh_TW"/>
@@ -1496,18 +1298,12 @@
         </w:rPr>
         <w:t>番紅花（</w:t>
       </w:r>
-      <w:hyperlink r:id="rId41">
-        <w:r>
-          <w:rPr>
-            <w:lang w:val="zh_TW" w:bidi="zh_TW"/>
-          </w:rPr>
-          <w:rPr>
-            <w:color w:val="0000EE"/>
-            <w:u w:val="single"/>
-          </w:rPr>
-          <w:t>4:14</w:t>
-        </w:r>
-      </w:hyperlink>
+      <w:r>
+        <w:rPr>
+          <w:lang w:val="zh_TW" w:bidi="zh_TW"/>
+        </w:rPr>
+        <w:t>4:14</w:t>
+      </w:r>
       <w:r>
         <w:rPr>
           <w:lang w:val="zh_TW" w:bidi="zh_TW"/>
@@ -1550,18 +1346,12 @@
         </w:rPr>
         <w:t>肉桂（</w:t>
       </w:r>
-      <w:hyperlink r:id="rId41">
-        <w:r>
-          <w:rPr>
-            <w:lang w:val="zh_TW" w:bidi="zh_TW"/>
-          </w:rPr>
-          <w:rPr>
-            <w:color w:val="0000EE"/>
-            <w:u w:val="single"/>
-          </w:rPr>
-          <w:t>4:14</w:t>
-        </w:r>
-      </w:hyperlink>
+      <w:r>
+        <w:rPr>
+          <w:lang w:val="zh_TW" w:bidi="zh_TW"/>
+        </w:rPr>
+        <w:t>4:14</w:t>
+      </w:r>
       <w:r>
         <w:rPr>
           <w:lang w:val="zh_TW" w:bidi="zh_TW"/>
@@ -1582,90 +1372,60 @@
         </w:rPr>
         <w:t>聖經其它地方也提到了香料和膏油（</w:t>
       </w:r>
-      <w:hyperlink r:id="rId42">
-        <w:r>
-          <w:rPr>
-            <w:lang w:val="zh_TW" w:bidi="zh_TW"/>
-          </w:rPr>
-          <w:rPr>
-            <w:color w:val="0000EE"/>
-            <w:u w:val="single"/>
-          </w:rPr>
-          <w:t>王上10:2</w:t>
-        </w:r>
-      </w:hyperlink>
+      <w:r>
+        <w:rPr>
+          <w:lang w:val="zh_TW" w:bidi="zh_TW"/>
+        </w:rPr>
+        <w:t>王上10:2</w:t>
+      </w:r>
       <w:r>
         <w:rPr>
           <w:lang w:val="zh_TW" w:bidi="zh_TW"/>
         </w:rPr>
         <w:t>、</w:t>
       </w:r>
-      <w:hyperlink r:id="rId42">
-        <w:r>
-          <w:rPr>
-            <w:lang w:val="zh_TW" w:bidi="zh_TW"/>
-          </w:rPr>
-          <w:rPr>
-            <w:color w:val="0000EE"/>
-            <w:u w:val="single"/>
-          </w:rPr>
-          <w:t>10</w:t>
-        </w:r>
-      </w:hyperlink>
+      <w:r>
+        <w:rPr>
+          <w:lang w:val="zh_TW" w:bidi="zh_TW"/>
+        </w:rPr>
+        <w:t>10</w:t>
+      </w:r>
       <w:r>
         <w:rPr>
           <w:lang w:val="zh_TW" w:bidi="zh_TW"/>
         </w:rPr>
         <w:t>；</w:t>
       </w:r>
-      <w:hyperlink r:id="rId43">
-        <w:r>
-          <w:rPr>
-            <w:lang w:val="zh_TW" w:bidi="zh_TW"/>
-          </w:rPr>
-          <w:rPr>
-            <w:color w:val="0000EE"/>
-            <w:u w:val="single"/>
-          </w:rPr>
-          <w:t>王下20:13</w:t>
-        </w:r>
-      </w:hyperlink>
+      <w:r>
+        <w:rPr>
+          <w:lang w:val="zh_TW" w:bidi="zh_TW"/>
+        </w:rPr>
+        <w:t>王下20:13</w:t>
+      </w:r>
       <w:r>
         <w:rPr>
           <w:lang w:val="zh_TW" w:bidi="zh_TW"/>
         </w:rPr>
         <w:t>；</w:t>
       </w:r>
-      <w:hyperlink r:id="rId44">
-        <w:r>
-          <w:rPr>
-            <w:lang w:val="zh_TW" w:bidi="zh_TW"/>
-          </w:rPr>
-          <w:rPr>
-            <w:color w:val="0000EE"/>
-            <w:u w:val="single"/>
-          </w:rPr>
-          <w:t>箴27:9</w:t>
-        </w:r>
-      </w:hyperlink>
+      <w:r>
+        <w:rPr>
+          <w:lang w:val="zh_TW" w:bidi="zh_TW"/>
+        </w:rPr>
+        <w:t>箴27:9</w:t>
+      </w:r>
       <w:r>
         <w:rPr>
           <w:lang w:val="zh_TW" w:bidi="zh_TW"/>
         </w:rPr>
         <w:t>；</w:t>
       </w:r>
-      <w:hyperlink r:id="rId45">
-        <w:r>
-          <w:rPr>
-            <w:lang w:val="zh_TW" w:bidi="zh_TW"/>
-          </w:rPr>
-          <w:rPr>
-            <w:color w:val="0000EE"/>
-            <w:u w:val="single"/>
-          </w:rPr>
-          <w:t>賽3:24</w:t>
-        </w:r>
-      </w:hyperlink>
+      <w:r>
+        <w:rPr>
+          <w:lang w:val="zh_TW" w:bidi="zh_TW"/>
+        </w:rPr>
+        <w:t>賽3:24</w:t>
+      </w:r>
       <w:r>
         <w:rPr>
           <w:lang w:val="zh_TW" w:bidi="zh_TW"/>
@@ -1686,126 +1446,84 @@
         </w:rPr>
         <w:t>人們會將香料會塗抹在衣服上，也會灑在臥榻上（</w:t>
       </w:r>
-      <w:hyperlink r:id="rId46">
-        <w:r>
-          <w:rPr>
-            <w:lang w:val="zh_TW" w:bidi="zh_TW"/>
-          </w:rPr>
-          <w:rPr>
-            <w:color w:val="0000EE"/>
-            <w:u w:val="single"/>
-          </w:rPr>
-          <w:t>詩45:8</w:t>
-        </w:r>
-      </w:hyperlink>
+      <w:r>
+        <w:rPr>
+          <w:lang w:val="zh_TW" w:bidi="zh_TW"/>
+        </w:rPr>
+        <w:t>詩45:8</w:t>
+      </w:r>
       <w:r>
         <w:rPr>
           <w:lang w:val="zh_TW" w:bidi="zh_TW"/>
         </w:rPr>
         <w:t>；</w:t>
       </w:r>
-      <w:hyperlink r:id="rId47">
-        <w:r>
-          <w:rPr>
-            <w:lang w:val="zh_TW" w:bidi="zh_TW"/>
-          </w:rPr>
-          <w:rPr>
-            <w:color w:val="0000EE"/>
-            <w:u w:val="single"/>
-          </w:rPr>
-          <w:t>歌4:11</w:t>
-        </w:r>
-      </w:hyperlink>
+      <w:r>
+        <w:rPr>
+          <w:lang w:val="zh_TW" w:bidi="zh_TW"/>
+        </w:rPr>
+        <w:t>歌4:11</w:t>
+      </w:r>
       <w:r>
         <w:rPr>
           <w:lang w:val="zh_TW" w:bidi="zh_TW"/>
         </w:rPr>
         <w:t>；</w:t>
       </w:r>
-      <w:hyperlink r:id="rId48">
-        <w:r>
-          <w:rPr>
-            <w:lang w:val="zh_TW" w:bidi="zh_TW"/>
-          </w:rPr>
-          <w:rPr>
-            <w:color w:val="0000EE"/>
-            <w:u w:val="single"/>
-          </w:rPr>
-          <w:t>箴7:17</w:t>
-        </w:r>
-      </w:hyperlink>
+      <w:r>
+        <w:rPr>
+          <w:lang w:val="zh_TW" w:bidi="zh_TW"/>
+        </w:rPr>
+        <w:t>箴7:17</w:t>
+      </w:r>
       <w:r>
         <w:rPr>
           <w:lang w:val="zh_TW" w:bidi="zh_TW"/>
         </w:rPr>
         <w:t>）。香料在喪葬禮儀中也十分重要。人們會用香料保存遺體，並在喪禮中灑撒或焚燒香料（</w:t>
       </w:r>
-      <w:hyperlink r:id="rId49">
-        <w:r>
-          <w:rPr>
-            <w:lang w:val="zh_TW" w:bidi="zh_TW"/>
-          </w:rPr>
-          <w:rPr>
-            <w:color w:val="0000EE"/>
-            <w:u w:val="single"/>
-          </w:rPr>
-          <w:t>創50:2–3</w:t>
-        </w:r>
-      </w:hyperlink>
+      <w:r>
+        <w:rPr>
+          <w:lang w:val="zh_TW" w:bidi="zh_TW"/>
+        </w:rPr>
+        <w:t>創50:2–3</w:t>
+      </w:r>
       <w:r>
         <w:rPr>
           <w:lang w:val="zh_TW" w:bidi="zh_TW"/>
         </w:rPr>
         <w:t>、</w:t>
       </w:r>
-      <w:hyperlink r:id="rId49">
-        <w:r>
-          <w:rPr>
-            <w:lang w:val="zh_TW" w:bidi="zh_TW"/>
-          </w:rPr>
-          <w:rPr>
-            <w:color w:val="0000EE"/>
-            <w:u w:val="single"/>
-          </w:rPr>
-          <w:t>26</w:t>
-        </w:r>
-      </w:hyperlink>
+      <w:r>
+        <w:rPr>
+          <w:lang w:val="zh_TW" w:bidi="zh_TW"/>
+        </w:rPr>
+        <w:t>26</w:t>
+      </w:r>
       <w:r>
         <w:rPr>
           <w:lang w:val="zh_TW" w:bidi="zh_TW"/>
         </w:rPr>
         <w:t>；</w:t>
       </w:r>
-      <w:hyperlink r:id="rId50">
-        <w:r>
-          <w:rPr>
-            <w:lang w:val="zh_TW" w:bidi="zh_TW"/>
-          </w:rPr>
-          <w:rPr>
-            <w:color w:val="0000EE"/>
-            <w:u w:val="single"/>
-          </w:rPr>
-          <w:t>代下16:14</w:t>
-        </w:r>
-      </w:hyperlink>
+      <w:r>
+        <w:rPr>
+          <w:lang w:val="zh_TW" w:bidi="zh_TW"/>
+        </w:rPr>
+        <w:t>代下16:14</w:t>
+      </w:r>
       <w:r>
         <w:rPr>
           <w:lang w:val="zh_TW" w:bidi="zh_TW"/>
         </w:rPr>
         <w:t>）。尼哥德慕曾帶著沒藥和沉香來裹耶穌的身體（</w:t>
       </w:r>
-      <w:hyperlink r:id="rId51">
-        <w:r>
-          <w:rPr>
-            <w:lang w:val="zh_TW" w:bidi="zh_TW"/>
-          </w:rPr>
-          <w:rPr>
-            <w:color w:val="0000EE"/>
-            <w:u w:val="single"/>
-          </w:rPr>
-          <w:t>約19:39–40</w:t>
-        </w:r>
-      </w:hyperlink>
+      <w:r>
+        <w:rPr>
+          <w:lang w:val="zh_TW" w:bidi="zh_TW"/>
+        </w:rPr>
+        <w:t>約19:39–40</w:t>
+      </w:r>
       <w:r>
         <w:rPr>
           <w:lang w:val="zh_TW" w:bidi="zh_TW"/>
@@ -1863,54 +1581,36 @@
         </w:rPr>
         <w:t>除了個人用途之外，油、香料和香也會用於敬拜。人們用聖膏油膏抹會幕、會幕中的器具，以及亞倫家的祭司，使他們分別為聖、承接聖職（</w:t>
       </w:r>
-      <w:hyperlink r:id="rId17">
-        <w:r>
-          <w:rPr>
-            <w:lang w:val="zh_TW" w:bidi="zh_TW"/>
-          </w:rPr>
-          <w:rPr>
-            <w:color w:val="0000EE"/>
-            <w:u w:val="single"/>
-          </w:rPr>
-          <w:t>出30:22–25</w:t>
-        </w:r>
-      </w:hyperlink>
+      <w:r>
+        <w:rPr>
+          <w:lang w:val="zh_TW" w:bidi="zh_TW"/>
+        </w:rPr>
+        <w:t>出30:22–25</w:t>
+      </w:r>
       <w:r>
         <w:rPr>
           <w:lang w:val="zh_TW" w:bidi="zh_TW"/>
         </w:rPr>
         <w:t>；</w:t>
       </w:r>
-      <w:hyperlink r:id="rId52">
-        <w:r>
-          <w:rPr>
-            <w:lang w:val="zh_TW" w:bidi="zh_TW"/>
-          </w:rPr>
-          <w:rPr>
-            <w:color w:val="0000EE"/>
-            <w:u w:val="single"/>
-          </w:rPr>
-          <w:t>詩133篇</w:t>
-        </w:r>
-      </w:hyperlink>
+      <w:r>
+        <w:rPr>
+          <w:lang w:val="zh_TW" w:bidi="zh_TW"/>
+        </w:rPr>
+        <w:t>詩133篇</w:t>
+      </w:r>
       <w:r>
         <w:rPr>
           <w:lang w:val="zh_TW" w:bidi="zh_TW"/>
         </w:rPr>
         <w:t>）。</w:t>
       </w:r>
-      <w:hyperlink r:id="rId53">
-        <w:r>
-          <w:rPr>
-            <w:lang w:val="zh_TW" w:bidi="zh_TW"/>
-          </w:rPr>
-          <w:rPr>
-            <w:color w:val="0000EE"/>
-            <w:u w:val="single"/>
-          </w:rPr>
-          <w:t>出埃及記三十章34至35節</w:t>
-        </w:r>
-      </w:hyperlink>
+      <w:r>
+        <w:rPr>
+          <w:lang w:val="zh_TW" w:bidi="zh_TW"/>
+        </w:rPr>
+        <w:t>出埃及記三十章34至35節</w:t>
+      </w:r>
       <w:r>
         <w:rPr>
           <w:lang w:val="zh_TW" w:bidi="zh_TW"/>
@@ -1942,54 +1642,36 @@
         </w:rPr>
         <w:t>新約聖經也用香料作比喻。基督將自己獻給神，成為馨香的供物和祭物（</w:t>
       </w:r>
-      <w:hyperlink r:id="rId54">
-        <w:r>
-          <w:rPr>
-            <w:lang w:val="zh_TW" w:bidi="zh_TW"/>
-          </w:rPr>
-          <w:rPr>
-            <w:color w:val="0000EE"/>
-            <w:u w:val="single"/>
-          </w:rPr>
-          <w:t>弗5:2</w:t>
-        </w:r>
-      </w:hyperlink>
+      <w:r>
+        <w:rPr>
+          <w:lang w:val="zh_TW" w:bidi="zh_TW"/>
+        </w:rPr>
+        <w:t>弗5:2</w:t>
+      </w:r>
       <w:r>
         <w:rPr>
           <w:lang w:val="zh_TW" w:bidi="zh_TW"/>
         </w:rPr>
         <w:t>）。經文形容腓立比教會送給保羅的禮物為馨香之氣的供物（</w:t>
       </w:r>
-      <w:hyperlink r:id="rId55">
-        <w:r>
-          <w:rPr>
-            <w:lang w:val="zh_TW" w:bidi="zh_TW"/>
-          </w:rPr>
-          <w:rPr>
-            <w:color w:val="0000EE"/>
-            <w:u w:val="single"/>
-          </w:rPr>
-          <w:t>腓4:18</w:t>
-        </w:r>
-      </w:hyperlink>
+      <w:r>
+        <w:rPr>
+          <w:lang w:val="zh_TW" w:bidi="zh_TW"/>
+        </w:rPr>
+        <w:t>腓4:18</w:t>
+      </w:r>
       <w:r>
         <w:rPr>
           <w:lang w:val="zh_TW" w:bidi="zh_TW"/>
         </w:rPr>
         <w:t>）。眾聖徒的禱告則好像盛滿香的金爐（</w:t>
       </w:r>
-      <w:hyperlink r:id="rId56">
-        <w:r>
-          <w:rPr>
-            <w:lang w:val="zh_TW" w:bidi="zh_TW"/>
-          </w:rPr>
-          <w:rPr>
-            <w:color w:val="0000EE"/>
-            <w:u w:val="single"/>
-          </w:rPr>
-          <w:t>啟5:8</w:t>
-        </w:r>
-      </w:hyperlink>
+      <w:r>
+        <w:rPr>
+          <w:lang w:val="zh_TW" w:bidi="zh_TW"/>
+        </w:rPr>
+        <w:t>啟5:8</w:t>
+      </w:r>
       <w:r>
         <w:rPr>
           <w:lang w:val="zh_TW" w:bidi="zh_TW"/>
@@ -2119,18 +1801,12 @@
         </w:rPr>
         <w:t>黃耆屬（Astragalus）灌木樹液製成的黃蓍膠（tragacanth）的通稱，也是古代的貿易商品（</w:t>
       </w:r>
-      <w:hyperlink r:id="rId57">
-        <w:r>
-          <w:rPr>
-            <w:lang w:val="zh_TW" w:bidi="zh_TW"/>
-          </w:rPr>
-          <w:rPr>
-            <w:color w:val="0000EE"/>
-            <w:u w:val="single"/>
-          </w:rPr>
-          <w:t>創43:11</w:t>
-        </w:r>
-      </w:hyperlink>
+      <w:r>
+        <w:rPr>
+          <w:lang w:val="zh_TW" w:bidi="zh_TW"/>
+        </w:rPr>
+        <w:t>創43:11</w:t>
+      </w:r>
       <w:r>
         <w:rPr>
           <w:lang w:val="zh_TW" w:bidi="zh_TW"/>
